--- a/PREPROYECTO DAW  ABRIL-JUNIO 2026 (1).docx
+++ b/PREPROYECTO DAW  ABRIL-JUNIO 2026 (1).docx
@@ -1965,6 +1965,7 @@
           <w:docPartUnique/>
         </w:docPartObj>
       </w:sdtPr>
+      <w:sdtEndPr/>
       <w:sdtContent>
         <w:p>
           <w:pPr>
@@ -3007,6 +3008,36 @@
     <w:p>
       <w:pPr>
         <w:pStyle w:val="normal1"/>
+        <w:ind w:left="1910" w:firstLine="0"/>
+        <w:rPr>
+          <w:lang w:val="en-US"/>
+        </w:rPr>
+      </w:pPr>
+    </w:p>
+    <w:p>
+      <w:pPr>
+        <w:pStyle w:val="normal1"/>
+      </w:pPr>
+      <w:r>
+        <w:t xml:space="preserve">BBDD: </w:t>
+      </w:r>
+    </w:p>
+    <w:p>
+      <w:pPr>
+        <w:pStyle w:val="normal1"/>
+        <w:numPr>
+          <w:ilvl w:val="0"/>
+          <w:numId w:val="10"/>
+        </w:numPr>
+      </w:pPr>
+      <w:r>
+        <w:t>MySQL</w:t>
+      </w:r>
+    </w:p>
+    <w:p>
+      <w:pPr>
+        <w:pStyle w:val="normal1"/>
+        <w:ind w:left="0" w:firstLine="0"/>
         <w:rPr>
           <w:lang w:val="en-US"/>
         </w:rPr>
@@ -3124,7 +3155,7 @@
         <w:pStyle w:val="normal1"/>
       </w:pPr>
       <w:r>
-        <w:t xml:space="preserve">BBDD: </w:t>
+        <w:t xml:space="preserve">Programas: </w:t>
       </w:r>
     </w:p>
     <w:p>
@@ -3135,33 +3166,16 @@
           <w:numId w:val="10"/>
         </w:numPr>
       </w:pPr>
-      <w:r>
-        <w:t>MySQL</w:t>
-      </w:r>
-    </w:p>
-    <w:p>
-      <w:pPr>
-        <w:pStyle w:val="normal1"/>
-      </w:pPr>
-    </w:p>
-    <w:p>
-      <w:pPr>
-        <w:pStyle w:val="normal1"/>
-      </w:pPr>
-      <w:r>
-        <w:t xml:space="preserve">Programas: </w:t>
-      </w:r>
-    </w:p>
-    <w:p>
-      <w:pPr>
-        <w:pStyle w:val="normal1"/>
-        <w:numPr>
-          <w:ilvl w:val="0"/>
-          <w:numId w:val="10"/>
-        </w:numPr>
-      </w:pPr>
-      <w:r>
-        <w:t xml:space="preserve">Visual Studio Code. </w:t>
+      <w:proofErr w:type="spellStart"/>
+      <w:r>
+        <w:t>Intelij</w:t>
+      </w:r>
+      <w:proofErr w:type="spellEnd"/>
+      <w:r>
+        <w:t xml:space="preserve"> IDEA</w:t>
+      </w:r>
+      <w:r>
+        <w:t xml:space="preserve"> </w:t>
       </w:r>
     </w:p>
     <w:p>
@@ -8387,6 +8401,7 @@
   <w:style w:type="character" w:default="1" w:styleId="Fuentedeprrafopredeter">
     <w:name w:val="Default Paragraph Font"/>
     <w:uiPriority w:val="1"/>
+    <w:semiHidden/>
     <w:unhideWhenUsed/>
   </w:style>
   <w:style w:type="table" w:default="1" w:styleId="Tablanormal">

--- a/PREPROYECTO DAW  ABRIL-JUNIO 2026 (1).docx
+++ b/PREPROYECTO DAW  ABRIL-JUNIO 2026 (1).docx
@@ -1914,6 +1914,95 @@
                 <w:bCs/>
               </w:rPr>
               <w:t xml:space="preserve"> Inicial.</w:t>
+            </w:r>
+          </w:p>
+        </w:tc>
+      </w:tr>
+      <w:tr>
+        <w:tc>
+          <w:tcPr>
+            <w:tcW w:w="1188" w:type="dxa"/>
+            <w:tcBorders>
+              <w:top w:val="single" w:sz="4" w:space="0" w:color="365F91"/>
+              <w:left w:val="single" w:sz="4" w:space="0" w:color="365F91"/>
+              <w:bottom w:val="single" w:sz="4" w:space="0" w:color="365F91"/>
+            </w:tcBorders>
+          </w:tcPr>
+          <w:p>
+            <w:pPr>
+              <w:pStyle w:val="normal1"/>
+              <w:spacing w:after="0"/>
+              <w:ind w:left="52" w:right="-20" w:firstLine="0"/>
+              <w:rPr>
+                <w:b/>
+                <w:bCs/>
+                <w:color w:val="365F91"/>
+              </w:rPr>
+            </w:pPr>
+            <w:r>
+              <w:rPr>
+                <w:b/>
+                <w:bCs/>
+                <w:color w:val="365F91"/>
+              </w:rPr>
+              <w:t>1.1</w:t>
+            </w:r>
+          </w:p>
+        </w:tc>
+        <w:tc>
+          <w:tcPr>
+            <w:tcW w:w="1349" w:type="dxa"/>
+            <w:tcBorders>
+              <w:top w:val="single" w:sz="4" w:space="0" w:color="365F91"/>
+              <w:left w:val="single" w:sz="4" w:space="0" w:color="365F91"/>
+              <w:bottom w:val="single" w:sz="4" w:space="0" w:color="365F91"/>
+            </w:tcBorders>
+          </w:tcPr>
+          <w:p>
+            <w:pPr>
+              <w:pStyle w:val="normal1"/>
+              <w:spacing w:after="0"/>
+              <w:ind w:left="52" w:right="-20" w:firstLine="0"/>
+              <w:rPr>
+                <w:b/>
+                <w:bCs/>
+              </w:rPr>
+            </w:pPr>
+            <w:r>
+              <w:rPr>
+                <w:b/>
+                <w:bCs/>
+              </w:rPr>
+              <w:t>18/05/26</w:t>
+            </w:r>
+          </w:p>
+        </w:tc>
+        <w:tc>
+          <w:tcPr>
+            <w:tcW w:w="7481" w:type="dxa"/>
+            <w:tcBorders>
+              <w:top w:val="single" w:sz="4" w:space="0" w:color="365F91"/>
+              <w:left w:val="single" w:sz="4" w:space="0" w:color="365F91"/>
+              <w:bottom w:val="single" w:sz="4" w:space="0" w:color="365F91"/>
+              <w:right w:val="single" w:sz="4" w:space="0" w:color="365F91"/>
+            </w:tcBorders>
+          </w:tcPr>
+          <w:p>
+            <w:pPr>
+              <w:pStyle w:val="normal1"/>
+              <w:spacing w:after="0"/>
+              <w:ind w:left="52" w:right="-20" w:firstLine="0"/>
+              <w:rPr>
+                <w:b/>
+                <w:bCs/>
+              </w:rPr>
+            </w:pPr>
+            <w:r>
+              <w:rPr>
+                <w:b/>
+                <w:bCs/>
+              </w:rPr>
+              <w:t>Casos de uso en ejecución.</w:t>
             </w:r>
           </w:p>
         </w:tc>
@@ -2285,7 +2374,35 @@
                 <w:sz w:val="20"/>
                 <w:szCs w:val="20"/>
               </w:rPr>
-              <w:t>Ejecución</w:t>
+              <w:t>Ejecuc</w:t>
+            </w:r>
+            <w:r>
+              <w:rPr>
+                <w:rStyle w:val="Enlacedelndice"/>
+                <w:rFonts w:ascii="Times New Roman" w:eastAsia="Times New Roman" w:hAnsi="Times New Roman" w:cs="Times New Roman"/>
+                <w:b/>
+                <w:bCs/>
+                <w:smallCaps/>
+                <w:webHidden/>
+                <w:color w:val="0000CC"/>
+                <w:sz w:val="20"/>
+                <w:szCs w:val="20"/>
+              </w:rPr>
+              <w:t>i</w:t>
+            </w:r>
+            <w:r>
+              <w:rPr>
+                <w:rStyle w:val="Enlacedelndice"/>
+                <w:rFonts w:ascii="Times New Roman" w:eastAsia="Times New Roman" w:hAnsi="Times New Roman" w:cs="Times New Roman"/>
+                <w:b/>
+                <w:bCs/>
+                <w:smallCaps/>
+                <w:webHidden/>
+                <w:color w:val="0000CC"/>
+                <w:sz w:val="20"/>
+                <w:szCs w:val="20"/>
+              </w:rPr>
+              <w:t>ón</w:t>
             </w:r>
           </w:hyperlink>
           <w:r>
@@ -3620,38 +3737,41 @@
     <w:p>
       <w:pPr>
         <w:pStyle w:val="normal1"/>
-        <w:rPr>
-          <w:color w:val="FF3333"/>
-        </w:rPr>
-      </w:pPr>
-      <w:r>
-        <w:rPr>
-          <w:color w:val="FF3333"/>
-        </w:rPr>
-        <w:t xml:space="preserve">No sé qué poner aquí en un </w:t>
-      </w:r>
-      <w:proofErr w:type="spellStart"/>
-      <w:r>
-        <w:rPr>
-          <w:color w:val="FF3333"/>
-        </w:rPr>
-        <w:t>preproyecto</w:t>
-      </w:r>
-      <w:proofErr w:type="spellEnd"/>
-      <w:r>
-        <w:rPr>
-          <w:color w:val="FF3333"/>
-        </w:rPr>
-        <w:t>.</w:t>
-      </w:r>
+      </w:pPr>
+      <w:r>
+        <w:t>Una vez iniciado el servicio y la base de datos, el proyecto responde en la url:</w:t>
+      </w:r>
+    </w:p>
+    <w:p>
+      <w:pPr>
+        <w:pStyle w:val="normal1"/>
+      </w:pPr>
+      <w:hyperlink r:id="rId11" w:history="1">
+        <w:r>
+          <w:rPr>
+            <w:rStyle w:val="Hipervnculo"/>
+          </w:rPr>
+          <w:t>http://localhost:8080/</w:t>
+        </w:r>
+      </w:hyperlink>
+    </w:p>
+    <w:p>
+      <w:pPr>
+        <w:pStyle w:val="normal1"/>
+      </w:pPr>
+    </w:p>
+    <w:p>
+      <w:pPr>
+        <w:pStyle w:val="normal1"/>
+      </w:pPr>
     </w:p>
     <w:sectPr>
-      <w:headerReference w:type="even" r:id="rId11"/>
-      <w:headerReference w:type="default" r:id="rId12"/>
-      <w:footerReference w:type="even" r:id="rId13"/>
-      <w:footerReference w:type="default" r:id="rId14"/>
-      <w:headerReference w:type="first" r:id="rId15"/>
-      <w:footerReference w:type="first" r:id="rId16"/>
+      <w:headerReference w:type="even" r:id="rId12"/>
+      <w:headerReference w:type="default" r:id="rId13"/>
+      <w:footerReference w:type="even" r:id="rId14"/>
+      <w:footerReference w:type="default" r:id="rId15"/>
+      <w:headerReference w:type="first" r:id="rId16"/>
+      <w:footerReference w:type="first" r:id="rId17"/>
       <w:pgSz w:w="11906" w:h="16838"/>
       <w:pgMar w:top="1134" w:right="851" w:bottom="1134" w:left="1134" w:header="709" w:footer="709" w:gutter="0"/>
       <w:cols w:space="720"/>
@@ -3824,7 +3944,7 @@
         <w:i/>
         <w:iCs/>
       </w:rPr>
-      <w:t>Autor: Poned aquí el nombre del autor</w:t>
+      <w:t xml:space="preserve">Autor: </w:t>
     </w:r>
     <w:r>
       <w:rPr>
@@ -3832,6 +3952,14 @@
         <w:i/>
         <w:iCs/>
       </w:rPr>
+      <w:t>Cristina Teruel Ayala</w:t>
+    </w:r>
+    <w:r>
+      <w:rPr>
+        <w:rFonts w:ascii="Arial Narrow" w:eastAsia="Arial Narrow" w:hAnsi="Arial Narrow" w:cs="Arial Narrow"/>
+        <w:i/>
+        <w:iCs/>
+      </w:rPr>
       <w:tab/>
     </w:r>
     <w:r>
@@ -3841,7 +3969,15 @@
         <w:iCs/>
       </w:rPr>
       <w:tab/>
-      <w:t>Versión: 99.99</w:t>
+      <w:t xml:space="preserve">Versión: </w:t>
+    </w:r>
+    <w:r>
+      <w:rPr>
+        <w:rFonts w:ascii="Arial Narrow" w:eastAsia="Arial Narrow" w:hAnsi="Arial Narrow" w:cs="Arial Narrow"/>
+        <w:i/>
+        <w:iCs/>
+      </w:rPr>
+      <w:t>01.00</w:t>
     </w:r>
   </w:p>
 </w:ftr>
@@ -4197,21 +4333,11 @@
           <w:r>
             <w:t xml:space="preserve"> | </w:t>
           </w:r>
-          <w:r>
-            <w:fldChar w:fldCharType="begin"/>
-          </w:r>
-          <w:r>
-            <w:instrText xml:space="preserve"> NUMPAGES </w:instrText>
-          </w:r>
-          <w:r>
-            <w:fldChar w:fldCharType="separate"/>
-          </w:r>
-          <w:r>
-            <w:t>4</w:t>
-          </w:r>
-          <w:r>
-            <w:fldChar w:fldCharType="end"/>
-          </w:r>
+          <w:fldSimple w:instr=" NUMPAGES ">
+            <w:r>
+              <w:t>4</w:t>
+            </w:r>
+          </w:fldSimple>
         </w:p>
       </w:tc>
     </w:tr>
@@ -4843,21 +4969,11 @@
           <w:r>
             <w:t xml:space="preserve"> | </w:t>
           </w:r>
-          <w:r>
-            <w:fldChar w:fldCharType="begin"/>
-          </w:r>
-          <w:r>
-            <w:instrText xml:space="preserve"> NUMPAGES </w:instrText>
-          </w:r>
-          <w:r>
-            <w:fldChar w:fldCharType="separate"/>
-          </w:r>
-          <w:r>
-            <w:t>4</w:t>
-          </w:r>
-          <w:r>
-            <w:fldChar w:fldCharType="end"/>
-          </w:r>
+          <w:fldSimple w:instr=" NUMPAGES ">
+            <w:r>
+              <w:t>4</w:t>
+            </w:r>
+          </w:fldSimple>
         </w:p>
       </w:tc>
     </w:tr>
@@ -8593,6 +8709,18 @@
       </w:tblBorders>
     </w:tblPr>
   </w:style>
+  <w:style w:type="character" w:styleId="Mencinsinresolver">
+    <w:name w:val="Unresolved Mention"/>
+    <w:basedOn w:val="Fuentedeprrafopredeter"/>
+    <w:uiPriority w:val="99"/>
+    <w:semiHidden/>
+    <w:unhideWhenUsed/>
+    <w:rsid w:val="0063197E"/>
+    <w:rPr>
+      <w:color w:val="605E5C"/>
+      <w:shd w:val="clear" w:color="auto" w:fill="E1DFDD"/>
+    </w:rPr>
+  </w:style>
 </w:styles>
 </file>
 

--- a/PREPROYECTO DAW  ABRIL-JUNIO 2026 (1).docx
+++ b/PREPROYECTO DAW  ABRIL-JUNIO 2026 (1).docx
@@ -2054,7 +2054,6 @@
           <w:docPartUnique/>
         </w:docPartObj>
       </w:sdtPr>
-      <w:sdtEndPr/>
       <w:sdtContent>
         <w:p>
           <w:pPr>
@@ -2374,35 +2373,7 @@
                 <w:sz w:val="20"/>
                 <w:szCs w:val="20"/>
               </w:rPr>
-              <w:t>Ejecuc</w:t>
-            </w:r>
-            <w:r>
-              <w:rPr>
-                <w:rStyle w:val="Enlacedelndice"/>
-                <w:rFonts w:ascii="Times New Roman" w:eastAsia="Times New Roman" w:hAnsi="Times New Roman" w:cs="Times New Roman"/>
-                <w:b/>
-                <w:bCs/>
-                <w:smallCaps/>
-                <w:webHidden/>
-                <w:color w:val="0000CC"/>
-                <w:sz w:val="20"/>
-                <w:szCs w:val="20"/>
-              </w:rPr>
-              <w:t>i</w:t>
-            </w:r>
-            <w:r>
-              <w:rPr>
-                <w:rStyle w:val="Enlacedelndice"/>
-                <w:rFonts w:ascii="Times New Roman" w:eastAsia="Times New Roman" w:hAnsi="Times New Roman" w:cs="Times New Roman"/>
-                <w:b/>
-                <w:bCs/>
-                <w:smallCaps/>
-                <w:webHidden/>
-                <w:color w:val="0000CC"/>
-                <w:sz w:val="20"/>
-                <w:szCs w:val="20"/>
-              </w:rPr>
-              <w:t>ón</w:t>
+              <w:t>Ejecución</w:t>
             </w:r>
           </w:hyperlink>
           <w:r>
@@ -3764,14 +3735,3033 @@
       <w:pPr>
         <w:pStyle w:val="normal1"/>
       </w:pPr>
+      <w:r>
+        <w:rPr>
+          <w:b/>
+          <w:bCs/>
+        </w:rPr>
+        <w:t>8.1. Estructura del proyecto</w:t>
+      </w:r>
+    </w:p>
+    <w:p>
+      <w:pPr>
+        <w:pStyle w:val="normal1"/>
+      </w:pPr>
+      <w:r>
+        <w:t>El proyecto sigue la arquitectura típica de Spring Boot por capas. Cada paquete tiene una responsabilidad concreta:</w:t>
+      </w:r>
+    </w:p>
+    <w:p>
+      <w:pPr>
+        <w:pStyle w:val="normal1"/>
+        <w:numPr>
+          <w:ilvl w:val="0"/>
+          <w:numId w:val="14"/>
+        </w:numPr>
+      </w:pPr>
+      <w:proofErr w:type="spellStart"/>
+      <w:r>
+        <w:t>model</w:t>
+      </w:r>
+      <w:proofErr w:type="spellEnd"/>
+      <w:r>
+        <w:t xml:space="preserve"> - Entidades JPA que representan las tablas de la base de datos (Libro, Autor, Editorial, </w:t>
+      </w:r>
+      <w:proofErr w:type="spellStart"/>
+      <w:r>
+        <w:t>Categoria</w:t>
+      </w:r>
+      <w:proofErr w:type="spellEnd"/>
+      <w:r>
+        <w:t>).</w:t>
+      </w:r>
+    </w:p>
+    <w:p>
+      <w:pPr>
+        <w:pStyle w:val="normal1"/>
+        <w:numPr>
+          <w:ilvl w:val="0"/>
+          <w:numId w:val="14"/>
+        </w:numPr>
+      </w:pPr>
+      <w:proofErr w:type="spellStart"/>
+      <w:r>
+        <w:t>repository</w:t>
+      </w:r>
+      <w:proofErr w:type="spellEnd"/>
+      <w:r>
+        <w:t xml:space="preserve"> - Interfaces que extienden de </w:t>
+      </w:r>
+      <w:proofErr w:type="spellStart"/>
+      <w:r>
+        <w:t>JpaRepository</w:t>
+      </w:r>
+      <w:proofErr w:type="spellEnd"/>
+      <w:r>
+        <w:t xml:space="preserve"> para acceder a la base de datos. Spring Data genera automáticamente las consultas a partir del nombre del método.</w:t>
+      </w:r>
+    </w:p>
+    <w:p>
+      <w:pPr>
+        <w:pStyle w:val="normal1"/>
+        <w:numPr>
+          <w:ilvl w:val="0"/>
+          <w:numId w:val="14"/>
+        </w:numPr>
+      </w:pPr>
+      <w:proofErr w:type="spellStart"/>
+      <w:r>
+        <w:t>service</w:t>
+      </w:r>
+      <w:proofErr w:type="spellEnd"/>
+      <w:r>
+        <w:t xml:space="preserve"> - Lógica de negocio. Aquí están las clases </w:t>
+      </w:r>
+      <w:proofErr w:type="spellStart"/>
+      <w:r>
+        <w:t>LibroService</w:t>
+      </w:r>
+      <w:proofErr w:type="spellEnd"/>
+      <w:r>
+        <w:t xml:space="preserve"> (gestiona altas, bajas y búsquedas) y </w:t>
+      </w:r>
+      <w:proofErr w:type="spellStart"/>
+      <w:r>
+        <w:t>GoogleBooksService</w:t>
+      </w:r>
+      <w:proofErr w:type="spellEnd"/>
+      <w:r>
+        <w:t xml:space="preserve"> (se encarga de llamar a la API externa).</w:t>
+      </w:r>
+    </w:p>
+    <w:p>
+      <w:pPr>
+        <w:pStyle w:val="normal1"/>
+        <w:numPr>
+          <w:ilvl w:val="0"/>
+          <w:numId w:val="14"/>
+        </w:numPr>
+      </w:pPr>
+      <w:proofErr w:type="spellStart"/>
+      <w:r>
+        <w:t>controller</w:t>
+      </w:r>
+      <w:proofErr w:type="spellEnd"/>
+      <w:r>
+        <w:t xml:space="preserve"> - Controladores que reciben las peticiones HTTP del navegador y devuelven las vistas correspondientes.</w:t>
+      </w:r>
+    </w:p>
+    <w:p>
+      <w:pPr>
+        <w:pStyle w:val="normal1"/>
+        <w:numPr>
+          <w:ilvl w:val="0"/>
+          <w:numId w:val="14"/>
+        </w:numPr>
+      </w:pPr>
+      <w:proofErr w:type="spellStart"/>
+      <w:r>
+        <w:t>config</w:t>
+      </w:r>
+      <w:proofErr w:type="spellEnd"/>
+      <w:r>
+        <w:t xml:space="preserve"> - Configuración de seguridad de la aplicación.</w:t>
+      </w:r>
+    </w:p>
+    <w:p>
+      <w:pPr>
+        <w:pStyle w:val="normal1"/>
+        <w:numPr>
+          <w:ilvl w:val="0"/>
+          <w:numId w:val="14"/>
+        </w:numPr>
+      </w:pPr>
+      <w:proofErr w:type="spellStart"/>
+      <w:r>
+        <w:t>dto</w:t>
+      </w:r>
+      <w:proofErr w:type="spellEnd"/>
+      <w:r>
+        <w:t xml:space="preserve"> - Clases que representan la respuesta JSON de la API de Google Books.</w:t>
+      </w:r>
+    </w:p>
+    <w:p>
+      <w:pPr>
+        <w:pStyle w:val="normal1"/>
+        <w:numPr>
+          <w:ilvl w:val="0"/>
+          <w:numId w:val="14"/>
+        </w:numPr>
+      </w:pPr>
+      <w:proofErr w:type="spellStart"/>
+      <w:r>
+        <w:t>util</w:t>
+      </w:r>
+      <w:proofErr w:type="spellEnd"/>
+      <w:r>
+        <w:t xml:space="preserve"> - Clase auxiliar para la conversión de ISBN-10 a ISBN-13.</w:t>
+      </w:r>
+    </w:p>
+    <w:p>
+      <w:pPr>
+        <w:pStyle w:val="normal1"/>
+      </w:pPr>
+      <w:r>
+        <w:t>Dividir el código en capas facilita el mantenimiento y permite que cada clase tenga una única responsabilidad bien definida.</w:t>
+      </w:r>
+    </w:p>
+    <w:p>
+      <w:pPr>
+        <w:pStyle w:val="normal1"/>
+      </w:pPr>
+    </w:p>
+    <w:p>
+      <w:pPr>
+        <w:pStyle w:val="normal1"/>
+      </w:pPr>
+      <w:r>
+        <w:rPr>
+          <w:b/>
+          <w:bCs/>
+        </w:rPr>
+        <w:t>8.2. Base de datos</w:t>
+      </w:r>
+    </w:p>
+    <w:p>
+      <w:pPr>
+        <w:pStyle w:val="normal1"/>
+      </w:pPr>
+      <w:r>
+        <w:t>Se ha utilizado MySQL como sistema de gestión de base de datos. El modelo está formado por seis tablas:</w:t>
+      </w:r>
+    </w:p>
+    <w:p>
+      <w:pPr>
+        <w:pStyle w:val="normal1"/>
+        <w:numPr>
+          <w:ilvl w:val="0"/>
+          <w:numId w:val="16"/>
+        </w:numPr>
+      </w:pPr>
+      <w:r>
+        <w:rPr>
+          <w:b/>
+          <w:bCs/>
+        </w:rPr>
+        <w:t>libro</w:t>
+      </w:r>
+      <w:r>
+        <w:t xml:space="preserve"> - Tabla central. La clave primaria es el ISBN-13 del libro, que es único e identifica cada edición concreta. Contiene también el título, descripción, fecha de publicación, URL de la portada, fecha de alta en la librería y el indicador de stock.</w:t>
+      </w:r>
+    </w:p>
+    <w:p>
+      <w:pPr>
+        <w:pStyle w:val="normal1"/>
+        <w:numPr>
+          <w:ilvl w:val="0"/>
+          <w:numId w:val="16"/>
+        </w:numPr>
+      </w:pPr>
+      <w:r>
+        <w:rPr>
+          <w:b/>
+          <w:bCs/>
+        </w:rPr>
+        <w:t>editorial</w:t>
+      </w:r>
+      <w:r>
+        <w:t xml:space="preserve"> - Cada libro tiene una única editorial. Relación </w:t>
+      </w:r>
+      <w:proofErr w:type="gramStart"/>
+      <w:r>
+        <w:t>1:N</w:t>
+      </w:r>
+      <w:proofErr w:type="gramEnd"/>
+      <w:r>
+        <w:t xml:space="preserve"> entre editorial y libro.</w:t>
+      </w:r>
+    </w:p>
+    <w:p>
+      <w:pPr>
+        <w:pStyle w:val="normal1"/>
+        <w:numPr>
+          <w:ilvl w:val="0"/>
+          <w:numId w:val="16"/>
+        </w:numPr>
+      </w:pPr>
+      <w:r>
+        <w:rPr>
+          <w:b/>
+          <w:bCs/>
+        </w:rPr>
+        <w:t>autor</w:t>
+      </w:r>
+      <w:r>
+        <w:t xml:space="preserve"> - Un libro puede tener varios autores y un autor puede haber escrito varios libros. Relación </w:t>
+      </w:r>
+      <w:proofErr w:type="gramStart"/>
+      <w:r>
+        <w:t>N:M.</w:t>
+      </w:r>
+      <w:proofErr w:type="gramEnd"/>
+    </w:p>
+    <w:p>
+      <w:pPr>
+        <w:pStyle w:val="normal1"/>
+        <w:numPr>
+          <w:ilvl w:val="0"/>
+          <w:numId w:val="16"/>
+        </w:numPr>
+      </w:pPr>
+      <w:proofErr w:type="spellStart"/>
+      <w:r>
+        <w:rPr>
+          <w:b/>
+          <w:bCs/>
+        </w:rPr>
+        <w:t>categoria</w:t>
+      </w:r>
+      <w:proofErr w:type="spellEnd"/>
+      <w:r>
+        <w:t xml:space="preserve"> - Un libro puede pertenecer a varias categorías. Relación </w:t>
+      </w:r>
+      <w:proofErr w:type="gramStart"/>
+      <w:r>
+        <w:t>N:M.</w:t>
+      </w:r>
+      <w:proofErr w:type="gramEnd"/>
+    </w:p>
+    <w:p>
+      <w:pPr>
+        <w:pStyle w:val="normal1"/>
+        <w:numPr>
+          <w:ilvl w:val="0"/>
+          <w:numId w:val="16"/>
+        </w:numPr>
+      </w:pPr>
+      <w:proofErr w:type="spellStart"/>
+      <w:r>
+        <w:rPr>
+          <w:b/>
+          <w:bCs/>
+        </w:rPr>
+        <w:t>libro_autor</w:t>
+      </w:r>
+      <w:proofErr w:type="spellEnd"/>
+      <w:r>
+        <w:t xml:space="preserve"> y </w:t>
+      </w:r>
+      <w:proofErr w:type="spellStart"/>
+      <w:r>
+        <w:rPr>
+          <w:b/>
+          <w:bCs/>
+        </w:rPr>
+        <w:t>libro_categoria</w:t>
+      </w:r>
+      <w:proofErr w:type="spellEnd"/>
+      <w:r>
+        <w:t xml:space="preserve"> - Tablas intermedias para resolver las relaciones N:M anteriores.</w:t>
+      </w:r>
+    </w:p>
+    <w:p>
+      <w:pPr>
+        <w:pStyle w:val="normal1"/>
+      </w:pPr>
+    </w:p>
+    <w:p>
+      <w:pPr>
+        <w:pStyle w:val="normal1"/>
+      </w:pPr>
+      <w:r>
+        <w:t>Se ha elegido el ISBN como clave primaria del libro porque es un identificador único a nivel mundial que respeta el idioma y el formato de la edición. Esto evita el problema típico de las tiendas online donde diferentes ediciones de un mismo libro se mezclan al usar el título como identificador.</w:t>
+      </w:r>
+    </w:p>
+    <w:p>
+      <w:pPr>
+        <w:widowControl/>
+        <w:spacing w:after="0"/>
+        <w:ind w:left="0" w:firstLine="0"/>
+      </w:pPr>
+      <w:r>
+        <w:br w:type="page"/>
+      </w:r>
+    </w:p>
+    <w:p>
+      <w:pPr>
+        <w:pStyle w:val="normal1"/>
+      </w:pPr>
+    </w:p>
+    <w:p>
+      <w:pPr>
+        <w:pStyle w:val="normal1"/>
+      </w:pPr>
+      <w:r>
+        <w:t>El script SQL incluye un DROP DATABASE IF EXISTS al inicio para que pueda ejecutarse repetidamente durante el desarrollo regenerando siempre la estructura desde cero.</w:t>
+      </w:r>
+    </w:p>
+    <w:p>
+      <w:pPr>
+        <w:pStyle w:val="normal1"/>
+      </w:pPr>
+      <w:r>
+        <w:t>Las tablas intermedias tienen ON DELETE CASCADE para que al borrar un libro se eliminen automáticamente sus relaciones con autores y categorías, pero la editorial tiene ON DELETE RESTRICT para evitar borrar editoriales que tengan libros asociados.</w:t>
+      </w:r>
+    </w:p>
+    <w:p>
+      <w:pPr>
+        <w:pStyle w:val="normal1"/>
+      </w:pPr>
+    </w:p>
+    <w:p>
+      <w:pPr>
+        <w:pStyle w:val="normal1"/>
+      </w:pPr>
+    </w:p>
+    <w:p>
+      <w:pPr>
+        <w:pStyle w:val="normal1"/>
+      </w:pPr>
+      <w:r>
+        <w:rPr>
+          <w:b/>
+          <w:bCs/>
+        </w:rPr>
+        <w:t xml:space="preserve">8.3. </w:t>
+      </w:r>
+      <w:proofErr w:type="spellStart"/>
+      <w:r>
+        <w:rPr>
+          <w:b/>
+          <w:bCs/>
+        </w:rPr>
+        <w:t>Backend</w:t>
+      </w:r>
+      <w:proofErr w:type="spellEnd"/>
+    </w:p>
+    <w:p>
+      <w:pPr>
+        <w:pStyle w:val="normal1"/>
+      </w:pPr>
+      <w:r>
+        <w:t xml:space="preserve">El </w:t>
+      </w:r>
+      <w:proofErr w:type="spellStart"/>
+      <w:r>
+        <w:t>backend</w:t>
+      </w:r>
+      <w:proofErr w:type="spellEnd"/>
+      <w:r>
+        <w:t xml:space="preserve"> se ha desarrollado con Spring Boot 3.5.13 sobre Java 17. Las dependencias principales se gestionan mediante Maven a través del archivo pom.xml.</w:t>
+      </w:r>
+    </w:p>
+    <w:p>
+      <w:pPr>
+        <w:pStyle w:val="normal1"/>
+      </w:pPr>
+      <w:r>
+        <w:rPr>
+          <w:b/>
+          <w:bCs/>
+        </w:rPr>
+        <w:t>Entidades JPA:</w:t>
+      </w:r>
+      <w:r>
+        <w:t xml:space="preserve"> cada tabla de la base de datos tiene su clase Java correspondiente en el paquete </w:t>
+      </w:r>
+      <w:proofErr w:type="spellStart"/>
+      <w:r>
+        <w:t>model</w:t>
+      </w:r>
+      <w:proofErr w:type="spellEnd"/>
+      <w:r>
+        <w:t xml:space="preserve">, con anotaciones de JPA para mapear los campos y las relaciones. Se ha utilizado la librería Lombok para evitar escribir manualmente los </w:t>
+      </w:r>
+      <w:proofErr w:type="spellStart"/>
+      <w:r>
+        <w:t>getters</w:t>
+      </w:r>
+      <w:proofErr w:type="spellEnd"/>
+      <w:r>
+        <w:t xml:space="preserve">, </w:t>
+      </w:r>
+      <w:proofErr w:type="spellStart"/>
+      <w:r>
+        <w:t>setters</w:t>
+      </w:r>
+      <w:proofErr w:type="spellEnd"/>
+      <w:r>
+        <w:t xml:space="preserve"> y constructores.</w:t>
+      </w:r>
+    </w:p>
+    <w:p>
+      <w:pPr>
+        <w:pStyle w:val="normal1"/>
+      </w:pPr>
+      <w:r>
+        <w:rPr>
+          <w:b/>
+          <w:bCs/>
+        </w:rPr>
+        <w:t>Repositorios:</w:t>
+      </w:r>
+      <w:r>
+        <w:t xml:space="preserve"> los cuatro repositorios extienden de </w:t>
+      </w:r>
+      <w:proofErr w:type="spellStart"/>
+      <w:r>
+        <w:t>JpaRepository</w:t>
+      </w:r>
+      <w:proofErr w:type="spellEnd"/>
+      <w:r>
+        <w:t xml:space="preserve">, lo que proporciona automáticamente los métodos CRUD básicos (guardar, buscar por id, listar todos, borrar...). Para las búsquedas específicas se han añadido métodos personalizados aprovechando la generación automática de consultas a partir del nombre del método, por </w:t>
+      </w:r>
+      <w:proofErr w:type="gramStart"/>
+      <w:r>
+        <w:t>ejemplo</w:t>
+      </w:r>
+      <w:proofErr w:type="gramEnd"/>
+      <w:r>
+        <w:t xml:space="preserve"> </w:t>
+      </w:r>
+      <w:proofErr w:type="spellStart"/>
+      <w:r>
+        <w:t>findByTituloContainingIgnoreCase</w:t>
+      </w:r>
+      <w:proofErr w:type="spellEnd"/>
+      <w:r>
+        <w:t xml:space="preserve"> o </w:t>
+      </w:r>
+      <w:proofErr w:type="spellStart"/>
+      <w:r>
+        <w:t>findByAutoresNombreContainingIgnoreCase</w:t>
+      </w:r>
+      <w:proofErr w:type="spellEnd"/>
+      <w:r>
+        <w:t>.</w:t>
+      </w:r>
+    </w:p>
+    <w:p>
+      <w:pPr>
+        <w:pStyle w:val="normal1"/>
+      </w:pPr>
+      <w:r>
+        <w:rPr>
+          <w:b/>
+          <w:bCs/>
+        </w:rPr>
+        <w:t>Servicios:</w:t>
+      </w:r>
+      <w:r>
+        <w:t xml:space="preserve"> la clase </w:t>
+      </w:r>
+      <w:proofErr w:type="spellStart"/>
+      <w:r>
+        <w:t>LibroService</w:t>
+      </w:r>
+      <w:proofErr w:type="spellEnd"/>
+      <w:r>
+        <w:t xml:space="preserve"> centraliza toda la lógica de negocio relacionada con los libros. Sus principales responsabilidades son:</w:t>
+      </w:r>
+    </w:p>
+    <w:p>
+      <w:pPr>
+        <w:pStyle w:val="normal1"/>
+        <w:numPr>
+          <w:ilvl w:val="0"/>
+          <w:numId w:val="17"/>
+        </w:numPr>
+      </w:pPr>
+      <w:r>
+        <w:t>Añadir un libro a partir de un ISBN, consultando la API externa para obtener los datos.</w:t>
+      </w:r>
+    </w:p>
+    <w:p>
+      <w:pPr>
+        <w:pStyle w:val="normal1"/>
+        <w:numPr>
+          <w:ilvl w:val="0"/>
+          <w:numId w:val="17"/>
+        </w:numPr>
+      </w:pPr>
+      <w:r>
+        <w:t>Comprobar duplicados antes de añadir.</w:t>
+      </w:r>
+    </w:p>
+    <w:p>
+      <w:pPr>
+        <w:pStyle w:val="normal1"/>
+        <w:numPr>
+          <w:ilvl w:val="0"/>
+          <w:numId w:val="17"/>
+        </w:numPr>
+      </w:pPr>
+      <w:r>
+        <w:t>Gestionar las relaciones con autores, editoriales y categorías, creando los registros nuevos si no existen previamente.</w:t>
+      </w:r>
+    </w:p>
+    <w:p>
+      <w:pPr>
+        <w:pStyle w:val="normal1"/>
+        <w:numPr>
+          <w:ilvl w:val="0"/>
+          <w:numId w:val="17"/>
+        </w:numPr>
+      </w:pPr>
+      <w:r>
+        <w:t>Borrar libros.</w:t>
+      </w:r>
+    </w:p>
+    <w:p>
+      <w:pPr>
+        <w:pStyle w:val="normal1"/>
+        <w:numPr>
+          <w:ilvl w:val="0"/>
+          <w:numId w:val="17"/>
+        </w:numPr>
+      </w:pPr>
+      <w:r>
+        <w:t>Realizar las búsquedas por título, autor, ISBN o categoría.</w:t>
+      </w:r>
+    </w:p>
+    <w:p>
+      <w:pPr>
+        <w:pStyle w:val="normal1"/>
+        <w:numPr>
+          <w:ilvl w:val="0"/>
+          <w:numId w:val="17"/>
+        </w:numPr>
+      </w:pPr>
+      <w:r>
+        <w:t>Cambiar el estado de stock de un libro.</w:t>
+      </w:r>
+    </w:p>
+    <w:p>
+      <w:pPr>
+        <w:pStyle w:val="normal1"/>
+        <w:numPr>
+          <w:ilvl w:val="0"/>
+          <w:numId w:val="17"/>
+        </w:numPr>
+      </w:pPr>
+      <w:r>
+        <w:t>Devolver los últimos cinco libros añadidos para mostrarlos en la página de inicio.</w:t>
+      </w:r>
+    </w:p>
+    <w:p>
+      <w:pPr>
+        <w:pStyle w:val="normal1"/>
+        <w:ind w:left="1800" w:firstLine="0"/>
+      </w:pPr>
+    </w:p>
+    <w:p>
+      <w:pPr>
+        <w:pStyle w:val="normal1"/>
+      </w:pPr>
+      <w:r>
+        <w:rPr>
+          <w:b/>
+          <w:bCs/>
+        </w:rPr>
+        <w:t>Controladores:</w:t>
+      </w:r>
+      <w:r>
+        <w:t xml:space="preserve"> se han creado cuatro controladores, uno por cada vista principal de la web (inicio, búsqueda, administración y </w:t>
+      </w:r>
+      <w:proofErr w:type="spellStart"/>
+      <w:r>
+        <w:t>login</w:t>
+      </w:r>
+      <w:proofErr w:type="spellEnd"/>
+      <w:r>
+        <w:t xml:space="preserve">). Reciben las peticiones HTTP, llaman a los servicios correspondientes y devuelven el nombre de la plantilla </w:t>
+      </w:r>
+      <w:proofErr w:type="spellStart"/>
+      <w:r>
+        <w:t>Thymeleaf</w:t>
+      </w:r>
+      <w:proofErr w:type="spellEnd"/>
+      <w:r>
+        <w:t xml:space="preserve"> que se debe renderizar.</w:t>
+      </w:r>
+    </w:p>
+    <w:p>
+      <w:pPr>
+        <w:pStyle w:val="normal1"/>
+      </w:pPr>
+    </w:p>
+    <w:p>
+      <w:pPr>
+        <w:pStyle w:val="normal1"/>
+      </w:pPr>
+    </w:p>
+    <w:p>
+      <w:pPr>
+        <w:pStyle w:val="normal1"/>
+      </w:pPr>
+      <w:r>
+        <w:rPr>
+          <w:b/>
+          <w:bCs/>
+        </w:rPr>
+        <w:t>8.4. Integración con API externa</w:t>
+      </w:r>
+    </w:p>
+    <w:p>
+      <w:pPr>
+        <w:pStyle w:val="normal1"/>
+      </w:pPr>
+      <w:r>
+        <w:t>Para obtener la información de los libros se ha utilizado la API pública de Google Books, que devuelve los datos en formato JSON a partir de un ISBN.</w:t>
+      </w:r>
+    </w:p>
+    <w:p>
+      <w:pPr>
+        <w:pStyle w:val="normal1"/>
+      </w:pPr>
+    </w:p>
+    <w:p>
+      <w:pPr>
+        <w:pStyle w:val="normal1"/>
+      </w:pPr>
+      <w:r>
+        <w:t xml:space="preserve">URL de ejemplo: </w:t>
+      </w:r>
+      <w:hyperlink r:id="rId12" w:history="1">
+        <w:r>
+          <w:rPr>
+            <w:rStyle w:val="Hipervnculo"/>
+          </w:rPr>
+          <w:t>https://www.googleapis.com/books/v1/volumes?q=isbn:9780140328721</w:t>
+        </w:r>
+      </w:hyperlink>
+    </w:p>
+    <w:p>
+      <w:pPr>
+        <w:pStyle w:val="normal1"/>
+      </w:pPr>
+    </w:p>
+    <w:p>
+      <w:pPr>
+        <w:pStyle w:val="normal1"/>
+      </w:pPr>
+      <w:r>
+        <w:t xml:space="preserve">Durante el desarrollo se detectó que la API limita el número de peticiones diarias sin autenticación, por lo que se ha generado una clave de API en Google Cloud Console que se añade a la URL como parámetro </w:t>
+      </w:r>
+      <w:proofErr w:type="spellStart"/>
+      <w:r>
+        <w:t>key</w:t>
+      </w:r>
+      <w:proofErr w:type="spellEnd"/>
+      <w:r>
+        <w:t>.</w:t>
+      </w:r>
+    </w:p>
+    <w:p>
+      <w:pPr>
+        <w:widowControl/>
+        <w:spacing w:after="0"/>
+        <w:ind w:left="0" w:firstLine="0"/>
+      </w:pPr>
+      <w:r>
+        <w:br w:type="page"/>
+      </w:r>
+    </w:p>
+    <w:p>
+      <w:pPr>
+        <w:pStyle w:val="normal1"/>
+      </w:pPr>
+    </w:p>
+    <w:p>
+      <w:pPr>
+        <w:pStyle w:val="normal1"/>
+      </w:pPr>
+      <w:r>
+        <w:t xml:space="preserve">La clase </w:t>
+      </w:r>
+      <w:proofErr w:type="spellStart"/>
+      <w:r>
+        <w:t>GoogleBooksService</w:t>
+      </w:r>
+      <w:proofErr w:type="spellEnd"/>
+      <w:r>
+        <w:t xml:space="preserve"> se encarga de hacer la petición HTTP mediante </w:t>
+      </w:r>
+      <w:proofErr w:type="spellStart"/>
+      <w:r>
+        <w:t>RestTemplate</w:t>
+      </w:r>
+      <w:proofErr w:type="spellEnd"/>
+      <w:r>
+        <w:t xml:space="preserve">, que es el cliente HTTP que proporciona Spring. La respuesta se mapea automáticamente a la clase </w:t>
+      </w:r>
+      <w:proofErr w:type="spellStart"/>
+      <w:r>
+        <w:t>GoogleBooksResponse</w:t>
+      </w:r>
+      <w:proofErr w:type="spellEnd"/>
+      <w:r>
+        <w:t xml:space="preserve"> del paquete </w:t>
+      </w:r>
+      <w:proofErr w:type="spellStart"/>
+      <w:r>
+        <w:t>dto</w:t>
+      </w:r>
+      <w:proofErr w:type="spellEnd"/>
+      <w:r>
+        <w:t xml:space="preserve">, que solo contiene los campos que interesan al proyecto (título, autores, descripción, editorial, fecha de publicación, categorías y URL de la portada). El resto de </w:t>
+      </w:r>
+      <w:proofErr w:type="gramStart"/>
+      <w:r>
+        <w:t>campos</w:t>
+      </w:r>
+      <w:proofErr w:type="gramEnd"/>
+      <w:r>
+        <w:t xml:space="preserve"> del JSON se ignoran gracias a la anotación @</w:t>
+      </w:r>
+      <w:proofErr w:type="gramStart"/>
+      <w:r>
+        <w:t>JsonIgnoreProperties(</w:t>
+      </w:r>
+      <w:proofErr w:type="gramEnd"/>
+      <w:r>
+        <w:t>ignoreUnknown = true).</w:t>
+      </w:r>
+    </w:p>
+    <w:p>
+      <w:pPr>
+        <w:pStyle w:val="normal1"/>
+      </w:pPr>
+      <w:r>
+        <w:t>Los campos que se recuperan y se guardan en la base de datos son:</w:t>
+      </w:r>
+    </w:p>
+    <w:p>
+      <w:pPr>
+        <w:pStyle w:val="normal1"/>
+        <w:numPr>
+          <w:ilvl w:val="0"/>
+          <w:numId w:val="18"/>
+        </w:numPr>
+      </w:pPr>
+      <w:r>
+        <w:rPr>
+          <w:b/>
+          <w:bCs/>
+        </w:rPr>
+        <w:t>Título</w:t>
+      </w:r>
+      <w:r>
+        <w:t xml:space="preserve"> - viene en el campo </w:t>
+      </w:r>
+      <w:proofErr w:type="spellStart"/>
+      <w:r>
+        <w:t>title</w:t>
+      </w:r>
+      <w:proofErr w:type="spellEnd"/>
+      <w:r>
+        <w:t>.</w:t>
+      </w:r>
+    </w:p>
+    <w:p>
+      <w:pPr>
+        <w:pStyle w:val="normal1"/>
+        <w:numPr>
+          <w:ilvl w:val="0"/>
+          <w:numId w:val="18"/>
+        </w:numPr>
+      </w:pPr>
+      <w:r>
+        <w:rPr>
+          <w:b/>
+          <w:bCs/>
+        </w:rPr>
+        <w:t>Autores</w:t>
+      </w:r>
+      <w:r>
+        <w:t xml:space="preserve"> - el JSON los devuelve como un array en </w:t>
+      </w:r>
+      <w:proofErr w:type="spellStart"/>
+      <w:r>
+        <w:t>authors</w:t>
+      </w:r>
+      <w:proofErr w:type="spellEnd"/>
+      <w:r>
+        <w:t>.</w:t>
+      </w:r>
+    </w:p>
+    <w:p>
+      <w:pPr>
+        <w:pStyle w:val="normal1"/>
+        <w:numPr>
+          <w:ilvl w:val="0"/>
+          <w:numId w:val="18"/>
+        </w:numPr>
+      </w:pPr>
+      <w:r>
+        <w:rPr>
+          <w:b/>
+          <w:bCs/>
+        </w:rPr>
+        <w:t>Editorial</w:t>
+      </w:r>
+      <w:r>
+        <w:t xml:space="preserve"> - campo </w:t>
+      </w:r>
+      <w:proofErr w:type="spellStart"/>
+      <w:r>
+        <w:t>publisher</w:t>
+      </w:r>
+      <w:proofErr w:type="spellEnd"/>
+      <w:r>
+        <w:t>.</w:t>
+      </w:r>
+    </w:p>
+    <w:p>
+      <w:pPr>
+        <w:pStyle w:val="normal1"/>
+        <w:numPr>
+          <w:ilvl w:val="0"/>
+          <w:numId w:val="18"/>
+        </w:numPr>
+      </w:pPr>
+      <w:r>
+        <w:rPr>
+          <w:b/>
+          <w:bCs/>
+        </w:rPr>
+        <w:t>Fecha de publicación</w:t>
+      </w:r>
+      <w:r>
+        <w:t xml:space="preserve"> - campo </w:t>
+      </w:r>
+      <w:proofErr w:type="spellStart"/>
+      <w:r>
+        <w:t>publishedDate</w:t>
+      </w:r>
+      <w:proofErr w:type="spellEnd"/>
+      <w:r>
+        <w:t xml:space="preserve">. A veces viene como fecha completa (2025-11-18) y otras veces solo el año (2025), por lo que se controla con un try-catch para evitar errores de </w:t>
+      </w:r>
+      <w:proofErr w:type="spellStart"/>
+      <w:r>
+        <w:t>parseo</w:t>
+      </w:r>
+      <w:proofErr w:type="spellEnd"/>
+      <w:r>
+        <w:t>.</w:t>
+      </w:r>
+    </w:p>
+    <w:p>
+      <w:pPr>
+        <w:pStyle w:val="normal1"/>
+        <w:numPr>
+          <w:ilvl w:val="0"/>
+          <w:numId w:val="18"/>
+        </w:numPr>
+      </w:pPr>
+      <w:r>
+        <w:rPr>
+          <w:b/>
+          <w:bCs/>
+        </w:rPr>
+        <w:t>Descripción</w:t>
+      </w:r>
+      <w:r>
+        <w:t xml:space="preserve"> - campo </w:t>
+      </w:r>
+      <w:proofErr w:type="spellStart"/>
+      <w:r>
+        <w:t>description</w:t>
+      </w:r>
+      <w:proofErr w:type="spellEnd"/>
+      <w:r>
+        <w:t>, se guarda como sinopsis.</w:t>
+      </w:r>
+    </w:p>
+    <w:p>
+      <w:pPr>
+        <w:pStyle w:val="normal1"/>
+        <w:numPr>
+          <w:ilvl w:val="0"/>
+          <w:numId w:val="18"/>
+        </w:numPr>
+      </w:pPr>
+      <w:r>
+        <w:rPr>
+          <w:b/>
+          <w:bCs/>
+        </w:rPr>
+        <w:t>Categorías</w:t>
+      </w:r>
+      <w:r>
+        <w:t xml:space="preserve"> - array </w:t>
+      </w:r>
+      <w:proofErr w:type="spellStart"/>
+      <w:r>
+        <w:t>categories</w:t>
+      </w:r>
+      <w:proofErr w:type="spellEnd"/>
+      <w:r>
+        <w:t>.</w:t>
+      </w:r>
+    </w:p>
+    <w:p>
+      <w:pPr>
+        <w:pStyle w:val="normal1"/>
+        <w:numPr>
+          <w:ilvl w:val="0"/>
+          <w:numId w:val="18"/>
+        </w:numPr>
+      </w:pPr>
+      <w:r>
+        <w:rPr>
+          <w:b/>
+          <w:bCs/>
+        </w:rPr>
+        <w:t>Portada</w:t>
+      </w:r>
+      <w:r>
+        <w:t xml:space="preserve"> - URL de la imagen pequeña, dentro de </w:t>
+      </w:r>
+      <w:proofErr w:type="spellStart"/>
+      <w:r>
+        <w:t>imageLinks.thumbnail</w:t>
+      </w:r>
+      <w:proofErr w:type="spellEnd"/>
+      <w:r>
+        <w:t>.</w:t>
+      </w:r>
+    </w:p>
+    <w:p>
+      <w:pPr>
+        <w:pStyle w:val="normal1"/>
+        <w:ind w:left="1800" w:firstLine="0"/>
+      </w:pPr>
+    </w:p>
+    <w:p>
+      <w:pPr>
+        <w:pStyle w:val="normal1"/>
+      </w:pPr>
+      <w:r>
+        <w:t>Se ha implementado un manejo de errores que captura cualquier excepción al llamar a la API (</w:t>
+      </w:r>
+      <w:proofErr w:type="spellStart"/>
+      <w:r>
+        <w:t>timeouts</w:t>
+      </w:r>
+      <w:proofErr w:type="spellEnd"/>
+      <w:r>
+        <w:t xml:space="preserve">, errores 500, problemas de red...) y devuelve </w:t>
+      </w:r>
+      <w:proofErr w:type="spellStart"/>
+      <w:r>
+        <w:t>null</w:t>
+      </w:r>
+      <w:proofErr w:type="spellEnd"/>
+      <w:r>
+        <w:t xml:space="preserve"> en lugar de propagar el error. De esta forma, si la API falla, la aplicación no se cae y el usuario administrador recibe un mensaje indicando que no se ha podido obtener la información del libro.</w:t>
+      </w:r>
+    </w:p>
+    <w:p>
+      <w:pPr>
+        <w:pStyle w:val="normal1"/>
+      </w:pPr>
+    </w:p>
+    <w:p>
+      <w:pPr>
+        <w:pStyle w:val="normal1"/>
+      </w:pPr>
+      <w:r>
+        <w:rPr>
+          <w:b/>
+          <w:bCs/>
+        </w:rPr>
+        <w:t>Conversión de ISBN:</w:t>
+      </w:r>
+      <w:r>
+        <w:t xml:space="preserve"> la API funciona mejor con ISBN-13, pero el administrador puede introducir tanto ISBN-10 como ISBN-13. La clase </w:t>
+      </w:r>
+      <w:proofErr w:type="spellStart"/>
+      <w:r>
+        <w:t>IsbnUtils</w:t>
+      </w:r>
+      <w:proofErr w:type="spellEnd"/>
+      <w:r>
+        <w:t xml:space="preserve"> se encarga de la conversión: detecta el formato de entrada, calcula el dígito de control correspondiente y devuelve siempre un ISBN-13 válido. Esto permite usar cualquier formato en la </w:t>
+      </w:r>
+      <w:r>
+        <w:t>entrada,</w:t>
+      </w:r>
+      <w:r>
+        <w:t xml:space="preserve"> pero mantener la consistencia en la base de datos guardando siempre ISBN-13.</w:t>
+      </w:r>
+      <w:r>
+        <w:t xml:space="preserve"> Esta conversión es una ecuación conocida y su código se ha obtenido de </w:t>
+      </w:r>
+      <w:proofErr w:type="spellStart"/>
+      <w:r>
+        <w:t>StackOverflow</w:t>
+      </w:r>
+      <w:proofErr w:type="spellEnd"/>
+      <w:r>
+        <w:t>.</w:t>
+      </w:r>
+    </w:p>
+    <w:p>
+      <w:pPr>
+        <w:pStyle w:val="normal1"/>
+      </w:pPr>
+    </w:p>
+    <w:p>
+      <w:pPr>
+        <w:pStyle w:val="normal1"/>
+      </w:pPr>
+    </w:p>
+    <w:p>
+      <w:pPr>
+        <w:pStyle w:val="normal1"/>
+      </w:pPr>
+      <w:r>
+        <w:rPr>
+          <w:b/>
+          <w:bCs/>
+        </w:rPr>
+        <w:t xml:space="preserve">8.5. </w:t>
+      </w:r>
+      <w:proofErr w:type="spellStart"/>
+      <w:r>
+        <w:rPr>
+          <w:b/>
+          <w:bCs/>
+        </w:rPr>
+        <w:t>Frontend</w:t>
+      </w:r>
+      <w:proofErr w:type="spellEnd"/>
+    </w:p>
+    <w:p>
+      <w:pPr>
+        <w:pStyle w:val="normal1"/>
+      </w:pPr>
+      <w:r>
+        <w:t xml:space="preserve">El </w:t>
+      </w:r>
+      <w:proofErr w:type="spellStart"/>
+      <w:r>
+        <w:t>frontend</w:t>
+      </w:r>
+      <w:proofErr w:type="spellEnd"/>
+      <w:r>
+        <w:t xml:space="preserve"> se ha desarrollado utilizando </w:t>
+      </w:r>
+      <w:proofErr w:type="spellStart"/>
+      <w:r>
+        <w:t>Thymeleaf</w:t>
+      </w:r>
+      <w:proofErr w:type="spellEnd"/>
+      <w:r>
+        <w:t xml:space="preserve"> como motor de plantillas, junto con Bootstrap 5 para los estilos y la maquetación. </w:t>
+      </w:r>
+      <w:proofErr w:type="spellStart"/>
+      <w:r>
+        <w:t>Thymeleaf</w:t>
+      </w:r>
+      <w:proofErr w:type="spellEnd"/>
+      <w:r>
+        <w:t xml:space="preserve"> permite generar HTML dinámico en el servidor, mezclando el código HTML con datos que vienen del controlador mediante atributos especiales como </w:t>
+      </w:r>
+      <w:proofErr w:type="spellStart"/>
+      <w:r>
+        <w:t>th:text</w:t>
+      </w:r>
+      <w:proofErr w:type="spellEnd"/>
+      <w:r>
+        <w:t xml:space="preserve">, </w:t>
+      </w:r>
+      <w:proofErr w:type="spellStart"/>
+      <w:proofErr w:type="gramStart"/>
+      <w:r>
+        <w:t>th:each</w:t>
+      </w:r>
+      <w:proofErr w:type="spellEnd"/>
+      <w:proofErr w:type="gramEnd"/>
+      <w:r>
+        <w:t xml:space="preserve">, </w:t>
+      </w:r>
+      <w:proofErr w:type="spellStart"/>
+      <w:proofErr w:type="gramStart"/>
+      <w:r>
+        <w:t>th:if</w:t>
+      </w:r>
+      <w:proofErr w:type="spellEnd"/>
+      <w:proofErr w:type="gramEnd"/>
+      <w:r>
+        <w:t xml:space="preserve"> o </w:t>
+      </w:r>
+      <w:proofErr w:type="spellStart"/>
+      <w:proofErr w:type="gramStart"/>
+      <w:r>
+        <w:t>th:href</w:t>
+      </w:r>
+      <w:proofErr w:type="spellEnd"/>
+      <w:proofErr w:type="gramEnd"/>
+      <w:r>
+        <w:t>.</w:t>
+      </w:r>
+    </w:p>
+    <w:p>
+      <w:pPr>
+        <w:pStyle w:val="normal1"/>
+      </w:pPr>
+    </w:p>
+    <w:p>
+      <w:pPr>
+        <w:pStyle w:val="normal1"/>
+      </w:pPr>
+      <w:r>
+        <w:t>Las vistas que componen la aplicación son:</w:t>
+      </w:r>
+    </w:p>
+    <w:p>
+      <w:pPr>
+        <w:pStyle w:val="normal1"/>
+        <w:numPr>
+          <w:ilvl w:val="0"/>
+          <w:numId w:val="19"/>
+        </w:numPr>
+      </w:pPr>
+      <w:r>
+        <w:rPr>
+          <w:b/>
+          <w:bCs/>
+        </w:rPr>
+        <w:t>inicio.html</w:t>
+      </w:r>
+      <w:r>
+        <w:t xml:space="preserve"> - Página principal. Muestra una cabecera de bienvenida, las cinco últimas incorporaciones a la librería en formato de tarjetas y los datos de contacto (dirección con enlace a Google </w:t>
+      </w:r>
+      <w:proofErr w:type="spellStart"/>
+      <w:r>
+        <w:t>Maps</w:t>
+      </w:r>
+      <w:proofErr w:type="spellEnd"/>
+      <w:r>
+        <w:t xml:space="preserve"> y correo electrónico con mailto:).</w:t>
+      </w:r>
+    </w:p>
+    <w:p>
+      <w:pPr>
+        <w:pStyle w:val="normal1"/>
+        <w:numPr>
+          <w:ilvl w:val="0"/>
+          <w:numId w:val="19"/>
+        </w:numPr>
+      </w:pPr>
+      <w:r>
+        <w:rPr>
+          <w:b/>
+          <w:bCs/>
+        </w:rPr>
+        <w:t>busqueda.html</w:t>
+      </w:r>
+      <w:r>
+        <w:t xml:space="preserve"> - Página de búsqueda. Contiene un formulario con cuatro campos (título, autor, ISBN y un desplegable con todas las categorías) y muestra los resultados debajo en formato de tarjetas. El ISBN se busca de forma exacta, mientras que título y autor admiten búsquedas parciales. Si no se introduce ningún parámetro de búsqueda, se devuelven todos los libros disponibles.</w:t>
+      </w:r>
+    </w:p>
+    <w:p>
+      <w:pPr>
+        <w:widowControl/>
+        <w:spacing w:after="0"/>
+        <w:ind w:left="0" w:firstLine="0"/>
+      </w:pPr>
+      <w:r>
+        <w:br w:type="page"/>
+      </w:r>
+    </w:p>
+    <w:p>
+      <w:pPr>
+        <w:pStyle w:val="normal1"/>
+        <w:ind w:left="1800" w:firstLine="0"/>
+      </w:pPr>
+    </w:p>
+    <w:p>
+      <w:pPr>
+        <w:pStyle w:val="normal1"/>
+        <w:numPr>
+          <w:ilvl w:val="0"/>
+          <w:numId w:val="19"/>
+        </w:numPr>
+        <w:rPr>
+          <w:highlight w:val="yellow"/>
+        </w:rPr>
+      </w:pPr>
+      <w:r>
+        <w:rPr>
+          <w:b/>
+          <w:bCs/>
+        </w:rPr>
+        <w:t>libro.html</w:t>
+      </w:r>
+      <w:r>
+        <w:t xml:space="preserve"> - Vista de detalle de un libro individual. Se muestra al hacer clic sobre cualquier tarjeta de libro desde la página de inicio o la de búsqueda. Incluye toda la información disponible: portada en tamaño grande, título, autores, editorial, fecha de publicación, ISBN, categorías y sinopsis. En la parte superior aparece un banner que indica si el libro está en stock (verde) o no (rojo). </w:t>
+      </w:r>
+      <w:r>
+        <w:rPr>
+          <w:highlight w:val="yellow"/>
+        </w:rPr>
+        <w:t xml:space="preserve">El botón "Volver" utiliza </w:t>
+      </w:r>
+      <w:proofErr w:type="spellStart"/>
+      <w:proofErr w:type="gramStart"/>
+      <w:r>
+        <w:rPr>
+          <w:highlight w:val="yellow"/>
+        </w:rPr>
+        <w:t>history.back</w:t>
+      </w:r>
+      <w:proofErr w:type="spellEnd"/>
+      <w:proofErr w:type="gramEnd"/>
+      <w:r>
+        <w:rPr>
+          <w:highlight w:val="yellow"/>
+        </w:rPr>
+        <w:t>() de JavaScript para regresar a la página anterior, preservando los parámetros de búsqueda si los hubiera.</w:t>
+      </w:r>
+    </w:p>
+    <w:p>
+      <w:pPr>
+        <w:pStyle w:val="normal1"/>
+        <w:numPr>
+          <w:ilvl w:val="0"/>
+          <w:numId w:val="19"/>
+        </w:numPr>
+      </w:pPr>
+      <w:r>
+        <w:rPr>
+          <w:b/>
+          <w:bCs/>
+        </w:rPr>
+        <w:t>admin.html</w:t>
+      </w:r>
+      <w:r>
+        <w:t xml:space="preserve"> - Panel de administración. Permite añadir libros nuevos mediante un formulario con un único campo ISBN. Por debajo se muestra la tabla con todos los libros en stock, donde cada fila incluye un interruptor para cambiar el estado de stock y un botón para borrar el libro.</w:t>
+      </w:r>
+    </w:p>
+    <w:p>
+      <w:pPr>
+        <w:pStyle w:val="normal1"/>
+        <w:numPr>
+          <w:ilvl w:val="0"/>
+          <w:numId w:val="19"/>
+        </w:numPr>
+      </w:pPr>
+      <w:r>
+        <w:rPr>
+          <w:b/>
+          <w:bCs/>
+        </w:rPr>
+        <w:t>login.html</w:t>
+      </w:r>
+      <w:r>
+        <w:t xml:space="preserve"> - Formulario de autenticación. Muestra el campo de usuario y contraseña, junto con un mensaje de error si las credenciales son incorrectas.</w:t>
+      </w:r>
+    </w:p>
+    <w:p>
+      <w:pPr>
+        <w:pStyle w:val="normal1"/>
+        <w:ind w:left="1800" w:firstLine="0"/>
+      </w:pPr>
+    </w:p>
+    <w:p>
+      <w:pPr>
+        <w:pStyle w:val="normal1"/>
+      </w:pPr>
+      <w:r>
+        <w:rPr>
+          <w:b/>
+          <w:bCs/>
+        </w:rPr>
+        <w:t>Diseño visual:</w:t>
+      </w:r>
+      <w:r>
+        <w:t xml:space="preserve"> todas las páginas comparten una barra de navegación superior con el logo de la librería y enlaces a las distintas secciones. Como elemento decorativo se ha aplicado un patrón de fondo en CSS que simula sutilmente lomos de libros, dándole personalidad a la página sin distraer del contenido. El logo se ha diseñado como SVG y se muestra tanto en la barra de navegación como en el </w:t>
+      </w:r>
+      <w:proofErr w:type="spellStart"/>
+      <w:r>
+        <w:t>favicon</w:t>
+      </w:r>
+      <w:proofErr w:type="spellEnd"/>
+      <w:r>
+        <w:t xml:space="preserve"> del navegador.</w:t>
+      </w:r>
+    </w:p>
+    <w:p>
+      <w:pPr>
+        <w:pStyle w:val="normal1"/>
+      </w:pPr>
+      <w:r>
+        <w:t xml:space="preserve">Cuando un libro no tiene portada disponible en Google Books, se muestra una imagen genérica almacenada en la carpeta </w:t>
+      </w:r>
+      <w:proofErr w:type="spellStart"/>
+      <w:r>
+        <w:t>static</w:t>
+      </w:r>
+      <w:proofErr w:type="spellEnd"/>
+      <w:r>
+        <w:t>/</w:t>
+      </w:r>
+      <w:proofErr w:type="spellStart"/>
+      <w:r>
+        <w:t>img</w:t>
+      </w:r>
+      <w:proofErr w:type="spellEnd"/>
+      <w:r>
+        <w:t>/ del proyecto.</w:t>
+      </w:r>
+    </w:p>
+    <w:p>
+      <w:pPr>
+        <w:pStyle w:val="normal1"/>
+      </w:pPr>
+    </w:p>
+    <w:p>
+      <w:pPr>
+        <w:pStyle w:val="normal1"/>
+      </w:pPr>
+    </w:p>
+    <w:p>
+      <w:pPr>
+        <w:pStyle w:val="normal1"/>
+      </w:pPr>
+      <w:r>
+        <w:rPr>
+          <w:b/>
+          <w:bCs/>
+        </w:rPr>
+        <w:t>8.6. Seguridad</w:t>
+      </w:r>
+    </w:p>
+    <w:p>
+      <w:pPr>
+        <w:pStyle w:val="normal1"/>
+      </w:pPr>
+      <w:r>
+        <w:t>La protección de la zona de administración se ha implementado utilizando Spring Security, que es el módulo de seguridad estándar del ecosistema Spring.</w:t>
+      </w:r>
+    </w:p>
+    <w:p>
+      <w:pPr>
+        <w:pStyle w:val="normal1"/>
+      </w:pPr>
+    </w:p>
+    <w:p>
+      <w:pPr>
+        <w:pStyle w:val="normal1"/>
+      </w:pPr>
+      <w:r>
+        <w:t xml:space="preserve">La configuración se centraliza en la clase </w:t>
+      </w:r>
+      <w:proofErr w:type="spellStart"/>
+      <w:r>
+        <w:t>SecurityConfig</w:t>
+      </w:r>
+      <w:proofErr w:type="spellEnd"/>
+      <w:r>
+        <w:t>, donde se definen tres aspectos principales:</w:t>
+      </w:r>
+    </w:p>
+    <w:p>
+      <w:pPr>
+        <w:pStyle w:val="normal1"/>
+      </w:pPr>
+      <w:r>
+        <w:rPr>
+          <w:b/>
+          <w:bCs/>
+        </w:rPr>
+        <w:t>Rutas públicas y protegidas:</w:t>
+      </w:r>
+      <w:r>
+        <w:t xml:space="preserve"> se ha establecido que las páginas de inicio, búsqueda, detalle de libro y los recursos estáticos (imágenes, CSS, </w:t>
+      </w:r>
+      <w:proofErr w:type="spellStart"/>
+      <w:r>
+        <w:t>favicon</w:t>
+      </w:r>
+      <w:proofErr w:type="spellEnd"/>
+      <w:r>
+        <w:t>) sean accesibles para cualquier visitante sin necesidad de autenticación. En cambio, cualquier ruta que empiece por /</w:t>
+      </w:r>
+      <w:proofErr w:type="spellStart"/>
+      <w:r>
+        <w:t>admin</w:t>
+      </w:r>
+      <w:proofErr w:type="spellEnd"/>
+      <w:r>
+        <w:t xml:space="preserve"> requiere que el usuario esté autenticado con el rol ADMIN.</w:t>
+      </w:r>
+    </w:p>
+    <w:p>
+      <w:pPr>
+        <w:pStyle w:val="normal1"/>
+      </w:pPr>
+      <w:r>
+        <w:rPr>
+          <w:b/>
+          <w:bCs/>
+        </w:rPr>
+        <w:t>Gestión de usuarios:</w:t>
+      </w:r>
+      <w:r>
+        <w:t xml:space="preserve"> dado que el proyecto solo contempla un único usuario administrador, se ha optado por almacena</w:t>
+      </w:r>
+      <w:r>
+        <w:t>r</w:t>
+      </w:r>
+      <w:r>
+        <w:t xml:space="preserve"> </w:t>
+      </w:r>
+      <w:proofErr w:type="gramStart"/>
+      <w:r>
+        <w:t>los credenciales</w:t>
+      </w:r>
+      <w:proofErr w:type="gramEnd"/>
+      <w:r>
+        <w:t xml:space="preserve"> en memoria al arrancar la aplicación. Esto evita tener que crear una tabla de usuarios en la base de datos para un único registro.</w:t>
+      </w:r>
+    </w:p>
+    <w:p>
+      <w:pPr>
+        <w:pStyle w:val="normal1"/>
+      </w:pPr>
+      <w:r>
+        <w:rPr>
+          <w:b/>
+          <w:bCs/>
+        </w:rPr>
+        <w:t>Cifrado de contraseñas:</w:t>
+      </w:r>
+      <w:r>
+        <w:t xml:space="preserve"> Spring Security 6 no permite almacenar contraseñas en texto plano, por lo que se utiliza el algoritmo </w:t>
+      </w:r>
+      <w:proofErr w:type="spellStart"/>
+      <w:r>
+        <w:t>BCrypt</w:t>
+      </w:r>
+      <w:proofErr w:type="spellEnd"/>
+      <w:r>
+        <w:t xml:space="preserve"> mediante </w:t>
+      </w:r>
+      <w:proofErr w:type="spellStart"/>
+      <w:r>
+        <w:t>BCryptPasswordEncoder</w:t>
+      </w:r>
+      <w:proofErr w:type="spellEnd"/>
+      <w:r>
+        <w:t xml:space="preserve">. La contraseña se cifra al inicializar el usuario y Spring se encarga automáticamente de comparar el hash al hacer </w:t>
+      </w:r>
+      <w:proofErr w:type="spellStart"/>
+      <w:r>
+        <w:t>login</w:t>
+      </w:r>
+      <w:proofErr w:type="spellEnd"/>
+      <w:r>
+        <w:t>.</w:t>
+      </w:r>
+    </w:p>
+    <w:p>
+      <w:pPr>
+        <w:pStyle w:val="normal1"/>
+      </w:pPr>
+      <w:r>
+        <w:rPr>
+          <w:b/>
+          <w:bCs/>
+        </w:rPr>
+        <w:t>Flujo de autenticación:</w:t>
+      </w:r>
+      <w:r>
+        <w:t xml:space="preserve"> cuando un usuario intenta acceder a /</w:t>
+      </w:r>
+      <w:proofErr w:type="spellStart"/>
+      <w:r>
+        <w:t>admin</w:t>
+      </w:r>
+      <w:proofErr w:type="spellEnd"/>
+      <w:r>
+        <w:t xml:space="preserve"> sin estar autenticado, Spring Security lo redirige a la página personalizada de </w:t>
+      </w:r>
+      <w:proofErr w:type="spellStart"/>
+      <w:r>
+        <w:t>login</w:t>
+      </w:r>
+      <w:proofErr w:type="spellEnd"/>
+      <w:r>
+        <w:t xml:space="preserve"> (/</w:t>
+      </w:r>
+      <w:proofErr w:type="spellStart"/>
+      <w:r>
+        <w:t>login</w:t>
+      </w:r>
+      <w:proofErr w:type="spellEnd"/>
+      <w:r>
+        <w:t xml:space="preserve">). Si las credenciales son correctas, accede al panel de administración. La página de </w:t>
+      </w:r>
+      <w:proofErr w:type="spellStart"/>
+      <w:r>
+        <w:t>login</w:t>
+      </w:r>
+      <w:proofErr w:type="spellEnd"/>
+      <w:r>
+        <w:t xml:space="preserve"> muestra un mensaje de error si los datos introducidos no son válidos. Desde el panel de administración hay un botón de cerrar sesión que invalida la sesión y redirige a la página de inicio.</w:t>
+      </w:r>
+    </w:p>
+    <w:p>
+      <w:pPr>
+        <w:widowControl/>
+        <w:spacing w:after="0"/>
+        <w:ind w:left="0" w:firstLine="0"/>
+      </w:pPr>
+      <w:r>
+        <w:br w:type="page"/>
+      </w:r>
+    </w:p>
+    <w:p>
+      <w:pPr>
+        <w:widowControl/>
+        <w:spacing w:after="0"/>
+        <w:ind w:left="0" w:firstLine="0"/>
+      </w:pPr>
+    </w:p>
+    <w:p>
+      <w:pPr>
+        <w:pStyle w:val="normal1"/>
+      </w:pPr>
+      <w:r>
+        <w:rPr>
+          <w:b/>
+          <w:bCs/>
+        </w:rPr>
+        <w:t>8.7. Pruebas</w:t>
+      </w:r>
+    </w:p>
+    <w:p>
+      <w:pPr>
+        <w:pStyle w:val="normal1"/>
+      </w:pPr>
+      <w:r>
+        <w:t xml:space="preserve">Aunque la mayoría de las pruebas se han hecho a mano desde la interfaz web del programa y con la consola de </w:t>
+      </w:r>
+      <w:proofErr w:type="spellStart"/>
+      <w:r>
+        <w:t>Intelij</w:t>
+      </w:r>
+      <w:proofErr w:type="spellEnd"/>
+      <w:r>
+        <w:t xml:space="preserve"> IDEA, s</w:t>
+      </w:r>
+      <w:r>
+        <w:t xml:space="preserve">e han implementado pruebas unitarias utilizando </w:t>
+      </w:r>
+      <w:proofErr w:type="spellStart"/>
+      <w:r>
+        <w:t>JUnit</w:t>
+      </w:r>
+      <w:proofErr w:type="spellEnd"/>
+      <w:r>
+        <w:t xml:space="preserve"> 5 y </w:t>
+      </w:r>
+      <w:proofErr w:type="spellStart"/>
+      <w:r>
+        <w:t>Mockito</w:t>
+      </w:r>
+      <w:proofErr w:type="spellEnd"/>
+      <w:r>
+        <w:t xml:space="preserve">, ambas librerías incluidas en la dependencia </w:t>
+      </w:r>
+      <w:proofErr w:type="spellStart"/>
+      <w:r>
+        <w:t>spring</w:t>
+      </w:r>
+      <w:proofErr w:type="spellEnd"/>
+      <w:r>
+        <w:t>-</w:t>
+      </w:r>
+      <w:proofErr w:type="spellStart"/>
+      <w:r>
+        <w:t>boot</w:t>
+      </w:r>
+      <w:proofErr w:type="spellEnd"/>
+      <w:r>
+        <w:t xml:space="preserve">-starter-test. Las pruebas se encuentran en la carpeta </w:t>
+      </w:r>
+      <w:proofErr w:type="spellStart"/>
+      <w:r>
+        <w:t>src</w:t>
+      </w:r>
+      <w:proofErr w:type="spellEnd"/>
+      <w:r>
+        <w:t>/test/java siguiendo la misma estructura de paquetes que el código de producción.</w:t>
+      </w:r>
+    </w:p>
+    <w:p>
+      <w:pPr>
+        <w:pStyle w:val="normal1"/>
+      </w:pPr>
+    </w:p>
+    <w:p>
+      <w:pPr>
+        <w:pStyle w:val="normal1"/>
+      </w:pPr>
+      <w:r>
+        <w:rPr>
+          <w:b/>
+          <w:bCs/>
+        </w:rPr>
+        <w:t xml:space="preserve">Pruebas de </w:t>
+      </w:r>
+      <w:proofErr w:type="spellStart"/>
+      <w:r>
+        <w:rPr>
+          <w:b/>
+          <w:bCs/>
+        </w:rPr>
+        <w:t>IsbnUtils</w:t>
+      </w:r>
+      <w:proofErr w:type="spellEnd"/>
+      <w:r>
+        <w:rPr>
+          <w:b/>
+          <w:bCs/>
+        </w:rPr>
+        <w:t>:</w:t>
+      </w:r>
+      <w:r>
+        <w:t xml:space="preserve"> </w:t>
+      </w:r>
+    </w:p>
+    <w:p>
+      <w:pPr>
+        <w:pStyle w:val="normal1"/>
+        <w:numPr>
+          <w:ilvl w:val="0"/>
+          <w:numId w:val="20"/>
+        </w:numPr>
+      </w:pPr>
+      <w:r>
+        <w:t>Conversión correcta de un ISBN-10 a ISBN-13, verificando que el dígito de control se calcula correctamente.</w:t>
+      </w:r>
+    </w:p>
+    <w:p>
+      <w:pPr>
+        <w:pStyle w:val="normal1"/>
+        <w:numPr>
+          <w:ilvl w:val="0"/>
+          <w:numId w:val="20"/>
+        </w:numPr>
+      </w:pPr>
+      <w:r>
+        <w:t>Comportamiento al recibir un ISBN que ya está en formato ISBN-13, que debe devolverse sin modificaciones.</w:t>
+      </w:r>
+    </w:p>
+    <w:p>
+      <w:pPr>
+        <w:pStyle w:val="normal1"/>
+        <w:numPr>
+          <w:ilvl w:val="0"/>
+          <w:numId w:val="20"/>
+        </w:numPr>
+      </w:pPr>
+      <w:r>
+        <w:t>Limpieza de guiones intermedios, ya que muchas veces los ISBN se escriben con guiones de separación.</w:t>
+      </w:r>
+    </w:p>
+    <w:p>
+      <w:pPr>
+        <w:pStyle w:val="normal1"/>
+        <w:numPr>
+          <w:ilvl w:val="0"/>
+          <w:numId w:val="20"/>
+        </w:numPr>
+      </w:pPr>
+      <w:r>
+        <w:t>Lanzamiento de excepción cuando se recibe un ISBN con un número de dígitos inválido.</w:t>
+      </w:r>
+    </w:p>
+    <w:p>
+      <w:pPr>
+        <w:pStyle w:val="normal1"/>
+      </w:pPr>
+      <w:r>
+        <w:rPr>
+          <w:b/>
+          <w:bCs/>
+        </w:rPr>
+        <w:t xml:space="preserve">Pruebas de </w:t>
+      </w:r>
+      <w:proofErr w:type="spellStart"/>
+      <w:r>
+        <w:rPr>
+          <w:b/>
+          <w:bCs/>
+        </w:rPr>
+        <w:t>LibroService</w:t>
+      </w:r>
+      <w:proofErr w:type="spellEnd"/>
+      <w:r>
+        <w:rPr>
+          <w:b/>
+          <w:bCs/>
+        </w:rPr>
+        <w:t>:</w:t>
+      </w:r>
+      <w:r>
+        <w:t xml:space="preserve"> las pruebas del servicio principal son más complejas porque éste tiene dependencias inyectadas (los repositorios y el servicio de la API de Google). Para evitar tener que arrancar la base de datos o hacer llamadas reales a la API durante los </w:t>
+      </w:r>
+      <w:proofErr w:type="spellStart"/>
+      <w:r>
+        <w:t>tests</w:t>
+      </w:r>
+      <w:proofErr w:type="spellEnd"/>
+      <w:r>
+        <w:t xml:space="preserve">, se ha utilizado </w:t>
+      </w:r>
+      <w:proofErr w:type="spellStart"/>
+      <w:r>
+        <w:t>Mockito</w:t>
+      </w:r>
+      <w:proofErr w:type="spellEnd"/>
+      <w:r>
+        <w:t xml:space="preserve"> para crear </w:t>
+      </w:r>
+      <w:proofErr w:type="spellStart"/>
+      <w:r>
+        <w:t>mocks</w:t>
+      </w:r>
+      <w:proofErr w:type="spellEnd"/>
+      <w:r>
+        <w:t xml:space="preserve"> de cada dependencia, simulando su comportamiento mediante </w:t>
+      </w:r>
+      <w:proofErr w:type="spellStart"/>
+      <w:r>
+        <w:t>when</w:t>
+      </w:r>
+      <w:proofErr w:type="spellEnd"/>
+      <w:r>
+        <w:t>(</w:t>
+      </w:r>
+      <w:proofErr w:type="gramStart"/>
+      <w:r>
+        <w:t>).</w:t>
+      </w:r>
+      <w:proofErr w:type="spellStart"/>
+      <w:r>
+        <w:t>thenReturn</w:t>
+      </w:r>
+      <w:proofErr w:type="spellEnd"/>
+      <w:proofErr w:type="gramEnd"/>
+      <w:r>
+        <w:t>(). Los casos cubiertos son:</w:t>
+      </w:r>
+    </w:p>
+    <w:p>
+      <w:pPr>
+        <w:pStyle w:val="normal1"/>
+        <w:numPr>
+          <w:ilvl w:val="0"/>
+          <w:numId w:val="21"/>
+        </w:numPr>
+      </w:pPr>
+      <w:r>
+        <w:t>Cuando se intenta añadir un libro cuyo ISBN ya existe en la base de datos, el método debe lanzar una excepción indicándolo.</w:t>
+      </w:r>
+    </w:p>
+    <w:p>
+      <w:pPr>
+        <w:pStyle w:val="normal1"/>
+        <w:numPr>
+          <w:ilvl w:val="0"/>
+          <w:numId w:val="21"/>
+        </w:numPr>
+      </w:pPr>
+      <w:r>
+        <w:t>Cuando se intenta añadir un libro y la API externa no devuelve resultados (bien porque el libro no existe, bien porque la API ha fallado), también debe lanzarse una excepción.</w:t>
+      </w:r>
+    </w:p>
+    <w:p>
+      <w:pPr>
+        <w:pStyle w:val="normal1"/>
+        <w:numPr>
+          <w:ilvl w:val="0"/>
+          <w:numId w:val="21"/>
+        </w:numPr>
+      </w:pPr>
+      <w:r>
+        <w:t>Cuando se intenta borrar un libro que no existe en la base de datos, se lanza la excepción correspondiente.</w:t>
+      </w:r>
+    </w:p>
+    <w:p>
+      <w:pPr>
+        <w:pStyle w:val="normal1"/>
+      </w:pPr>
+      <w:r>
+        <w:t>Estas pruebas permiten verificar la lógica de validación sin depender de servicios externos, lo que las hace rápidas, repetibles y fiables.</w:t>
+      </w:r>
+    </w:p>
+    <w:p>
+      <w:pPr>
+        <w:pStyle w:val="normal1"/>
+      </w:pPr>
+    </w:p>
+    <w:p>
+      <w:pPr>
+        <w:pStyle w:val="normal1"/>
+      </w:pPr>
+    </w:p>
+    <w:p>
+      <w:pPr>
+        <w:pStyle w:val="normal1"/>
+      </w:pPr>
+      <w:r>
+        <w:rPr>
+          <w:b/>
+          <w:bCs/>
+        </w:rPr>
+        <w:t>8.8. Requisitos previos para la ejecución:</w:t>
+      </w:r>
+    </w:p>
+    <w:p>
+      <w:pPr>
+        <w:pStyle w:val="normal1"/>
+        <w:numPr>
+          <w:ilvl w:val="0"/>
+          <w:numId w:val="22"/>
+        </w:numPr>
+      </w:pPr>
+      <w:r>
+        <w:t>Java 17 o superior instalado en el sistema.</w:t>
+      </w:r>
+    </w:p>
+    <w:p>
+      <w:pPr>
+        <w:pStyle w:val="normal1"/>
+        <w:numPr>
+          <w:ilvl w:val="0"/>
+          <w:numId w:val="22"/>
+        </w:numPr>
+      </w:pPr>
+      <w:r>
+        <w:t>MySQL 8 con la base de datos creada previamente mediante el script SQL proporcionado.</w:t>
+      </w:r>
+    </w:p>
+    <w:p>
+      <w:pPr>
+        <w:pStyle w:val="normal1"/>
+        <w:numPr>
+          <w:ilvl w:val="0"/>
+          <w:numId w:val="22"/>
+        </w:numPr>
+      </w:pPr>
+      <w:r>
+        <w:t>Conexión a internet para poder consumir la API de Google Books.</w:t>
+      </w:r>
+    </w:p>
+    <w:p>
+      <w:pPr>
+        <w:pStyle w:val="normal1"/>
+      </w:pPr>
+      <w:r>
+        <w:rPr>
+          <w:b/>
+          <w:bCs/>
+        </w:rPr>
+        <w:t>Acceso a la aplicación:</w:t>
+      </w:r>
+      <w:r>
+        <w:t xml:space="preserve"> una vez arrancada, la aplicación queda disponible en la URL http://localhost:8080/. </w:t>
+      </w:r>
+    </w:p>
+    <w:p>
+      <w:pPr>
+        <w:pStyle w:val="normal1"/>
+      </w:pPr>
+      <w:r>
+        <w:t>La página de inicio y la búsqueda son públicas, mientras que el panel de administración requiere autenticación con las credenciales del usuario administrador.</w:t>
+      </w:r>
+    </w:p>
+    <w:p>
+      <w:pPr>
+        <w:pStyle w:val="normal1"/>
+      </w:pPr>
+    </w:p>
+    <w:p>
+      <w:pPr>
+        <w:pStyle w:val="normal1"/>
+      </w:pPr>
+    </w:p>
+    <w:p>
+      <w:pPr>
+        <w:pStyle w:val="normal1"/>
+      </w:pPr>
+    </w:p>
+    <w:p>
+      <w:pPr>
+        <w:pStyle w:val="normal1"/>
+      </w:pPr>
+    </w:p>
+    <w:p>
+      <w:pPr>
+        <w:pStyle w:val="normal1"/>
+      </w:pPr>
+    </w:p>
+    <w:p>
+      <w:pPr>
+        <w:pStyle w:val="normal1"/>
+      </w:pPr>
+    </w:p>
+    <w:p>
+      <w:pPr>
+        <w:pStyle w:val="normal1"/>
+      </w:pPr>
+    </w:p>
+    <w:p>
+      <w:pPr>
+        <w:pStyle w:val="normal1"/>
+      </w:pPr>
+    </w:p>
+    <w:p>
+      <w:pPr>
+        <w:pStyle w:val="normal1"/>
+      </w:pPr>
+      <w:r>
+        <w:rPr>
+          <w:b/>
+          <w:bCs/>
+        </w:rPr>
+        <w:t>8.9. Flujo de uso de la aplicación</w:t>
+      </w:r>
+    </w:p>
+    <w:p>
+      <w:pPr>
+        <w:pStyle w:val="normal1"/>
+      </w:pPr>
+      <w:r>
+        <w:t xml:space="preserve">A </w:t>
+      </w:r>
+      <w:proofErr w:type="gramStart"/>
+      <w:r>
+        <w:t>continuación</w:t>
+      </w:r>
+      <w:proofErr w:type="gramEnd"/>
+      <w:r>
+        <w:t xml:space="preserve"> se muestra un ejemplo completo del uso de la aplicación desde el punto de vista del administrador, cubriendo el ciclo completo de un libro: alta, gestión de stock, consulta pública y eliminación.</w:t>
+      </w:r>
+    </w:p>
+    <w:p>
+      <w:pPr>
+        <w:pStyle w:val="normal1"/>
+      </w:pPr>
+      <w:r>
+        <w:rPr>
+          <w:b/>
+          <w:bCs/>
+        </w:rPr>
+        <w:t>Paso 1 - Página de inicio</w:t>
+      </w:r>
+    </w:p>
+    <w:p>
+      <w:pPr>
+        <w:pStyle w:val="normal1"/>
+      </w:pPr>
+      <w:r>
+        <w:t>La página principal muestra la cabecera de bienvenida, las últimas incorporaciones a la librería y los datos de contacto. Desde aquí cualquier visitante puede acceder a la búsqueda o, en el caso del administrador, al panel de administración.</w:t>
+      </w:r>
+    </w:p>
+    <w:p>
+      <w:pPr>
+        <w:pStyle w:val="normal1"/>
+        <w:ind w:hanging="1049"/>
+        <w:rPr>
+          <w:b/>
+          <w:bCs/>
+        </w:rPr>
+      </w:pPr>
+      <w:r>
+        <w:drawing>
+          <wp:inline distT="0" distB="0" distL="0" distR="0" wp14:anchorId="2A316A09" wp14:editId="2728AEA2">
+            <wp:extent cx="6299835" cy="3974465"/>
+            <wp:effectExtent l="0" t="0" r="5715" b="6985"/>
+            <wp:docPr id="41081943" name="Imagen 1"/>
+            <wp:cNvGraphicFramePr>
+              <a:graphicFrameLocks xmlns:a="http://schemas.openxmlformats.org/drawingml/2006/main" noChangeAspect="1"/>
+            </wp:cNvGraphicFramePr>
+            <a:graphic xmlns:a="http://schemas.openxmlformats.org/drawingml/2006/main">
+              <a:graphicData uri="http://schemas.openxmlformats.org/drawingml/2006/picture">
+                <pic:pic xmlns:pic="http://schemas.openxmlformats.org/drawingml/2006/picture">
+                  <pic:nvPicPr>
+                    <pic:cNvPr id="41081943" name=""/>
+                    <pic:cNvPicPr/>
+                  </pic:nvPicPr>
+                  <pic:blipFill>
+                    <a:blip r:embed="rId13"/>
+                    <a:stretch>
+                      <a:fillRect/>
+                    </a:stretch>
+                  </pic:blipFill>
+                  <pic:spPr>
+                    <a:xfrm>
+                      <a:off x="0" y="0"/>
+                      <a:ext cx="6299835" cy="3974465"/>
+                    </a:xfrm>
+                    <a:prstGeom prst="rect">
+                      <a:avLst/>
+                    </a:prstGeom>
+                  </pic:spPr>
+                </pic:pic>
+              </a:graphicData>
+            </a:graphic>
+          </wp:inline>
+        </w:drawing>
+      </w:r>
+    </w:p>
+    <w:p>
+      <w:pPr>
+        <w:widowControl/>
+        <w:spacing w:after="0"/>
+        <w:ind w:left="0" w:firstLine="0"/>
+        <w:rPr>
+          <w:b/>
+          <w:bCs/>
+        </w:rPr>
+      </w:pPr>
+      <w:r>
+        <w:rPr>
+          <w:b/>
+          <w:bCs/>
+        </w:rPr>
+        <w:br w:type="page"/>
+      </w:r>
+    </w:p>
+    <w:p>
+      <w:pPr>
+        <w:pStyle w:val="normal1"/>
+        <w:ind w:hanging="1049"/>
+        <w:rPr>
+          <w:b/>
+          <w:bCs/>
+        </w:rPr>
+      </w:pPr>
+    </w:p>
+    <w:p>
+      <w:pPr>
+        <w:pStyle w:val="normal1"/>
+        <w:ind w:hanging="187"/>
+      </w:pPr>
+      <w:r>
+        <w:rPr>
+          <w:b/>
+          <w:bCs/>
+        </w:rPr>
+        <w:t>Paso 2 - Acceso al panel de administración</w:t>
+      </w:r>
+    </w:p>
+    <w:p>
+      <w:pPr>
+        <w:pStyle w:val="normal1"/>
+      </w:pPr>
+      <w:r>
+        <w:t>Al pulsar sobre el enlace "</w:t>
+      </w:r>
+      <w:proofErr w:type="spellStart"/>
+      <w:r>
+        <w:t>Admin</w:t>
+      </w:r>
+      <w:proofErr w:type="spellEnd"/>
+      <w:r>
+        <w:t xml:space="preserve">" de la barra de navegación, el sistema detecta que el usuario no está autenticado y lo redirige automáticamente a la pantalla de </w:t>
+      </w:r>
+      <w:proofErr w:type="spellStart"/>
+      <w:r>
+        <w:t>login</w:t>
+      </w:r>
+      <w:proofErr w:type="spellEnd"/>
+      <w:r>
+        <w:t>.</w:t>
+      </w:r>
+    </w:p>
+    <w:p>
+      <w:pPr>
+        <w:pStyle w:val="normal1"/>
+        <w:ind w:hanging="1049"/>
+        <w:rPr>
+          <w:b/>
+          <w:bCs/>
+        </w:rPr>
+      </w:pPr>
+      <w:r>
+        <w:drawing>
+          <wp:inline distT="0" distB="0" distL="0" distR="0" wp14:anchorId="35980DB9" wp14:editId="3FDD651D">
+            <wp:extent cx="6299835" cy="2966085"/>
+            <wp:effectExtent l="0" t="0" r="5715" b="5715"/>
+            <wp:docPr id="1415261968" name="Imagen 1"/>
+            <wp:cNvGraphicFramePr>
+              <a:graphicFrameLocks xmlns:a="http://schemas.openxmlformats.org/drawingml/2006/main" noChangeAspect="1"/>
+            </wp:cNvGraphicFramePr>
+            <a:graphic xmlns:a="http://schemas.openxmlformats.org/drawingml/2006/main">
+              <a:graphicData uri="http://schemas.openxmlformats.org/drawingml/2006/picture">
+                <pic:pic xmlns:pic="http://schemas.openxmlformats.org/drawingml/2006/picture">
+                  <pic:nvPicPr>
+                    <pic:cNvPr id="1415261968" name=""/>
+                    <pic:cNvPicPr/>
+                  </pic:nvPicPr>
+                  <pic:blipFill>
+                    <a:blip r:embed="rId14"/>
+                    <a:stretch>
+                      <a:fillRect/>
+                    </a:stretch>
+                  </pic:blipFill>
+                  <pic:spPr>
+                    <a:xfrm>
+                      <a:off x="0" y="0"/>
+                      <a:ext cx="6299835" cy="2966085"/>
+                    </a:xfrm>
+                    <a:prstGeom prst="rect">
+                      <a:avLst/>
+                    </a:prstGeom>
+                  </pic:spPr>
+                </pic:pic>
+              </a:graphicData>
+            </a:graphic>
+          </wp:inline>
+        </w:drawing>
+      </w:r>
+    </w:p>
+    <w:p>
+      <w:pPr>
+        <w:pStyle w:val="normal1"/>
+        <w:ind w:hanging="1049"/>
+        <w:rPr>
+          <w:b/>
+          <w:bCs/>
+        </w:rPr>
+      </w:pPr>
+    </w:p>
+    <w:p>
+      <w:pPr>
+        <w:pStyle w:val="normal1"/>
+        <w:ind w:hanging="187"/>
+      </w:pPr>
+      <w:r>
+        <w:rPr>
+          <w:b/>
+          <w:bCs/>
+        </w:rPr>
+        <w:t>Paso 3 - Panel de administración</w:t>
+      </w:r>
+    </w:p>
+    <w:p>
+      <w:pPr>
+        <w:pStyle w:val="normal1"/>
+      </w:pPr>
+      <w:r>
+        <w:t>Una vez introducidas las credenciales correctas, el administrador accede al panel. Desde aquí puede añadir libros nuevos, gestionar el stock de los existentes y borrar los que ya no formen parte del catálogo.</w:t>
+      </w:r>
+    </w:p>
+    <w:p>
+      <w:pPr>
+        <w:pStyle w:val="normal1"/>
+        <w:ind w:hanging="1049"/>
+        <w:rPr>
+          <w:b/>
+          <w:bCs/>
+        </w:rPr>
+      </w:pPr>
+      <w:r>
+        <w:drawing>
+          <wp:inline distT="0" distB="0" distL="0" distR="0" wp14:anchorId="68C63002" wp14:editId="0777CBE7">
+            <wp:extent cx="6299835" cy="3265805"/>
+            <wp:effectExtent l="0" t="0" r="5715" b="0"/>
+            <wp:docPr id="604806895" name="Imagen 1"/>
+            <wp:cNvGraphicFramePr>
+              <a:graphicFrameLocks xmlns:a="http://schemas.openxmlformats.org/drawingml/2006/main" noChangeAspect="1"/>
+            </wp:cNvGraphicFramePr>
+            <a:graphic xmlns:a="http://schemas.openxmlformats.org/drawingml/2006/main">
+              <a:graphicData uri="http://schemas.openxmlformats.org/drawingml/2006/picture">
+                <pic:pic xmlns:pic="http://schemas.openxmlformats.org/drawingml/2006/picture">
+                  <pic:nvPicPr>
+                    <pic:cNvPr id="604806895" name=""/>
+                    <pic:cNvPicPr/>
+                  </pic:nvPicPr>
+                  <pic:blipFill>
+                    <a:blip r:embed="rId15"/>
+                    <a:stretch>
+                      <a:fillRect/>
+                    </a:stretch>
+                  </pic:blipFill>
+                  <pic:spPr>
+                    <a:xfrm>
+                      <a:off x="0" y="0"/>
+                      <a:ext cx="6299835" cy="3265805"/>
+                    </a:xfrm>
+                    <a:prstGeom prst="rect">
+                      <a:avLst/>
+                    </a:prstGeom>
+                  </pic:spPr>
+                </pic:pic>
+              </a:graphicData>
+            </a:graphic>
+          </wp:inline>
+        </w:drawing>
+      </w:r>
+    </w:p>
+    <w:p>
+      <w:pPr>
+        <w:widowControl/>
+        <w:spacing w:after="0"/>
+        <w:ind w:left="0" w:firstLine="0"/>
+        <w:rPr>
+          <w:b/>
+          <w:bCs/>
+        </w:rPr>
+      </w:pPr>
+      <w:r>
+        <w:rPr>
+          <w:b/>
+          <w:bCs/>
+        </w:rPr>
+        <w:br w:type="page"/>
+      </w:r>
+    </w:p>
+    <w:p>
+      <w:pPr>
+        <w:pStyle w:val="normal1"/>
+        <w:ind w:hanging="187"/>
+      </w:pPr>
+      <w:r>
+        <w:rPr>
+          <w:b/>
+          <w:bCs/>
+        </w:rPr>
+        <w:lastRenderedPageBreak/>
+        <w:t>Paso 4 - Añadir un libro nuevo</w:t>
+      </w:r>
+    </w:p>
+    <w:p>
+      <w:pPr>
+        <w:pStyle w:val="normal1"/>
+      </w:pPr>
+      <w:r>
+        <w:t>Para añadir un libro basta con introducir su ISBN (en formato ISBN-10 o ISBN-13) en el formulario superior y pulsar el botón Añadir. La aplicación consulta automáticamente la API de Google Books, recupera toda la información del libro y la almacena en la base de datos.</w:t>
+      </w:r>
+    </w:p>
+    <w:p>
+      <w:pPr>
+        <w:pStyle w:val="normal1"/>
+        <w:ind w:hanging="1049"/>
+        <w:rPr>
+          <w:b/>
+          <w:bCs/>
+        </w:rPr>
+      </w:pPr>
+      <w:r>
+        <w:drawing>
+          <wp:inline distT="0" distB="0" distL="0" distR="0" wp14:anchorId="7520E690" wp14:editId="63FFC851">
+            <wp:extent cx="6299835" cy="3344545"/>
+            <wp:effectExtent l="0" t="0" r="5715" b="8255"/>
+            <wp:docPr id="535727123" name="Imagen 1"/>
+            <wp:cNvGraphicFramePr>
+              <a:graphicFrameLocks xmlns:a="http://schemas.openxmlformats.org/drawingml/2006/main" noChangeAspect="1"/>
+            </wp:cNvGraphicFramePr>
+            <a:graphic xmlns:a="http://schemas.openxmlformats.org/drawingml/2006/main">
+              <a:graphicData uri="http://schemas.openxmlformats.org/drawingml/2006/picture">
+                <pic:pic xmlns:pic="http://schemas.openxmlformats.org/drawingml/2006/picture">
+                  <pic:nvPicPr>
+                    <pic:cNvPr id="535727123" name=""/>
+                    <pic:cNvPicPr/>
+                  </pic:nvPicPr>
+                  <pic:blipFill>
+                    <a:blip r:embed="rId16"/>
+                    <a:stretch>
+                      <a:fillRect/>
+                    </a:stretch>
+                  </pic:blipFill>
+                  <pic:spPr>
+                    <a:xfrm>
+                      <a:off x="0" y="0"/>
+                      <a:ext cx="6299835" cy="3344545"/>
+                    </a:xfrm>
+                    <a:prstGeom prst="rect">
+                      <a:avLst/>
+                    </a:prstGeom>
+                  </pic:spPr>
+                </pic:pic>
+              </a:graphicData>
+            </a:graphic>
+          </wp:inline>
+        </w:drawing>
+      </w:r>
+    </w:p>
+    <w:p>
+      <w:pPr>
+        <w:widowControl/>
+        <w:spacing w:after="0"/>
+        <w:ind w:left="0" w:firstLine="0"/>
+        <w:rPr>
+          <w:b/>
+          <w:bCs/>
+        </w:rPr>
+      </w:pPr>
+      <w:r>
+        <w:rPr>
+          <w:b/>
+          <w:bCs/>
+        </w:rPr>
+        <w:br w:type="page"/>
+      </w:r>
+    </w:p>
+    <w:p>
+      <w:pPr>
+        <w:pStyle w:val="normal1"/>
+        <w:ind w:left="0" w:firstLine="0"/>
+        <w:rPr>
+          <w:b/>
+          <w:bCs/>
+        </w:rPr>
+      </w:pPr>
+    </w:p>
+    <w:p>
+      <w:pPr>
+        <w:pStyle w:val="normal1"/>
+        <w:ind w:hanging="187"/>
+      </w:pPr>
+      <w:r>
+        <w:rPr>
+          <w:b/>
+          <w:bCs/>
+        </w:rPr>
+        <w:t>Paso 5 - Libro añadido correctamente</w:t>
+      </w:r>
+    </w:p>
+    <w:p>
+      <w:pPr>
+        <w:pStyle w:val="normal1"/>
+      </w:pPr>
+      <w:r>
+        <w:t xml:space="preserve">Tras el alta, aparece un mensaje de confirmación verde y el libro pasa a formar parte de la tabla. Por defecto el libro se añade marcado como "sin stock" (interruptor </w:t>
+      </w:r>
+      <w:r>
+        <w:t>apagado</w:t>
+      </w:r>
+      <w:r>
+        <w:t>).</w:t>
+      </w:r>
+    </w:p>
+    <w:p>
+      <w:pPr>
+        <w:pStyle w:val="normal1"/>
+        <w:ind w:hanging="1049"/>
+      </w:pPr>
+      <w:r>
+        <w:drawing>
+          <wp:inline distT="0" distB="0" distL="0" distR="0" wp14:anchorId="1404F71F" wp14:editId="43E8936A">
+            <wp:extent cx="6299835" cy="4137025"/>
+            <wp:effectExtent l="0" t="0" r="5715" b="0"/>
+            <wp:docPr id="33665024" name="Imagen 1"/>
+            <wp:cNvGraphicFramePr>
+              <a:graphicFrameLocks xmlns:a="http://schemas.openxmlformats.org/drawingml/2006/main" noChangeAspect="1"/>
+            </wp:cNvGraphicFramePr>
+            <a:graphic xmlns:a="http://schemas.openxmlformats.org/drawingml/2006/main">
+              <a:graphicData uri="http://schemas.openxmlformats.org/drawingml/2006/picture">
+                <pic:pic xmlns:pic="http://schemas.openxmlformats.org/drawingml/2006/picture">
+                  <pic:nvPicPr>
+                    <pic:cNvPr id="33665024" name=""/>
+                    <pic:cNvPicPr/>
+                  </pic:nvPicPr>
+                  <pic:blipFill>
+                    <a:blip r:embed="rId17"/>
+                    <a:stretch>
+                      <a:fillRect/>
+                    </a:stretch>
+                  </pic:blipFill>
+                  <pic:spPr>
+                    <a:xfrm>
+                      <a:off x="0" y="0"/>
+                      <a:ext cx="6299835" cy="4137025"/>
+                    </a:xfrm>
+                    <a:prstGeom prst="rect">
+                      <a:avLst/>
+                    </a:prstGeom>
+                  </pic:spPr>
+                </pic:pic>
+              </a:graphicData>
+            </a:graphic>
+          </wp:inline>
+        </w:drawing>
+      </w:r>
+    </w:p>
+    <w:p>
+      <w:pPr>
+        <w:pStyle w:val="normal1"/>
+        <w:ind w:hanging="1049"/>
+      </w:pPr>
+    </w:p>
+    <w:p>
+      <w:pPr>
+        <w:pStyle w:val="normal1"/>
+        <w:ind w:hanging="1049"/>
+      </w:pPr>
+    </w:p>
+    <w:p>
+      <w:pPr>
+        <w:pStyle w:val="normal1"/>
+        <w:ind w:left="0" w:firstLine="720"/>
+      </w:pPr>
+      <w:r>
+        <w:rPr>
+          <w:b/>
+          <w:bCs/>
+        </w:rPr>
+        <w:t>Paso 6 - Cambiar el estado de stock</w:t>
+      </w:r>
+    </w:p>
+    <w:p>
+      <w:pPr>
+        <w:pStyle w:val="normal1"/>
+      </w:pPr>
+      <w:r>
+        <w:t>Pulsando sobre el interruptor de la columna Stock, el administrador puede marcar el libro como disponible (</w:t>
+      </w:r>
+      <w:r>
+        <w:t>azul</w:t>
+      </w:r>
+      <w:r>
+        <w:t>) o no disponible (</w:t>
+      </w:r>
+      <w:r>
+        <w:t>gris</w:t>
+      </w:r>
+      <w:r>
+        <w:t>). El cambio se aplica inmediatamente.</w:t>
+      </w:r>
+    </w:p>
+    <w:p>
+      <w:pPr>
+        <w:pStyle w:val="normal1"/>
+        <w:ind w:hanging="1049"/>
+        <w:rPr>
+          <w:b/>
+          <w:bCs/>
+        </w:rPr>
+      </w:pPr>
+      <w:r>
+        <w:drawing>
+          <wp:inline distT="0" distB="0" distL="0" distR="0" wp14:anchorId="5527FB31" wp14:editId="3E726263">
+            <wp:extent cx="6299835" cy="607695"/>
+            <wp:effectExtent l="0" t="0" r="5715" b="1905"/>
+            <wp:docPr id="44802442" name="Imagen 1"/>
+            <wp:cNvGraphicFramePr>
+              <a:graphicFrameLocks xmlns:a="http://schemas.openxmlformats.org/drawingml/2006/main" noChangeAspect="1"/>
+            </wp:cNvGraphicFramePr>
+            <a:graphic xmlns:a="http://schemas.openxmlformats.org/drawingml/2006/main">
+              <a:graphicData uri="http://schemas.openxmlformats.org/drawingml/2006/picture">
+                <pic:pic xmlns:pic="http://schemas.openxmlformats.org/drawingml/2006/picture">
+                  <pic:nvPicPr>
+                    <pic:cNvPr id="44802442" name=""/>
+                    <pic:cNvPicPr/>
+                  </pic:nvPicPr>
+                  <pic:blipFill>
+                    <a:blip r:embed="rId18"/>
+                    <a:stretch>
+                      <a:fillRect/>
+                    </a:stretch>
+                  </pic:blipFill>
+                  <pic:spPr>
+                    <a:xfrm>
+                      <a:off x="0" y="0"/>
+                      <a:ext cx="6299835" cy="607695"/>
+                    </a:xfrm>
+                    <a:prstGeom prst="rect">
+                      <a:avLst/>
+                    </a:prstGeom>
+                  </pic:spPr>
+                </pic:pic>
+              </a:graphicData>
+            </a:graphic>
+          </wp:inline>
+        </w:drawing>
+      </w:r>
+    </w:p>
+    <w:p>
+      <w:pPr>
+        <w:widowControl/>
+        <w:spacing w:after="0"/>
+        <w:ind w:left="0" w:firstLine="0"/>
+        <w:rPr>
+          <w:b/>
+          <w:bCs/>
+        </w:rPr>
+      </w:pPr>
+      <w:r>
+        <w:rPr>
+          <w:b/>
+          <w:bCs/>
+        </w:rPr>
+        <w:br w:type="page"/>
+      </w:r>
+    </w:p>
+    <w:p>
+      <w:pPr>
+        <w:pStyle w:val="normal1"/>
+      </w:pPr>
+      <w:r>
+        <w:rPr>
+          <w:b/>
+          <w:bCs/>
+        </w:rPr>
+        <w:lastRenderedPageBreak/>
+        <w:t>Paso 7 - Búsqueda pública</w:t>
+      </w:r>
+    </w:p>
+    <w:p>
+      <w:pPr>
+        <w:pStyle w:val="normal1"/>
+      </w:pPr>
+      <w:r>
+        <w:t>Cualquier visitante puede buscar el libro recién añadido desde la página de búsqueda. Se puede buscar por título parcial, autor, ISBN exacto o filtrar por categoría.</w:t>
+      </w:r>
+    </w:p>
+    <w:p>
+      <w:pPr>
+        <w:pStyle w:val="normal1"/>
+        <w:ind w:hanging="1049"/>
+        <w:rPr>
+          <w:noProof/>
+        </w:rPr>
+      </w:pPr>
+      <w:r>
+        <w:drawing>
+          <wp:inline distT="0" distB="0" distL="0" distR="0" wp14:anchorId="72A0D66A" wp14:editId="7A6F4651">
+            <wp:extent cx="6299835" cy="2984500"/>
+            <wp:effectExtent l="0" t="0" r="5715" b="6350"/>
+            <wp:docPr id="943483441" name="Imagen 1"/>
+            <wp:cNvGraphicFramePr>
+              <a:graphicFrameLocks xmlns:a="http://schemas.openxmlformats.org/drawingml/2006/main" noChangeAspect="1"/>
+            </wp:cNvGraphicFramePr>
+            <a:graphic xmlns:a="http://schemas.openxmlformats.org/drawingml/2006/main">
+              <a:graphicData uri="http://schemas.openxmlformats.org/drawingml/2006/picture">
+                <pic:pic xmlns:pic="http://schemas.openxmlformats.org/drawingml/2006/picture">
+                  <pic:nvPicPr>
+                    <pic:cNvPr id="943483441" name=""/>
+                    <pic:cNvPicPr/>
+                  </pic:nvPicPr>
+                  <pic:blipFill>
+                    <a:blip r:embed="rId19"/>
+                    <a:stretch>
+                      <a:fillRect/>
+                    </a:stretch>
+                  </pic:blipFill>
+                  <pic:spPr>
+                    <a:xfrm>
+                      <a:off x="0" y="0"/>
+                      <a:ext cx="6299835" cy="2984500"/>
+                    </a:xfrm>
+                    <a:prstGeom prst="rect">
+                      <a:avLst/>
+                    </a:prstGeom>
+                  </pic:spPr>
+                </pic:pic>
+              </a:graphicData>
+            </a:graphic>
+          </wp:inline>
+        </w:drawing>
+      </w:r>
+      <w:r>
+        <w:rPr>
+          <w:noProof/>
+        </w:rPr>
+        <w:t xml:space="preserve"> </w:t>
+      </w:r>
+    </w:p>
+    <w:p>
+      <w:pPr>
+        <w:pStyle w:val="normal1"/>
+        <w:ind w:hanging="1049"/>
+        <w:rPr>
+          <w:b/>
+          <w:bCs/>
+        </w:rPr>
+      </w:pPr>
+      <w:r>
+        <w:rPr>
+          <w:b/>
+          <w:bCs/>
+        </w:rPr>
+        <w:drawing>
+          <wp:inline distT="0" distB="0" distL="0" distR="0" wp14:anchorId="321906A2" wp14:editId="464FB6C1">
+            <wp:extent cx="6299835" cy="4843780"/>
+            <wp:effectExtent l="0" t="0" r="5715" b="0"/>
+            <wp:docPr id="343629695" name="Imagen 1"/>
+            <wp:cNvGraphicFramePr>
+              <a:graphicFrameLocks xmlns:a="http://schemas.openxmlformats.org/drawingml/2006/main" noChangeAspect="1"/>
+            </wp:cNvGraphicFramePr>
+            <a:graphic xmlns:a="http://schemas.openxmlformats.org/drawingml/2006/main">
+              <a:graphicData uri="http://schemas.openxmlformats.org/drawingml/2006/picture">
+                <pic:pic xmlns:pic="http://schemas.openxmlformats.org/drawingml/2006/picture">
+                  <pic:nvPicPr>
+                    <pic:cNvPr id="343629695" name=""/>
+                    <pic:cNvPicPr/>
+                  </pic:nvPicPr>
+                  <pic:blipFill>
+                    <a:blip r:embed="rId20"/>
+                    <a:stretch>
+                      <a:fillRect/>
+                    </a:stretch>
+                  </pic:blipFill>
+                  <pic:spPr>
+                    <a:xfrm>
+                      <a:off x="0" y="0"/>
+                      <a:ext cx="6299835" cy="4843780"/>
+                    </a:xfrm>
+                    <a:prstGeom prst="rect">
+                      <a:avLst/>
+                    </a:prstGeom>
+                  </pic:spPr>
+                </pic:pic>
+              </a:graphicData>
+            </a:graphic>
+          </wp:inline>
+        </w:drawing>
+      </w:r>
+    </w:p>
+    <w:p>
+      <w:pPr>
+        <w:pStyle w:val="normal1"/>
+        <w:ind w:hanging="1049"/>
+        <w:rPr>
+          <w:b/>
+          <w:bCs/>
+        </w:rPr>
+      </w:pPr>
+    </w:p>
+    <w:p>
+      <w:pPr>
+        <w:widowControl/>
+        <w:spacing w:after="0"/>
+        <w:ind w:left="0" w:firstLine="0"/>
+        <w:rPr>
+          <w:b/>
+          <w:bCs/>
+        </w:rPr>
+      </w:pPr>
+    </w:p>
+    <w:p>
+      <w:pPr>
+        <w:widowControl/>
+        <w:spacing w:after="0"/>
+        <w:ind w:left="0" w:firstLine="0"/>
+        <w:rPr>
+          <w:b/>
+          <w:bCs/>
+        </w:rPr>
+      </w:pPr>
+    </w:p>
+    <w:p>
+      <w:pPr>
+        <w:pStyle w:val="normal1"/>
+        <w:ind w:firstLine="0"/>
+      </w:pPr>
+      <w:r>
+        <w:rPr>
+          <w:b/>
+          <w:bCs/>
+        </w:rPr>
+        <w:t>Paso 8 - Vista de detalle</w:t>
+      </w:r>
+    </w:p>
+    <w:p>
+      <w:pPr>
+        <w:pStyle w:val="normal1"/>
+      </w:pPr>
+      <w:r>
+        <w:t>Al pulsar sobre la tarjeta del libro se muestra una vista completa con toda la información: portada, autores, editorial, categorías, sinopsis y un banner que indica que el libro está en stock.</w:t>
+      </w:r>
+    </w:p>
+    <w:p>
+      <w:pPr>
+        <w:pStyle w:val="normal1"/>
+        <w:ind w:hanging="1049"/>
+      </w:pPr>
+      <w:r>
+        <w:drawing>
+          <wp:inline distT="0" distB="0" distL="0" distR="0" wp14:anchorId="6351DB29" wp14:editId="1107C877">
+            <wp:extent cx="6299835" cy="3820795"/>
+            <wp:effectExtent l="0" t="0" r="5715" b="8255"/>
+            <wp:docPr id="179457310" name="Imagen 1"/>
+            <wp:cNvGraphicFramePr>
+              <a:graphicFrameLocks xmlns:a="http://schemas.openxmlformats.org/drawingml/2006/main" noChangeAspect="1"/>
+            </wp:cNvGraphicFramePr>
+            <a:graphic xmlns:a="http://schemas.openxmlformats.org/drawingml/2006/main">
+              <a:graphicData uri="http://schemas.openxmlformats.org/drawingml/2006/picture">
+                <pic:pic xmlns:pic="http://schemas.openxmlformats.org/drawingml/2006/picture">
+                  <pic:nvPicPr>
+                    <pic:cNvPr id="179457310" name=""/>
+                    <pic:cNvPicPr/>
+                  </pic:nvPicPr>
+                  <pic:blipFill>
+                    <a:blip r:embed="rId21"/>
+                    <a:stretch>
+                      <a:fillRect/>
+                    </a:stretch>
+                  </pic:blipFill>
+                  <pic:spPr>
+                    <a:xfrm>
+                      <a:off x="0" y="0"/>
+                      <a:ext cx="6299835" cy="3820795"/>
+                    </a:xfrm>
+                    <a:prstGeom prst="rect">
+                      <a:avLst/>
+                    </a:prstGeom>
+                  </pic:spPr>
+                </pic:pic>
+              </a:graphicData>
+            </a:graphic>
+          </wp:inline>
+        </w:drawing>
+      </w:r>
+    </w:p>
+    <w:p>
+      <w:pPr>
+        <w:pStyle w:val="normal1"/>
+        <w:rPr>
+          <w:b/>
+          <w:bCs/>
+        </w:rPr>
+      </w:pPr>
+    </w:p>
+    <w:p>
+      <w:pPr>
+        <w:pStyle w:val="normal1"/>
+        <w:rPr>
+          <w:b/>
+          <w:bCs/>
+        </w:rPr>
+      </w:pPr>
+    </w:p>
+    <w:p>
+      <w:pPr>
+        <w:widowControl/>
+        <w:spacing w:after="0"/>
+        <w:ind w:left="0" w:firstLine="0"/>
+        <w:rPr>
+          <w:b/>
+          <w:bCs/>
+        </w:rPr>
+      </w:pPr>
+      <w:r>
+        <w:rPr>
+          <w:b/>
+          <w:bCs/>
+        </w:rPr>
+        <w:br w:type="page"/>
+      </w:r>
+    </w:p>
+    <w:p>
+      <w:pPr>
+        <w:pStyle w:val="normal1"/>
+      </w:pPr>
+      <w:r>
+        <w:rPr>
+          <w:b/>
+          <w:bCs/>
+        </w:rPr>
+        <w:lastRenderedPageBreak/>
+        <w:t>Paso 9 - Borrar un libro</w:t>
+      </w:r>
+    </w:p>
+    <w:p>
+      <w:pPr>
+        <w:pStyle w:val="normal1"/>
+      </w:pPr>
+      <w:r>
+        <w:t>De vuelta en el panel de administración, el administrador puede pulsar el botón "Borrar" de cualquier fila para eliminar el libro del catálogo. Tras confirmar la operación, el libro desaparece de la tabla y se muestra un mensaje de confirmación.</w:t>
+      </w:r>
+    </w:p>
+    <w:p>
+      <w:pPr>
+        <w:pStyle w:val="normal1"/>
+      </w:pPr>
+    </w:p>
+    <w:p>
+      <w:pPr>
+        <w:pStyle w:val="normal1"/>
+        <w:ind w:left="0" w:firstLine="0"/>
+      </w:pPr>
+    </w:p>
+    <w:p>
+      <w:pPr>
+        <w:pStyle w:val="normal1"/>
+        <w:ind w:hanging="1191"/>
+        <w:rPr>
+          <w:noProof/>
+        </w:rPr>
+      </w:pPr>
+      <w:r>
+        <w:drawing>
+          <wp:inline distT="0" distB="0" distL="0" distR="0" wp14:anchorId="267E8BAD" wp14:editId="3EB777CF">
+            <wp:extent cx="6299835" cy="720090"/>
+            <wp:effectExtent l="0" t="0" r="5715" b="3810"/>
+            <wp:docPr id="1425753393" name="Imagen 1"/>
+            <wp:cNvGraphicFramePr>
+              <a:graphicFrameLocks xmlns:a="http://schemas.openxmlformats.org/drawingml/2006/main" noChangeAspect="1"/>
+            </wp:cNvGraphicFramePr>
+            <a:graphic xmlns:a="http://schemas.openxmlformats.org/drawingml/2006/main">
+              <a:graphicData uri="http://schemas.openxmlformats.org/drawingml/2006/picture">
+                <pic:pic xmlns:pic="http://schemas.openxmlformats.org/drawingml/2006/picture">
+                  <pic:nvPicPr>
+                    <pic:cNvPr id="1425753393" name=""/>
+                    <pic:cNvPicPr/>
+                  </pic:nvPicPr>
+                  <pic:blipFill>
+                    <a:blip r:embed="rId22"/>
+                    <a:stretch>
+                      <a:fillRect/>
+                    </a:stretch>
+                  </pic:blipFill>
+                  <pic:spPr>
+                    <a:xfrm>
+                      <a:off x="0" y="0"/>
+                      <a:ext cx="6299835" cy="720090"/>
+                    </a:xfrm>
+                    <a:prstGeom prst="rect">
+                      <a:avLst/>
+                    </a:prstGeom>
+                  </pic:spPr>
+                </pic:pic>
+              </a:graphicData>
+            </a:graphic>
+          </wp:inline>
+        </w:drawing>
+      </w:r>
+      <w:r>
+        <w:rPr>
+          <w:noProof/>
+        </w:rPr>
+        <w:t xml:space="preserve"> </w:t>
+      </w:r>
+    </w:p>
+    <w:p>
+      <w:pPr>
+        <w:pStyle w:val="normal1"/>
+        <w:ind w:hanging="1191"/>
+      </w:pPr>
+      <w:r>
+        <w:drawing>
+          <wp:inline distT="0" distB="0" distL="0" distR="0" wp14:anchorId="5FED83EE" wp14:editId="0CDE8C77">
+            <wp:extent cx="6299835" cy="3642995"/>
+            <wp:effectExtent l="0" t="0" r="5715" b="0"/>
+            <wp:docPr id="58324917" name="Imagen 1"/>
+            <wp:cNvGraphicFramePr>
+              <a:graphicFrameLocks xmlns:a="http://schemas.openxmlformats.org/drawingml/2006/main" noChangeAspect="1"/>
+            </wp:cNvGraphicFramePr>
+            <a:graphic xmlns:a="http://schemas.openxmlformats.org/drawingml/2006/main">
+              <a:graphicData uri="http://schemas.openxmlformats.org/drawingml/2006/picture">
+                <pic:pic xmlns:pic="http://schemas.openxmlformats.org/drawingml/2006/picture">
+                  <pic:nvPicPr>
+                    <pic:cNvPr id="58324917" name=""/>
+                    <pic:cNvPicPr/>
+                  </pic:nvPicPr>
+                  <pic:blipFill>
+                    <a:blip r:embed="rId23"/>
+                    <a:stretch>
+                      <a:fillRect/>
+                    </a:stretch>
+                  </pic:blipFill>
+                  <pic:spPr>
+                    <a:xfrm>
+                      <a:off x="0" y="0"/>
+                      <a:ext cx="6299835" cy="3642995"/>
+                    </a:xfrm>
+                    <a:prstGeom prst="rect">
+                      <a:avLst/>
+                    </a:prstGeom>
+                  </pic:spPr>
+                </pic:pic>
+              </a:graphicData>
+            </a:graphic>
+          </wp:inline>
+        </w:drawing>
+      </w:r>
+    </w:p>
+    <w:p>
+      <w:pPr>
+        <w:pStyle w:val="normal1"/>
+        <w:ind w:hanging="1191"/>
+      </w:pPr>
+    </w:p>
+    <w:p>
+      <w:pPr>
+        <w:pStyle w:val="normal1"/>
+      </w:pPr>
+      <w:r>
+        <w:t>Si lo buscamos posteriormente, obviamente, no va a existir.</w:t>
+      </w:r>
+    </w:p>
+    <w:p>
+      <w:pPr>
+        <w:pStyle w:val="normal1"/>
+        <w:ind w:hanging="1191"/>
+      </w:pPr>
+    </w:p>
+    <w:p>
+      <w:pPr>
+        <w:pStyle w:val="normal1"/>
+        <w:ind w:hanging="1191"/>
+      </w:pPr>
+      <w:r>
+        <w:drawing>
+          <wp:inline distT="0" distB="0" distL="0" distR="0" wp14:anchorId="39687E87" wp14:editId="1C6BEFDA">
+            <wp:extent cx="6299835" cy="1316355"/>
+            <wp:effectExtent l="0" t="0" r="5715" b="0"/>
+            <wp:docPr id="1749332444" name="Imagen 1"/>
+            <wp:cNvGraphicFramePr>
+              <a:graphicFrameLocks xmlns:a="http://schemas.openxmlformats.org/drawingml/2006/main" noChangeAspect="1"/>
+            </wp:cNvGraphicFramePr>
+            <a:graphic xmlns:a="http://schemas.openxmlformats.org/drawingml/2006/main">
+              <a:graphicData uri="http://schemas.openxmlformats.org/drawingml/2006/picture">
+                <pic:pic xmlns:pic="http://schemas.openxmlformats.org/drawingml/2006/picture">
+                  <pic:nvPicPr>
+                    <pic:cNvPr id="1749332444" name=""/>
+                    <pic:cNvPicPr/>
+                  </pic:nvPicPr>
+                  <pic:blipFill>
+                    <a:blip r:embed="rId24"/>
+                    <a:stretch>
+                      <a:fillRect/>
+                    </a:stretch>
+                  </pic:blipFill>
+                  <pic:spPr>
+                    <a:xfrm>
+                      <a:off x="0" y="0"/>
+                      <a:ext cx="6299835" cy="1316355"/>
+                    </a:xfrm>
+                    <a:prstGeom prst="rect">
+                      <a:avLst/>
+                    </a:prstGeom>
+                  </pic:spPr>
+                </pic:pic>
+              </a:graphicData>
+            </a:graphic>
+          </wp:inline>
+        </w:drawing>
+      </w:r>
     </w:p>
     <w:sectPr>
-      <w:headerReference w:type="even" r:id="rId12"/>
-      <w:headerReference w:type="default" r:id="rId13"/>
-      <w:footerReference w:type="even" r:id="rId14"/>
-      <w:footerReference w:type="default" r:id="rId15"/>
-      <w:headerReference w:type="first" r:id="rId16"/>
-      <w:footerReference w:type="first" r:id="rId17"/>
+      <w:headerReference w:type="even" r:id="rId25"/>
+      <w:headerReference w:type="default" r:id="rId26"/>
+      <w:footerReference w:type="even" r:id="rId27"/>
+      <w:footerReference w:type="default" r:id="rId28"/>
+      <w:headerReference w:type="first" r:id="rId29"/>
+      <w:footerReference w:type="first" r:id="rId30"/>
       <w:pgSz w:w="11906" w:h="16838"/>
       <w:pgMar w:top="1134" w:right="851" w:bottom="1134" w:left="1134" w:header="709" w:footer="709" w:gutter="0"/>
       <w:cols w:space="720"/>
@@ -4333,11 +7323,21 @@
           <w:r>
             <w:t xml:space="preserve"> | </w:t>
           </w:r>
-          <w:fldSimple w:instr=" NUMPAGES ">
-            <w:r>
-              <w:t>4</w:t>
-            </w:r>
-          </w:fldSimple>
+          <w:r>
+            <w:fldChar w:fldCharType="begin"/>
+          </w:r>
+          <w:r>
+            <w:instrText xml:space="preserve"> NUMPAGES </w:instrText>
+          </w:r>
+          <w:r>
+            <w:fldChar w:fldCharType="separate"/>
+          </w:r>
+          <w:r>
+            <w:t>4</w:t>
+          </w:r>
+          <w:r>
+            <w:fldChar w:fldCharType="end"/>
+          </w:r>
         </w:p>
       </w:tc>
     </w:tr>
@@ -4969,11 +7969,21 @@
           <w:r>
             <w:t xml:space="preserve"> | </w:t>
           </w:r>
-          <w:fldSimple w:instr=" NUMPAGES ">
-            <w:r>
-              <w:t>4</w:t>
-            </w:r>
-          </w:fldSimple>
+          <w:r>
+            <w:fldChar w:fldCharType="begin"/>
+          </w:r>
+          <w:r>
+            <w:instrText xml:space="preserve"> NUMPAGES </w:instrText>
+          </w:r>
+          <w:r>
+            <w:fldChar w:fldCharType="separate"/>
+          </w:r>
+          <w:r>
+            <w:t>4</w:t>
+          </w:r>
+          <w:r>
+            <w:fldChar w:fldCharType="end"/>
+          </w:r>
         </w:p>
       </w:tc>
     </w:tr>
@@ -6675,6 +9685,390 @@
 <file path=word/numbering.xml><?xml version="1.0" encoding="utf-8"?>
 <w:numbering xmlns:wpc="http://schemas.microsoft.com/office/word/2010/wordprocessingCanvas" xmlns:cx="http://schemas.microsoft.com/office/drawing/2014/chartex" xmlns:cx1="http://schemas.microsoft.com/office/drawing/2015/9/8/chartex" xmlns:cx2="http://schemas.microsoft.com/office/drawing/2015/10/21/chartex" xmlns:cx3="http://schemas.microsoft.com/office/drawing/2016/5/9/chartex" xmlns:cx4="http://schemas.microsoft.com/office/drawing/2016/5/10/chartex" xmlns:cx5="http://schemas.microsoft.com/office/drawing/2016/5/11/chartex" xmlns:cx6="http://schemas.microsoft.com/office/drawing/2016/5/12/chartex" xmlns:cx7="http://schemas.microsoft.com/office/drawing/2016/5/13/chartex" xmlns:cx8="http://schemas.microsoft.com/office/drawing/2016/5/14/chartex" xmlns:mc="http://schemas.openxmlformats.org/markup-compatibility/2006" xmlns:aink="http://schemas.microsoft.com/office/drawing/2016/ink" xmlns:am3d="http://schemas.microsoft.com/office/drawing/2017/model3d" xmlns:o="urn:schemas-microsoft-com:office:office" xmlns:oel="http://schemas.microsoft.com/office/2019/extlst" xmlns:r="http://schemas.openxmlformats.org/officeDocument/2006/relationships" xmlns:m="http://schemas.openxmlformats.org/officeDocument/2006/math" xmlns:v="urn:schemas-microsoft-com:vml" xmlns:wp14="http://schemas.microsoft.com/office/word/2010/wordprocessingDrawing" xmlns:wp="http://schemas.openxmlformats.org/drawingml/2006/wordprocessingDrawing" xmlns:w10="urn:schemas-microsoft-com:office:word" xmlns:w="http://schemas.openxmlformats.org/wordprocessingml/2006/main" xmlns:w14="http://schemas.microsoft.com/office/word/2010/wordml" xmlns:w15="http://schemas.microsoft.com/office/word/2012/wordml" xmlns:w16cex="http://schemas.microsoft.com/office/word/2018/wordml/cex" xmlns:w16cid="http://schemas.microsoft.com/office/word/2016/wordml/cid" xmlns:w16="http://schemas.microsoft.com/office/word/2018/wordml" xmlns:w16du="http://schemas.microsoft.com/office/word/2023/wordml/word16du" xmlns:w16sdtdh="http://schemas.microsoft.com/office/word/2020/wordml/sdtdatahash" xmlns:w16sdtfl="http://schemas.microsoft.com/office/word/2024/wordml/sdtformatlock" xmlns:w16se="http://schemas.microsoft.com/office/word/2015/wordml/symex" xmlns:wpg="http://schemas.microsoft.com/office/word/2010/wordprocessingGroup" xmlns:wpi="http://schemas.microsoft.com/office/word/2010/wordprocessingInk" xmlns:wne="http://schemas.microsoft.com/office/word/2006/wordml" xmlns:wps="http://schemas.microsoft.com/office/word/2010/wordprocessingShape" mc:Ignorable="w14 w15 w16se w16cid w16 w16cex w16sdtdh w16sdtfl w16du wp14">
   <w:abstractNum w:abstractNumId="0" w15:restartNumberingAfterBreak="0">
+    <w:nsid w:val="04642876"/>
+    <w:multiLevelType w:val="multilevel"/>
+    <w:tmpl w:val="D548A1BA"/>
+    <w:lvl w:ilvl="0">
+      <w:start w:val="1"/>
+      <w:numFmt w:val="bullet"/>
+      <w:lvlText w:val=""/>
+      <w:lvlJc w:val="left"/>
+      <w:pPr>
+        <w:tabs>
+          <w:tab w:val="num" w:pos="720"/>
+        </w:tabs>
+        <w:ind w:left="720" w:hanging="360"/>
+      </w:pPr>
+      <w:rPr>
+        <w:rFonts w:ascii="Symbol" w:hAnsi="Symbol" w:hint="default"/>
+        <w:sz w:val="20"/>
+      </w:rPr>
+    </w:lvl>
+    <w:lvl w:ilvl="1" w:tentative="1">
+      <w:start w:val="1"/>
+      <w:numFmt w:val="bullet"/>
+      <w:lvlText w:val="o"/>
+      <w:lvlJc w:val="left"/>
+      <w:pPr>
+        <w:tabs>
+          <w:tab w:val="num" w:pos="1440"/>
+        </w:tabs>
+        <w:ind w:left="1440" w:hanging="360"/>
+      </w:pPr>
+      <w:rPr>
+        <w:rFonts w:ascii="Courier New" w:hAnsi="Courier New" w:hint="default"/>
+        <w:sz w:val="20"/>
+      </w:rPr>
+    </w:lvl>
+    <w:lvl w:ilvl="2" w:tentative="1">
+      <w:start w:val="1"/>
+      <w:numFmt w:val="bullet"/>
+      <w:lvlText w:val=""/>
+      <w:lvlJc w:val="left"/>
+      <w:pPr>
+        <w:tabs>
+          <w:tab w:val="num" w:pos="2160"/>
+        </w:tabs>
+        <w:ind w:left="2160" w:hanging="360"/>
+      </w:pPr>
+      <w:rPr>
+        <w:rFonts w:ascii="Wingdings" w:hAnsi="Wingdings" w:hint="default"/>
+        <w:sz w:val="20"/>
+      </w:rPr>
+    </w:lvl>
+    <w:lvl w:ilvl="3" w:tentative="1">
+      <w:start w:val="1"/>
+      <w:numFmt w:val="bullet"/>
+      <w:lvlText w:val=""/>
+      <w:lvlJc w:val="left"/>
+      <w:pPr>
+        <w:tabs>
+          <w:tab w:val="num" w:pos="2880"/>
+        </w:tabs>
+        <w:ind w:left="2880" w:hanging="360"/>
+      </w:pPr>
+      <w:rPr>
+        <w:rFonts w:ascii="Wingdings" w:hAnsi="Wingdings" w:hint="default"/>
+        <w:sz w:val="20"/>
+      </w:rPr>
+    </w:lvl>
+    <w:lvl w:ilvl="4" w:tentative="1">
+      <w:start w:val="1"/>
+      <w:numFmt w:val="bullet"/>
+      <w:lvlText w:val=""/>
+      <w:lvlJc w:val="left"/>
+      <w:pPr>
+        <w:tabs>
+          <w:tab w:val="num" w:pos="3600"/>
+        </w:tabs>
+        <w:ind w:left="3600" w:hanging="360"/>
+      </w:pPr>
+      <w:rPr>
+        <w:rFonts w:ascii="Wingdings" w:hAnsi="Wingdings" w:hint="default"/>
+        <w:sz w:val="20"/>
+      </w:rPr>
+    </w:lvl>
+    <w:lvl w:ilvl="5" w:tentative="1">
+      <w:start w:val="1"/>
+      <w:numFmt w:val="bullet"/>
+      <w:lvlText w:val=""/>
+      <w:lvlJc w:val="left"/>
+      <w:pPr>
+        <w:tabs>
+          <w:tab w:val="num" w:pos="4320"/>
+        </w:tabs>
+        <w:ind w:left="4320" w:hanging="360"/>
+      </w:pPr>
+      <w:rPr>
+        <w:rFonts w:ascii="Wingdings" w:hAnsi="Wingdings" w:hint="default"/>
+        <w:sz w:val="20"/>
+      </w:rPr>
+    </w:lvl>
+    <w:lvl w:ilvl="6" w:tentative="1">
+      <w:start w:val="1"/>
+      <w:numFmt w:val="bullet"/>
+      <w:lvlText w:val=""/>
+      <w:lvlJc w:val="left"/>
+      <w:pPr>
+        <w:tabs>
+          <w:tab w:val="num" w:pos="5040"/>
+        </w:tabs>
+        <w:ind w:left="5040" w:hanging="360"/>
+      </w:pPr>
+      <w:rPr>
+        <w:rFonts w:ascii="Wingdings" w:hAnsi="Wingdings" w:hint="default"/>
+        <w:sz w:val="20"/>
+      </w:rPr>
+    </w:lvl>
+    <w:lvl w:ilvl="7" w:tentative="1">
+      <w:start w:val="1"/>
+      <w:numFmt w:val="bullet"/>
+      <w:lvlText w:val=""/>
+      <w:lvlJc w:val="left"/>
+      <w:pPr>
+        <w:tabs>
+          <w:tab w:val="num" w:pos="5760"/>
+        </w:tabs>
+        <w:ind w:left="5760" w:hanging="360"/>
+      </w:pPr>
+      <w:rPr>
+        <w:rFonts w:ascii="Wingdings" w:hAnsi="Wingdings" w:hint="default"/>
+        <w:sz w:val="20"/>
+      </w:rPr>
+    </w:lvl>
+    <w:lvl w:ilvl="8" w:tentative="1">
+      <w:start w:val="1"/>
+      <w:numFmt w:val="bullet"/>
+      <w:lvlText w:val=""/>
+      <w:lvlJc w:val="left"/>
+      <w:pPr>
+        <w:tabs>
+          <w:tab w:val="num" w:pos="6480"/>
+        </w:tabs>
+        <w:ind w:left="6480" w:hanging="360"/>
+      </w:pPr>
+      <w:rPr>
+        <w:rFonts w:ascii="Wingdings" w:hAnsi="Wingdings" w:hint="default"/>
+        <w:sz w:val="20"/>
+      </w:rPr>
+    </w:lvl>
+  </w:abstractNum>
+  <w:abstractNum w:abstractNumId="1" w15:restartNumberingAfterBreak="0">
+    <w:nsid w:val="06D837CD"/>
+    <w:multiLevelType w:val="multilevel"/>
+    <w:tmpl w:val="F47271CC"/>
+    <w:lvl w:ilvl="0">
+      <w:start w:val="1"/>
+      <w:numFmt w:val="bullet"/>
+      <w:lvlText w:val=""/>
+      <w:lvlJc w:val="left"/>
+      <w:pPr>
+        <w:tabs>
+          <w:tab w:val="num" w:pos="1800"/>
+        </w:tabs>
+        <w:ind w:left="1800" w:hanging="360"/>
+      </w:pPr>
+      <w:rPr>
+        <w:rFonts w:ascii="Symbol" w:hAnsi="Symbol" w:hint="default"/>
+        <w:sz w:val="20"/>
+      </w:rPr>
+    </w:lvl>
+    <w:lvl w:ilvl="1" w:tentative="1">
+      <w:start w:val="1"/>
+      <w:numFmt w:val="bullet"/>
+      <w:lvlText w:val="o"/>
+      <w:lvlJc w:val="left"/>
+      <w:pPr>
+        <w:tabs>
+          <w:tab w:val="num" w:pos="2520"/>
+        </w:tabs>
+        <w:ind w:left="2520" w:hanging="360"/>
+      </w:pPr>
+      <w:rPr>
+        <w:rFonts w:ascii="Courier New" w:hAnsi="Courier New" w:hint="default"/>
+        <w:sz w:val="20"/>
+      </w:rPr>
+    </w:lvl>
+    <w:lvl w:ilvl="2" w:tentative="1">
+      <w:start w:val="1"/>
+      <w:numFmt w:val="bullet"/>
+      <w:lvlText w:val=""/>
+      <w:lvlJc w:val="left"/>
+      <w:pPr>
+        <w:tabs>
+          <w:tab w:val="num" w:pos="3240"/>
+        </w:tabs>
+        <w:ind w:left="3240" w:hanging="360"/>
+      </w:pPr>
+      <w:rPr>
+        <w:rFonts w:ascii="Wingdings" w:hAnsi="Wingdings" w:hint="default"/>
+        <w:sz w:val="20"/>
+      </w:rPr>
+    </w:lvl>
+    <w:lvl w:ilvl="3" w:tentative="1">
+      <w:start w:val="1"/>
+      <w:numFmt w:val="bullet"/>
+      <w:lvlText w:val=""/>
+      <w:lvlJc w:val="left"/>
+      <w:pPr>
+        <w:tabs>
+          <w:tab w:val="num" w:pos="3960"/>
+        </w:tabs>
+        <w:ind w:left="3960" w:hanging="360"/>
+      </w:pPr>
+      <w:rPr>
+        <w:rFonts w:ascii="Wingdings" w:hAnsi="Wingdings" w:hint="default"/>
+        <w:sz w:val="20"/>
+      </w:rPr>
+    </w:lvl>
+    <w:lvl w:ilvl="4" w:tentative="1">
+      <w:start w:val="1"/>
+      <w:numFmt w:val="bullet"/>
+      <w:lvlText w:val=""/>
+      <w:lvlJc w:val="left"/>
+      <w:pPr>
+        <w:tabs>
+          <w:tab w:val="num" w:pos="4680"/>
+        </w:tabs>
+        <w:ind w:left="4680" w:hanging="360"/>
+      </w:pPr>
+      <w:rPr>
+        <w:rFonts w:ascii="Wingdings" w:hAnsi="Wingdings" w:hint="default"/>
+        <w:sz w:val="20"/>
+      </w:rPr>
+    </w:lvl>
+    <w:lvl w:ilvl="5" w:tentative="1">
+      <w:start w:val="1"/>
+      <w:numFmt w:val="bullet"/>
+      <w:lvlText w:val=""/>
+      <w:lvlJc w:val="left"/>
+      <w:pPr>
+        <w:tabs>
+          <w:tab w:val="num" w:pos="5400"/>
+        </w:tabs>
+        <w:ind w:left="5400" w:hanging="360"/>
+      </w:pPr>
+      <w:rPr>
+        <w:rFonts w:ascii="Wingdings" w:hAnsi="Wingdings" w:hint="default"/>
+        <w:sz w:val="20"/>
+      </w:rPr>
+    </w:lvl>
+    <w:lvl w:ilvl="6" w:tentative="1">
+      <w:start w:val="1"/>
+      <w:numFmt w:val="bullet"/>
+      <w:lvlText w:val=""/>
+      <w:lvlJc w:val="left"/>
+      <w:pPr>
+        <w:tabs>
+          <w:tab w:val="num" w:pos="6120"/>
+        </w:tabs>
+        <w:ind w:left="6120" w:hanging="360"/>
+      </w:pPr>
+      <w:rPr>
+        <w:rFonts w:ascii="Wingdings" w:hAnsi="Wingdings" w:hint="default"/>
+        <w:sz w:val="20"/>
+      </w:rPr>
+    </w:lvl>
+    <w:lvl w:ilvl="7" w:tentative="1">
+      <w:start w:val="1"/>
+      <w:numFmt w:val="bullet"/>
+      <w:lvlText w:val=""/>
+      <w:lvlJc w:val="left"/>
+      <w:pPr>
+        <w:tabs>
+          <w:tab w:val="num" w:pos="6840"/>
+        </w:tabs>
+        <w:ind w:left="6840" w:hanging="360"/>
+      </w:pPr>
+      <w:rPr>
+        <w:rFonts w:ascii="Wingdings" w:hAnsi="Wingdings" w:hint="default"/>
+        <w:sz w:val="20"/>
+      </w:rPr>
+    </w:lvl>
+    <w:lvl w:ilvl="8" w:tentative="1">
+      <w:start w:val="1"/>
+      <w:numFmt w:val="bullet"/>
+      <w:lvlText w:val=""/>
+      <w:lvlJc w:val="left"/>
+      <w:pPr>
+        <w:tabs>
+          <w:tab w:val="num" w:pos="7560"/>
+        </w:tabs>
+        <w:ind w:left="7560" w:hanging="360"/>
+      </w:pPr>
+      <w:rPr>
+        <w:rFonts w:ascii="Wingdings" w:hAnsi="Wingdings" w:hint="default"/>
+        <w:sz w:val="20"/>
+      </w:rPr>
+    </w:lvl>
+  </w:abstractNum>
+  <w:abstractNum w:abstractNumId="2" w15:restartNumberingAfterBreak="0">
+    <w:nsid w:val="0A0E6E5D"/>
+    <w:multiLevelType w:val="hybridMultilevel"/>
+    <w:tmpl w:val="5E8802A0"/>
+    <w:lvl w:ilvl="0" w:tplc="0C0A000F">
+      <w:start w:val="1"/>
+      <w:numFmt w:val="decimal"/>
+      <w:lvlText w:val="%1."/>
+      <w:lvlJc w:val="left"/>
+      <w:pPr>
+        <w:ind w:left="720" w:hanging="360"/>
+      </w:pPr>
+    </w:lvl>
+    <w:lvl w:ilvl="1" w:tplc="0C0A0019" w:tentative="1">
+      <w:start w:val="1"/>
+      <w:numFmt w:val="lowerLetter"/>
+      <w:lvlText w:val="%2."/>
+      <w:lvlJc w:val="left"/>
+      <w:pPr>
+        <w:ind w:left="1440" w:hanging="360"/>
+      </w:pPr>
+    </w:lvl>
+    <w:lvl w:ilvl="2" w:tplc="0C0A001B">
+      <w:start w:val="1"/>
+      <w:numFmt w:val="lowerRoman"/>
+      <w:lvlText w:val="%3."/>
+      <w:lvlJc w:val="right"/>
+      <w:pPr>
+        <w:ind w:left="2160" w:hanging="180"/>
+      </w:pPr>
+    </w:lvl>
+    <w:lvl w:ilvl="3" w:tplc="0C0A000F" w:tentative="1">
+      <w:start w:val="1"/>
+      <w:numFmt w:val="decimal"/>
+      <w:lvlText w:val="%4."/>
+      <w:lvlJc w:val="left"/>
+      <w:pPr>
+        <w:ind w:left="2880" w:hanging="360"/>
+      </w:pPr>
+    </w:lvl>
+    <w:lvl w:ilvl="4" w:tplc="0C0A0019" w:tentative="1">
+      <w:start w:val="1"/>
+      <w:numFmt w:val="lowerLetter"/>
+      <w:lvlText w:val="%5."/>
+      <w:lvlJc w:val="left"/>
+      <w:pPr>
+        <w:ind w:left="3600" w:hanging="360"/>
+      </w:pPr>
+    </w:lvl>
+    <w:lvl w:ilvl="5" w:tplc="0C0A001B" w:tentative="1">
+      <w:start w:val="1"/>
+      <w:numFmt w:val="lowerRoman"/>
+      <w:lvlText w:val="%6."/>
+      <w:lvlJc w:val="right"/>
+      <w:pPr>
+        <w:ind w:left="4320" w:hanging="180"/>
+      </w:pPr>
+    </w:lvl>
+    <w:lvl w:ilvl="6" w:tplc="0C0A000F" w:tentative="1">
+      <w:start w:val="1"/>
+      <w:numFmt w:val="decimal"/>
+      <w:lvlText w:val="%7."/>
+      <w:lvlJc w:val="left"/>
+      <w:pPr>
+        <w:ind w:left="5040" w:hanging="360"/>
+      </w:pPr>
+    </w:lvl>
+    <w:lvl w:ilvl="7" w:tplc="0C0A0019" w:tentative="1">
+      <w:start w:val="1"/>
+      <w:numFmt w:val="lowerLetter"/>
+      <w:lvlText w:val="%8."/>
+      <w:lvlJc w:val="left"/>
+      <w:pPr>
+        <w:ind w:left="5760" w:hanging="360"/>
+      </w:pPr>
+    </w:lvl>
+    <w:lvl w:ilvl="8" w:tplc="0C0A001B" w:tentative="1">
+      <w:start w:val="1"/>
+      <w:numFmt w:val="lowerRoman"/>
+      <w:lvlText w:val="%9."/>
+      <w:lvlJc w:val="right"/>
+      <w:pPr>
+        <w:ind w:left="6480" w:hanging="180"/>
+      </w:pPr>
+    </w:lvl>
+  </w:abstractNum>
+  <w:abstractNum w:abstractNumId="3" w15:restartNumberingAfterBreak="0">
     <w:nsid w:val="12476BB2"/>
     <w:multiLevelType w:val="hybridMultilevel"/>
     <w:tmpl w:val="E92CB972"/>
@@ -6787,7 +10181,7 @@
       </w:rPr>
     </w:lvl>
   </w:abstractNum>
-  <w:abstractNum w:abstractNumId="1" w15:restartNumberingAfterBreak="0">
+  <w:abstractNum w:abstractNumId="4" w15:restartNumberingAfterBreak="0">
     <w:nsid w:val="12672077"/>
     <w:multiLevelType w:val="multilevel"/>
     <w:tmpl w:val="FFFFFFFF"/>
@@ -6900,7 +10294,7 @@
       </w:pPr>
     </w:lvl>
   </w:abstractNum>
-  <w:abstractNum w:abstractNumId="2" w15:restartNumberingAfterBreak="0">
+  <w:abstractNum w:abstractNumId="5" w15:restartNumberingAfterBreak="0">
     <w:nsid w:val="1D630730"/>
     <w:multiLevelType w:val="hybridMultilevel"/>
     <w:tmpl w:val="8FBCB6D8"/>
@@ -7013,7 +10407,156 @@
       </w:rPr>
     </w:lvl>
   </w:abstractNum>
-  <w:abstractNum w:abstractNumId="3" w15:restartNumberingAfterBreak="0">
+  <w:abstractNum w:abstractNumId="6" w15:restartNumberingAfterBreak="0">
+    <w:nsid w:val="1DD35A4B"/>
+    <w:multiLevelType w:val="multilevel"/>
+    <w:tmpl w:val="6872521A"/>
+    <w:lvl w:ilvl="0">
+      <w:start w:val="1"/>
+      <w:numFmt w:val="bullet"/>
+      <w:lvlText w:val=""/>
+      <w:lvlJc w:val="left"/>
+      <w:pPr>
+        <w:tabs>
+          <w:tab w:val="num" w:pos="1800"/>
+        </w:tabs>
+        <w:ind w:left="1800" w:hanging="360"/>
+      </w:pPr>
+      <w:rPr>
+        <w:rFonts w:ascii="Symbol" w:hAnsi="Symbol" w:hint="default"/>
+        <w:sz w:val="20"/>
+      </w:rPr>
+    </w:lvl>
+    <w:lvl w:ilvl="1" w:tentative="1">
+      <w:start w:val="1"/>
+      <w:numFmt w:val="bullet"/>
+      <w:lvlText w:val="o"/>
+      <w:lvlJc w:val="left"/>
+      <w:pPr>
+        <w:tabs>
+          <w:tab w:val="num" w:pos="2520"/>
+        </w:tabs>
+        <w:ind w:left="2520" w:hanging="360"/>
+      </w:pPr>
+      <w:rPr>
+        <w:rFonts w:ascii="Courier New" w:hAnsi="Courier New" w:hint="default"/>
+        <w:sz w:val="20"/>
+      </w:rPr>
+    </w:lvl>
+    <w:lvl w:ilvl="2" w:tentative="1">
+      <w:start w:val="1"/>
+      <w:numFmt w:val="bullet"/>
+      <w:lvlText w:val=""/>
+      <w:lvlJc w:val="left"/>
+      <w:pPr>
+        <w:tabs>
+          <w:tab w:val="num" w:pos="3240"/>
+        </w:tabs>
+        <w:ind w:left="3240" w:hanging="360"/>
+      </w:pPr>
+      <w:rPr>
+        <w:rFonts w:ascii="Wingdings" w:hAnsi="Wingdings" w:hint="default"/>
+        <w:sz w:val="20"/>
+      </w:rPr>
+    </w:lvl>
+    <w:lvl w:ilvl="3" w:tentative="1">
+      <w:start w:val="1"/>
+      <w:numFmt w:val="bullet"/>
+      <w:lvlText w:val=""/>
+      <w:lvlJc w:val="left"/>
+      <w:pPr>
+        <w:tabs>
+          <w:tab w:val="num" w:pos="3960"/>
+        </w:tabs>
+        <w:ind w:left="3960" w:hanging="360"/>
+      </w:pPr>
+      <w:rPr>
+        <w:rFonts w:ascii="Wingdings" w:hAnsi="Wingdings" w:hint="default"/>
+        <w:sz w:val="20"/>
+      </w:rPr>
+    </w:lvl>
+    <w:lvl w:ilvl="4" w:tentative="1">
+      <w:start w:val="1"/>
+      <w:numFmt w:val="bullet"/>
+      <w:lvlText w:val=""/>
+      <w:lvlJc w:val="left"/>
+      <w:pPr>
+        <w:tabs>
+          <w:tab w:val="num" w:pos="4680"/>
+        </w:tabs>
+        <w:ind w:left="4680" w:hanging="360"/>
+      </w:pPr>
+      <w:rPr>
+        <w:rFonts w:ascii="Wingdings" w:hAnsi="Wingdings" w:hint="default"/>
+        <w:sz w:val="20"/>
+      </w:rPr>
+    </w:lvl>
+    <w:lvl w:ilvl="5" w:tentative="1">
+      <w:start w:val="1"/>
+      <w:numFmt w:val="bullet"/>
+      <w:lvlText w:val=""/>
+      <w:lvlJc w:val="left"/>
+      <w:pPr>
+        <w:tabs>
+          <w:tab w:val="num" w:pos="5400"/>
+        </w:tabs>
+        <w:ind w:left="5400" w:hanging="360"/>
+      </w:pPr>
+      <w:rPr>
+        <w:rFonts w:ascii="Wingdings" w:hAnsi="Wingdings" w:hint="default"/>
+        <w:sz w:val="20"/>
+      </w:rPr>
+    </w:lvl>
+    <w:lvl w:ilvl="6" w:tentative="1">
+      <w:start w:val="1"/>
+      <w:numFmt w:val="bullet"/>
+      <w:lvlText w:val=""/>
+      <w:lvlJc w:val="left"/>
+      <w:pPr>
+        <w:tabs>
+          <w:tab w:val="num" w:pos="6120"/>
+        </w:tabs>
+        <w:ind w:left="6120" w:hanging="360"/>
+      </w:pPr>
+      <w:rPr>
+        <w:rFonts w:ascii="Wingdings" w:hAnsi="Wingdings" w:hint="default"/>
+        <w:sz w:val="20"/>
+      </w:rPr>
+    </w:lvl>
+    <w:lvl w:ilvl="7" w:tentative="1">
+      <w:start w:val="1"/>
+      <w:numFmt w:val="bullet"/>
+      <w:lvlText w:val=""/>
+      <w:lvlJc w:val="left"/>
+      <w:pPr>
+        <w:tabs>
+          <w:tab w:val="num" w:pos="6840"/>
+        </w:tabs>
+        <w:ind w:left="6840" w:hanging="360"/>
+      </w:pPr>
+      <w:rPr>
+        <w:rFonts w:ascii="Wingdings" w:hAnsi="Wingdings" w:hint="default"/>
+        <w:sz w:val="20"/>
+      </w:rPr>
+    </w:lvl>
+    <w:lvl w:ilvl="8" w:tentative="1">
+      <w:start w:val="1"/>
+      <w:numFmt w:val="bullet"/>
+      <w:lvlText w:val=""/>
+      <w:lvlJc w:val="left"/>
+      <w:pPr>
+        <w:tabs>
+          <w:tab w:val="num" w:pos="7560"/>
+        </w:tabs>
+        <w:ind w:left="7560" w:hanging="360"/>
+      </w:pPr>
+      <w:rPr>
+        <w:rFonts w:ascii="Wingdings" w:hAnsi="Wingdings" w:hint="default"/>
+        <w:sz w:val="20"/>
+      </w:rPr>
+    </w:lvl>
+  </w:abstractNum>
+  <w:abstractNum w:abstractNumId="7" w15:restartNumberingAfterBreak="0">
     <w:nsid w:val="209B1D20"/>
     <w:multiLevelType w:val="hybridMultilevel"/>
     <w:tmpl w:val="09BA831E"/>
@@ -7126,7 +10669,269 @@
       </w:rPr>
     </w:lvl>
   </w:abstractNum>
-  <w:abstractNum w:abstractNumId="4" w15:restartNumberingAfterBreak="0">
+  <w:abstractNum w:abstractNumId="8" w15:restartNumberingAfterBreak="0">
+    <w:nsid w:val="24BC6B0C"/>
+    <w:multiLevelType w:val="multilevel"/>
+    <w:tmpl w:val="DC32E760"/>
+    <w:lvl w:ilvl="0">
+      <w:start w:val="1"/>
+      <w:numFmt w:val="bullet"/>
+      <w:lvlText w:val=""/>
+      <w:lvlJc w:val="left"/>
+      <w:pPr>
+        <w:tabs>
+          <w:tab w:val="num" w:pos="1800"/>
+        </w:tabs>
+        <w:ind w:left="1800" w:hanging="360"/>
+      </w:pPr>
+      <w:rPr>
+        <w:rFonts w:ascii="Symbol" w:hAnsi="Symbol" w:hint="default"/>
+        <w:sz w:val="20"/>
+      </w:rPr>
+    </w:lvl>
+    <w:lvl w:ilvl="1" w:tentative="1">
+      <w:start w:val="1"/>
+      <w:numFmt w:val="bullet"/>
+      <w:lvlText w:val="o"/>
+      <w:lvlJc w:val="left"/>
+      <w:pPr>
+        <w:tabs>
+          <w:tab w:val="num" w:pos="2520"/>
+        </w:tabs>
+        <w:ind w:left="2520" w:hanging="360"/>
+      </w:pPr>
+      <w:rPr>
+        <w:rFonts w:ascii="Courier New" w:hAnsi="Courier New" w:hint="default"/>
+        <w:sz w:val="20"/>
+      </w:rPr>
+    </w:lvl>
+    <w:lvl w:ilvl="2" w:tentative="1">
+      <w:start w:val="1"/>
+      <w:numFmt w:val="bullet"/>
+      <w:lvlText w:val=""/>
+      <w:lvlJc w:val="left"/>
+      <w:pPr>
+        <w:tabs>
+          <w:tab w:val="num" w:pos="3240"/>
+        </w:tabs>
+        <w:ind w:left="3240" w:hanging="360"/>
+      </w:pPr>
+      <w:rPr>
+        <w:rFonts w:ascii="Wingdings" w:hAnsi="Wingdings" w:hint="default"/>
+        <w:sz w:val="20"/>
+      </w:rPr>
+    </w:lvl>
+    <w:lvl w:ilvl="3" w:tentative="1">
+      <w:start w:val="1"/>
+      <w:numFmt w:val="bullet"/>
+      <w:lvlText w:val=""/>
+      <w:lvlJc w:val="left"/>
+      <w:pPr>
+        <w:tabs>
+          <w:tab w:val="num" w:pos="3960"/>
+        </w:tabs>
+        <w:ind w:left="3960" w:hanging="360"/>
+      </w:pPr>
+      <w:rPr>
+        <w:rFonts w:ascii="Wingdings" w:hAnsi="Wingdings" w:hint="default"/>
+        <w:sz w:val="20"/>
+      </w:rPr>
+    </w:lvl>
+    <w:lvl w:ilvl="4" w:tentative="1">
+      <w:start w:val="1"/>
+      <w:numFmt w:val="bullet"/>
+      <w:lvlText w:val=""/>
+      <w:lvlJc w:val="left"/>
+      <w:pPr>
+        <w:tabs>
+          <w:tab w:val="num" w:pos="4680"/>
+        </w:tabs>
+        <w:ind w:left="4680" w:hanging="360"/>
+      </w:pPr>
+      <w:rPr>
+        <w:rFonts w:ascii="Wingdings" w:hAnsi="Wingdings" w:hint="default"/>
+        <w:sz w:val="20"/>
+      </w:rPr>
+    </w:lvl>
+    <w:lvl w:ilvl="5" w:tentative="1">
+      <w:start w:val="1"/>
+      <w:numFmt w:val="bullet"/>
+      <w:lvlText w:val=""/>
+      <w:lvlJc w:val="left"/>
+      <w:pPr>
+        <w:tabs>
+          <w:tab w:val="num" w:pos="5400"/>
+        </w:tabs>
+        <w:ind w:left="5400" w:hanging="360"/>
+      </w:pPr>
+      <w:rPr>
+        <w:rFonts w:ascii="Wingdings" w:hAnsi="Wingdings" w:hint="default"/>
+        <w:sz w:val="20"/>
+      </w:rPr>
+    </w:lvl>
+    <w:lvl w:ilvl="6" w:tentative="1">
+      <w:start w:val="1"/>
+      <w:numFmt w:val="bullet"/>
+      <w:lvlText w:val=""/>
+      <w:lvlJc w:val="left"/>
+      <w:pPr>
+        <w:tabs>
+          <w:tab w:val="num" w:pos="6120"/>
+        </w:tabs>
+        <w:ind w:left="6120" w:hanging="360"/>
+      </w:pPr>
+      <w:rPr>
+        <w:rFonts w:ascii="Wingdings" w:hAnsi="Wingdings" w:hint="default"/>
+        <w:sz w:val="20"/>
+      </w:rPr>
+    </w:lvl>
+    <w:lvl w:ilvl="7" w:tentative="1">
+      <w:start w:val="1"/>
+      <w:numFmt w:val="bullet"/>
+      <w:lvlText w:val=""/>
+      <w:lvlJc w:val="left"/>
+      <w:pPr>
+        <w:tabs>
+          <w:tab w:val="num" w:pos="6840"/>
+        </w:tabs>
+        <w:ind w:left="6840" w:hanging="360"/>
+      </w:pPr>
+      <w:rPr>
+        <w:rFonts w:ascii="Wingdings" w:hAnsi="Wingdings" w:hint="default"/>
+        <w:sz w:val="20"/>
+      </w:rPr>
+    </w:lvl>
+    <w:lvl w:ilvl="8" w:tentative="1">
+      <w:start w:val="1"/>
+      <w:numFmt w:val="bullet"/>
+      <w:lvlText w:val=""/>
+      <w:lvlJc w:val="left"/>
+      <w:pPr>
+        <w:tabs>
+          <w:tab w:val="num" w:pos="7560"/>
+        </w:tabs>
+        <w:ind w:left="7560" w:hanging="360"/>
+      </w:pPr>
+      <w:rPr>
+        <w:rFonts w:ascii="Wingdings" w:hAnsi="Wingdings" w:hint="default"/>
+        <w:sz w:val="20"/>
+      </w:rPr>
+    </w:lvl>
+  </w:abstractNum>
+  <w:abstractNum w:abstractNumId="9" w15:restartNumberingAfterBreak="0">
+    <w:nsid w:val="34C77FF2"/>
+    <w:multiLevelType w:val="hybridMultilevel"/>
+    <w:tmpl w:val="8C90EC9C"/>
+    <w:lvl w:ilvl="0" w:tplc="0C0A0001">
+      <w:start w:val="1"/>
+      <w:numFmt w:val="bullet"/>
+      <w:lvlText w:val=""/>
+      <w:lvlJc w:val="left"/>
+      <w:pPr>
+        <w:ind w:left="1910" w:hanging="360"/>
+      </w:pPr>
+      <w:rPr>
+        <w:rFonts w:ascii="Symbol" w:hAnsi="Symbol" w:hint="default"/>
+      </w:rPr>
+    </w:lvl>
+    <w:lvl w:ilvl="1" w:tplc="0C0A0003" w:tentative="1">
+      <w:start w:val="1"/>
+      <w:numFmt w:val="bullet"/>
+      <w:lvlText w:val="o"/>
+      <w:lvlJc w:val="left"/>
+      <w:pPr>
+        <w:ind w:left="2630" w:hanging="360"/>
+      </w:pPr>
+      <w:rPr>
+        <w:rFonts w:ascii="Courier New" w:hAnsi="Courier New" w:cs="Courier New" w:hint="default"/>
+      </w:rPr>
+    </w:lvl>
+    <w:lvl w:ilvl="2" w:tplc="0C0A0005">
+      <w:start w:val="1"/>
+      <w:numFmt w:val="bullet"/>
+      <w:lvlText w:val=""/>
+      <w:lvlJc w:val="left"/>
+      <w:pPr>
+        <w:ind w:left="3350" w:hanging="360"/>
+      </w:pPr>
+      <w:rPr>
+        <w:rFonts w:ascii="Wingdings" w:hAnsi="Wingdings" w:hint="default"/>
+      </w:rPr>
+    </w:lvl>
+    <w:lvl w:ilvl="3" w:tplc="0C0A0001" w:tentative="1">
+      <w:start w:val="1"/>
+      <w:numFmt w:val="bullet"/>
+      <w:lvlText w:val=""/>
+      <w:lvlJc w:val="left"/>
+      <w:pPr>
+        <w:ind w:left="4070" w:hanging="360"/>
+      </w:pPr>
+      <w:rPr>
+        <w:rFonts w:ascii="Symbol" w:hAnsi="Symbol" w:hint="default"/>
+      </w:rPr>
+    </w:lvl>
+    <w:lvl w:ilvl="4" w:tplc="0C0A0003" w:tentative="1">
+      <w:start w:val="1"/>
+      <w:numFmt w:val="bullet"/>
+      <w:lvlText w:val="o"/>
+      <w:lvlJc w:val="left"/>
+      <w:pPr>
+        <w:ind w:left="4790" w:hanging="360"/>
+      </w:pPr>
+      <w:rPr>
+        <w:rFonts w:ascii="Courier New" w:hAnsi="Courier New" w:cs="Courier New" w:hint="default"/>
+      </w:rPr>
+    </w:lvl>
+    <w:lvl w:ilvl="5" w:tplc="0C0A0005" w:tentative="1">
+      <w:start w:val="1"/>
+      <w:numFmt w:val="bullet"/>
+      <w:lvlText w:val=""/>
+      <w:lvlJc w:val="left"/>
+      <w:pPr>
+        <w:ind w:left="5510" w:hanging="360"/>
+      </w:pPr>
+      <w:rPr>
+        <w:rFonts w:ascii="Wingdings" w:hAnsi="Wingdings" w:hint="default"/>
+      </w:rPr>
+    </w:lvl>
+    <w:lvl w:ilvl="6" w:tplc="0C0A0001" w:tentative="1">
+      <w:start w:val="1"/>
+      <w:numFmt w:val="bullet"/>
+      <w:lvlText w:val=""/>
+      <w:lvlJc w:val="left"/>
+      <w:pPr>
+        <w:ind w:left="6230" w:hanging="360"/>
+      </w:pPr>
+      <w:rPr>
+        <w:rFonts w:ascii="Symbol" w:hAnsi="Symbol" w:hint="default"/>
+      </w:rPr>
+    </w:lvl>
+    <w:lvl w:ilvl="7" w:tplc="0C0A0003" w:tentative="1">
+      <w:start w:val="1"/>
+      <w:numFmt w:val="bullet"/>
+      <w:lvlText w:val="o"/>
+      <w:lvlJc w:val="left"/>
+      <w:pPr>
+        <w:ind w:left="6950" w:hanging="360"/>
+      </w:pPr>
+      <w:rPr>
+        <w:rFonts w:ascii="Courier New" w:hAnsi="Courier New" w:cs="Courier New" w:hint="default"/>
+      </w:rPr>
+    </w:lvl>
+    <w:lvl w:ilvl="8" w:tplc="0C0A0005" w:tentative="1">
+      <w:start w:val="1"/>
+      <w:numFmt w:val="bullet"/>
+      <w:lvlText w:val=""/>
+      <w:lvlJc w:val="left"/>
+      <w:pPr>
+        <w:ind w:left="7670" w:hanging="360"/>
+      </w:pPr>
+      <w:rPr>
+        <w:rFonts w:ascii="Wingdings" w:hAnsi="Wingdings" w:hint="default"/>
+      </w:rPr>
+    </w:lvl>
+  </w:abstractNum>
+  <w:abstractNum w:abstractNumId="10" w15:restartNumberingAfterBreak="0">
     <w:nsid w:val="36C2786E"/>
     <w:multiLevelType w:val="hybridMultilevel"/>
     <w:tmpl w:val="E5B04CE4"/>
@@ -7239,7 +11044,7 @@
       </w:rPr>
     </w:lvl>
   </w:abstractNum>
-  <w:abstractNum w:abstractNumId="5" w15:restartNumberingAfterBreak="0">
+  <w:abstractNum w:abstractNumId="11" w15:restartNumberingAfterBreak="0">
     <w:nsid w:val="37880E71"/>
     <w:multiLevelType w:val="hybridMultilevel"/>
     <w:tmpl w:val="54247800"/>
@@ -7352,7 +11157,7 @@
       </w:rPr>
     </w:lvl>
   </w:abstractNum>
-  <w:abstractNum w:abstractNumId="6" w15:restartNumberingAfterBreak="0">
+  <w:abstractNum w:abstractNumId="12" w15:restartNumberingAfterBreak="0">
     <w:nsid w:val="378E6F68"/>
     <w:multiLevelType w:val="hybridMultilevel"/>
     <w:tmpl w:val="8AE88E22"/>
@@ -7465,7 +11270,156 @@
       </w:rPr>
     </w:lvl>
   </w:abstractNum>
-  <w:abstractNum w:abstractNumId="7" w15:restartNumberingAfterBreak="0">
+  <w:abstractNum w:abstractNumId="13" w15:restartNumberingAfterBreak="0">
+    <w:nsid w:val="385A069D"/>
+    <w:multiLevelType w:val="multilevel"/>
+    <w:tmpl w:val="C76633EE"/>
+    <w:lvl w:ilvl="0">
+      <w:start w:val="1"/>
+      <w:numFmt w:val="bullet"/>
+      <w:lvlText w:val=""/>
+      <w:lvlJc w:val="left"/>
+      <w:pPr>
+        <w:tabs>
+          <w:tab w:val="num" w:pos="1800"/>
+        </w:tabs>
+        <w:ind w:left="1800" w:hanging="360"/>
+      </w:pPr>
+      <w:rPr>
+        <w:rFonts w:ascii="Symbol" w:hAnsi="Symbol" w:hint="default"/>
+        <w:sz w:val="20"/>
+      </w:rPr>
+    </w:lvl>
+    <w:lvl w:ilvl="1" w:tentative="1">
+      <w:start w:val="1"/>
+      <w:numFmt w:val="bullet"/>
+      <w:lvlText w:val="o"/>
+      <w:lvlJc w:val="left"/>
+      <w:pPr>
+        <w:tabs>
+          <w:tab w:val="num" w:pos="2520"/>
+        </w:tabs>
+        <w:ind w:left="2520" w:hanging="360"/>
+      </w:pPr>
+      <w:rPr>
+        <w:rFonts w:ascii="Courier New" w:hAnsi="Courier New" w:hint="default"/>
+        <w:sz w:val="20"/>
+      </w:rPr>
+    </w:lvl>
+    <w:lvl w:ilvl="2" w:tentative="1">
+      <w:start w:val="1"/>
+      <w:numFmt w:val="bullet"/>
+      <w:lvlText w:val=""/>
+      <w:lvlJc w:val="left"/>
+      <w:pPr>
+        <w:tabs>
+          <w:tab w:val="num" w:pos="3240"/>
+        </w:tabs>
+        <w:ind w:left="3240" w:hanging="360"/>
+      </w:pPr>
+      <w:rPr>
+        <w:rFonts w:ascii="Wingdings" w:hAnsi="Wingdings" w:hint="default"/>
+        <w:sz w:val="20"/>
+      </w:rPr>
+    </w:lvl>
+    <w:lvl w:ilvl="3" w:tentative="1">
+      <w:start w:val="1"/>
+      <w:numFmt w:val="bullet"/>
+      <w:lvlText w:val=""/>
+      <w:lvlJc w:val="left"/>
+      <w:pPr>
+        <w:tabs>
+          <w:tab w:val="num" w:pos="3960"/>
+        </w:tabs>
+        <w:ind w:left="3960" w:hanging="360"/>
+      </w:pPr>
+      <w:rPr>
+        <w:rFonts w:ascii="Wingdings" w:hAnsi="Wingdings" w:hint="default"/>
+        <w:sz w:val="20"/>
+      </w:rPr>
+    </w:lvl>
+    <w:lvl w:ilvl="4" w:tentative="1">
+      <w:start w:val="1"/>
+      <w:numFmt w:val="bullet"/>
+      <w:lvlText w:val=""/>
+      <w:lvlJc w:val="left"/>
+      <w:pPr>
+        <w:tabs>
+          <w:tab w:val="num" w:pos="4680"/>
+        </w:tabs>
+        <w:ind w:left="4680" w:hanging="360"/>
+      </w:pPr>
+      <w:rPr>
+        <w:rFonts w:ascii="Wingdings" w:hAnsi="Wingdings" w:hint="default"/>
+        <w:sz w:val="20"/>
+      </w:rPr>
+    </w:lvl>
+    <w:lvl w:ilvl="5" w:tentative="1">
+      <w:start w:val="1"/>
+      <w:numFmt w:val="bullet"/>
+      <w:lvlText w:val=""/>
+      <w:lvlJc w:val="left"/>
+      <w:pPr>
+        <w:tabs>
+          <w:tab w:val="num" w:pos="5400"/>
+        </w:tabs>
+        <w:ind w:left="5400" w:hanging="360"/>
+      </w:pPr>
+      <w:rPr>
+        <w:rFonts w:ascii="Wingdings" w:hAnsi="Wingdings" w:hint="default"/>
+        <w:sz w:val="20"/>
+      </w:rPr>
+    </w:lvl>
+    <w:lvl w:ilvl="6" w:tentative="1">
+      <w:start w:val="1"/>
+      <w:numFmt w:val="bullet"/>
+      <w:lvlText w:val=""/>
+      <w:lvlJc w:val="left"/>
+      <w:pPr>
+        <w:tabs>
+          <w:tab w:val="num" w:pos="6120"/>
+        </w:tabs>
+        <w:ind w:left="6120" w:hanging="360"/>
+      </w:pPr>
+      <w:rPr>
+        <w:rFonts w:ascii="Wingdings" w:hAnsi="Wingdings" w:hint="default"/>
+        <w:sz w:val="20"/>
+      </w:rPr>
+    </w:lvl>
+    <w:lvl w:ilvl="7" w:tentative="1">
+      <w:start w:val="1"/>
+      <w:numFmt w:val="bullet"/>
+      <w:lvlText w:val=""/>
+      <w:lvlJc w:val="left"/>
+      <w:pPr>
+        <w:tabs>
+          <w:tab w:val="num" w:pos="6840"/>
+        </w:tabs>
+        <w:ind w:left="6840" w:hanging="360"/>
+      </w:pPr>
+      <w:rPr>
+        <w:rFonts w:ascii="Wingdings" w:hAnsi="Wingdings" w:hint="default"/>
+        <w:sz w:val="20"/>
+      </w:rPr>
+    </w:lvl>
+    <w:lvl w:ilvl="8" w:tentative="1">
+      <w:start w:val="1"/>
+      <w:numFmt w:val="bullet"/>
+      <w:lvlText w:val=""/>
+      <w:lvlJc w:val="left"/>
+      <w:pPr>
+        <w:tabs>
+          <w:tab w:val="num" w:pos="7560"/>
+        </w:tabs>
+        <w:ind w:left="7560" w:hanging="360"/>
+      </w:pPr>
+      <w:rPr>
+        <w:rFonts w:ascii="Wingdings" w:hAnsi="Wingdings" w:hint="default"/>
+        <w:sz w:val="20"/>
+      </w:rPr>
+    </w:lvl>
+  </w:abstractNum>
+  <w:abstractNum w:abstractNumId="14" w15:restartNumberingAfterBreak="0">
     <w:nsid w:val="3F7232D2"/>
     <w:multiLevelType w:val="hybridMultilevel"/>
     <w:tmpl w:val="E5DA5FF8"/>
@@ -7578,7 +11532,7 @@
       </w:rPr>
     </w:lvl>
   </w:abstractNum>
-  <w:abstractNum w:abstractNumId="8" w15:restartNumberingAfterBreak="0">
+  <w:abstractNum w:abstractNumId="15" w15:restartNumberingAfterBreak="0">
     <w:nsid w:val="4FD73A20"/>
     <w:multiLevelType w:val="multilevel"/>
     <w:tmpl w:val="FFFFFFFF"/>
@@ -7700,7 +11654,305 @@
       </w:pPr>
     </w:lvl>
   </w:abstractNum>
-  <w:abstractNum w:abstractNumId="9" w15:restartNumberingAfterBreak="0">
+  <w:abstractNum w:abstractNumId="16" w15:restartNumberingAfterBreak="0">
+    <w:nsid w:val="516B3D33"/>
+    <w:multiLevelType w:val="multilevel"/>
+    <w:tmpl w:val="123A96EC"/>
+    <w:lvl w:ilvl="0">
+      <w:start w:val="1"/>
+      <w:numFmt w:val="bullet"/>
+      <w:lvlText w:val=""/>
+      <w:lvlJc w:val="left"/>
+      <w:pPr>
+        <w:tabs>
+          <w:tab w:val="num" w:pos="1800"/>
+        </w:tabs>
+        <w:ind w:left="1800" w:hanging="360"/>
+      </w:pPr>
+      <w:rPr>
+        <w:rFonts w:ascii="Symbol" w:hAnsi="Symbol" w:hint="default"/>
+        <w:sz w:val="20"/>
+      </w:rPr>
+    </w:lvl>
+    <w:lvl w:ilvl="1" w:tentative="1">
+      <w:start w:val="1"/>
+      <w:numFmt w:val="bullet"/>
+      <w:lvlText w:val="o"/>
+      <w:lvlJc w:val="left"/>
+      <w:pPr>
+        <w:tabs>
+          <w:tab w:val="num" w:pos="2520"/>
+        </w:tabs>
+        <w:ind w:left="2520" w:hanging="360"/>
+      </w:pPr>
+      <w:rPr>
+        <w:rFonts w:ascii="Courier New" w:hAnsi="Courier New" w:hint="default"/>
+        <w:sz w:val="20"/>
+      </w:rPr>
+    </w:lvl>
+    <w:lvl w:ilvl="2" w:tentative="1">
+      <w:start w:val="1"/>
+      <w:numFmt w:val="bullet"/>
+      <w:lvlText w:val=""/>
+      <w:lvlJc w:val="left"/>
+      <w:pPr>
+        <w:tabs>
+          <w:tab w:val="num" w:pos="3240"/>
+        </w:tabs>
+        <w:ind w:left="3240" w:hanging="360"/>
+      </w:pPr>
+      <w:rPr>
+        <w:rFonts w:ascii="Wingdings" w:hAnsi="Wingdings" w:hint="default"/>
+        <w:sz w:val="20"/>
+      </w:rPr>
+    </w:lvl>
+    <w:lvl w:ilvl="3" w:tentative="1">
+      <w:start w:val="1"/>
+      <w:numFmt w:val="bullet"/>
+      <w:lvlText w:val=""/>
+      <w:lvlJc w:val="left"/>
+      <w:pPr>
+        <w:tabs>
+          <w:tab w:val="num" w:pos="3960"/>
+        </w:tabs>
+        <w:ind w:left="3960" w:hanging="360"/>
+      </w:pPr>
+      <w:rPr>
+        <w:rFonts w:ascii="Wingdings" w:hAnsi="Wingdings" w:hint="default"/>
+        <w:sz w:val="20"/>
+      </w:rPr>
+    </w:lvl>
+    <w:lvl w:ilvl="4" w:tentative="1">
+      <w:start w:val="1"/>
+      <w:numFmt w:val="bullet"/>
+      <w:lvlText w:val=""/>
+      <w:lvlJc w:val="left"/>
+      <w:pPr>
+        <w:tabs>
+          <w:tab w:val="num" w:pos="4680"/>
+        </w:tabs>
+        <w:ind w:left="4680" w:hanging="360"/>
+      </w:pPr>
+      <w:rPr>
+        <w:rFonts w:ascii="Wingdings" w:hAnsi="Wingdings" w:hint="default"/>
+        <w:sz w:val="20"/>
+      </w:rPr>
+    </w:lvl>
+    <w:lvl w:ilvl="5" w:tentative="1">
+      <w:start w:val="1"/>
+      <w:numFmt w:val="bullet"/>
+      <w:lvlText w:val=""/>
+      <w:lvlJc w:val="left"/>
+      <w:pPr>
+        <w:tabs>
+          <w:tab w:val="num" w:pos="5400"/>
+        </w:tabs>
+        <w:ind w:left="5400" w:hanging="360"/>
+      </w:pPr>
+      <w:rPr>
+        <w:rFonts w:ascii="Wingdings" w:hAnsi="Wingdings" w:hint="default"/>
+        <w:sz w:val="20"/>
+      </w:rPr>
+    </w:lvl>
+    <w:lvl w:ilvl="6" w:tentative="1">
+      <w:start w:val="1"/>
+      <w:numFmt w:val="bullet"/>
+      <w:lvlText w:val=""/>
+      <w:lvlJc w:val="left"/>
+      <w:pPr>
+        <w:tabs>
+          <w:tab w:val="num" w:pos="6120"/>
+        </w:tabs>
+        <w:ind w:left="6120" w:hanging="360"/>
+      </w:pPr>
+      <w:rPr>
+        <w:rFonts w:ascii="Wingdings" w:hAnsi="Wingdings" w:hint="default"/>
+        <w:sz w:val="20"/>
+      </w:rPr>
+    </w:lvl>
+    <w:lvl w:ilvl="7" w:tentative="1">
+      <w:start w:val="1"/>
+      <w:numFmt w:val="bullet"/>
+      <w:lvlText w:val=""/>
+      <w:lvlJc w:val="left"/>
+      <w:pPr>
+        <w:tabs>
+          <w:tab w:val="num" w:pos="6840"/>
+        </w:tabs>
+        <w:ind w:left="6840" w:hanging="360"/>
+      </w:pPr>
+      <w:rPr>
+        <w:rFonts w:ascii="Wingdings" w:hAnsi="Wingdings" w:hint="default"/>
+        <w:sz w:val="20"/>
+      </w:rPr>
+    </w:lvl>
+    <w:lvl w:ilvl="8" w:tentative="1">
+      <w:start w:val="1"/>
+      <w:numFmt w:val="bullet"/>
+      <w:lvlText w:val=""/>
+      <w:lvlJc w:val="left"/>
+      <w:pPr>
+        <w:tabs>
+          <w:tab w:val="num" w:pos="7560"/>
+        </w:tabs>
+        <w:ind w:left="7560" w:hanging="360"/>
+      </w:pPr>
+      <w:rPr>
+        <w:rFonts w:ascii="Wingdings" w:hAnsi="Wingdings" w:hint="default"/>
+        <w:sz w:val="20"/>
+      </w:rPr>
+    </w:lvl>
+  </w:abstractNum>
+  <w:abstractNum w:abstractNumId="17" w15:restartNumberingAfterBreak="0">
+    <w:nsid w:val="54272F9A"/>
+    <w:multiLevelType w:val="multilevel"/>
+    <w:tmpl w:val="C41ABB44"/>
+    <w:lvl w:ilvl="0">
+      <w:start w:val="1"/>
+      <w:numFmt w:val="bullet"/>
+      <w:lvlText w:val=""/>
+      <w:lvlJc w:val="left"/>
+      <w:pPr>
+        <w:tabs>
+          <w:tab w:val="num" w:pos="720"/>
+        </w:tabs>
+        <w:ind w:left="720" w:hanging="360"/>
+      </w:pPr>
+      <w:rPr>
+        <w:rFonts w:ascii="Symbol" w:hAnsi="Symbol" w:hint="default"/>
+        <w:sz w:val="20"/>
+      </w:rPr>
+    </w:lvl>
+    <w:lvl w:ilvl="1" w:tentative="1">
+      <w:start w:val="1"/>
+      <w:numFmt w:val="bullet"/>
+      <w:lvlText w:val="o"/>
+      <w:lvlJc w:val="left"/>
+      <w:pPr>
+        <w:tabs>
+          <w:tab w:val="num" w:pos="1440"/>
+        </w:tabs>
+        <w:ind w:left="1440" w:hanging="360"/>
+      </w:pPr>
+      <w:rPr>
+        <w:rFonts w:ascii="Courier New" w:hAnsi="Courier New" w:hint="default"/>
+        <w:sz w:val="20"/>
+      </w:rPr>
+    </w:lvl>
+    <w:lvl w:ilvl="2" w:tentative="1">
+      <w:start w:val="1"/>
+      <w:numFmt w:val="bullet"/>
+      <w:lvlText w:val=""/>
+      <w:lvlJc w:val="left"/>
+      <w:pPr>
+        <w:tabs>
+          <w:tab w:val="num" w:pos="2160"/>
+        </w:tabs>
+        <w:ind w:left="2160" w:hanging="360"/>
+      </w:pPr>
+      <w:rPr>
+        <w:rFonts w:ascii="Wingdings" w:hAnsi="Wingdings" w:hint="default"/>
+        <w:sz w:val="20"/>
+      </w:rPr>
+    </w:lvl>
+    <w:lvl w:ilvl="3" w:tentative="1">
+      <w:start w:val="1"/>
+      <w:numFmt w:val="bullet"/>
+      <w:lvlText w:val=""/>
+      <w:lvlJc w:val="left"/>
+      <w:pPr>
+        <w:tabs>
+          <w:tab w:val="num" w:pos="2880"/>
+        </w:tabs>
+        <w:ind w:left="2880" w:hanging="360"/>
+      </w:pPr>
+      <w:rPr>
+        <w:rFonts w:ascii="Wingdings" w:hAnsi="Wingdings" w:hint="default"/>
+        <w:sz w:val="20"/>
+      </w:rPr>
+    </w:lvl>
+    <w:lvl w:ilvl="4" w:tentative="1">
+      <w:start w:val="1"/>
+      <w:numFmt w:val="bullet"/>
+      <w:lvlText w:val=""/>
+      <w:lvlJc w:val="left"/>
+      <w:pPr>
+        <w:tabs>
+          <w:tab w:val="num" w:pos="3600"/>
+        </w:tabs>
+        <w:ind w:left="3600" w:hanging="360"/>
+      </w:pPr>
+      <w:rPr>
+        <w:rFonts w:ascii="Wingdings" w:hAnsi="Wingdings" w:hint="default"/>
+        <w:sz w:val="20"/>
+      </w:rPr>
+    </w:lvl>
+    <w:lvl w:ilvl="5" w:tentative="1">
+      <w:start w:val="1"/>
+      <w:numFmt w:val="bullet"/>
+      <w:lvlText w:val=""/>
+      <w:lvlJc w:val="left"/>
+      <w:pPr>
+        <w:tabs>
+          <w:tab w:val="num" w:pos="4320"/>
+        </w:tabs>
+        <w:ind w:left="4320" w:hanging="360"/>
+      </w:pPr>
+      <w:rPr>
+        <w:rFonts w:ascii="Wingdings" w:hAnsi="Wingdings" w:hint="default"/>
+        <w:sz w:val="20"/>
+      </w:rPr>
+    </w:lvl>
+    <w:lvl w:ilvl="6" w:tentative="1">
+      <w:start w:val="1"/>
+      <w:numFmt w:val="bullet"/>
+      <w:lvlText w:val=""/>
+      <w:lvlJc w:val="left"/>
+      <w:pPr>
+        <w:tabs>
+          <w:tab w:val="num" w:pos="5040"/>
+        </w:tabs>
+        <w:ind w:left="5040" w:hanging="360"/>
+      </w:pPr>
+      <w:rPr>
+        <w:rFonts w:ascii="Wingdings" w:hAnsi="Wingdings" w:hint="default"/>
+        <w:sz w:val="20"/>
+      </w:rPr>
+    </w:lvl>
+    <w:lvl w:ilvl="7" w:tentative="1">
+      <w:start w:val="1"/>
+      <w:numFmt w:val="bullet"/>
+      <w:lvlText w:val=""/>
+      <w:lvlJc w:val="left"/>
+      <w:pPr>
+        <w:tabs>
+          <w:tab w:val="num" w:pos="5760"/>
+        </w:tabs>
+        <w:ind w:left="5760" w:hanging="360"/>
+      </w:pPr>
+      <w:rPr>
+        <w:rFonts w:ascii="Wingdings" w:hAnsi="Wingdings" w:hint="default"/>
+        <w:sz w:val="20"/>
+      </w:rPr>
+    </w:lvl>
+    <w:lvl w:ilvl="8" w:tentative="1">
+      <w:start w:val="1"/>
+      <w:numFmt w:val="bullet"/>
+      <w:lvlText w:val=""/>
+      <w:lvlJc w:val="left"/>
+      <w:pPr>
+        <w:tabs>
+          <w:tab w:val="num" w:pos="6480"/>
+        </w:tabs>
+        <w:ind w:left="6480" w:hanging="360"/>
+      </w:pPr>
+      <w:rPr>
+        <w:rFonts w:ascii="Wingdings" w:hAnsi="Wingdings" w:hint="default"/>
+        <w:sz w:val="20"/>
+      </w:rPr>
+    </w:lvl>
+  </w:abstractNum>
+  <w:abstractNum w:abstractNumId="18" w15:restartNumberingAfterBreak="0">
     <w:nsid w:val="58C70292"/>
     <w:multiLevelType w:val="hybridMultilevel"/>
     <w:tmpl w:val="82BC0C48"/>
@@ -7813,7 +12065,269 @@
       </w:rPr>
     </w:lvl>
   </w:abstractNum>
-  <w:abstractNum w:abstractNumId="10" w15:restartNumberingAfterBreak="0">
+  <w:abstractNum w:abstractNumId="19" w15:restartNumberingAfterBreak="0">
+    <w:nsid w:val="60032E4F"/>
+    <w:multiLevelType w:val="hybridMultilevel"/>
+    <w:tmpl w:val="AE5ED314"/>
+    <w:lvl w:ilvl="0" w:tplc="0C0A0001">
+      <w:start w:val="1"/>
+      <w:numFmt w:val="bullet"/>
+      <w:lvlText w:val=""/>
+      <w:lvlJc w:val="left"/>
+      <w:pPr>
+        <w:ind w:left="1800" w:hanging="360"/>
+      </w:pPr>
+      <w:rPr>
+        <w:rFonts w:ascii="Symbol" w:hAnsi="Symbol" w:hint="default"/>
+      </w:rPr>
+    </w:lvl>
+    <w:lvl w:ilvl="1" w:tplc="0C0A0003" w:tentative="1">
+      <w:start w:val="1"/>
+      <w:numFmt w:val="bullet"/>
+      <w:lvlText w:val="o"/>
+      <w:lvlJc w:val="left"/>
+      <w:pPr>
+        <w:ind w:left="2520" w:hanging="360"/>
+      </w:pPr>
+      <w:rPr>
+        <w:rFonts w:ascii="Courier New" w:hAnsi="Courier New" w:cs="Courier New" w:hint="default"/>
+      </w:rPr>
+    </w:lvl>
+    <w:lvl w:ilvl="2" w:tplc="0C0A0005" w:tentative="1">
+      <w:start w:val="1"/>
+      <w:numFmt w:val="bullet"/>
+      <w:lvlText w:val=""/>
+      <w:lvlJc w:val="left"/>
+      <w:pPr>
+        <w:ind w:left="3240" w:hanging="360"/>
+      </w:pPr>
+      <w:rPr>
+        <w:rFonts w:ascii="Wingdings" w:hAnsi="Wingdings" w:hint="default"/>
+      </w:rPr>
+    </w:lvl>
+    <w:lvl w:ilvl="3" w:tplc="0C0A0001" w:tentative="1">
+      <w:start w:val="1"/>
+      <w:numFmt w:val="bullet"/>
+      <w:lvlText w:val=""/>
+      <w:lvlJc w:val="left"/>
+      <w:pPr>
+        <w:ind w:left="3960" w:hanging="360"/>
+      </w:pPr>
+      <w:rPr>
+        <w:rFonts w:ascii="Symbol" w:hAnsi="Symbol" w:hint="default"/>
+      </w:rPr>
+    </w:lvl>
+    <w:lvl w:ilvl="4" w:tplc="0C0A0003" w:tentative="1">
+      <w:start w:val="1"/>
+      <w:numFmt w:val="bullet"/>
+      <w:lvlText w:val="o"/>
+      <w:lvlJc w:val="left"/>
+      <w:pPr>
+        <w:ind w:left="4680" w:hanging="360"/>
+      </w:pPr>
+      <w:rPr>
+        <w:rFonts w:ascii="Courier New" w:hAnsi="Courier New" w:cs="Courier New" w:hint="default"/>
+      </w:rPr>
+    </w:lvl>
+    <w:lvl w:ilvl="5" w:tplc="0C0A0005" w:tentative="1">
+      <w:start w:val="1"/>
+      <w:numFmt w:val="bullet"/>
+      <w:lvlText w:val=""/>
+      <w:lvlJc w:val="left"/>
+      <w:pPr>
+        <w:ind w:left="5400" w:hanging="360"/>
+      </w:pPr>
+      <w:rPr>
+        <w:rFonts w:ascii="Wingdings" w:hAnsi="Wingdings" w:hint="default"/>
+      </w:rPr>
+    </w:lvl>
+    <w:lvl w:ilvl="6" w:tplc="0C0A0001" w:tentative="1">
+      <w:start w:val="1"/>
+      <w:numFmt w:val="bullet"/>
+      <w:lvlText w:val=""/>
+      <w:lvlJc w:val="left"/>
+      <w:pPr>
+        <w:ind w:left="6120" w:hanging="360"/>
+      </w:pPr>
+      <w:rPr>
+        <w:rFonts w:ascii="Symbol" w:hAnsi="Symbol" w:hint="default"/>
+      </w:rPr>
+    </w:lvl>
+    <w:lvl w:ilvl="7" w:tplc="0C0A0003" w:tentative="1">
+      <w:start w:val="1"/>
+      <w:numFmt w:val="bullet"/>
+      <w:lvlText w:val="o"/>
+      <w:lvlJc w:val="left"/>
+      <w:pPr>
+        <w:ind w:left="6840" w:hanging="360"/>
+      </w:pPr>
+      <w:rPr>
+        <w:rFonts w:ascii="Courier New" w:hAnsi="Courier New" w:cs="Courier New" w:hint="default"/>
+      </w:rPr>
+    </w:lvl>
+    <w:lvl w:ilvl="8" w:tplc="0C0A0005" w:tentative="1">
+      <w:start w:val="1"/>
+      <w:numFmt w:val="bullet"/>
+      <w:lvlText w:val=""/>
+      <w:lvlJc w:val="left"/>
+      <w:pPr>
+        <w:ind w:left="7560" w:hanging="360"/>
+      </w:pPr>
+      <w:rPr>
+        <w:rFonts w:ascii="Wingdings" w:hAnsi="Wingdings" w:hint="default"/>
+      </w:rPr>
+    </w:lvl>
+  </w:abstractNum>
+  <w:abstractNum w:abstractNumId="20" w15:restartNumberingAfterBreak="0">
+    <w:nsid w:val="6D12144F"/>
+    <w:multiLevelType w:val="multilevel"/>
+    <w:tmpl w:val="B5BCA182"/>
+    <w:lvl w:ilvl="0">
+      <w:start w:val="1"/>
+      <w:numFmt w:val="bullet"/>
+      <w:lvlText w:val=""/>
+      <w:lvlJc w:val="left"/>
+      <w:pPr>
+        <w:tabs>
+          <w:tab w:val="num" w:pos="1800"/>
+        </w:tabs>
+        <w:ind w:left="1800" w:hanging="360"/>
+      </w:pPr>
+      <w:rPr>
+        <w:rFonts w:ascii="Symbol" w:hAnsi="Symbol" w:hint="default"/>
+        <w:sz w:val="20"/>
+      </w:rPr>
+    </w:lvl>
+    <w:lvl w:ilvl="1" w:tentative="1">
+      <w:start w:val="1"/>
+      <w:numFmt w:val="bullet"/>
+      <w:lvlText w:val="o"/>
+      <w:lvlJc w:val="left"/>
+      <w:pPr>
+        <w:tabs>
+          <w:tab w:val="num" w:pos="2520"/>
+        </w:tabs>
+        <w:ind w:left="2520" w:hanging="360"/>
+      </w:pPr>
+      <w:rPr>
+        <w:rFonts w:ascii="Courier New" w:hAnsi="Courier New" w:hint="default"/>
+        <w:sz w:val="20"/>
+      </w:rPr>
+    </w:lvl>
+    <w:lvl w:ilvl="2" w:tentative="1">
+      <w:start w:val="1"/>
+      <w:numFmt w:val="bullet"/>
+      <w:lvlText w:val=""/>
+      <w:lvlJc w:val="left"/>
+      <w:pPr>
+        <w:tabs>
+          <w:tab w:val="num" w:pos="3240"/>
+        </w:tabs>
+        <w:ind w:left="3240" w:hanging="360"/>
+      </w:pPr>
+      <w:rPr>
+        <w:rFonts w:ascii="Wingdings" w:hAnsi="Wingdings" w:hint="default"/>
+        <w:sz w:val="20"/>
+      </w:rPr>
+    </w:lvl>
+    <w:lvl w:ilvl="3" w:tentative="1">
+      <w:start w:val="1"/>
+      <w:numFmt w:val="bullet"/>
+      <w:lvlText w:val=""/>
+      <w:lvlJc w:val="left"/>
+      <w:pPr>
+        <w:tabs>
+          <w:tab w:val="num" w:pos="3960"/>
+        </w:tabs>
+        <w:ind w:left="3960" w:hanging="360"/>
+      </w:pPr>
+      <w:rPr>
+        <w:rFonts w:ascii="Wingdings" w:hAnsi="Wingdings" w:hint="default"/>
+        <w:sz w:val="20"/>
+      </w:rPr>
+    </w:lvl>
+    <w:lvl w:ilvl="4" w:tentative="1">
+      <w:start w:val="1"/>
+      <w:numFmt w:val="bullet"/>
+      <w:lvlText w:val=""/>
+      <w:lvlJc w:val="left"/>
+      <w:pPr>
+        <w:tabs>
+          <w:tab w:val="num" w:pos="4680"/>
+        </w:tabs>
+        <w:ind w:left="4680" w:hanging="360"/>
+      </w:pPr>
+      <w:rPr>
+        <w:rFonts w:ascii="Wingdings" w:hAnsi="Wingdings" w:hint="default"/>
+        <w:sz w:val="20"/>
+      </w:rPr>
+    </w:lvl>
+    <w:lvl w:ilvl="5" w:tentative="1">
+      <w:start w:val="1"/>
+      <w:numFmt w:val="bullet"/>
+      <w:lvlText w:val=""/>
+      <w:lvlJc w:val="left"/>
+      <w:pPr>
+        <w:tabs>
+          <w:tab w:val="num" w:pos="5400"/>
+        </w:tabs>
+        <w:ind w:left="5400" w:hanging="360"/>
+      </w:pPr>
+      <w:rPr>
+        <w:rFonts w:ascii="Wingdings" w:hAnsi="Wingdings" w:hint="default"/>
+        <w:sz w:val="20"/>
+      </w:rPr>
+    </w:lvl>
+    <w:lvl w:ilvl="6" w:tentative="1">
+      <w:start w:val="1"/>
+      <w:numFmt w:val="bullet"/>
+      <w:lvlText w:val=""/>
+      <w:lvlJc w:val="left"/>
+      <w:pPr>
+        <w:tabs>
+          <w:tab w:val="num" w:pos="6120"/>
+        </w:tabs>
+        <w:ind w:left="6120" w:hanging="360"/>
+      </w:pPr>
+      <w:rPr>
+        <w:rFonts w:ascii="Wingdings" w:hAnsi="Wingdings" w:hint="default"/>
+        <w:sz w:val="20"/>
+      </w:rPr>
+    </w:lvl>
+    <w:lvl w:ilvl="7" w:tentative="1">
+      <w:start w:val="1"/>
+      <w:numFmt w:val="bullet"/>
+      <w:lvlText w:val=""/>
+      <w:lvlJc w:val="left"/>
+      <w:pPr>
+        <w:tabs>
+          <w:tab w:val="num" w:pos="6840"/>
+        </w:tabs>
+        <w:ind w:left="6840" w:hanging="360"/>
+      </w:pPr>
+      <w:rPr>
+        <w:rFonts w:ascii="Wingdings" w:hAnsi="Wingdings" w:hint="default"/>
+        <w:sz w:val="20"/>
+      </w:rPr>
+    </w:lvl>
+    <w:lvl w:ilvl="8" w:tentative="1">
+      <w:start w:val="1"/>
+      <w:numFmt w:val="bullet"/>
+      <w:lvlText w:val=""/>
+      <w:lvlJc w:val="left"/>
+      <w:pPr>
+        <w:tabs>
+          <w:tab w:val="num" w:pos="7560"/>
+        </w:tabs>
+        <w:ind w:left="7560" w:hanging="360"/>
+      </w:pPr>
+      <w:rPr>
+        <w:rFonts w:ascii="Wingdings" w:hAnsi="Wingdings" w:hint="default"/>
+        <w:sz w:val="20"/>
+      </w:rPr>
+    </w:lvl>
+  </w:abstractNum>
+  <w:abstractNum w:abstractNumId="21" w15:restartNumberingAfterBreak="0">
     <w:nsid w:val="6E882BC8"/>
     <w:multiLevelType w:val="hybridMultilevel"/>
     <w:tmpl w:val="809E94FE"/>
@@ -7927,37 +12441,70 @@
     </w:lvl>
   </w:abstractNum>
   <w:num w:numId="1" w16cid:durableId="631208085">
+    <w:abstractNumId w:val="4"/>
+  </w:num>
+  <w:num w:numId="2" w16cid:durableId="1734113789">
+    <w:abstractNumId w:val="15"/>
+  </w:num>
+  <w:num w:numId="3" w16cid:durableId="547689351">
+    <w:abstractNumId w:val="18"/>
+  </w:num>
+  <w:num w:numId="4" w16cid:durableId="1776707007">
+    <w:abstractNumId w:val="3"/>
+  </w:num>
+  <w:num w:numId="5" w16cid:durableId="1656644759">
+    <w:abstractNumId w:val="12"/>
+  </w:num>
+  <w:num w:numId="6" w16cid:durableId="948660866">
+    <w:abstractNumId w:val="14"/>
+  </w:num>
+  <w:num w:numId="7" w16cid:durableId="83887845">
+    <w:abstractNumId w:val="7"/>
+  </w:num>
+  <w:num w:numId="8" w16cid:durableId="747384519">
+    <w:abstractNumId w:val="11"/>
+  </w:num>
+  <w:num w:numId="9" w16cid:durableId="1482579408">
+    <w:abstractNumId w:val="10"/>
+  </w:num>
+  <w:num w:numId="10" w16cid:durableId="1352729350">
+    <w:abstractNumId w:val="5"/>
+  </w:num>
+  <w:num w:numId="11" w16cid:durableId="1979990186">
+    <w:abstractNumId w:val="21"/>
+  </w:num>
+  <w:num w:numId="12" w16cid:durableId="1715345113">
+    <w:abstractNumId w:val="17"/>
+  </w:num>
+  <w:num w:numId="13" w16cid:durableId="1603417514">
+    <w:abstractNumId w:val="2"/>
+  </w:num>
+  <w:num w:numId="14" w16cid:durableId="1655142639">
+    <w:abstractNumId w:val="9"/>
+  </w:num>
+  <w:num w:numId="15" w16cid:durableId="1769736693">
+    <w:abstractNumId w:val="0"/>
+  </w:num>
+  <w:num w:numId="16" w16cid:durableId="481853347">
+    <w:abstractNumId w:val="19"/>
+  </w:num>
+  <w:num w:numId="17" w16cid:durableId="840510084">
+    <w:abstractNumId w:val="16"/>
+  </w:num>
+  <w:num w:numId="18" w16cid:durableId="25568526">
     <w:abstractNumId w:val="1"/>
   </w:num>
-  <w:num w:numId="2" w16cid:durableId="1734113789">
+  <w:num w:numId="19" w16cid:durableId="162402398">
+    <w:abstractNumId w:val="6"/>
+  </w:num>
+  <w:num w:numId="20" w16cid:durableId="1358390632">
+    <w:abstractNumId w:val="13"/>
+  </w:num>
+  <w:num w:numId="21" w16cid:durableId="182984935">
     <w:abstractNumId w:val="8"/>
   </w:num>
-  <w:num w:numId="3" w16cid:durableId="547689351">
-    <w:abstractNumId w:val="9"/>
-  </w:num>
-  <w:num w:numId="4" w16cid:durableId="1776707007">
-    <w:abstractNumId w:val="0"/>
-  </w:num>
-  <w:num w:numId="5" w16cid:durableId="1656644759">
-    <w:abstractNumId w:val="6"/>
-  </w:num>
-  <w:num w:numId="6" w16cid:durableId="948660866">
-    <w:abstractNumId w:val="7"/>
-  </w:num>
-  <w:num w:numId="7" w16cid:durableId="83887845">
-    <w:abstractNumId w:val="3"/>
-  </w:num>
-  <w:num w:numId="8" w16cid:durableId="747384519">
-    <w:abstractNumId w:val="5"/>
-  </w:num>
-  <w:num w:numId="9" w16cid:durableId="1482579408">
-    <w:abstractNumId w:val="4"/>
-  </w:num>
-  <w:num w:numId="10" w16cid:durableId="1352729350">
-    <w:abstractNumId w:val="2"/>
-  </w:num>
-  <w:num w:numId="11" w16cid:durableId="1979990186">
-    <w:abstractNumId w:val="10"/>
+  <w:num w:numId="22" w16cid:durableId="1430151321">
+    <w:abstractNumId w:val="20"/>
   </w:num>
 </w:numbering>
 </file>
@@ -8517,7 +13064,6 @@
   <w:style w:type="character" w:default="1" w:styleId="Fuentedeprrafopredeter">
     <w:name w:val="Default Paragraph Font"/>
     <w:uiPriority w:val="1"/>
-    <w:semiHidden/>
     <w:unhideWhenUsed/>
   </w:style>
   <w:style w:type="table" w:default="1" w:styleId="Tablanormal">

--- a/PREPROYECTO DAW  ABRIL-JUNIO 2026 (1).docx
+++ b/PREPROYECTO DAW  ABRIL-JUNIO 2026 (1).docx
@@ -2054,6 +2054,7 @@
           <w:docPartUnique/>
         </w:docPartObj>
       </w:sdtPr>
+      <w:sdtEndPr/>
       <w:sdtContent>
         <w:p>
           <w:pPr>
@@ -4304,17 +4305,17 @@
     </w:p>
     <w:p>
       <w:pPr>
-        <w:pStyle w:val="normal1"/>
-      </w:pPr>
-    </w:p>
-    <w:p>
-      <w:pPr>
-        <w:pStyle w:val="normal1"/>
-      </w:pPr>
-      <w:r>
+        <w:pStyle w:val="Ttulo2"/>
+        <w:ind w:left="-239" w:firstLine="1146"/>
         <w:rPr>
-          <w:b/>
-          <w:bCs/>
+          <w:sz w:val="24"/>
+          <w:szCs w:val="24"/>
+        </w:rPr>
+      </w:pPr>
+      <w:r>
+        <w:rPr>
+          <w:sz w:val="24"/>
+          <w:szCs w:val="24"/>
         </w:rPr>
         <w:t>8.1. Estructura del proyecto</w:t>
       </w:r>
@@ -4488,17 +4489,17 @@
     </w:p>
     <w:p>
       <w:pPr>
-        <w:pStyle w:val="normal1"/>
-      </w:pPr>
-    </w:p>
-    <w:p>
-      <w:pPr>
-        <w:pStyle w:val="normal1"/>
-      </w:pPr>
-      <w:r>
+        <w:pStyle w:val="Ttulo2"/>
+        <w:ind w:left="-239" w:firstLine="1146"/>
         <w:rPr>
-          <w:b/>
-          <w:bCs/>
+          <w:sz w:val="24"/>
+          <w:szCs w:val="24"/>
+        </w:rPr>
+      </w:pPr>
+      <w:r>
+        <w:rPr>
+          <w:sz w:val="24"/>
+          <w:szCs w:val="24"/>
         </w:rPr>
         <w:t>8.2. Base de datos</w:t>
       </w:r>
@@ -4691,25 +4692,25 @@
     </w:p>
     <w:p>
       <w:pPr>
-        <w:pStyle w:val="normal1"/>
-      </w:pPr>
-    </w:p>
-    <w:p>
-      <w:pPr>
-        <w:pStyle w:val="normal1"/>
-      </w:pPr>
-      <w:r>
+        <w:pStyle w:val="Ttulo2"/>
+        <w:ind w:left="-239" w:firstLine="1146"/>
         <w:rPr>
-          <w:b/>
-          <w:bCs/>
+          <w:sz w:val="24"/>
+          <w:szCs w:val="24"/>
+        </w:rPr>
+      </w:pPr>
+      <w:r>
+        <w:rPr>
+          <w:sz w:val="24"/>
+          <w:szCs w:val="24"/>
         </w:rPr>
         <w:t xml:space="preserve">8.3. </w:t>
       </w:r>
       <w:proofErr w:type="spellStart"/>
       <w:r>
         <w:rPr>
-          <w:b/>
-          <w:bCs/>
+          <w:sz w:val="24"/>
+          <w:szCs w:val="24"/>
         </w:rPr>
         <w:t>Backend</w:t>
       </w:r>
@@ -4968,17 +4969,17 @@
     </w:p>
     <w:p>
       <w:pPr>
-        <w:pStyle w:val="normal1"/>
-      </w:pPr>
-    </w:p>
-    <w:p>
-      <w:pPr>
-        <w:pStyle w:val="normal1"/>
-      </w:pPr>
-      <w:r>
+        <w:pStyle w:val="Ttulo2"/>
+        <w:ind w:left="-239" w:firstLine="1146"/>
         <w:rPr>
-          <w:b/>
-          <w:bCs/>
+          <w:sz w:val="24"/>
+          <w:szCs w:val="24"/>
+        </w:rPr>
+      </w:pPr>
+      <w:r>
+        <w:rPr>
+          <w:sz w:val="24"/>
+          <w:szCs w:val="24"/>
         </w:rPr>
         <w:t>8.4. Integración con API externa</w:t>
       </w:r>
@@ -5391,25 +5392,25 @@
     </w:p>
     <w:p>
       <w:pPr>
-        <w:pStyle w:val="normal1"/>
-      </w:pPr>
-    </w:p>
-    <w:p>
-      <w:pPr>
-        <w:pStyle w:val="normal1"/>
-      </w:pPr>
-      <w:r>
+        <w:pStyle w:val="Ttulo2"/>
+        <w:ind w:left="-239" w:firstLine="1146"/>
         <w:rPr>
-          <w:b/>
-          <w:bCs/>
+          <w:sz w:val="24"/>
+          <w:szCs w:val="24"/>
+        </w:rPr>
+      </w:pPr>
+      <w:r>
+        <w:rPr>
+          <w:sz w:val="24"/>
+          <w:szCs w:val="24"/>
         </w:rPr>
         <w:t xml:space="preserve">8.5. </w:t>
       </w:r>
       <w:proofErr w:type="spellStart"/>
       <w:r>
         <w:rPr>
-          <w:b/>
-          <w:bCs/>
+          <w:sz w:val="24"/>
+          <w:szCs w:val="24"/>
         </w:rPr>
         <w:t>Frontend</w:t>
       </w:r>
@@ -5567,9 +5568,6 @@
           <w:ilvl w:val="0"/>
           <w:numId w:val="19"/>
         </w:numPr>
-        <w:rPr>
-          <w:highlight w:val="yellow"/>
-        </w:rPr>
       </w:pPr>
       <w:r>
         <w:rPr>
@@ -5601,7 +5599,10 @@
         <w:rPr>
           <w:highlight w:val="yellow"/>
         </w:rPr>
-        <w:t>() de JavaScript para regresar a la página anterior, preservando los parámetros de búsqueda si los hubiera.</w:t>
+        <w:t>() de JavaScript para regresar a la página anterior, preservando los parámetros de búsqueda si los hubiera</w:t>
+      </w:r>
+      <w:r>
+        <w:t>.</w:t>
       </w:r>
     </w:p>
     <w:p>
@@ -5702,17 +5703,17 @@
     </w:p>
     <w:p>
       <w:pPr>
-        <w:pStyle w:val="normal1"/>
-      </w:pPr>
-    </w:p>
-    <w:p>
-      <w:pPr>
-        <w:pStyle w:val="normal1"/>
-      </w:pPr>
-      <w:r>
+        <w:pStyle w:val="Ttulo2"/>
+        <w:ind w:left="-239" w:firstLine="1146"/>
         <w:rPr>
-          <w:b/>
-          <w:bCs/>
+          <w:sz w:val="24"/>
+          <w:szCs w:val="24"/>
+        </w:rPr>
+      </w:pPr>
+      <w:r>
+        <w:rPr>
+          <w:sz w:val="24"/>
+          <w:szCs w:val="24"/>
         </w:rPr>
         <w:t>8.6. Seguridad</w:t>
       </w:r>
@@ -5911,12 +5912,17 @@
     </w:p>
     <w:p>
       <w:pPr>
-        <w:pStyle w:val="normal1"/>
-      </w:pPr>
-      <w:r>
+        <w:pStyle w:val="Ttulo2"/>
+        <w:ind w:left="-239" w:firstLine="1146"/>
         <w:rPr>
-          <w:b/>
-          <w:bCs/>
+          <w:sz w:val="24"/>
+          <w:szCs w:val="24"/>
+        </w:rPr>
+      </w:pPr>
+      <w:r>
+        <w:rPr>
+          <w:sz w:val="24"/>
+          <w:szCs w:val="24"/>
         </w:rPr>
         <w:t>8.7. Pruebas</w:t>
       </w:r>
@@ -6191,17 +6197,17 @@
     </w:p>
     <w:p>
       <w:pPr>
-        <w:pStyle w:val="normal1"/>
-      </w:pPr>
-    </w:p>
-    <w:p>
-      <w:pPr>
-        <w:pStyle w:val="normal1"/>
-      </w:pPr>
-      <w:r>
+        <w:pStyle w:val="Ttulo2"/>
+        <w:ind w:left="-239" w:firstLine="1146"/>
         <w:rPr>
-          <w:b/>
-          <w:bCs/>
+          <w:sz w:val="24"/>
+          <w:szCs w:val="24"/>
+        </w:rPr>
+      </w:pPr>
+      <w:r>
+        <w:rPr>
+          <w:sz w:val="24"/>
+          <w:szCs w:val="24"/>
         </w:rPr>
         <w:t>8.8. Requisitos previos para la ejecución:</w:t>
       </w:r>
@@ -6283,36 +6289,22 @@
     <w:p>
       <w:pPr>
         <w:pStyle w:val="normal1"/>
-      </w:pPr>
-    </w:p>
-    <w:p>
-      <w:pPr>
-        <w:pStyle w:val="normal1"/>
-      </w:pPr>
-    </w:p>
-    <w:p>
-      <w:pPr>
-        <w:pStyle w:val="normal1"/>
-      </w:pPr>
-    </w:p>
-    <w:p>
-      <w:pPr>
-        <w:pStyle w:val="normal1"/>
-      </w:pPr>
-    </w:p>
-    <w:p>
-      <w:pPr>
-        <w:pStyle w:val="normal1"/>
-      </w:pPr>
-    </w:p>
-    <w:p>
-      <w:pPr>
-        <w:pStyle w:val="normal1"/>
-      </w:pPr>
-      <w:r>
+        <w:ind w:left="0" w:firstLine="0"/>
+      </w:pPr>
+    </w:p>
+    <w:p>
+      <w:pPr>
+        <w:pStyle w:val="Ttulo2"/>
+        <w:ind w:left="-239" w:firstLine="1146"/>
         <w:rPr>
-          <w:b/>
-          <w:bCs/>
+          <w:sz w:val="24"/>
+          <w:szCs w:val="24"/>
+        </w:rPr>
+      </w:pPr>
+      <w:r>
+        <w:rPr>
+          <w:sz w:val="24"/>
+          <w:szCs w:val="24"/>
         </w:rPr>
         <w:lastRenderedPageBreak/>
         <w:t>8.9. Flujo de uso de la aplicación</w:t>
@@ -7358,12 +7350,19 @@
     <w:p>
       <w:pPr>
         <w:pStyle w:val="Ttulo2"/>
-        <w:ind w:left="-426" w:firstLine="426"/>
+        <w:ind w:left="-426" w:firstLine="711"/>
         <w:rPr>
           <w:sz w:val="28"/>
           <w:szCs w:val="28"/>
         </w:rPr>
       </w:pPr>
+      <w:r>
+        <w:rPr>
+          <w:sz w:val="28"/>
+          <w:szCs w:val="28"/>
+        </w:rPr>
+        <w:t xml:space="preserve">9.1 </w:t>
+      </w:r>
       <w:r>
         <w:rPr>
           <w:sz w:val="28"/>
@@ -7380,16 +7379,20 @@
         <w:t>Clocktopus</w:t>
       </w:r>
       <w:proofErr w:type="spellEnd"/>
-    </w:p>
-    <w:p>
-      <w:pPr>
-        <w:pStyle w:val="Ttulo2"/>
-        <w:ind w:left="-426" w:hanging="141"/>
+      <w:r>
         <w:rPr>
           <w:sz w:val="28"/>
           <w:szCs w:val="28"/>
         </w:rPr>
-      </w:pPr>
+        <w:br/>
+      </w:r>
+      <w:r>
+        <w:rPr>
+          <w:sz w:val="28"/>
+          <w:szCs w:val="28"/>
+        </w:rPr>
+        <w:br/>
+      </w:r>
       <w:r>
         <w:rPr>
           <w:sz w:val="28"/>
@@ -7435,12 +7438,19 @@
     <w:p>
       <w:pPr>
         <w:pStyle w:val="Ttulo2"/>
-        <w:ind w:left="-426" w:firstLine="426"/>
+        <w:ind w:left="-426" w:firstLine="711"/>
         <w:rPr>
           <w:sz w:val="28"/>
           <w:szCs w:val="28"/>
         </w:rPr>
       </w:pPr>
+      <w:r>
+        <w:rPr>
+          <w:sz w:val="28"/>
+          <w:szCs w:val="28"/>
+        </w:rPr>
+        <w:t xml:space="preserve">9.2 </w:t>
+      </w:r>
       <w:r>
         <w:rPr>
           <w:sz w:val="28"/>

--- a/PREPROYECTO DAW  ABRIL-JUNIO 2026 (1).docx
+++ b/PREPROYECTO DAW  ABRIL-JUNIO 2026 (1).docx
@@ -611,7 +611,6 @@
                 <w:szCs w:val="16"/>
               </w:rPr>
             </w:pPr>
-            <w:proofErr w:type="spellStart"/>
             <w:r>
               <w:rPr>
                 <w:rFonts w:ascii="Arial" w:eastAsia="Arial" w:hAnsi="Arial" w:cs="Arial"/>
@@ -623,7 +622,6 @@
               </w:rPr>
               <w:t>Réxime</w:t>
             </w:r>
-            <w:proofErr w:type="spellEnd"/>
           </w:p>
         </w:tc>
       </w:tr>
@@ -689,18 +687,8 @@
                 <w:sz w:val="16"/>
                 <w:szCs w:val="16"/>
               </w:rPr>
-              <w:t xml:space="preserve">Informática e </w:t>
-            </w:r>
-            <w:proofErr w:type="spellStart"/>
-            <w:r>
-              <w:rPr>
-                <w:rFonts w:ascii="Arial" w:eastAsia="Arial" w:hAnsi="Arial" w:cs="Arial"/>
-                <w:sz w:val="16"/>
-                <w:szCs w:val="16"/>
-              </w:rPr>
-              <w:t>comunicacións</w:t>
-            </w:r>
-            <w:proofErr w:type="spellEnd"/>
+              <w:t>Informática e comunicacións</w:t>
+            </w:r>
           </w:p>
         </w:tc>
         <w:tc>
@@ -754,41 +742,13 @@
                 <w:szCs w:val="16"/>
               </w:rPr>
             </w:pPr>
-            <w:proofErr w:type="spellStart"/>
             <w:r>
               <w:rPr>
                 <w:rFonts w:ascii="Arial" w:eastAsia="Arial" w:hAnsi="Arial" w:cs="Arial"/>
                 <w:sz w:val="16"/>
                 <w:szCs w:val="16"/>
               </w:rPr>
-              <w:t>Desenvolvemento</w:t>
-            </w:r>
-            <w:proofErr w:type="spellEnd"/>
-            <w:r>
-              <w:rPr>
-                <w:rFonts w:ascii="Arial" w:eastAsia="Arial" w:hAnsi="Arial" w:cs="Arial"/>
-                <w:sz w:val="16"/>
-                <w:szCs w:val="16"/>
-              </w:rPr>
-              <w:t xml:space="preserve"> </w:t>
-            </w:r>
-            <w:proofErr w:type="spellStart"/>
-            <w:r>
-              <w:rPr>
-                <w:rFonts w:ascii="Arial" w:eastAsia="Arial" w:hAnsi="Arial" w:cs="Arial"/>
-                <w:sz w:val="16"/>
-                <w:szCs w:val="16"/>
-              </w:rPr>
-              <w:t>Aplicacións</w:t>
-            </w:r>
-            <w:proofErr w:type="spellEnd"/>
-            <w:r>
-              <w:rPr>
-                <w:rFonts w:ascii="Arial" w:eastAsia="Arial" w:hAnsi="Arial" w:cs="Arial"/>
-                <w:sz w:val="16"/>
-                <w:szCs w:val="16"/>
-              </w:rPr>
-              <w:t xml:space="preserve"> Web</w:t>
+              <w:t>Desenvolvemento Aplicacións Web</w:t>
             </w:r>
           </w:p>
         </w:tc>
@@ -878,31 +838,7 @@
           <w:sz w:val="22"/>
           <w:szCs w:val="22"/>
         </w:rPr>
-        <w:t xml:space="preserve">Módulo profesional </w:t>
-      </w:r>
-      <w:proofErr w:type="gramStart"/>
-      <w:r>
-        <w:rPr>
-          <w:rFonts w:ascii="Arial" w:eastAsia="Arial" w:hAnsi="Arial" w:cs="Arial"/>
-          <w:b/>
-          <w:bCs/>
-          <w:color w:val="365F91"/>
-          <w:sz w:val="22"/>
-          <w:szCs w:val="22"/>
-        </w:rPr>
-        <w:t>e</w:t>
-      </w:r>
-      <w:proofErr w:type="gramEnd"/>
-      <w:r>
-        <w:rPr>
-          <w:rFonts w:ascii="Arial" w:eastAsia="Arial" w:hAnsi="Arial" w:cs="Arial"/>
-          <w:b/>
-          <w:bCs/>
-          <w:color w:val="365F91"/>
-          <w:sz w:val="22"/>
-          <w:szCs w:val="22"/>
-        </w:rPr>
-        <w:t xml:space="preserve"> unidades formativas de menor duración (*)</w:t>
+        <w:t>Módulo profesional e unidades formativas de menor duración (*)</w:t>
       </w:r>
     </w:p>
     <w:tbl>
@@ -1089,59 +1025,13 @@
                 <w:szCs w:val="16"/>
               </w:rPr>
             </w:pPr>
-            <w:proofErr w:type="spellStart"/>
             <w:r>
               <w:rPr>
                 <w:rFonts w:ascii="Arial" w:eastAsia="Arial" w:hAnsi="Arial" w:cs="Arial"/>
                 <w:sz w:val="16"/>
                 <w:szCs w:val="16"/>
               </w:rPr>
-              <w:t>Proxecto</w:t>
-            </w:r>
-            <w:proofErr w:type="spellEnd"/>
-            <w:r>
-              <w:rPr>
-                <w:rFonts w:ascii="Arial" w:eastAsia="Arial" w:hAnsi="Arial" w:cs="Arial"/>
-                <w:sz w:val="16"/>
-                <w:szCs w:val="16"/>
-              </w:rPr>
-              <w:t xml:space="preserve"> de </w:t>
-            </w:r>
-            <w:proofErr w:type="spellStart"/>
-            <w:r>
-              <w:rPr>
-                <w:rFonts w:ascii="Arial" w:eastAsia="Arial" w:hAnsi="Arial" w:cs="Arial"/>
-                <w:sz w:val="16"/>
-                <w:szCs w:val="16"/>
-              </w:rPr>
-              <w:t>Desenvolvemento</w:t>
-            </w:r>
-            <w:proofErr w:type="spellEnd"/>
-            <w:r>
-              <w:rPr>
-                <w:rFonts w:ascii="Arial" w:eastAsia="Arial" w:hAnsi="Arial" w:cs="Arial"/>
-                <w:sz w:val="16"/>
-                <w:szCs w:val="16"/>
-              </w:rPr>
-              <w:t xml:space="preserve"> </w:t>
-            </w:r>
-            <w:proofErr w:type="spellStart"/>
-            <w:r>
-              <w:rPr>
-                <w:rFonts w:ascii="Arial" w:eastAsia="Arial" w:hAnsi="Arial" w:cs="Arial"/>
-                <w:sz w:val="16"/>
-                <w:szCs w:val="16"/>
-              </w:rPr>
-              <w:t>Aplicacións</w:t>
-            </w:r>
-            <w:proofErr w:type="spellEnd"/>
-            <w:r>
-              <w:rPr>
-                <w:rFonts w:ascii="Arial" w:eastAsia="Arial" w:hAnsi="Arial" w:cs="Arial"/>
-                <w:sz w:val="16"/>
-                <w:szCs w:val="16"/>
-              </w:rPr>
-              <w:t xml:space="preserve"> Web</w:t>
+              <w:t>Proxecto de Desenvolvemento Aplicacións Web</w:t>
             </w:r>
           </w:p>
           <w:p>
@@ -1438,21 +1328,8 @@
           <w:sz w:val="22"/>
           <w:szCs w:val="22"/>
         </w:rPr>
-        <w:t xml:space="preserve">Datos do </w:t>
-      </w:r>
-      <w:proofErr w:type="spellStart"/>
-      <w:r>
-        <w:rPr>
-          <w:rFonts w:ascii="Arial" w:eastAsia="Arial" w:hAnsi="Arial" w:cs="Arial"/>
-          <w:b/>
-          <w:bCs/>
-          <w:color w:val="365F91"/>
-          <w:sz w:val="22"/>
-          <w:szCs w:val="22"/>
-        </w:rPr>
-        <w:t>Proxecto</w:t>
-      </w:r>
-      <w:proofErr w:type="spellEnd"/>
+        <w:t>Datos do Proxecto</w:t>
+      </w:r>
     </w:p>
     <w:tbl>
       <w:tblPr>
@@ -1899,21 +1776,12 @@
                 <w:bCs/>
               </w:rPr>
             </w:pPr>
-            <w:proofErr w:type="spellStart"/>
             <w:r>
               <w:rPr>
                 <w:b/>
                 <w:bCs/>
               </w:rPr>
-              <w:t>Preproyecto</w:t>
-            </w:r>
-            <w:proofErr w:type="spellEnd"/>
-            <w:r>
-              <w:rPr>
-                <w:b/>
-                <w:bCs/>
-              </w:rPr>
-              <w:t xml:space="preserve"> Inicial.</w:t>
+              <w:t>Preproyecto Inicial.</w:t>
             </w:r>
           </w:p>
         </w:tc>
@@ -2696,15 +2564,7 @@
         <w:pStyle w:val="normal1"/>
       </w:pPr>
       <w:r>
-        <w:t>La vista de inicio mostrará información relativa a la librería, localización, logo, opciones de contacto</w:t>
-      </w:r>
-      <w:proofErr w:type="gramStart"/>
-      <w:r>
-        <w:t>… ,</w:t>
-      </w:r>
-      <w:proofErr w:type="gramEnd"/>
-      <w:r>
-        <w:t xml:space="preserve"> y los últimos 5 títulos añadidos además de un acceso a una vista de búsqueda y a la vista de administración protegida.</w:t>
+        <w:t>La vista de inicio mostrará información relativa a la librería, localización, logo, opciones de contacto… , y los últimos 5 títulos añadidos además de un acceso a una vista de búsqueda y a la vista de administración protegida.</w:t>
       </w:r>
     </w:p>
     <w:p>
@@ -2727,13 +2587,8 @@
       <w:pPr>
         <w:pStyle w:val="normal1"/>
       </w:pPr>
-      <w:proofErr w:type="gramStart"/>
-      <w:r>
-        <w:t>Los campos a recuperar</w:t>
-      </w:r>
-      <w:proofErr w:type="gramEnd"/>
-      <w:r>
-        <w:t xml:space="preserve"> de la biblioteca externa relativos a un libro añadido son:</w:t>
+      <w:r>
+        <w:t>Los campos a recuperar de la biblioteca externa relativos a un libro añadido son:</w:t>
       </w:r>
     </w:p>
     <w:p>
@@ -2826,15 +2681,7 @@
         <w:pStyle w:val="normal1"/>
       </w:pPr>
       <w:r>
-        <w:t xml:space="preserve">Las tiendas que trabajan el sector literario, incluso Amazon, sufren de esta lacra al permitir dar de alta artículos por título y no por ISBN, si bien es cierto que otras </w:t>
-      </w:r>
-      <w:proofErr w:type="spellStart"/>
-      <w:r>
-        <w:t>mas</w:t>
-      </w:r>
-      <w:proofErr w:type="spellEnd"/>
-      <w:r>
-        <w:t xml:space="preserve"> específicas en el ámbito como “La casa del libro” no les pasa.</w:t>
+        <w:t>Las tiendas que trabajan el sector literario, incluso Amazon, sufren de esta lacra al permitir dar de alta artículos por título y no por ISBN, si bien es cierto que otras mas específicas en el ámbito como “La casa del libro” no les pasa.</w:t>
       </w:r>
     </w:p>
     <w:p>
@@ -2961,24 +2808,14 @@
         <w:ind w:left="644" w:firstLine="0"/>
       </w:pPr>
       <w:r>
-        <w:t xml:space="preserve">Para el control de tiempos se ha usado la </w:t>
-      </w:r>
-      <w:proofErr w:type="gramStart"/>
-      <w:r>
-        <w:t>app</w:t>
-      </w:r>
-      <w:proofErr w:type="gramEnd"/>
-      <w:r>
-        <w:t xml:space="preserve"> </w:t>
+        <w:t xml:space="preserve">Para el control de tiempos se ha usado la app </w:t>
       </w:r>
       <w:r>
         <w:t xml:space="preserve">gratuita </w:t>
       </w:r>
-      <w:proofErr w:type="spellStart"/>
       <w:r>
         <w:t>clocktopus</w:t>
       </w:r>
-      <w:proofErr w:type="spellEnd"/>
       <w:r>
         <w:t xml:space="preserve"> (BETA)</w:t>
       </w:r>
@@ -3012,23 +2849,7 @@
         <w:ind w:left="644" w:firstLine="0"/>
       </w:pPr>
       <w:r>
-        <w:t xml:space="preserve">Permite integración con </w:t>
-      </w:r>
-      <w:proofErr w:type="spellStart"/>
-      <w:r>
-        <w:t>github</w:t>
-      </w:r>
-      <w:proofErr w:type="spellEnd"/>
-      <w:r>
-        <w:t xml:space="preserve"> para que los </w:t>
-      </w:r>
-      <w:proofErr w:type="spellStart"/>
-      <w:r>
-        <w:t>commits</w:t>
-      </w:r>
-      <w:proofErr w:type="spellEnd"/>
-      <w:r>
-        <w:t xml:space="preserve"> hagan el fichaje de la persona. </w:t>
+        <w:t xml:space="preserve">Permite integración con github para que los commits hagan el fichaje de la persona. </w:t>
       </w:r>
     </w:p>
     <w:p>
@@ -3119,15 +2940,7 @@
         <w:pStyle w:val="normal1"/>
       </w:pPr>
       <w:r>
-        <w:t xml:space="preserve">Semana 2-4 Desarrollo del </w:t>
-      </w:r>
-      <w:proofErr w:type="spellStart"/>
-      <w:r>
-        <w:t>BackEnd</w:t>
-      </w:r>
-      <w:proofErr w:type="spellEnd"/>
-      <w:r>
-        <w:t>:</w:t>
+        <w:t>Semana 2-4 Desarrollo del BackEnd:</w:t>
       </w:r>
     </w:p>
     <w:p>
@@ -3171,15 +2984,7 @@
         <w:pStyle w:val="normal1"/>
       </w:pPr>
       <w:r>
-        <w:t xml:space="preserve">Semana 5-8 Desarrollo del </w:t>
-      </w:r>
-      <w:proofErr w:type="spellStart"/>
-      <w:r>
-        <w:t>FrontEnd</w:t>
-      </w:r>
-      <w:proofErr w:type="spellEnd"/>
-      <w:r>
-        <w:t>:</w:t>
+        <w:t>Semana 5-8 Desarrollo del FrontEnd:</w:t>
       </w:r>
     </w:p>
     <w:p>
@@ -3282,7 +3087,6 @@
       </w:pPr>
       <w:bookmarkStart w:id="4" w:name="_kft2jefxjupx"/>
       <w:bookmarkEnd w:id="4"/>
-      <w:proofErr w:type="gramStart"/>
       <w:r>
         <w:rPr>
           <w:sz w:val="18"/>
@@ -3291,7 +3095,6 @@
         <w:lastRenderedPageBreak/>
         <w:t>Medios a utilizar</w:t>
       </w:r>
-      <w:proofErr w:type="gramEnd"/>
     </w:p>
     <w:p>
       <w:pPr>
@@ -3460,14 +3263,12 @@
           <w:lang w:val="en-US"/>
         </w:rPr>
       </w:pPr>
-      <w:proofErr w:type="spellStart"/>
       <w:r>
         <w:rPr>
           <w:lang w:val="en-US"/>
         </w:rPr>
         <w:t>Javascript</w:t>
       </w:r>
-      <w:proofErr w:type="spellEnd"/>
     </w:p>
     <w:p>
       <w:pPr>
@@ -3477,11 +3278,9 @@
           <w:numId w:val="9"/>
         </w:numPr>
       </w:pPr>
-      <w:proofErr w:type="spellStart"/>
       <w:r>
         <w:t>Thymeleaf</w:t>
       </w:r>
-      <w:proofErr w:type="spellEnd"/>
     </w:p>
     <w:p>
       <w:pPr>
@@ -3504,13 +3303,8 @@
           <w:numId w:val="10"/>
         </w:numPr>
       </w:pPr>
-      <w:proofErr w:type="spellStart"/>
-      <w:r>
-        <w:t>Intelij</w:t>
-      </w:r>
-      <w:proofErr w:type="spellEnd"/>
-      <w:r>
-        <w:t xml:space="preserve"> IDEA</w:t>
+      <w:r>
+        <w:t>Intelij IDEA</w:t>
       </w:r>
       <w:r>
         <w:t xml:space="preserve"> </w:t>
@@ -3525,15 +3319,7 @@
         </w:numPr>
       </w:pPr>
       <w:r>
-        <w:t xml:space="preserve">MySQL </w:t>
-      </w:r>
-      <w:proofErr w:type="spellStart"/>
-      <w:r>
-        <w:t>Workbench</w:t>
-      </w:r>
-      <w:proofErr w:type="spellEnd"/>
-      <w:r>
-        <w:t xml:space="preserve"> </w:t>
+        <w:t xml:space="preserve">MySQL Workbench </w:t>
       </w:r>
     </w:p>
     <w:p>
@@ -3557,11 +3343,9 @@
           <w:numId w:val="11"/>
         </w:numPr>
       </w:pPr>
-      <w:proofErr w:type="spellStart"/>
       <w:r>
         <w:t>Github</w:t>
       </w:r>
-      <w:proofErr w:type="spellEnd"/>
     </w:p>
     <w:p>
       <w:pPr>
@@ -3594,11 +3378,6 @@
       <w:r>
         <w:t xml:space="preserve"> (Jornada completa Altia Consultores S.A desde 2024).</w:t>
       </w:r>
-    </w:p>
-    <w:p>
-      <w:pPr>
-        <w:pStyle w:val="normal1"/>
-      </w:pPr>
     </w:p>
     <w:p>
       <w:pPr>
@@ -3810,13 +3589,19 @@
               <w:ind w:left="0" w:firstLine="0"/>
             </w:pPr>
             <w:r>
-              <w:t>42</w:t>
+              <w:t>38</w:t>
             </w:r>
             <w:r>
               <w:t>,</w:t>
             </w:r>
             <w:r>
-              <w:t>00 h</w:t>
+              <w:t>00</w:t>
+            </w:r>
+            <w:r>
+              <w:t xml:space="preserve"> </w:t>
+            </w:r>
+            <w:r>
+              <w:t>h</w:t>
             </w:r>
           </w:p>
         </w:tc>
@@ -3830,13 +3615,7 @@
               <w:ind w:left="0" w:firstLine="0"/>
             </w:pPr>
             <w:r>
-              <w:t>1260</w:t>
-            </w:r>
-            <w:r>
-              <w:t>,00</w:t>
-            </w:r>
-            <w:r>
-              <w:t xml:space="preserve"> €</w:t>
+              <w:t>1140,00 €</w:t>
             </w:r>
           </w:p>
         </w:tc>
@@ -3851,11 +3630,9 @@
               <w:pStyle w:val="normal1"/>
               <w:ind w:left="0" w:firstLine="0"/>
             </w:pPr>
-            <w:proofErr w:type="spellStart"/>
             <w:r>
               <w:t>BackEnd</w:t>
             </w:r>
-            <w:proofErr w:type="spellEnd"/>
           </w:p>
         </w:tc>
         <w:tc>
@@ -3896,13 +3673,19 @@
               <w:ind w:left="0" w:firstLine="0"/>
             </w:pPr>
             <w:r>
-              <w:t>21</w:t>
+              <w:t>18</w:t>
             </w:r>
             <w:r>
               <w:t>,</w:t>
             </w:r>
             <w:r>
-              <w:t>50 h</w:t>
+              <w:t>00</w:t>
+            </w:r>
+            <w:r>
+              <w:t xml:space="preserve"> </w:t>
+            </w:r>
+            <w:r>
+              <w:t>h</w:t>
             </w:r>
           </w:p>
         </w:tc>
@@ -3916,7 +3699,7 @@
               <w:ind w:left="0" w:firstLine="0"/>
             </w:pPr>
             <w:r>
-              <w:t>645,00 €</w:t>
+              <w:t>540,00 €</w:t>
             </w:r>
           </w:p>
         </w:tc>
@@ -3931,11 +3714,9 @@
               <w:pStyle w:val="normal1"/>
               <w:ind w:left="0" w:firstLine="0"/>
             </w:pPr>
-            <w:proofErr w:type="spellStart"/>
             <w:r>
               <w:t>FrontEnd</w:t>
             </w:r>
-            <w:proofErr w:type="spellEnd"/>
           </w:p>
         </w:tc>
         <w:tc>
@@ -3976,13 +3757,19 @@
               <w:ind w:left="0" w:firstLine="0"/>
             </w:pPr>
             <w:r>
-              <w:t>25</w:t>
+              <w:t>22</w:t>
             </w:r>
             <w:r>
               <w:t>,</w:t>
             </w:r>
             <w:r>
-              <w:t>89 h</w:t>
+              <w:t>89</w:t>
+            </w:r>
+            <w:r>
+              <w:t xml:space="preserve"> </w:t>
+            </w:r>
+            <w:r>
+              <w:t>h</w:t>
             </w:r>
           </w:p>
         </w:tc>
@@ -3996,7 +3783,7 @@
               <w:ind w:left="0" w:firstLine="0"/>
             </w:pPr>
             <w:r>
-              <w:t>776,70 €</w:t>
+              <w:t>686,70 €</w:t>
             </w:r>
           </w:p>
         </w:tc>
@@ -4054,13 +3841,19 @@
               <w:ind w:left="0" w:firstLine="0"/>
             </w:pPr>
             <w:r>
-              <w:t>66</w:t>
+              <w:t>77</w:t>
             </w:r>
             <w:r>
               <w:t>,</w:t>
             </w:r>
             <w:r>
-              <w:t>78 h</w:t>
+              <w:t>28</w:t>
+            </w:r>
+            <w:r>
+              <w:t xml:space="preserve"> </w:t>
+            </w:r>
+            <w:r>
+              <w:t>h</w:t>
             </w:r>
           </w:p>
         </w:tc>
@@ -4074,7 +3867,10 @@
               <w:ind w:left="0" w:firstLine="0"/>
             </w:pPr>
             <w:r>
-              <w:t>2003,40 €</w:t>
+              <w:t>2318,40</w:t>
+            </w:r>
+            <w:r>
+              <w:t>€</w:t>
             </w:r>
           </w:p>
         </w:tc>
@@ -4189,13 +3985,38 @@
         <w:ind w:left="0" w:firstLine="0"/>
       </w:pPr>
       <w:r>
-        <w:t xml:space="preserve">QA ha crecido porque he metido ahí toda la depuración de errores del back y el </w:t>
-      </w:r>
-      <w:proofErr w:type="spellStart"/>
-      <w:r>
-        <w:t>front</w:t>
-      </w:r>
-      <w:proofErr w:type="spellEnd"/>
+        <w:t>QA ha crecido porque he metido ahí toda la depuración de errores del back y el front</w:t>
+      </w:r>
+      <w:r>
+        <w:t xml:space="preserve"> que un principio se </w:t>
+      </w:r>
+      <w:r>
+        <w:t>contemparon en las fases de</w:t>
+      </w:r>
+      <w:r>
+        <w:t xml:space="preserve"> </w:t>
+      </w:r>
+      <w:r>
+        <w:t>“</w:t>
+      </w:r>
+      <w:r>
+        <w:t>BackEnd</w:t>
+      </w:r>
+      <w:r>
+        <w:t>”</w:t>
+      </w:r>
+      <w:r>
+        <w:t xml:space="preserve"> y </w:t>
+      </w:r>
+      <w:r>
+        <w:t>“</w:t>
+      </w:r>
+      <w:r>
+        <w:t>FrontEnd</w:t>
+      </w:r>
+      <w:r>
+        <w:t>”</w:t>
+      </w:r>
       <w:r>
         <w:t>.</w:t>
       </w:r>
@@ -4336,21 +4157,8 @@
           <w:numId w:val="14"/>
         </w:numPr>
       </w:pPr>
-      <w:proofErr w:type="spellStart"/>
-      <w:r>
-        <w:t>model</w:t>
-      </w:r>
-      <w:proofErr w:type="spellEnd"/>
-      <w:r>
-        <w:t xml:space="preserve"> - Entidades JPA que representan las tablas de la base de datos (Libro, Autor, Editorial, </w:t>
-      </w:r>
-      <w:proofErr w:type="spellStart"/>
-      <w:r>
-        <w:t>Categoria</w:t>
-      </w:r>
-      <w:proofErr w:type="spellEnd"/>
-      <w:r>
-        <w:t>).</w:t>
+      <w:r>
+        <w:t>model - Entidades JPA que representan las tablas de la base de datos (Libro, Autor, Editorial, Categoria).</w:t>
       </w:r>
     </w:p>
     <w:p>
@@ -4361,21 +4169,8 @@
           <w:numId w:val="14"/>
         </w:numPr>
       </w:pPr>
-      <w:proofErr w:type="spellStart"/>
-      <w:r>
-        <w:t>repository</w:t>
-      </w:r>
-      <w:proofErr w:type="spellEnd"/>
-      <w:r>
-        <w:t xml:space="preserve"> - Interfaces que extienden de </w:t>
-      </w:r>
-      <w:proofErr w:type="spellStart"/>
-      <w:r>
-        <w:t>JpaRepository</w:t>
-      </w:r>
-      <w:proofErr w:type="spellEnd"/>
-      <w:r>
-        <w:t xml:space="preserve"> para acceder a la base de datos. Spring Data genera automáticamente las consultas a partir del nombre del método.</w:t>
+      <w:r>
+        <w:t>repository - Interfaces que extienden de JpaRepository para acceder a la base de datos. Spring Data genera automáticamente las consultas a partir del nombre del método.</w:t>
       </w:r>
     </w:p>
     <w:p>
@@ -4386,29 +4181,8 @@
           <w:numId w:val="14"/>
         </w:numPr>
       </w:pPr>
-      <w:proofErr w:type="spellStart"/>
-      <w:r>
-        <w:t>service</w:t>
-      </w:r>
-      <w:proofErr w:type="spellEnd"/>
-      <w:r>
-        <w:t xml:space="preserve"> - Lógica de negocio. Aquí están las clases </w:t>
-      </w:r>
-      <w:proofErr w:type="spellStart"/>
-      <w:r>
-        <w:t>LibroService</w:t>
-      </w:r>
-      <w:proofErr w:type="spellEnd"/>
-      <w:r>
-        <w:t xml:space="preserve"> (gestiona altas, bajas y búsquedas) y </w:t>
-      </w:r>
-      <w:proofErr w:type="spellStart"/>
-      <w:r>
-        <w:t>GoogleBooksService</w:t>
-      </w:r>
-      <w:proofErr w:type="spellEnd"/>
-      <w:r>
-        <w:t xml:space="preserve"> (se encarga de llamar a la API externa).</w:t>
+      <w:r>
+        <w:t>service - Lógica de negocio. Aquí están las clases LibroService (gestiona altas, bajas y búsquedas) y GoogleBooksService (se encarga de llamar a la API externa).</w:t>
       </w:r>
     </w:p>
     <w:p>
@@ -4419,13 +4193,8 @@
           <w:numId w:val="14"/>
         </w:numPr>
       </w:pPr>
-      <w:proofErr w:type="spellStart"/>
-      <w:r>
-        <w:t>controller</w:t>
-      </w:r>
-      <w:proofErr w:type="spellEnd"/>
-      <w:r>
-        <w:t xml:space="preserve"> - Controladores que reciben las peticiones HTTP del navegador y devuelven las vistas correspondientes.</w:t>
+      <w:r>
+        <w:t>controller - Controladores que reciben las peticiones HTTP del navegador y devuelven las vistas correspondientes.</w:t>
       </w:r>
     </w:p>
     <w:p>
@@ -4436,13 +4205,8 @@
           <w:numId w:val="14"/>
         </w:numPr>
       </w:pPr>
-      <w:proofErr w:type="spellStart"/>
-      <w:r>
-        <w:t>config</w:t>
-      </w:r>
-      <w:proofErr w:type="spellEnd"/>
-      <w:r>
-        <w:t xml:space="preserve"> - Configuración de seguridad de la aplicación.</w:t>
+      <w:r>
+        <w:t>config - Configuración de seguridad de la aplicación.</w:t>
       </w:r>
     </w:p>
     <w:p>
@@ -4453,13 +4217,8 @@
           <w:numId w:val="14"/>
         </w:numPr>
       </w:pPr>
-      <w:proofErr w:type="spellStart"/>
-      <w:r>
-        <w:t>dto</w:t>
-      </w:r>
-      <w:proofErr w:type="spellEnd"/>
-      <w:r>
-        <w:t xml:space="preserve"> - Clases que representan la respuesta JSON de la API de Google Books.</w:t>
+      <w:r>
+        <w:t>dto - Clases que representan la respuesta JSON de la API de Google Books.</w:t>
       </w:r>
     </w:p>
     <w:p>
@@ -4470,13 +4229,8 @@
           <w:numId w:val="14"/>
         </w:numPr>
       </w:pPr>
-      <w:proofErr w:type="spellStart"/>
-      <w:r>
-        <w:t>util</w:t>
-      </w:r>
-      <w:proofErr w:type="spellEnd"/>
-      <w:r>
-        <w:t xml:space="preserve"> - Clase auxiliar para la conversión de ISBN-10 a ISBN-13.</w:t>
+      <w:r>
+        <w:t>util - Clase auxiliar para la conversión de ISBN-10 a ISBN-13.</w:t>
       </w:r>
     </w:p>
     <w:p>
@@ -4547,15 +4301,7 @@
         <w:t>editorial</w:t>
       </w:r>
       <w:r>
-        <w:t xml:space="preserve"> - Cada libro tiene una única editorial. Relación </w:t>
-      </w:r>
-      <w:proofErr w:type="gramStart"/>
-      <w:r>
-        <w:t>1:N</w:t>
-      </w:r>
-      <w:proofErr w:type="gramEnd"/>
-      <w:r>
-        <w:t xml:space="preserve"> entre editorial y libro.</w:t>
+        <w:t xml:space="preserve"> - Cada libro tiene una única editorial. Relación 1:N entre editorial y libro.</w:t>
       </w:r>
     </w:p>
     <w:p>
@@ -4574,13 +4320,8 @@
         <w:t>autor</w:t>
       </w:r>
       <w:r>
-        <w:t xml:space="preserve"> - Un libro puede tener varios autores y un autor puede haber escrito varios libros. Relación </w:t>
-      </w:r>
-      <w:proofErr w:type="gramStart"/>
-      <w:r>
-        <w:t>N:M.</w:t>
-      </w:r>
-      <w:proofErr w:type="gramEnd"/>
+        <w:t xml:space="preserve"> - Un libro puede tener varios autores y un autor puede haber escrito varios libros. Relación N:M.</w:t>
+      </w:r>
     </w:p>
     <w:p>
       <w:pPr>
@@ -4590,7 +4331,6 @@
           <w:numId w:val="16"/>
         </w:numPr>
       </w:pPr>
-      <w:proofErr w:type="spellStart"/>
       <w:r>
         <w:rPr>
           <w:b/>
@@ -4598,15 +4338,9 @@
         </w:rPr>
         <w:t>categoria</w:t>
       </w:r>
-      <w:proofErr w:type="spellEnd"/>
-      <w:r>
-        <w:t xml:space="preserve"> - Un libro puede pertenecer a varias categorías. Relación </w:t>
-      </w:r>
-      <w:proofErr w:type="gramStart"/>
-      <w:r>
-        <w:t>N:M.</w:t>
-      </w:r>
-      <w:proofErr w:type="gramEnd"/>
+      <w:r>
+        <w:t xml:space="preserve"> - Un libro puede pertenecer a varias categorías. Relación N:M.</w:t>
+      </w:r>
     </w:p>
     <w:p>
       <w:pPr>
@@ -4616,7 +4350,6 @@
           <w:numId w:val="16"/>
         </w:numPr>
       </w:pPr>
-      <w:proofErr w:type="spellStart"/>
       <w:r>
         <w:rPr>
           <w:b/>
@@ -4624,11 +4357,9 @@
         </w:rPr>
         <w:t>libro_autor</w:t>
       </w:r>
-      <w:proofErr w:type="spellEnd"/>
       <w:r>
         <w:t xml:space="preserve"> y </w:t>
       </w:r>
-      <w:proofErr w:type="spellStart"/>
       <w:r>
         <w:rPr>
           <w:b/>
@@ -4636,7 +4367,6 @@
         </w:rPr>
         <w:t>libro_categoria</w:t>
       </w:r>
-      <w:proofErr w:type="spellEnd"/>
       <w:r>
         <w:t xml:space="preserve"> - Tablas intermedias para resolver las relaciones N:M anteriores.</w:t>
       </w:r>
@@ -4704,32 +4434,15 @@
           <w:sz w:val="24"/>
           <w:szCs w:val="24"/>
         </w:rPr>
-        <w:t xml:space="preserve">8.3. </w:t>
-      </w:r>
-      <w:proofErr w:type="spellStart"/>
-      <w:r>
-        <w:rPr>
-          <w:sz w:val="24"/>
-          <w:szCs w:val="24"/>
-        </w:rPr>
-        <w:t>Backend</w:t>
-      </w:r>
-      <w:proofErr w:type="spellEnd"/>
+        <w:t>8.3. Backend</w:t>
+      </w:r>
     </w:p>
     <w:p>
       <w:pPr>
         <w:pStyle w:val="normal1"/>
       </w:pPr>
       <w:r>
-        <w:t xml:space="preserve">El </w:t>
-      </w:r>
-      <w:proofErr w:type="spellStart"/>
-      <w:r>
-        <w:t>backend</w:t>
-      </w:r>
-      <w:proofErr w:type="spellEnd"/>
-      <w:r>
-        <w:t xml:space="preserve"> se ha desarrollado con Spring Boot 3.5.13 sobre Java 17. Las dependencias principales se gestionan mediante Maven a través del archivo pom.xml.</w:t>
+        <w:t>El backend se ha desarrollado con Spring Boot 3.5.13 sobre Java 17. Las dependencias principales se gestionan mediante Maven a través del archivo pom.xml.</w:t>
       </w:r>
     </w:p>
     <w:p>
@@ -4744,31 +4457,7 @@
         <w:t>Entidades JPA:</w:t>
       </w:r>
       <w:r>
-        <w:t xml:space="preserve"> cada tabla de la base de datos tiene su clase Java correspondiente en el paquete </w:t>
-      </w:r>
-      <w:proofErr w:type="spellStart"/>
-      <w:r>
-        <w:t>model</w:t>
-      </w:r>
-      <w:proofErr w:type="spellEnd"/>
-      <w:r>
-        <w:t xml:space="preserve">, con anotaciones de JPA para mapear los campos y las relaciones. Se ha utilizado la librería Lombok para evitar escribir manualmente los </w:t>
-      </w:r>
-      <w:proofErr w:type="spellStart"/>
-      <w:r>
-        <w:t>getters</w:t>
-      </w:r>
-      <w:proofErr w:type="spellEnd"/>
-      <w:r>
-        <w:t xml:space="preserve">, </w:t>
-      </w:r>
-      <w:proofErr w:type="spellStart"/>
-      <w:r>
-        <w:t>setters</w:t>
-      </w:r>
-      <w:proofErr w:type="spellEnd"/>
-      <w:r>
-        <w:t xml:space="preserve"> y constructores.</w:t>
+        <w:t xml:space="preserve"> cada tabla de la base de datos tiene su clase Java correspondiente en el paquete model, con anotaciones de JPA para mapear los campos y las relaciones. Se ha utilizado la librería Lombok para evitar escribir manualmente los getters, setters y constructores.</w:t>
       </w:r>
     </w:p>
     <w:p>
@@ -4783,39 +4472,7 @@
         <w:t>Repositorios:</w:t>
       </w:r>
       <w:r>
-        <w:t xml:space="preserve"> los cuatro repositorios extienden de </w:t>
-      </w:r>
-      <w:proofErr w:type="spellStart"/>
-      <w:r>
-        <w:t>JpaRepository</w:t>
-      </w:r>
-      <w:proofErr w:type="spellEnd"/>
-      <w:r>
-        <w:t xml:space="preserve">, lo que proporciona automáticamente los métodos CRUD básicos (guardar, buscar por id, listar todos, borrar...). Para las búsquedas específicas se han añadido métodos personalizados aprovechando la generación automática de consultas a partir del nombre del método, por </w:t>
-      </w:r>
-      <w:proofErr w:type="gramStart"/>
-      <w:r>
-        <w:t>ejemplo</w:t>
-      </w:r>
-      <w:proofErr w:type="gramEnd"/>
-      <w:r>
-        <w:t xml:space="preserve"> </w:t>
-      </w:r>
-      <w:proofErr w:type="spellStart"/>
-      <w:r>
-        <w:t>findByTituloContainingIgnoreCase</w:t>
-      </w:r>
-      <w:proofErr w:type="spellEnd"/>
-      <w:r>
-        <w:t xml:space="preserve"> o </w:t>
-      </w:r>
-      <w:proofErr w:type="spellStart"/>
-      <w:r>
-        <w:t>findByAutoresNombreContainingIgnoreCase</w:t>
-      </w:r>
-      <w:proofErr w:type="spellEnd"/>
-      <w:r>
-        <w:t>.</w:t>
+        <w:t xml:space="preserve"> los cuatro repositorios extienden de JpaRepository, lo que proporciona automáticamente los métodos CRUD básicos (guardar, buscar por id, listar todos, borrar...). Para las búsquedas específicas se han añadido métodos personalizados aprovechando la generación automática de consultas a partir del nombre del método, por ejemplo findByTituloContainingIgnoreCase o findByAutoresNombreContainingIgnoreCase.</w:t>
       </w:r>
     </w:p>
     <w:p>
@@ -4830,15 +4487,7 @@
         <w:t>Servicios:</w:t>
       </w:r>
       <w:r>
-        <w:t xml:space="preserve"> la clase </w:t>
-      </w:r>
-      <w:proofErr w:type="spellStart"/>
-      <w:r>
-        <w:t>LibroService</w:t>
-      </w:r>
-      <w:proofErr w:type="spellEnd"/>
-      <w:r>
-        <w:t xml:space="preserve"> centraliza toda la lógica de negocio relacionada con los libros. Sus principales responsabilidades son:</w:t>
+        <w:t xml:space="preserve"> la clase LibroService centraliza toda la lógica de negocio relacionada con los libros. Sus principales responsabilidades son:</w:t>
       </w:r>
     </w:p>
     <w:p>
@@ -4943,23 +4592,7 @@
         <w:t>Controladores:</w:t>
       </w:r>
       <w:r>
-        <w:t xml:space="preserve"> se han creado cuatro controladores, uno por cada vista principal de la web (inicio, búsqueda, administración y </w:t>
-      </w:r>
-      <w:proofErr w:type="spellStart"/>
-      <w:r>
-        <w:t>login</w:t>
-      </w:r>
-      <w:proofErr w:type="spellEnd"/>
-      <w:r>
-        <w:t xml:space="preserve">). Reciben las peticiones HTTP, llaman a los servicios correspondientes y devuelven el nombre de la plantilla </w:t>
-      </w:r>
-      <w:proofErr w:type="spellStart"/>
-      <w:r>
-        <w:t>Thymeleaf</w:t>
-      </w:r>
-      <w:proofErr w:type="spellEnd"/>
-      <w:r>
-        <w:t xml:space="preserve"> que se debe renderizar.</w:t>
+        <w:t xml:space="preserve"> se han creado cuatro controladores, uno por cada vista principal de la web (inicio, búsqueda, administración y login). Reciben las peticiones HTTP, llaman a los servicios correspondientes y devuelven el nombre de la plantilla Thymeleaf que se debe renderizar.</w:t>
       </w:r>
     </w:p>
     <w:p>
@@ -5023,15 +4656,7 @@
         <w:pStyle w:val="normal1"/>
       </w:pPr>
       <w:r>
-        <w:t xml:space="preserve">Durante el desarrollo se detectó que la API limita el número de peticiones diarias sin autenticación, por lo que se ha generado una clave de API en Google Cloud Console que se añade a la URL como parámetro </w:t>
-      </w:r>
-      <w:proofErr w:type="spellStart"/>
-      <w:r>
-        <w:t>key</w:t>
-      </w:r>
-      <w:proofErr w:type="spellEnd"/>
-      <w:r>
-        <w:t>.</w:t>
+        <w:t>Durante el desarrollo se detectó que la API limita el número de peticiones diarias sin autenticación, por lo que se ha generado una clave de API en Google Cloud Console que se añade a la URL como parámetro key.</w:t>
       </w:r>
     </w:p>
     <w:p>
@@ -5054,55 +4679,7 @@
         <w:pStyle w:val="normal1"/>
       </w:pPr>
       <w:r>
-        <w:t xml:space="preserve">La clase </w:t>
-      </w:r>
-      <w:proofErr w:type="spellStart"/>
-      <w:r>
-        <w:t>GoogleBooksService</w:t>
-      </w:r>
-      <w:proofErr w:type="spellEnd"/>
-      <w:r>
-        <w:t xml:space="preserve"> se encarga de hacer la petición HTTP mediante </w:t>
-      </w:r>
-      <w:proofErr w:type="spellStart"/>
-      <w:r>
-        <w:t>RestTemplate</w:t>
-      </w:r>
-      <w:proofErr w:type="spellEnd"/>
-      <w:r>
-        <w:t xml:space="preserve">, que es el cliente HTTP que proporciona Spring. La respuesta se mapea automáticamente a la clase </w:t>
-      </w:r>
-      <w:proofErr w:type="spellStart"/>
-      <w:r>
-        <w:t>GoogleBooksResponse</w:t>
-      </w:r>
-      <w:proofErr w:type="spellEnd"/>
-      <w:r>
-        <w:t xml:space="preserve"> del paquete </w:t>
-      </w:r>
-      <w:proofErr w:type="spellStart"/>
-      <w:r>
-        <w:t>dto</w:t>
-      </w:r>
-      <w:proofErr w:type="spellEnd"/>
-      <w:r>
-        <w:t xml:space="preserve">, que solo contiene los campos que interesan al proyecto (título, autores, descripción, editorial, fecha de publicación, categorías y URL de la portada). El resto de </w:t>
-      </w:r>
-      <w:proofErr w:type="gramStart"/>
-      <w:r>
-        <w:t>campos</w:t>
-      </w:r>
-      <w:proofErr w:type="gramEnd"/>
-      <w:r>
-        <w:t xml:space="preserve"> del JSON se ignoran gracias a la anotación @</w:t>
-      </w:r>
-      <w:proofErr w:type="gramStart"/>
-      <w:r>
-        <w:t>JsonIgnoreProperties(</w:t>
-      </w:r>
-      <w:proofErr w:type="gramEnd"/>
-      <w:r>
-        <w:t>ignoreUnknown = true).</w:t>
+        <w:t>La clase GoogleBooksService se encarga de hacer la petición HTTP mediante RestTemplate, que es el cliente HTTP que proporciona Spring. La respuesta se mapea automáticamente a la clase GoogleBooksResponse del paquete dto, que solo contiene los campos que interesan al proyecto (título, autores, descripción, editorial, fecha de publicación, categorías y URL de la portada). El resto de campos del JSON se ignoran gracias a la anotación @JsonIgnoreProperties(ignoreUnknown = true).</w:t>
       </w:r>
     </w:p>
     <w:p>
@@ -5129,15 +4706,7 @@
         <w:t>Título</w:t>
       </w:r>
       <w:r>
-        <w:t xml:space="preserve"> - viene en el campo </w:t>
-      </w:r>
-      <w:proofErr w:type="spellStart"/>
-      <w:r>
-        <w:t>title</w:t>
-      </w:r>
-      <w:proofErr w:type="spellEnd"/>
-      <w:r>
-        <w:t>.</w:t>
+        <w:t xml:space="preserve"> - viene en el campo title.</w:t>
       </w:r>
     </w:p>
     <w:p>
@@ -5156,15 +4725,7 @@
         <w:t>Autores</w:t>
       </w:r>
       <w:r>
-        <w:t xml:space="preserve"> - el JSON los devuelve como un array en </w:t>
-      </w:r>
-      <w:proofErr w:type="spellStart"/>
-      <w:r>
-        <w:t>authors</w:t>
-      </w:r>
-      <w:proofErr w:type="spellEnd"/>
-      <w:r>
-        <w:t>.</w:t>
+        <w:t xml:space="preserve"> - el JSON los devuelve como un array en authors.</w:t>
       </w:r>
     </w:p>
     <w:p>
@@ -5183,15 +4744,7 @@
         <w:t>Editorial</w:t>
       </w:r>
       <w:r>
-        <w:t xml:space="preserve"> - campo </w:t>
-      </w:r>
-      <w:proofErr w:type="spellStart"/>
-      <w:r>
-        <w:t>publisher</w:t>
-      </w:r>
-      <w:proofErr w:type="spellEnd"/>
-      <w:r>
-        <w:t>.</w:t>
+        <w:t xml:space="preserve"> - campo publisher.</w:t>
       </w:r>
     </w:p>
     <w:p>
@@ -5210,23 +4763,7 @@
         <w:t>Fecha de publicación</w:t>
       </w:r>
       <w:r>
-        <w:t xml:space="preserve"> - campo </w:t>
-      </w:r>
-      <w:proofErr w:type="spellStart"/>
-      <w:r>
-        <w:t>publishedDate</w:t>
-      </w:r>
-      <w:proofErr w:type="spellEnd"/>
-      <w:r>
-        <w:t xml:space="preserve">. A veces viene como fecha completa (2025-11-18) y otras veces solo el año (2025), por lo que se controla con un try-catch para evitar errores de </w:t>
-      </w:r>
-      <w:proofErr w:type="spellStart"/>
-      <w:r>
-        <w:t>parseo</w:t>
-      </w:r>
-      <w:proofErr w:type="spellEnd"/>
-      <w:r>
-        <w:t>.</w:t>
+        <w:t xml:space="preserve"> - campo publishedDate. A veces viene como fecha completa (2025-11-18) y otras veces solo el año (2025), por lo que se controla con un try-catch para evitar errores de parseo.</w:t>
       </w:r>
     </w:p>
     <w:p>
@@ -5245,15 +4782,7 @@
         <w:t>Descripción</w:t>
       </w:r>
       <w:r>
-        <w:t xml:space="preserve"> - campo </w:t>
-      </w:r>
-      <w:proofErr w:type="spellStart"/>
-      <w:r>
-        <w:t>description</w:t>
-      </w:r>
-      <w:proofErr w:type="spellEnd"/>
-      <w:r>
-        <w:t>, se guarda como sinopsis.</w:t>
+        <w:t xml:space="preserve"> - campo description, se guarda como sinopsis.</w:t>
       </w:r>
     </w:p>
     <w:p>
@@ -5272,15 +4801,7 @@
         <w:t>Categorías</w:t>
       </w:r>
       <w:r>
-        <w:t xml:space="preserve"> - array </w:t>
-      </w:r>
-      <w:proofErr w:type="spellStart"/>
-      <w:r>
-        <w:t>categories</w:t>
-      </w:r>
-      <w:proofErr w:type="spellEnd"/>
-      <w:r>
-        <w:t>.</w:t>
+        <w:t xml:space="preserve"> - array categories.</w:t>
       </w:r>
     </w:p>
     <w:p>
@@ -5299,15 +4820,7 @@
         <w:t>Portada</w:t>
       </w:r>
       <w:r>
-        <w:t xml:space="preserve"> - URL de la imagen pequeña, dentro de </w:t>
-      </w:r>
-      <w:proofErr w:type="spellStart"/>
-      <w:r>
-        <w:t>imageLinks.thumbnail</w:t>
-      </w:r>
-      <w:proofErr w:type="spellEnd"/>
-      <w:r>
-        <w:t>.</w:t>
+        <w:t xml:space="preserve"> - URL de la imagen pequeña, dentro de imageLinks.thumbnail.</w:t>
       </w:r>
     </w:p>
     <w:p>
@@ -5321,23 +4834,7 @@
         <w:pStyle w:val="normal1"/>
       </w:pPr>
       <w:r>
-        <w:t>Se ha implementado un manejo de errores que captura cualquier excepción al llamar a la API (</w:t>
-      </w:r>
-      <w:proofErr w:type="spellStart"/>
-      <w:r>
-        <w:t>timeouts</w:t>
-      </w:r>
-      <w:proofErr w:type="spellEnd"/>
-      <w:r>
-        <w:t xml:space="preserve">, errores 500, problemas de red...) y devuelve </w:t>
-      </w:r>
-      <w:proofErr w:type="spellStart"/>
-      <w:r>
-        <w:t>null</w:t>
-      </w:r>
-      <w:proofErr w:type="spellEnd"/>
-      <w:r>
-        <w:t xml:space="preserve"> en lugar de propagar el error. De esta forma, si la API falla, la aplicación no se cae y el usuario administrador recibe un mensaje indicando que no se ha podido obtener la información del libro.</w:t>
+        <w:t>Se ha implementado un manejo de errores que captura cualquier excepción al llamar a la API (timeouts, errores 500, problemas de red...) y devuelve null en lugar de propagar el error. De esta forma, si la API falla, la aplicación no se cae y el usuario administrador recibe un mensaje indicando que no se ha podido obtener la información del libro.</w:t>
       </w:r>
     </w:p>
     <w:p>
@@ -5357,15 +4854,7 @@
         <w:t>Conversión de ISBN:</w:t>
       </w:r>
       <w:r>
-        <w:t xml:space="preserve"> la API funciona mejor con ISBN-13, pero el administrador puede introducir tanto ISBN-10 como ISBN-13. La clase </w:t>
-      </w:r>
-      <w:proofErr w:type="spellStart"/>
-      <w:r>
-        <w:t>IsbnUtils</w:t>
-      </w:r>
-      <w:proofErr w:type="spellEnd"/>
-      <w:r>
-        <w:t xml:space="preserve"> se encarga de la conversión: detecta el formato de entrada, calcula el dígito de control correspondiente y devuelve siempre un ISBN-13 válido. Esto permite usar cualquier formato en la </w:t>
+        <w:t xml:space="preserve"> la API funciona mejor con ISBN-13, pero el administrador puede introducir tanto ISBN-10 como ISBN-13. La clase IsbnUtils se encarga de la conversión: detecta el formato de entrada, calcula el dígito de control correspondiente y devuelve siempre un ISBN-13 válido. Esto permite usar cualquier formato en la </w:t>
       </w:r>
       <w:r>
         <w:t>entrada,</w:t>
@@ -5374,15 +4863,7 @@
         <w:t xml:space="preserve"> pero mantener la consistencia en la base de datos guardando siempre ISBN-13.</w:t>
       </w:r>
       <w:r>
-        <w:t xml:space="preserve"> Esta conversión es una ecuación conocida y su código se ha obtenido de </w:t>
-      </w:r>
-      <w:proofErr w:type="spellStart"/>
-      <w:r>
-        <w:t>StackOverflow</w:t>
-      </w:r>
-      <w:proofErr w:type="spellEnd"/>
-      <w:r>
-        <w:t>.</w:t>
+        <w:t xml:space="preserve"> Esta conversión es una ecuación conocida y su código se ha obtenido de StackOverflow.</w:t>
       </w:r>
     </w:p>
     <w:p>
@@ -5404,86 +4885,15 @@
           <w:sz w:val="24"/>
           <w:szCs w:val="24"/>
         </w:rPr>
-        <w:t xml:space="preserve">8.5. </w:t>
-      </w:r>
-      <w:proofErr w:type="spellStart"/>
-      <w:r>
-        <w:rPr>
-          <w:sz w:val="24"/>
-          <w:szCs w:val="24"/>
-        </w:rPr>
-        <w:t>Frontend</w:t>
-      </w:r>
-      <w:proofErr w:type="spellEnd"/>
+        <w:t>8.5. Frontend</w:t>
+      </w:r>
     </w:p>
     <w:p>
       <w:pPr>
         <w:pStyle w:val="normal1"/>
       </w:pPr>
       <w:r>
-        <w:t xml:space="preserve">El </w:t>
-      </w:r>
-      <w:proofErr w:type="spellStart"/>
-      <w:r>
-        <w:t>frontend</w:t>
-      </w:r>
-      <w:proofErr w:type="spellEnd"/>
-      <w:r>
-        <w:t xml:space="preserve"> se ha desarrollado utilizando </w:t>
-      </w:r>
-      <w:proofErr w:type="spellStart"/>
-      <w:r>
-        <w:t>Thymeleaf</w:t>
-      </w:r>
-      <w:proofErr w:type="spellEnd"/>
-      <w:r>
-        <w:t xml:space="preserve"> como motor de plantillas, junto con Bootstrap 5 para los estilos y la maquetación. </w:t>
-      </w:r>
-      <w:proofErr w:type="spellStart"/>
-      <w:r>
-        <w:t>Thymeleaf</w:t>
-      </w:r>
-      <w:proofErr w:type="spellEnd"/>
-      <w:r>
-        <w:t xml:space="preserve"> permite generar HTML dinámico en el servidor, mezclando el código HTML con datos que vienen del controlador mediante atributos especiales como </w:t>
-      </w:r>
-      <w:proofErr w:type="spellStart"/>
-      <w:r>
-        <w:t>th:text</w:t>
-      </w:r>
-      <w:proofErr w:type="spellEnd"/>
-      <w:r>
-        <w:t xml:space="preserve">, </w:t>
-      </w:r>
-      <w:proofErr w:type="spellStart"/>
-      <w:proofErr w:type="gramStart"/>
-      <w:r>
-        <w:t>th:each</w:t>
-      </w:r>
-      <w:proofErr w:type="spellEnd"/>
-      <w:proofErr w:type="gramEnd"/>
-      <w:r>
-        <w:t xml:space="preserve">, </w:t>
-      </w:r>
-      <w:proofErr w:type="spellStart"/>
-      <w:proofErr w:type="gramStart"/>
-      <w:r>
-        <w:t>th:if</w:t>
-      </w:r>
-      <w:proofErr w:type="spellEnd"/>
-      <w:proofErr w:type="gramEnd"/>
-      <w:r>
-        <w:t xml:space="preserve"> o </w:t>
-      </w:r>
-      <w:proofErr w:type="spellStart"/>
-      <w:proofErr w:type="gramStart"/>
-      <w:r>
-        <w:t>th:href</w:t>
-      </w:r>
-      <w:proofErr w:type="spellEnd"/>
-      <w:proofErr w:type="gramEnd"/>
-      <w:r>
-        <w:t>.</w:t>
+        <w:t>El frontend se ha desarrollado utilizando Thymeleaf como motor de plantillas, junto con Bootstrap 5 para los estilos y la maquetación. Thymeleaf permite generar HTML dinámico en el servidor, mezclando el código HTML con datos que vienen del controlador mediante atributos especiales como th:text, th:each, th:if o th:href.</w:t>
       </w:r>
     </w:p>
     <w:p>
@@ -5515,15 +4925,7 @@
         <w:t>inicio.html</w:t>
       </w:r>
       <w:r>
-        <w:t xml:space="preserve"> - Página principal. Muestra una cabecera de bienvenida, las cinco últimas incorporaciones a la librería en formato de tarjetas y los datos de contacto (dirección con enlace a Google </w:t>
-      </w:r>
-      <w:proofErr w:type="spellStart"/>
-      <w:r>
-        <w:t>Maps</w:t>
-      </w:r>
-      <w:proofErr w:type="spellEnd"/>
-      <w:r>
-        <w:t xml:space="preserve"> y correo electrónico con mailto:).</w:t>
+        <w:t xml:space="preserve"> - Página principal. Muestra una cabecera de bienvenida, las cinco últimas incorporaciones a la librería en formato de tarjetas y los datos de contacto (dirección con enlace a Google Maps y correo electrónico con mailto:).</w:t>
       </w:r>
     </w:p>
     <w:p>
@@ -5583,23 +4985,7 @@
         <w:rPr>
           <w:highlight w:val="yellow"/>
         </w:rPr>
-        <w:t xml:space="preserve">El botón "Volver" utiliza </w:t>
-      </w:r>
-      <w:proofErr w:type="spellStart"/>
-      <w:proofErr w:type="gramStart"/>
-      <w:r>
-        <w:rPr>
-          <w:highlight w:val="yellow"/>
-        </w:rPr>
-        <w:t>history.back</w:t>
-      </w:r>
-      <w:proofErr w:type="spellEnd"/>
-      <w:proofErr w:type="gramEnd"/>
-      <w:r>
-        <w:rPr>
-          <w:highlight w:val="yellow"/>
-        </w:rPr>
-        <w:t>() de JavaScript para regresar a la página anterior, preservando los parámetros de búsqueda si los hubiera</w:t>
+        <w:t>El botón "Volver" utiliza history.back() de JavaScript para regresar a la página anterior, preservando los parámetros de búsqueda si los hubiera</w:t>
       </w:r>
       <w:r>
         <w:t>.</w:t>
@@ -5661,15 +5047,7 @@
         <w:t>Diseño visual:</w:t>
       </w:r>
       <w:r>
-        <w:t xml:space="preserve"> todas las páginas comparten una barra de navegación superior con el logo de la librería y enlaces a las distintas secciones. Como elemento decorativo se ha aplicado un patrón de fondo en CSS que simula sutilmente lomos de libros, dándole personalidad a la página sin distraer del contenido. El logo se ha diseñado como SVG y se muestra tanto en la barra de navegación como en el </w:t>
-      </w:r>
-      <w:proofErr w:type="spellStart"/>
-      <w:r>
-        <w:t>favicon</w:t>
-      </w:r>
-      <w:proofErr w:type="spellEnd"/>
-      <w:r>
-        <w:t xml:space="preserve"> del navegador.</w:t>
+        <w:t xml:space="preserve"> todas las páginas comparten una barra de navegación superior con el logo de la librería y enlaces a las distintas secciones. Como elemento decorativo se ha aplicado un patrón de fondo en CSS que simula sutilmente lomos de libros, dándole personalidad a la página sin distraer del contenido. El logo se ha diseñado como SVG y se muestra tanto en la barra de navegación como en el favicon del navegador.</w:t>
       </w:r>
     </w:p>
     <w:p>
@@ -5677,23 +5055,7 @@
         <w:pStyle w:val="normal1"/>
       </w:pPr>
       <w:r>
-        <w:t xml:space="preserve">Cuando un libro no tiene portada disponible en Google Books, se muestra una imagen genérica almacenada en la carpeta </w:t>
-      </w:r>
-      <w:proofErr w:type="spellStart"/>
-      <w:r>
-        <w:t>static</w:t>
-      </w:r>
-      <w:proofErr w:type="spellEnd"/>
-      <w:r>
-        <w:t>/</w:t>
-      </w:r>
-      <w:proofErr w:type="spellStart"/>
-      <w:r>
-        <w:t>img</w:t>
-      </w:r>
-      <w:proofErr w:type="spellEnd"/>
-      <w:r>
-        <w:t>/ del proyecto.</w:t>
+        <w:t>Cuando un libro no tiene portada disponible en Google Books, se muestra una imagen genérica almacenada en la carpeta static/img/ del proyecto.</w:t>
       </w:r>
     </w:p>
     <w:p>
@@ -5736,15 +5098,7 @@
         <w:pStyle w:val="normal1"/>
       </w:pPr>
       <w:r>
-        <w:t xml:space="preserve">La configuración se centraliza en la clase </w:t>
-      </w:r>
-      <w:proofErr w:type="spellStart"/>
-      <w:r>
-        <w:t>SecurityConfig</w:t>
-      </w:r>
-      <w:proofErr w:type="spellEnd"/>
-      <w:r>
-        <w:t>, donde se definen tres aspectos principales:</w:t>
+        <w:t>La configuración se centraliza en la clase SecurityConfig, donde se definen tres aspectos principales:</w:t>
       </w:r>
     </w:p>
     <w:p>
@@ -5759,23 +5113,7 @@
         <w:t>Rutas públicas y protegidas:</w:t>
       </w:r>
       <w:r>
-        <w:t xml:space="preserve"> se ha establecido que las páginas de inicio, búsqueda, detalle de libro y los recursos estáticos (imágenes, CSS, </w:t>
-      </w:r>
-      <w:proofErr w:type="spellStart"/>
-      <w:r>
-        <w:t>favicon</w:t>
-      </w:r>
-      <w:proofErr w:type="spellEnd"/>
-      <w:r>
-        <w:t>) sean accesibles para cualquier visitante sin necesidad de autenticación. En cambio, cualquier ruta que empiece por /</w:t>
-      </w:r>
-      <w:proofErr w:type="spellStart"/>
-      <w:r>
-        <w:t>admin</w:t>
-      </w:r>
-      <w:proofErr w:type="spellEnd"/>
-      <w:r>
-        <w:t xml:space="preserve"> requiere que el usuario esté autenticado con el rol ADMIN.</w:t>
+        <w:t xml:space="preserve"> se ha establecido que las páginas de inicio, búsqueda, detalle de libro y los recursos estáticos (imágenes, CSS, favicon) sean accesibles para cualquier visitante sin necesidad de autenticación. En cambio, cualquier ruta que empiece por /admin requiere que el usuario esté autenticado con el rol ADMIN.</w:t>
       </w:r>
     </w:p>
     <w:p>
@@ -5796,15 +5134,7 @@
         <w:t>r</w:t>
       </w:r>
       <w:r>
-        <w:t xml:space="preserve"> </w:t>
-      </w:r>
-      <w:proofErr w:type="gramStart"/>
-      <w:r>
-        <w:t>los credenciales</w:t>
-      </w:r>
-      <w:proofErr w:type="gramEnd"/>
-      <w:r>
-        <w:t xml:space="preserve"> en memoria al arrancar la aplicación. Esto evita tener que crear una tabla de usuarios en la base de datos para un único registro.</w:t>
+        <w:t xml:space="preserve"> los credenciales en memoria al arrancar la aplicación. Esto evita tener que crear una tabla de usuarios en la base de datos para un único registro.</w:t>
       </w:r>
     </w:p>
     <w:p>
@@ -5819,31 +5149,7 @@
         <w:t>Cifrado de contraseñas:</w:t>
       </w:r>
       <w:r>
-        <w:t xml:space="preserve"> Spring Security 6 no permite almacenar contraseñas en texto plano, por lo que se utiliza el algoritmo </w:t>
-      </w:r>
-      <w:proofErr w:type="spellStart"/>
-      <w:r>
-        <w:t>BCrypt</w:t>
-      </w:r>
-      <w:proofErr w:type="spellEnd"/>
-      <w:r>
-        <w:t xml:space="preserve"> mediante </w:t>
-      </w:r>
-      <w:proofErr w:type="spellStart"/>
-      <w:r>
-        <w:t>BCryptPasswordEncoder</w:t>
-      </w:r>
-      <w:proofErr w:type="spellEnd"/>
-      <w:r>
-        <w:t xml:space="preserve">. La contraseña se cifra al inicializar el usuario y Spring se encarga automáticamente de comparar el hash al hacer </w:t>
-      </w:r>
-      <w:proofErr w:type="spellStart"/>
-      <w:r>
-        <w:t>login</w:t>
-      </w:r>
-      <w:proofErr w:type="spellEnd"/>
-      <w:r>
-        <w:t>.</w:t>
+        <w:t xml:space="preserve"> Spring Security 6 no permite almacenar contraseñas en texto plano, por lo que se utiliza el algoritmo BCrypt mediante BCryptPasswordEncoder. La contraseña se cifra al inicializar el usuario y Spring se encarga automáticamente de comparar el hash al hacer login.</w:t>
       </w:r>
     </w:p>
     <w:p>
@@ -5858,39 +5164,7 @@
         <w:t>Flujo de autenticación:</w:t>
       </w:r>
       <w:r>
-        <w:t xml:space="preserve"> cuando un usuario intenta acceder a /</w:t>
-      </w:r>
-      <w:proofErr w:type="spellStart"/>
-      <w:r>
-        <w:t>admin</w:t>
-      </w:r>
-      <w:proofErr w:type="spellEnd"/>
-      <w:r>
-        <w:t xml:space="preserve"> sin estar autenticado, Spring Security lo redirige a la página personalizada de </w:t>
-      </w:r>
-      <w:proofErr w:type="spellStart"/>
-      <w:r>
-        <w:t>login</w:t>
-      </w:r>
-      <w:proofErr w:type="spellEnd"/>
-      <w:r>
-        <w:t xml:space="preserve"> (/</w:t>
-      </w:r>
-      <w:proofErr w:type="spellStart"/>
-      <w:r>
-        <w:t>login</w:t>
-      </w:r>
-      <w:proofErr w:type="spellEnd"/>
-      <w:r>
-        <w:t xml:space="preserve">). Si las credenciales son correctas, accede al panel de administración. La página de </w:t>
-      </w:r>
-      <w:proofErr w:type="spellStart"/>
-      <w:r>
-        <w:t>login</w:t>
-      </w:r>
-      <w:proofErr w:type="spellEnd"/>
-      <w:r>
-        <w:t xml:space="preserve"> muestra un mensaje de error si los datos introducidos no son válidos. Desde el panel de administración hay un botón de cerrar sesión que invalida la sesión y redirige a la página de inicio.</w:t>
+        <w:t xml:space="preserve"> cuando un usuario intenta acceder a /admin sin estar autenticado, Spring Security lo redirige a la página personalizada de login (/login). Si las credenciales son correctas, accede al panel de administración. La página de login muestra un mensaje de error si los datos introducidos no son válidos. Desde el panel de administración hay un botón de cerrar sesión que invalida la sesión y redirige a la página de inicio.</w:t>
       </w:r>
     </w:p>
     <w:p>
@@ -5932,58 +5206,13 @@
         <w:pStyle w:val="normal1"/>
       </w:pPr>
       <w:r>
-        <w:t xml:space="preserve">Aunque la mayoría de las pruebas se han hecho a mano desde la interfaz web del programa y con la consola de </w:t>
-      </w:r>
-      <w:proofErr w:type="spellStart"/>
-      <w:r>
-        <w:t>Intelij</w:t>
-      </w:r>
-      <w:proofErr w:type="spellEnd"/>
+        <w:t>Aunque la mayoría de las pruebas se han hecho a mano desde la interfaz web del programa y con la consola de Intelij</w:t>
+      </w:r>
       <w:r>
         <w:t xml:space="preserve"> IDEA, s</w:t>
       </w:r>
       <w:r>
-        <w:t xml:space="preserve">e han implementado pruebas unitarias utilizando </w:t>
-      </w:r>
-      <w:proofErr w:type="spellStart"/>
-      <w:r>
-        <w:t>JUnit</w:t>
-      </w:r>
-      <w:proofErr w:type="spellEnd"/>
-      <w:r>
-        <w:t xml:space="preserve"> 5 y </w:t>
-      </w:r>
-      <w:proofErr w:type="spellStart"/>
-      <w:r>
-        <w:t>Mockito</w:t>
-      </w:r>
-      <w:proofErr w:type="spellEnd"/>
-      <w:r>
-        <w:t xml:space="preserve">, ambas librerías incluidas en la dependencia </w:t>
-      </w:r>
-      <w:proofErr w:type="spellStart"/>
-      <w:r>
-        <w:t>spring</w:t>
-      </w:r>
-      <w:proofErr w:type="spellEnd"/>
-      <w:r>
-        <w:t>-</w:t>
-      </w:r>
-      <w:proofErr w:type="spellStart"/>
-      <w:r>
-        <w:t>boot</w:t>
-      </w:r>
-      <w:proofErr w:type="spellEnd"/>
-      <w:r>
-        <w:t xml:space="preserve">-starter-test. Las pruebas se encuentran en la carpeta </w:t>
-      </w:r>
-      <w:proofErr w:type="spellStart"/>
-      <w:r>
-        <w:t>src</w:t>
-      </w:r>
-      <w:proofErr w:type="spellEnd"/>
-      <w:r>
-        <w:t>/test/java siguiendo la misma estructura de paquetes que el código de producción.</w:t>
+        <w:t>e han implementado pruebas unitarias utilizando JUnit 5 y Mockito, ambas librerías incluidas en la dependencia spring-boot-starter-test. Las pruebas se encuentran en la carpeta src/test/java siguiendo la misma estructura de paquetes que el código de producción.</w:t>
       </w:r>
     </w:p>
     <w:p>
@@ -6000,23 +5229,7 @@
           <w:b/>
           <w:bCs/>
         </w:rPr>
-        <w:t xml:space="preserve">Pruebas de </w:t>
-      </w:r>
-      <w:proofErr w:type="spellStart"/>
-      <w:r>
-        <w:rPr>
-          <w:b/>
-          <w:bCs/>
-        </w:rPr>
-        <w:t>IsbnUtils</w:t>
-      </w:r>
-      <w:proofErr w:type="spellEnd"/>
-      <w:r>
-        <w:rPr>
-          <w:b/>
-          <w:bCs/>
-        </w:rPr>
-        <w:t>:</w:t>
+        <w:t>Pruebas de IsbnUtils:</w:t>
       </w:r>
       <w:r>
         <w:t xml:space="preserve"> </w:t>
@@ -6079,71 +5292,10 @@
           <w:b/>
           <w:bCs/>
         </w:rPr>
-        <w:t xml:space="preserve">Pruebas de </w:t>
-      </w:r>
-      <w:proofErr w:type="spellStart"/>
-      <w:r>
-        <w:rPr>
-          <w:b/>
-          <w:bCs/>
-        </w:rPr>
-        <w:t>LibroService</w:t>
-      </w:r>
-      <w:proofErr w:type="spellEnd"/>
-      <w:r>
-        <w:rPr>
-          <w:b/>
-          <w:bCs/>
-        </w:rPr>
-        <w:t>:</w:t>
-      </w:r>
-      <w:r>
-        <w:t xml:space="preserve"> las pruebas del servicio principal son más complejas porque éste tiene dependencias inyectadas (los repositorios y el servicio de la API de Google). Para evitar tener que arrancar la base de datos o hacer llamadas reales a la API durante los </w:t>
-      </w:r>
-      <w:proofErr w:type="spellStart"/>
-      <w:r>
-        <w:t>tests</w:t>
-      </w:r>
-      <w:proofErr w:type="spellEnd"/>
-      <w:r>
-        <w:t xml:space="preserve">, se ha utilizado </w:t>
-      </w:r>
-      <w:proofErr w:type="spellStart"/>
-      <w:r>
-        <w:t>Mockito</w:t>
-      </w:r>
-      <w:proofErr w:type="spellEnd"/>
-      <w:r>
-        <w:t xml:space="preserve"> para crear </w:t>
-      </w:r>
-      <w:proofErr w:type="spellStart"/>
-      <w:r>
-        <w:t>mocks</w:t>
-      </w:r>
-      <w:proofErr w:type="spellEnd"/>
-      <w:r>
-        <w:t xml:space="preserve"> de cada dependencia, simulando su comportamiento mediante </w:t>
-      </w:r>
-      <w:proofErr w:type="spellStart"/>
-      <w:r>
-        <w:t>when</w:t>
-      </w:r>
-      <w:proofErr w:type="spellEnd"/>
-      <w:r>
-        <w:t>(</w:t>
-      </w:r>
-      <w:proofErr w:type="gramStart"/>
-      <w:r>
-        <w:t>).</w:t>
-      </w:r>
-      <w:proofErr w:type="spellStart"/>
-      <w:r>
-        <w:t>thenReturn</w:t>
-      </w:r>
-      <w:proofErr w:type="spellEnd"/>
-      <w:proofErr w:type="gramEnd"/>
-      <w:r>
-        <w:t>(). Los casos cubiertos son:</w:t>
+        <w:t>Pruebas de LibroService:</w:t>
+      </w:r>
+      <w:r>
+        <w:t xml:space="preserve"> las pruebas del servicio principal son más complejas porque éste tiene dependencias inyectadas (los repositorios y el servicio de la API de Google). Para evitar tener que arrancar la base de datos o hacer llamadas reales a la API durante los tests, se ha utilizado Mockito para crear mocks de cada dependencia, simulando su comportamiento mediante when().thenReturn(). Los casos cubiertos son:</w:t>
       </w:r>
     </w:p>
     <w:p>
@@ -6315,15 +5467,7 @@
         <w:pStyle w:val="normal1"/>
       </w:pPr>
       <w:r>
-        <w:t xml:space="preserve">A </w:t>
-      </w:r>
-      <w:proofErr w:type="gramStart"/>
-      <w:r>
-        <w:t>continuación</w:t>
-      </w:r>
-      <w:proofErr w:type="gramEnd"/>
-      <w:r>
-        <w:t xml:space="preserve"> se muestra un ejemplo completo del uso de la aplicación desde el punto de vista del administrador, cubriendo el ciclo completo de un libro: alta, gestión de stock, consulta pública y eliminación.</w:t>
+        <w:t>A continuación se muestra un ejemplo completo del uso de la aplicación desde el punto de vista del administrador, cubriendo el ciclo completo de un libro: alta, gestión de stock, consulta pública y eliminación.</w:t>
       </w:r>
     </w:p>
     <w:p>
@@ -6439,23 +5583,7 @@
         <w:pStyle w:val="normal1"/>
       </w:pPr>
       <w:r>
-        <w:t>Al pulsar sobre el enlace "</w:t>
-      </w:r>
-      <w:proofErr w:type="spellStart"/>
-      <w:r>
-        <w:t>Admin</w:t>
-      </w:r>
-      <w:proofErr w:type="spellEnd"/>
-      <w:r>
-        <w:t xml:space="preserve">" de la barra de navegación, el sistema detecta que el usuario no está autenticado y lo redirige automáticamente a la pantalla de </w:t>
-      </w:r>
-      <w:proofErr w:type="spellStart"/>
-      <w:r>
-        <w:t>login</w:t>
-      </w:r>
-      <w:proofErr w:type="spellEnd"/>
-      <w:r>
-        <w:t>.</w:t>
+        <w:t>Al pulsar sobre el enlace "Admin" de la barra de navegación, el sistema detecta que el usuario no está autenticado y lo redirige automáticamente a la pantalla de login.</w:t>
       </w:r>
     </w:p>
     <w:p>
@@ -7368,17 +6496,8 @@
           <w:sz w:val="28"/>
           <w:szCs w:val="28"/>
         </w:rPr>
-        <w:t xml:space="preserve">Horas en </w:t>
-      </w:r>
-      <w:proofErr w:type="spellStart"/>
-      <w:r>
-        <w:rPr>
-          <w:sz w:val="28"/>
-          <w:szCs w:val="28"/>
-        </w:rPr>
-        <w:t>Clocktopus</w:t>
-      </w:r>
-      <w:proofErr w:type="spellEnd"/>
+        <w:t>Horas en Clocktopus</w:t>
+      </w:r>
       <w:r>
         <w:rPr>
           <w:sz w:val="28"/>
@@ -7853,23 +6972,7 @@
                 <w:sz w:val="12"/>
                 <w:szCs w:val="12"/>
               </w:rPr>
-              <w:t xml:space="preserve">Video + </w:t>
-            </w:r>
-            <w:proofErr w:type="spellStart"/>
-            <w:r>
-              <w:rPr>
-                <w:sz w:val="12"/>
-                <w:szCs w:val="12"/>
-              </w:rPr>
-              <w:t>Presentacion</w:t>
-            </w:r>
-            <w:proofErr w:type="spellEnd"/>
-            <w:r>
-              <w:rPr>
-                <w:sz w:val="12"/>
-                <w:szCs w:val="12"/>
-              </w:rPr>
-              <w:t>.</w:t>
+              <w:t>Video + Presentacion.</w:t>
             </w:r>
           </w:p>
         </w:tc>
@@ -8038,21 +7141,12 @@
                 <w:szCs w:val="14"/>
               </w:rPr>
             </w:pPr>
-            <w:proofErr w:type="spellStart"/>
-            <w:r>
-              <w:rPr>
-                <w:sz w:val="12"/>
-                <w:szCs w:val="12"/>
-              </w:rPr>
-              <w:t>Documentacion</w:t>
-            </w:r>
-            <w:proofErr w:type="spellEnd"/>
-            <w:r>
-              <w:rPr>
-                <w:sz w:val="12"/>
-                <w:szCs w:val="12"/>
-              </w:rPr>
-              <w:t xml:space="preserve"> final</w:t>
+            <w:r>
+              <w:rPr>
+                <w:sz w:val="12"/>
+                <w:szCs w:val="12"/>
+              </w:rPr>
+              <w:t>Documentacion final</w:t>
             </w:r>
           </w:p>
         </w:tc>
@@ -8221,7 +7315,6 @@
                 <w:szCs w:val="14"/>
               </w:rPr>
             </w:pPr>
-            <w:proofErr w:type="spellStart"/>
             <w:r>
               <w:rPr>
                 <w:sz w:val="12"/>
@@ -8229,7 +7322,6 @@
               </w:rPr>
               <w:t>documentacion</w:t>
             </w:r>
-            <w:proofErr w:type="spellEnd"/>
           </w:p>
         </w:tc>
       </w:tr>
@@ -8330,7 +7422,6 @@
                 <w:szCs w:val="14"/>
               </w:rPr>
             </w:pPr>
-            <w:proofErr w:type="spellStart"/>
             <w:r>
               <w:rPr>
                 <w:sz w:val="12"/>
@@ -8338,7 +7429,6 @@
               </w:rPr>
               <w:t>BackEnd</w:t>
             </w:r>
-            <w:proofErr w:type="spellEnd"/>
           </w:p>
         </w:tc>
         <w:tc>
@@ -8404,33 +7494,8 @@
                 <w:sz w:val="12"/>
                 <w:szCs w:val="12"/>
               </w:rPr>
-              <w:t xml:space="preserve">seguridad, </w:t>
-            </w:r>
-            <w:proofErr w:type="spellStart"/>
-            <w:r>
-              <w:rPr>
-                <w:sz w:val="12"/>
-                <w:szCs w:val="12"/>
-              </w:rPr>
-              <w:t>login</w:t>
-            </w:r>
-            <w:proofErr w:type="spellEnd"/>
-            <w:r>
-              <w:rPr>
-                <w:sz w:val="12"/>
-                <w:szCs w:val="12"/>
-              </w:rPr>
-              <w:t xml:space="preserve"> </w:t>
-            </w:r>
-            <w:proofErr w:type="spellStart"/>
-            <w:r>
-              <w:rPr>
-                <w:sz w:val="12"/>
-                <w:szCs w:val="12"/>
-              </w:rPr>
-              <w:t>admin</w:t>
-            </w:r>
-            <w:proofErr w:type="spellEnd"/>
+              <w:t>seguridad, login admin</w:t>
+            </w:r>
           </w:p>
         </w:tc>
       </w:tr>
@@ -8598,7 +7663,6 @@
                 <w:szCs w:val="14"/>
               </w:rPr>
             </w:pPr>
-            <w:proofErr w:type="spellStart"/>
             <w:r>
               <w:rPr>
                 <w:sz w:val="12"/>
@@ -8606,7 +7670,6 @@
               </w:rPr>
               <w:t>documentacion</w:t>
             </w:r>
-            <w:proofErr w:type="spellEnd"/>
           </w:p>
         </w:tc>
       </w:tr>
@@ -8774,47 +7837,13 @@
                 <w:szCs w:val="14"/>
               </w:rPr>
             </w:pPr>
-            <w:proofErr w:type="spellStart"/>
-            <w:r>
-              <w:rPr>
-                <w:sz w:val="12"/>
-                <w:szCs w:val="12"/>
-              </w:rPr>
-              <w:t>tests</w:t>
-            </w:r>
-            <w:proofErr w:type="spellEnd"/>
-            <w:r>
-              <w:rPr>
-                <w:sz w:val="12"/>
-                <w:szCs w:val="12"/>
-              </w:rPr>
-              <w:t xml:space="preserve"> 2 </w:t>
-            </w:r>
-            <w:proofErr w:type="spellStart"/>
-            <w:r>
-              <w:rPr>
-                <w:sz w:val="12"/>
-                <w:szCs w:val="12"/>
-              </w:rPr>
-              <w:t>tests</w:t>
-            </w:r>
-            <w:proofErr w:type="spellEnd"/>
-            <w:r>
-              <w:rPr>
-                <w:sz w:val="12"/>
-                <w:szCs w:val="12"/>
-              </w:rPr>
-              <w:t xml:space="preserve"> con </w:t>
-            </w:r>
-            <w:proofErr w:type="spellStart"/>
-            <w:r>
-              <w:rPr>
-                <w:sz w:val="12"/>
-                <w:szCs w:val="12"/>
-              </w:rPr>
-              <w:t>mockito</w:t>
-            </w:r>
-            <w:proofErr w:type="spellEnd"/>
+            <w:r>
+              <w:rPr>
+                <w:sz w:val="12"/>
+                <w:szCs w:val="12"/>
+              </w:rPr>
+              <w:t>tests 2 tests con mockito</w:t>
+            </w:r>
           </w:p>
         </w:tc>
       </w:tr>
@@ -8982,31 +8011,13 @@
                 <w:szCs w:val="14"/>
               </w:rPr>
             </w:pPr>
-            <w:proofErr w:type="spellStart"/>
-            <w:r>
-              <w:rPr>
-                <w:sz w:val="12"/>
-                <w:szCs w:val="12"/>
-              </w:rPr>
-              <w:t>tests</w:t>
-            </w:r>
-            <w:proofErr w:type="spellEnd"/>
-            <w:r>
-              <w:rPr>
-                <w:sz w:val="12"/>
-                <w:szCs w:val="12"/>
-              </w:rPr>
-              <w:t xml:space="preserve"> finales </w:t>
-            </w:r>
-            <w:proofErr w:type="spellStart"/>
-            <w:r>
-              <w:rPr>
-                <w:sz w:val="12"/>
-                <w:szCs w:val="12"/>
-              </w:rPr>
-              <w:t>tests</w:t>
-            </w:r>
-            <w:proofErr w:type="spellEnd"/>
+            <w:r>
+              <w:rPr>
+                <w:sz w:val="12"/>
+                <w:szCs w:val="12"/>
+              </w:rPr>
+              <w:t>tests finales tests</w:t>
+            </w:r>
           </w:p>
         </w:tc>
       </w:tr>
@@ -9107,7 +8118,6 @@
                 <w:szCs w:val="14"/>
               </w:rPr>
             </w:pPr>
-            <w:proofErr w:type="spellStart"/>
             <w:r>
               <w:rPr>
                 <w:sz w:val="12"/>
@@ -9115,7 +8125,6 @@
               </w:rPr>
               <w:t>FrontEnd</w:t>
             </w:r>
-            <w:proofErr w:type="spellEnd"/>
           </w:p>
         </w:tc>
         <w:tc>
@@ -9181,33 +8190,8 @@
                 <w:sz w:val="12"/>
                 <w:szCs w:val="12"/>
               </w:rPr>
-              <w:t xml:space="preserve">lio con </w:t>
-            </w:r>
-            <w:proofErr w:type="spellStart"/>
-            <w:r>
-              <w:rPr>
-                <w:sz w:val="12"/>
-                <w:szCs w:val="12"/>
-              </w:rPr>
-              <w:t>favicon</w:t>
-            </w:r>
-            <w:proofErr w:type="spellEnd"/>
-            <w:r>
-              <w:rPr>
-                <w:sz w:val="12"/>
-                <w:szCs w:val="12"/>
-              </w:rPr>
-              <w:t xml:space="preserve"> metido </w:t>
-            </w:r>
-            <w:proofErr w:type="spellStart"/>
-            <w:r>
-              <w:rPr>
-                <w:sz w:val="12"/>
-                <w:szCs w:val="12"/>
-              </w:rPr>
-              <w:t>favicon</w:t>
-            </w:r>
-            <w:proofErr w:type="spellEnd"/>
+              <w:t>lio con favicon metido favicon</w:t>
+            </w:r>
           </w:p>
         </w:tc>
       </w:tr>
@@ -9308,7 +8292,6 @@
                 <w:szCs w:val="14"/>
               </w:rPr>
             </w:pPr>
-            <w:proofErr w:type="spellStart"/>
             <w:r>
               <w:rPr>
                 <w:sz w:val="12"/>
@@ -9316,7 +8299,6 @@
               </w:rPr>
               <w:t>FrontEnd</w:t>
             </w:r>
-            <w:proofErr w:type="spellEnd"/>
           </w:p>
         </w:tc>
         <w:tc>
@@ -9382,33 +8364,8 @@
                 <w:sz w:val="12"/>
                 <w:szCs w:val="12"/>
               </w:rPr>
-              <w:t xml:space="preserve">lio con </w:t>
-            </w:r>
-            <w:proofErr w:type="spellStart"/>
-            <w:r>
-              <w:rPr>
-                <w:sz w:val="12"/>
-                <w:szCs w:val="12"/>
-              </w:rPr>
-              <w:t>favicon</w:t>
-            </w:r>
-            <w:proofErr w:type="spellEnd"/>
-            <w:r>
-              <w:rPr>
-                <w:sz w:val="12"/>
-                <w:szCs w:val="12"/>
-              </w:rPr>
-              <w:t xml:space="preserve"> metido </w:t>
-            </w:r>
-            <w:proofErr w:type="spellStart"/>
-            <w:r>
-              <w:rPr>
-                <w:sz w:val="12"/>
-                <w:szCs w:val="12"/>
-              </w:rPr>
-              <w:t>favicon</w:t>
-            </w:r>
-            <w:proofErr w:type="spellEnd"/>
+              <w:t>lio con favicon metido favicon</w:t>
+            </w:r>
           </w:p>
         </w:tc>
       </w:tr>
@@ -9509,7 +8466,6 @@
                 <w:szCs w:val="14"/>
               </w:rPr>
             </w:pPr>
-            <w:proofErr w:type="spellStart"/>
             <w:r>
               <w:rPr>
                 <w:sz w:val="12"/>
@@ -9517,7 +8473,6 @@
               </w:rPr>
               <w:t>FrontEnd</w:t>
             </w:r>
-            <w:proofErr w:type="spellEnd"/>
           </w:p>
         </w:tc>
         <w:tc>
@@ -9583,33 +8538,8 @@
                 <w:sz w:val="12"/>
                 <w:szCs w:val="12"/>
               </w:rPr>
-              <w:t xml:space="preserve">logo y </w:t>
-            </w:r>
-            <w:proofErr w:type="spellStart"/>
-            <w:r>
-              <w:rPr>
-                <w:sz w:val="12"/>
-                <w:szCs w:val="12"/>
-              </w:rPr>
-              <w:t>background</w:t>
-            </w:r>
-            <w:proofErr w:type="spellEnd"/>
-            <w:r>
-              <w:rPr>
-                <w:sz w:val="12"/>
-                <w:szCs w:val="12"/>
-              </w:rPr>
-              <w:t xml:space="preserve"> </w:t>
-            </w:r>
-            <w:proofErr w:type="spellStart"/>
-            <w:r>
-              <w:rPr>
-                <w:sz w:val="12"/>
-                <w:szCs w:val="12"/>
-              </w:rPr>
-              <w:t>css</w:t>
-            </w:r>
-            <w:proofErr w:type="spellEnd"/>
+              <w:t>logo y background css</w:t>
+            </w:r>
           </w:p>
         </w:tc>
       </w:tr>
@@ -9710,7 +8640,6 @@
                 <w:szCs w:val="14"/>
               </w:rPr>
             </w:pPr>
-            <w:proofErr w:type="spellStart"/>
             <w:r>
               <w:rPr>
                 <w:sz w:val="12"/>
@@ -9718,7 +8647,6 @@
               </w:rPr>
               <w:t>FrontEnd</w:t>
             </w:r>
-            <w:proofErr w:type="spellEnd"/>
           </w:p>
         </w:tc>
         <w:tc>
@@ -9886,7 +8814,6 @@
                 <w:szCs w:val="14"/>
               </w:rPr>
             </w:pPr>
-            <w:proofErr w:type="spellStart"/>
             <w:r>
               <w:rPr>
                 <w:sz w:val="12"/>
@@ -9894,7 +8821,6 @@
               </w:rPr>
               <w:t>FrontEnd</w:t>
             </w:r>
-            <w:proofErr w:type="spellEnd"/>
           </w:p>
         </w:tc>
         <w:tc>
@@ -10134,17 +9060,8 @@
                 <w:sz w:val="12"/>
                 <w:szCs w:val="12"/>
               </w:rPr>
-              <w:t xml:space="preserve">Documentación Avance </w:t>
-            </w:r>
-            <w:proofErr w:type="spellStart"/>
-            <w:r>
-              <w:rPr>
-                <w:sz w:val="12"/>
-                <w:szCs w:val="12"/>
-              </w:rPr>
-              <w:t>documentacion</w:t>
-            </w:r>
-            <w:proofErr w:type="spellEnd"/>
+              <w:t>Documentación Avance documentacion</w:t>
+            </w:r>
           </w:p>
         </w:tc>
       </w:tr>
@@ -10318,17 +9235,8 @@
                 <w:sz w:val="12"/>
                 <w:szCs w:val="12"/>
               </w:rPr>
-              <w:t xml:space="preserve">Documentación Avance </w:t>
-            </w:r>
-            <w:proofErr w:type="spellStart"/>
-            <w:r>
-              <w:rPr>
-                <w:sz w:val="12"/>
-                <w:szCs w:val="12"/>
-              </w:rPr>
-              <w:t>documentacion</w:t>
-            </w:r>
-            <w:proofErr w:type="spellEnd"/>
+              <w:t>Documentación Avance documentacion</w:t>
+            </w:r>
           </w:p>
         </w:tc>
       </w:tr>
@@ -10429,7 +9337,6 @@
                 <w:szCs w:val="14"/>
               </w:rPr>
             </w:pPr>
-            <w:proofErr w:type="spellStart"/>
             <w:r>
               <w:rPr>
                 <w:sz w:val="12"/>
@@ -10437,7 +9344,6 @@
               </w:rPr>
               <w:t>BackEnd</w:t>
             </w:r>
-            <w:proofErr w:type="spellEnd"/>
           </w:p>
         </w:tc>
         <w:tc>
@@ -10498,37 +9404,12 @@
                 <w:szCs w:val="14"/>
               </w:rPr>
             </w:pPr>
-            <w:proofErr w:type="spellStart"/>
-            <w:r>
-              <w:rPr>
-                <w:sz w:val="12"/>
-                <w:szCs w:val="12"/>
-              </w:rPr>
-              <w:t>update</w:t>
-            </w:r>
-            <w:proofErr w:type="spellEnd"/>
-            <w:r>
-              <w:rPr>
-                <w:sz w:val="12"/>
-                <w:szCs w:val="12"/>
-              </w:rPr>
-              <w:t xml:space="preserve"> </w:t>
-            </w:r>
-            <w:proofErr w:type="spellStart"/>
-            <w:r>
-              <w:rPr>
-                <w:sz w:val="12"/>
-                <w:szCs w:val="12"/>
-              </w:rPr>
-              <w:t>sql</w:t>
-            </w:r>
-            <w:proofErr w:type="spellEnd"/>
-            <w:r>
-              <w:rPr>
-                <w:sz w:val="12"/>
-                <w:szCs w:val="12"/>
-              </w:rPr>
-              <w:t xml:space="preserve"> base</w:t>
+            <w:r>
+              <w:rPr>
+                <w:sz w:val="12"/>
+                <w:szCs w:val="12"/>
+              </w:rPr>
+              <w:t>update sql base</w:t>
             </w:r>
           </w:p>
         </w:tc>
@@ -10630,7 +9511,6 @@
                 <w:szCs w:val="14"/>
               </w:rPr>
             </w:pPr>
-            <w:proofErr w:type="spellStart"/>
             <w:r>
               <w:rPr>
                 <w:sz w:val="12"/>
@@ -10638,7 +9518,6 @@
               </w:rPr>
               <w:t>BackEnd</w:t>
             </w:r>
-            <w:proofErr w:type="spellEnd"/>
           </w:p>
         </w:tc>
         <w:tc>
@@ -10699,21 +9578,12 @@
                 <w:szCs w:val="14"/>
               </w:rPr>
             </w:pPr>
-            <w:proofErr w:type="spellStart"/>
-            <w:r>
-              <w:rPr>
-                <w:sz w:val="12"/>
-                <w:szCs w:val="12"/>
-              </w:rPr>
-              <w:t>busqueda</w:t>
-            </w:r>
-            <w:proofErr w:type="spellEnd"/>
-            <w:r>
-              <w:rPr>
-                <w:sz w:val="12"/>
-                <w:szCs w:val="12"/>
-              </w:rPr>
-              <w:t xml:space="preserve"> default</w:t>
+            <w:r>
+              <w:rPr>
+                <w:sz w:val="12"/>
+                <w:szCs w:val="12"/>
+              </w:rPr>
+              <w:t>busqueda default</w:t>
             </w:r>
           </w:p>
         </w:tc>
@@ -10815,7 +9685,6 @@
                 <w:szCs w:val="14"/>
               </w:rPr>
             </w:pPr>
-            <w:proofErr w:type="spellStart"/>
             <w:r>
               <w:rPr>
                 <w:sz w:val="12"/>
@@ -10823,7 +9692,6 @@
               </w:rPr>
               <w:t>BackEnd</w:t>
             </w:r>
-            <w:proofErr w:type="spellEnd"/>
           </w:p>
         </w:tc>
         <w:tc>
@@ -10991,7 +9859,6 @@
                 <w:szCs w:val="14"/>
               </w:rPr>
             </w:pPr>
-            <w:proofErr w:type="spellStart"/>
             <w:r>
               <w:rPr>
                 <w:sz w:val="12"/>
@@ -10999,7 +9866,6 @@
               </w:rPr>
               <w:t>BackEnd</w:t>
             </w:r>
-            <w:proofErr w:type="spellEnd"/>
           </w:p>
         </w:tc>
         <w:tc>
@@ -11060,21 +9926,12 @@
                 <w:szCs w:val="14"/>
               </w:rPr>
             </w:pPr>
-            <w:proofErr w:type="spellStart"/>
-            <w:r>
-              <w:rPr>
-                <w:sz w:val="12"/>
-                <w:szCs w:val="12"/>
-              </w:rPr>
-              <w:t>Ultimos</w:t>
-            </w:r>
-            <w:proofErr w:type="spellEnd"/>
-            <w:r>
-              <w:rPr>
-                <w:sz w:val="12"/>
-                <w:szCs w:val="12"/>
-              </w:rPr>
-              <w:t xml:space="preserve"> 5 libros</w:t>
+            <w:r>
+              <w:rPr>
+                <w:sz w:val="12"/>
+                <w:szCs w:val="12"/>
+              </w:rPr>
+              <w:t>Ultimos 5 libros</w:t>
             </w:r>
           </w:p>
         </w:tc>
@@ -11243,21 +10100,12 @@
                 <w:szCs w:val="14"/>
               </w:rPr>
             </w:pPr>
-            <w:proofErr w:type="spellStart"/>
-            <w:r>
-              <w:rPr>
-                <w:sz w:val="12"/>
-                <w:szCs w:val="12"/>
-              </w:rPr>
-              <w:t>clocktopus</w:t>
-            </w:r>
-            <w:proofErr w:type="spellEnd"/>
-            <w:r>
-              <w:rPr>
-                <w:sz w:val="12"/>
-                <w:szCs w:val="12"/>
-              </w:rPr>
-              <w:t xml:space="preserve"> test</w:t>
+            <w:r>
+              <w:rPr>
+                <w:sz w:val="12"/>
+                <w:szCs w:val="12"/>
+              </w:rPr>
+              <w:t>clocktopus test</w:t>
             </w:r>
           </w:p>
         </w:tc>
@@ -11533,7 +10381,6 @@
                 <w:szCs w:val="14"/>
               </w:rPr>
             </w:pPr>
-            <w:proofErr w:type="spellStart"/>
             <w:r>
               <w:rPr>
                 <w:sz w:val="12"/>
@@ -11541,7 +10388,6 @@
               </w:rPr>
               <w:t>BackEnd</w:t>
             </w:r>
-            <w:proofErr w:type="spellEnd"/>
           </w:p>
         </w:tc>
         <w:tc>
@@ -11607,33 +10453,8 @@
                 <w:sz w:val="12"/>
                 <w:szCs w:val="12"/>
               </w:rPr>
-              <w:t xml:space="preserve">metida api </w:t>
-            </w:r>
-            <w:proofErr w:type="spellStart"/>
-            <w:r>
-              <w:rPr>
-                <w:sz w:val="12"/>
-                <w:szCs w:val="12"/>
-              </w:rPr>
-              <w:t>key</w:t>
-            </w:r>
-            <w:proofErr w:type="spellEnd"/>
-            <w:r>
-              <w:rPr>
-                <w:sz w:val="12"/>
-                <w:szCs w:val="12"/>
-              </w:rPr>
-              <w:t xml:space="preserve"> de </w:t>
-            </w:r>
-            <w:proofErr w:type="spellStart"/>
-            <w:r>
-              <w:rPr>
-                <w:sz w:val="12"/>
-                <w:szCs w:val="12"/>
-              </w:rPr>
-              <w:t>google</w:t>
-            </w:r>
-            <w:proofErr w:type="spellEnd"/>
+              <w:t>metida api key de google</w:t>
+            </w:r>
           </w:p>
         </w:tc>
       </w:tr>
@@ -12154,17 +10975,8 @@
                 <w:sz w:val="12"/>
                 <w:szCs w:val="12"/>
               </w:rPr>
-              <w:t xml:space="preserve">QA </w:t>
-            </w:r>
-            <w:proofErr w:type="spellStart"/>
-            <w:r>
-              <w:rPr>
-                <w:sz w:val="12"/>
-                <w:szCs w:val="12"/>
-              </w:rPr>
-              <w:t>Frontend</w:t>
-            </w:r>
-            <w:proofErr w:type="spellEnd"/>
+              <w:t>QA Frontend</w:t>
+            </w:r>
           </w:p>
         </w:tc>
       </w:tr>
@@ -12332,21 +11144,12 @@
                 <w:szCs w:val="14"/>
               </w:rPr>
             </w:pPr>
-            <w:proofErr w:type="spellStart"/>
-            <w:r>
-              <w:rPr>
-                <w:sz w:val="12"/>
-                <w:szCs w:val="12"/>
-              </w:rPr>
-              <w:t>Analisis</w:t>
-            </w:r>
-            <w:proofErr w:type="spellEnd"/>
-            <w:r>
-              <w:rPr>
-                <w:sz w:val="12"/>
-                <w:szCs w:val="12"/>
-              </w:rPr>
-              <w:t xml:space="preserve"> post</w:t>
+            <w:r>
+              <w:rPr>
+                <w:sz w:val="12"/>
+                <w:szCs w:val="12"/>
+              </w:rPr>
+              <w:t>Analisis post</w:t>
             </w:r>
           </w:p>
         </w:tc>
@@ -12520,17 +11323,8 @@
                 <w:sz w:val="12"/>
                 <w:szCs w:val="12"/>
               </w:rPr>
-              <w:t xml:space="preserve">QA </w:t>
-            </w:r>
-            <w:proofErr w:type="spellStart"/>
-            <w:r>
-              <w:rPr>
-                <w:sz w:val="12"/>
-                <w:szCs w:val="12"/>
-              </w:rPr>
-              <w:t>Backend</w:t>
-            </w:r>
-            <w:proofErr w:type="spellEnd"/>
+              <w:t>QA Backend</w:t>
+            </w:r>
           </w:p>
         </w:tc>
       </w:tr>
@@ -12698,21 +11492,12 @@
                 <w:szCs w:val="14"/>
               </w:rPr>
             </w:pPr>
-            <w:proofErr w:type="spellStart"/>
-            <w:r>
-              <w:rPr>
-                <w:sz w:val="12"/>
-                <w:szCs w:val="12"/>
-              </w:rPr>
-              <w:t>Analisis</w:t>
-            </w:r>
-            <w:proofErr w:type="spellEnd"/>
-            <w:r>
-              <w:rPr>
-                <w:sz w:val="12"/>
-                <w:szCs w:val="12"/>
-              </w:rPr>
-              <w:t xml:space="preserve"> post</w:t>
+            <w:r>
+              <w:rPr>
+                <w:sz w:val="12"/>
+                <w:szCs w:val="12"/>
+              </w:rPr>
+              <w:t>Analisis post</w:t>
             </w:r>
           </w:p>
         </w:tc>
@@ -12881,21 +11666,12 @@
                 <w:szCs w:val="14"/>
               </w:rPr>
             </w:pPr>
-            <w:proofErr w:type="spellStart"/>
-            <w:r>
-              <w:rPr>
-                <w:sz w:val="12"/>
-                <w:szCs w:val="12"/>
-              </w:rPr>
-              <w:t>Analisis</w:t>
-            </w:r>
-            <w:proofErr w:type="spellEnd"/>
-            <w:r>
-              <w:rPr>
-                <w:sz w:val="12"/>
-                <w:szCs w:val="12"/>
-              </w:rPr>
-              <w:t xml:space="preserve"> post</w:t>
+            <w:r>
+              <w:rPr>
+                <w:sz w:val="12"/>
+                <w:szCs w:val="12"/>
+              </w:rPr>
+              <w:t>Analisis post</w:t>
             </w:r>
           </w:p>
         </w:tc>
@@ -12931,21 +11707,12 @@
                 <w:szCs w:val="14"/>
               </w:rPr>
             </w:pPr>
-            <w:proofErr w:type="spellStart"/>
-            <w:r>
-              <w:rPr>
-                <w:sz w:val="12"/>
-                <w:szCs w:val="12"/>
-              </w:rPr>
-              <w:t>Apr</w:t>
-            </w:r>
-            <w:proofErr w:type="spellEnd"/>
-            <w:r>
-              <w:rPr>
-                <w:sz w:val="12"/>
-                <w:szCs w:val="12"/>
-              </w:rPr>
-              <w:t xml:space="preserve"> 29</w:t>
+            <w:r>
+              <w:rPr>
+                <w:sz w:val="12"/>
+                <w:szCs w:val="12"/>
+              </w:rPr>
+              <w:t>Apr 29</w:t>
             </w:r>
           </w:p>
         </w:tc>
@@ -13078,17 +11845,8 @@
                 <w:sz w:val="12"/>
                 <w:szCs w:val="12"/>
               </w:rPr>
-              <w:t xml:space="preserve">QA </w:t>
-            </w:r>
-            <w:proofErr w:type="spellStart"/>
-            <w:r>
-              <w:rPr>
-                <w:sz w:val="12"/>
-                <w:szCs w:val="12"/>
-              </w:rPr>
-              <w:t>Frontend</w:t>
-            </w:r>
-            <w:proofErr w:type="spellEnd"/>
+              <w:t>QA Frontend</w:t>
+            </w:r>
           </w:p>
         </w:tc>
       </w:tr>
@@ -13123,21 +11881,12 @@
                 <w:szCs w:val="14"/>
               </w:rPr>
             </w:pPr>
-            <w:proofErr w:type="spellStart"/>
-            <w:r>
-              <w:rPr>
-                <w:sz w:val="12"/>
-                <w:szCs w:val="12"/>
-              </w:rPr>
-              <w:t>Apr</w:t>
-            </w:r>
-            <w:proofErr w:type="spellEnd"/>
-            <w:r>
-              <w:rPr>
-                <w:sz w:val="12"/>
-                <w:szCs w:val="12"/>
-              </w:rPr>
-              <w:t xml:space="preserve"> 28</w:t>
+            <w:r>
+              <w:rPr>
+                <w:sz w:val="12"/>
+                <w:szCs w:val="12"/>
+              </w:rPr>
+              <w:t>Apr 28</w:t>
             </w:r>
           </w:p>
         </w:tc>
@@ -13270,17 +12019,8 @@
                 <w:sz w:val="12"/>
                 <w:szCs w:val="12"/>
               </w:rPr>
-              <w:t xml:space="preserve">QA </w:t>
-            </w:r>
-            <w:proofErr w:type="spellStart"/>
-            <w:r>
-              <w:rPr>
-                <w:sz w:val="12"/>
-                <w:szCs w:val="12"/>
-              </w:rPr>
-              <w:t>Frontend</w:t>
-            </w:r>
-            <w:proofErr w:type="spellEnd"/>
+              <w:t>QA Frontend</w:t>
+            </w:r>
           </w:p>
         </w:tc>
       </w:tr>
@@ -13315,21 +12055,12 @@
                 <w:szCs w:val="14"/>
               </w:rPr>
             </w:pPr>
-            <w:proofErr w:type="spellStart"/>
-            <w:r>
-              <w:rPr>
-                <w:sz w:val="12"/>
-                <w:szCs w:val="12"/>
-              </w:rPr>
-              <w:t>Apr</w:t>
-            </w:r>
-            <w:proofErr w:type="spellEnd"/>
-            <w:r>
-              <w:rPr>
-                <w:sz w:val="12"/>
-                <w:szCs w:val="12"/>
-              </w:rPr>
-              <w:t xml:space="preserve"> 28</w:t>
+            <w:r>
+              <w:rPr>
+                <w:sz w:val="12"/>
+                <w:szCs w:val="12"/>
+              </w:rPr>
+              <w:t>Apr 28</w:t>
             </w:r>
           </w:p>
         </w:tc>
@@ -13462,17 +12193,8 @@
                 <w:sz w:val="12"/>
                 <w:szCs w:val="12"/>
               </w:rPr>
-              <w:t xml:space="preserve">bug </w:t>
-            </w:r>
-            <w:proofErr w:type="spellStart"/>
-            <w:r>
-              <w:rPr>
-                <w:sz w:val="12"/>
-                <w:szCs w:val="12"/>
-              </w:rPr>
-              <w:t>fix</w:t>
-            </w:r>
-            <w:proofErr w:type="spellEnd"/>
+              <w:t>bug fix</w:t>
+            </w:r>
           </w:p>
         </w:tc>
       </w:tr>
@@ -13507,21 +12229,12 @@
                 <w:szCs w:val="14"/>
               </w:rPr>
             </w:pPr>
-            <w:proofErr w:type="spellStart"/>
-            <w:r>
-              <w:rPr>
-                <w:sz w:val="12"/>
-                <w:szCs w:val="12"/>
-              </w:rPr>
-              <w:t>Apr</w:t>
-            </w:r>
-            <w:proofErr w:type="spellEnd"/>
-            <w:r>
-              <w:rPr>
-                <w:sz w:val="12"/>
-                <w:szCs w:val="12"/>
-              </w:rPr>
-              <w:t xml:space="preserve"> 28</w:t>
+            <w:r>
+              <w:rPr>
+                <w:sz w:val="12"/>
+                <w:szCs w:val="12"/>
+              </w:rPr>
+              <w:t>Apr 28</w:t>
             </w:r>
           </w:p>
         </w:tc>
@@ -13654,17 +12367,8 @@
                 <w:sz w:val="12"/>
                 <w:szCs w:val="12"/>
               </w:rPr>
-              <w:t xml:space="preserve">bug </w:t>
-            </w:r>
-            <w:proofErr w:type="spellStart"/>
-            <w:r>
-              <w:rPr>
-                <w:sz w:val="12"/>
-                <w:szCs w:val="12"/>
-              </w:rPr>
-              <w:t>fix</w:t>
-            </w:r>
-            <w:proofErr w:type="spellEnd"/>
+              <w:t>bug fix</w:t>
+            </w:r>
           </w:p>
         </w:tc>
       </w:tr>
@@ -13699,21 +12403,12 @@
                 <w:szCs w:val="14"/>
               </w:rPr>
             </w:pPr>
-            <w:proofErr w:type="spellStart"/>
-            <w:r>
-              <w:rPr>
-                <w:sz w:val="12"/>
-                <w:szCs w:val="12"/>
-              </w:rPr>
-              <w:t>Apr</w:t>
-            </w:r>
-            <w:proofErr w:type="spellEnd"/>
-            <w:r>
-              <w:rPr>
-                <w:sz w:val="12"/>
-                <w:szCs w:val="12"/>
-              </w:rPr>
-              <w:t xml:space="preserve"> 28</w:t>
+            <w:r>
+              <w:rPr>
+                <w:sz w:val="12"/>
+                <w:szCs w:val="12"/>
+              </w:rPr>
+              <w:t>Apr 28</w:t>
             </w:r>
           </w:p>
         </w:tc>
@@ -13882,21 +12577,12 @@
                 <w:szCs w:val="14"/>
               </w:rPr>
             </w:pPr>
-            <w:proofErr w:type="spellStart"/>
-            <w:r>
-              <w:rPr>
-                <w:sz w:val="12"/>
-                <w:szCs w:val="12"/>
-              </w:rPr>
-              <w:t>Apr</w:t>
-            </w:r>
-            <w:proofErr w:type="spellEnd"/>
-            <w:r>
-              <w:rPr>
-                <w:sz w:val="12"/>
-                <w:szCs w:val="12"/>
-              </w:rPr>
-              <w:t xml:space="preserve"> 28</w:t>
+            <w:r>
+              <w:rPr>
+                <w:sz w:val="12"/>
+                <w:szCs w:val="12"/>
+              </w:rPr>
+              <w:t>Apr 28</w:t>
             </w:r>
           </w:p>
         </w:tc>
@@ -14024,21 +12710,12 @@
                 <w:szCs w:val="14"/>
               </w:rPr>
             </w:pPr>
-            <w:proofErr w:type="spellStart"/>
-            <w:r>
-              <w:rPr>
-                <w:sz w:val="12"/>
-                <w:szCs w:val="12"/>
-              </w:rPr>
-              <w:t>Update</w:t>
-            </w:r>
-            <w:proofErr w:type="spellEnd"/>
-            <w:r>
-              <w:rPr>
-                <w:sz w:val="12"/>
-                <w:szCs w:val="12"/>
-              </w:rPr>
-              <w:t xml:space="preserve"> PREPROYECTO DAW ABRIL-JUNIO 2026 (1).docx</w:t>
+            <w:r>
+              <w:rPr>
+                <w:sz w:val="12"/>
+                <w:szCs w:val="12"/>
+              </w:rPr>
+              <w:t>Update PREPROYECTO DAW ABRIL-JUNIO 2026 (1).docx</w:t>
             </w:r>
           </w:p>
         </w:tc>
@@ -14074,21 +12751,12 @@
                 <w:szCs w:val="14"/>
               </w:rPr>
             </w:pPr>
-            <w:proofErr w:type="spellStart"/>
-            <w:r>
-              <w:rPr>
-                <w:sz w:val="12"/>
-                <w:szCs w:val="12"/>
-              </w:rPr>
-              <w:t>Apr</w:t>
-            </w:r>
-            <w:proofErr w:type="spellEnd"/>
-            <w:r>
-              <w:rPr>
-                <w:sz w:val="12"/>
-                <w:szCs w:val="12"/>
-              </w:rPr>
-              <w:t xml:space="preserve"> 28</w:t>
+            <w:r>
+              <w:rPr>
+                <w:sz w:val="12"/>
+                <w:szCs w:val="12"/>
+              </w:rPr>
+              <w:t>Apr 28</w:t>
             </w:r>
           </w:p>
         </w:tc>
@@ -14259,21 +12927,12 @@
                 <w:szCs w:val="14"/>
               </w:rPr>
             </w:pPr>
-            <w:proofErr w:type="spellStart"/>
-            <w:r>
-              <w:rPr>
-                <w:sz w:val="12"/>
-                <w:szCs w:val="12"/>
-              </w:rPr>
-              <w:t>Apr</w:t>
-            </w:r>
-            <w:proofErr w:type="spellEnd"/>
-            <w:r>
-              <w:rPr>
-                <w:sz w:val="12"/>
-                <w:szCs w:val="12"/>
-              </w:rPr>
-              <w:t xml:space="preserve"> 28</w:t>
+            <w:r>
+              <w:rPr>
+                <w:sz w:val="12"/>
+                <w:szCs w:val="12"/>
+              </w:rPr>
+              <w:t>Apr 28</w:t>
             </w:r>
           </w:p>
         </w:tc>
@@ -14406,17 +13065,8 @@
                 <w:sz w:val="12"/>
                 <w:szCs w:val="12"/>
               </w:rPr>
-              <w:t xml:space="preserve">bug en </w:t>
-            </w:r>
-            <w:proofErr w:type="spellStart"/>
-            <w:r>
-              <w:rPr>
-                <w:sz w:val="12"/>
-                <w:szCs w:val="12"/>
-              </w:rPr>
-              <w:t>librodetalle</w:t>
-            </w:r>
-            <w:proofErr w:type="spellEnd"/>
+              <w:t>bug en librodetalle</w:t>
+            </w:r>
           </w:p>
         </w:tc>
       </w:tr>
@@ -14451,21 +13101,12 @@
                 <w:szCs w:val="14"/>
               </w:rPr>
             </w:pPr>
-            <w:proofErr w:type="spellStart"/>
-            <w:r>
-              <w:rPr>
-                <w:sz w:val="12"/>
-                <w:szCs w:val="12"/>
-              </w:rPr>
-              <w:t>Apr</w:t>
-            </w:r>
-            <w:proofErr w:type="spellEnd"/>
-            <w:r>
-              <w:rPr>
-                <w:sz w:val="12"/>
-                <w:szCs w:val="12"/>
-              </w:rPr>
-              <w:t xml:space="preserve"> 28</w:t>
+            <w:r>
+              <w:rPr>
+                <w:sz w:val="12"/>
+                <w:szCs w:val="12"/>
+              </w:rPr>
+              <w:t>Apr 28</w:t>
             </w:r>
           </w:p>
         </w:tc>
@@ -14526,7 +13167,6 @@
                 <w:szCs w:val="14"/>
               </w:rPr>
             </w:pPr>
-            <w:proofErr w:type="spellStart"/>
             <w:r>
               <w:rPr>
                 <w:sz w:val="12"/>
@@ -14534,7 +13174,6 @@
               </w:rPr>
               <w:t>FrontEnd</w:t>
             </w:r>
-            <w:proofErr w:type="spellEnd"/>
           </w:p>
         </w:tc>
         <w:tc>
@@ -14636,21 +13275,12 @@
                 <w:szCs w:val="14"/>
               </w:rPr>
             </w:pPr>
-            <w:proofErr w:type="spellStart"/>
-            <w:r>
-              <w:rPr>
-                <w:sz w:val="12"/>
-                <w:szCs w:val="12"/>
-              </w:rPr>
-              <w:t>Apr</w:t>
-            </w:r>
-            <w:proofErr w:type="spellEnd"/>
-            <w:r>
-              <w:rPr>
-                <w:sz w:val="12"/>
-                <w:szCs w:val="12"/>
-              </w:rPr>
-              <w:t xml:space="preserve"> 27</w:t>
+            <w:r>
+              <w:rPr>
+                <w:sz w:val="12"/>
+                <w:szCs w:val="12"/>
+              </w:rPr>
+              <w:t>Apr 27</w:t>
             </w:r>
           </w:p>
         </w:tc>
@@ -14783,17 +13413,8 @@
                 <w:sz w:val="12"/>
                 <w:szCs w:val="12"/>
               </w:rPr>
-              <w:t xml:space="preserve">QA </w:t>
-            </w:r>
-            <w:proofErr w:type="spellStart"/>
-            <w:r>
-              <w:rPr>
-                <w:sz w:val="12"/>
-                <w:szCs w:val="12"/>
-              </w:rPr>
-              <w:t>Frontend</w:t>
-            </w:r>
-            <w:proofErr w:type="spellEnd"/>
+              <w:t>QA Frontend</w:t>
+            </w:r>
           </w:p>
         </w:tc>
       </w:tr>
@@ -14828,21 +13449,12 @@
                 <w:szCs w:val="14"/>
               </w:rPr>
             </w:pPr>
-            <w:proofErr w:type="spellStart"/>
-            <w:r>
-              <w:rPr>
-                <w:sz w:val="12"/>
-                <w:szCs w:val="12"/>
-              </w:rPr>
-              <w:t>Apr</w:t>
-            </w:r>
-            <w:proofErr w:type="spellEnd"/>
-            <w:r>
-              <w:rPr>
-                <w:sz w:val="12"/>
-                <w:szCs w:val="12"/>
-              </w:rPr>
-              <w:t xml:space="preserve"> 27</w:t>
+            <w:r>
+              <w:rPr>
+                <w:sz w:val="12"/>
+                <w:szCs w:val="12"/>
+              </w:rPr>
+              <w:t>Apr 27</w:t>
             </w:r>
           </w:p>
         </w:tc>
@@ -15011,21 +13623,12 @@
                 <w:szCs w:val="14"/>
               </w:rPr>
             </w:pPr>
-            <w:proofErr w:type="spellStart"/>
-            <w:r>
-              <w:rPr>
-                <w:sz w:val="12"/>
-                <w:szCs w:val="12"/>
-              </w:rPr>
-              <w:t>Apr</w:t>
-            </w:r>
-            <w:proofErr w:type="spellEnd"/>
-            <w:r>
-              <w:rPr>
-                <w:sz w:val="12"/>
-                <w:szCs w:val="12"/>
-              </w:rPr>
-              <w:t xml:space="preserve"> 27</w:t>
+            <w:r>
+              <w:rPr>
+                <w:sz w:val="12"/>
+                <w:szCs w:val="12"/>
+              </w:rPr>
+              <w:t>Apr 27</w:t>
             </w:r>
           </w:p>
         </w:tc>
@@ -15086,7 +13689,6 @@
                 <w:szCs w:val="14"/>
               </w:rPr>
             </w:pPr>
-            <w:proofErr w:type="spellStart"/>
             <w:r>
               <w:rPr>
                 <w:sz w:val="12"/>
@@ -15094,7 +13696,6 @@
               </w:rPr>
               <w:t>BackEnd</w:t>
             </w:r>
-            <w:proofErr w:type="spellEnd"/>
           </w:p>
         </w:tc>
         <w:tc>
@@ -15160,17 +13761,8 @@
                 <w:sz w:val="12"/>
                 <w:szCs w:val="12"/>
               </w:rPr>
-              <w:t xml:space="preserve">unificar </w:t>
-            </w:r>
-            <w:proofErr w:type="spellStart"/>
-            <w:r>
-              <w:rPr>
-                <w:sz w:val="12"/>
-                <w:szCs w:val="12"/>
-              </w:rPr>
-              <w:t>pass</w:t>
-            </w:r>
-            <w:proofErr w:type="spellEnd"/>
+              <w:t>unificar pass</w:t>
+            </w:r>
           </w:p>
         </w:tc>
       </w:tr>
@@ -15205,21 +13797,12 @@
                 <w:szCs w:val="14"/>
               </w:rPr>
             </w:pPr>
-            <w:proofErr w:type="spellStart"/>
-            <w:r>
-              <w:rPr>
-                <w:sz w:val="12"/>
-                <w:szCs w:val="12"/>
-              </w:rPr>
-              <w:t>Apr</w:t>
-            </w:r>
-            <w:proofErr w:type="spellEnd"/>
-            <w:r>
-              <w:rPr>
-                <w:sz w:val="12"/>
-                <w:szCs w:val="12"/>
-              </w:rPr>
-              <w:t xml:space="preserve"> 27</w:t>
+            <w:r>
+              <w:rPr>
+                <w:sz w:val="12"/>
+                <w:szCs w:val="12"/>
+              </w:rPr>
+              <w:t>Apr 27</w:t>
             </w:r>
           </w:p>
         </w:tc>
@@ -15388,21 +13971,12 @@
                 <w:szCs w:val="14"/>
               </w:rPr>
             </w:pPr>
-            <w:proofErr w:type="spellStart"/>
-            <w:r>
-              <w:rPr>
-                <w:sz w:val="12"/>
-                <w:szCs w:val="12"/>
-              </w:rPr>
-              <w:t>Apr</w:t>
-            </w:r>
-            <w:proofErr w:type="spellEnd"/>
-            <w:r>
-              <w:rPr>
-                <w:sz w:val="12"/>
-                <w:szCs w:val="12"/>
-              </w:rPr>
-              <w:t xml:space="preserve"> 27</w:t>
+            <w:r>
+              <w:rPr>
+                <w:sz w:val="12"/>
+                <w:szCs w:val="12"/>
+              </w:rPr>
+              <w:t>Apr 27</w:t>
             </w:r>
           </w:p>
         </w:tc>
@@ -15571,21 +14145,12 @@
                 <w:szCs w:val="14"/>
               </w:rPr>
             </w:pPr>
-            <w:proofErr w:type="spellStart"/>
-            <w:r>
-              <w:rPr>
-                <w:sz w:val="12"/>
-                <w:szCs w:val="12"/>
-              </w:rPr>
-              <w:t>Apr</w:t>
-            </w:r>
-            <w:proofErr w:type="spellEnd"/>
-            <w:r>
-              <w:rPr>
-                <w:sz w:val="12"/>
-                <w:szCs w:val="12"/>
-              </w:rPr>
-              <w:t xml:space="preserve"> 27</w:t>
+            <w:r>
+              <w:rPr>
+                <w:sz w:val="12"/>
+                <w:szCs w:val="12"/>
+              </w:rPr>
+              <w:t>Apr 27</w:t>
             </w:r>
           </w:p>
         </w:tc>
@@ -15718,17 +14283,8 @@
                 <w:sz w:val="12"/>
                 <w:szCs w:val="12"/>
               </w:rPr>
-              <w:t xml:space="preserve">bug en </w:t>
-            </w:r>
-            <w:proofErr w:type="spellStart"/>
-            <w:r>
-              <w:rPr>
-                <w:sz w:val="12"/>
-                <w:szCs w:val="12"/>
-              </w:rPr>
-              <w:t>admin</w:t>
-            </w:r>
-            <w:proofErr w:type="spellEnd"/>
+              <w:t>bug en admin</w:t>
+            </w:r>
           </w:p>
         </w:tc>
       </w:tr>
@@ -15763,21 +14319,12 @@
                 <w:szCs w:val="14"/>
               </w:rPr>
             </w:pPr>
-            <w:proofErr w:type="spellStart"/>
-            <w:r>
-              <w:rPr>
-                <w:sz w:val="12"/>
-                <w:szCs w:val="12"/>
-              </w:rPr>
-              <w:t>Apr</w:t>
-            </w:r>
-            <w:proofErr w:type="spellEnd"/>
-            <w:r>
-              <w:rPr>
-                <w:sz w:val="12"/>
-                <w:szCs w:val="12"/>
-              </w:rPr>
-              <w:t xml:space="preserve"> 27</w:t>
+            <w:r>
+              <w:rPr>
+                <w:sz w:val="12"/>
+                <w:szCs w:val="12"/>
+              </w:rPr>
+              <w:t>Apr 27</w:t>
             </w:r>
           </w:p>
         </w:tc>
@@ -15838,7 +14385,6 @@
                 <w:szCs w:val="14"/>
               </w:rPr>
             </w:pPr>
-            <w:proofErr w:type="spellStart"/>
             <w:r>
               <w:rPr>
                 <w:sz w:val="12"/>
@@ -15846,7 +14392,6 @@
               </w:rPr>
               <w:t>FrontEnd</w:t>
             </w:r>
-            <w:proofErr w:type="spellEnd"/>
           </w:p>
         </w:tc>
         <w:tc>
@@ -15907,31 +14452,13 @@
                 <w:szCs w:val="14"/>
               </w:rPr>
             </w:pPr>
-            <w:proofErr w:type="spellStart"/>
-            <w:r>
-              <w:rPr>
-                <w:sz w:val="12"/>
-                <w:szCs w:val="12"/>
-              </w:rPr>
-              <w:t>pagina</w:t>
-            </w:r>
-            <w:proofErr w:type="spellEnd"/>
-            <w:r>
-              <w:rPr>
-                <w:sz w:val="12"/>
-                <w:szCs w:val="12"/>
-              </w:rPr>
-              <w:t xml:space="preserve"> de </w:t>
-            </w:r>
-            <w:proofErr w:type="spellStart"/>
-            <w:r>
-              <w:rPr>
-                <w:sz w:val="12"/>
-                <w:szCs w:val="12"/>
-              </w:rPr>
-              <w:t>admin</w:t>
-            </w:r>
-            <w:proofErr w:type="spellEnd"/>
+            <w:r>
+              <w:rPr>
+                <w:sz w:val="12"/>
+                <w:szCs w:val="12"/>
+              </w:rPr>
+              <w:t>pagina de admin</w:t>
+            </w:r>
           </w:p>
         </w:tc>
       </w:tr>
@@ -15966,21 +14493,12 @@
                 <w:szCs w:val="14"/>
               </w:rPr>
             </w:pPr>
-            <w:proofErr w:type="spellStart"/>
-            <w:r>
-              <w:rPr>
-                <w:sz w:val="12"/>
-                <w:szCs w:val="12"/>
-              </w:rPr>
-              <w:t>Apr</w:t>
-            </w:r>
-            <w:proofErr w:type="spellEnd"/>
-            <w:r>
-              <w:rPr>
-                <w:sz w:val="12"/>
-                <w:szCs w:val="12"/>
-              </w:rPr>
-              <w:t xml:space="preserve"> 27</w:t>
+            <w:r>
+              <w:rPr>
+                <w:sz w:val="12"/>
+                <w:szCs w:val="12"/>
+              </w:rPr>
+              <w:t>Apr 27</w:t>
             </w:r>
           </w:p>
         </w:tc>
@@ -16041,7 +14559,6 @@
                 <w:szCs w:val="14"/>
               </w:rPr>
             </w:pPr>
-            <w:proofErr w:type="spellStart"/>
             <w:r>
               <w:rPr>
                 <w:sz w:val="12"/>
@@ -16049,7 +14566,6 @@
               </w:rPr>
               <w:t>BackEnd</w:t>
             </w:r>
-            <w:proofErr w:type="spellEnd"/>
           </w:p>
         </w:tc>
         <w:tc>
@@ -16110,31 +14626,13 @@
                 <w:szCs w:val="14"/>
               </w:rPr>
             </w:pPr>
-            <w:proofErr w:type="spellStart"/>
-            <w:r>
-              <w:rPr>
-                <w:sz w:val="12"/>
-                <w:szCs w:val="12"/>
-              </w:rPr>
-              <w:t>controler</w:t>
-            </w:r>
-            <w:proofErr w:type="spellEnd"/>
-            <w:r>
-              <w:rPr>
-                <w:sz w:val="12"/>
-                <w:szCs w:val="12"/>
-              </w:rPr>
-              <w:t xml:space="preserve"> y pagina </w:t>
-            </w:r>
-            <w:proofErr w:type="spellStart"/>
-            <w:r>
-              <w:rPr>
-                <w:sz w:val="12"/>
-                <w:szCs w:val="12"/>
-              </w:rPr>
-              <w:t>login</w:t>
-            </w:r>
-            <w:proofErr w:type="spellEnd"/>
+            <w:r>
+              <w:rPr>
+                <w:sz w:val="12"/>
+                <w:szCs w:val="12"/>
+              </w:rPr>
+              <w:t>controler y pagina login</w:t>
+            </w:r>
           </w:p>
         </w:tc>
       </w:tr>
@@ -16169,21 +14667,12 @@
                 <w:szCs w:val="14"/>
               </w:rPr>
             </w:pPr>
-            <w:proofErr w:type="spellStart"/>
-            <w:r>
-              <w:rPr>
-                <w:sz w:val="12"/>
-                <w:szCs w:val="12"/>
-              </w:rPr>
-              <w:t>Apr</w:t>
-            </w:r>
-            <w:proofErr w:type="spellEnd"/>
-            <w:r>
-              <w:rPr>
-                <w:sz w:val="12"/>
-                <w:szCs w:val="12"/>
-              </w:rPr>
-              <w:t xml:space="preserve"> 24</w:t>
+            <w:r>
+              <w:rPr>
+                <w:sz w:val="12"/>
+                <w:szCs w:val="12"/>
+              </w:rPr>
+              <w:t>Apr 24</w:t>
             </w:r>
           </w:p>
         </w:tc>
@@ -16316,17 +14805,8 @@
                 <w:sz w:val="12"/>
                 <w:szCs w:val="12"/>
               </w:rPr>
-              <w:t xml:space="preserve">QA </w:t>
-            </w:r>
-            <w:proofErr w:type="spellStart"/>
-            <w:r>
-              <w:rPr>
-                <w:sz w:val="12"/>
-                <w:szCs w:val="12"/>
-              </w:rPr>
-              <w:t>Backend</w:t>
-            </w:r>
-            <w:proofErr w:type="spellEnd"/>
+              <w:t>QA Backend</w:t>
+            </w:r>
           </w:p>
         </w:tc>
       </w:tr>
@@ -16361,22 +14841,13 @@
                 <w:szCs w:val="14"/>
               </w:rPr>
             </w:pPr>
-            <w:proofErr w:type="spellStart"/>
             <w:r>
               <w:rPr>
                 <w:sz w:val="12"/>
                 <w:szCs w:val="12"/>
               </w:rPr>
               <w:lastRenderedPageBreak/>
-              <w:t>Apr</w:t>
-            </w:r>
-            <w:proofErr w:type="spellEnd"/>
-            <w:r>
-              <w:rPr>
-                <w:sz w:val="12"/>
-                <w:szCs w:val="12"/>
-              </w:rPr>
-              <w:t xml:space="preserve"> 23</w:t>
+              <w:t>Apr 23</w:t>
             </w:r>
           </w:p>
         </w:tc>
@@ -16509,17 +14980,8 @@
                 <w:sz w:val="12"/>
                 <w:szCs w:val="12"/>
               </w:rPr>
-              <w:t xml:space="preserve">QA </w:t>
-            </w:r>
-            <w:proofErr w:type="spellStart"/>
-            <w:r>
-              <w:rPr>
-                <w:sz w:val="12"/>
-                <w:szCs w:val="12"/>
-              </w:rPr>
-              <w:t>Backend</w:t>
-            </w:r>
-            <w:proofErr w:type="spellEnd"/>
+              <w:t>QA Backend</w:t>
+            </w:r>
           </w:p>
         </w:tc>
       </w:tr>
@@ -16554,21 +15016,12 @@
                 <w:szCs w:val="14"/>
               </w:rPr>
             </w:pPr>
-            <w:proofErr w:type="spellStart"/>
-            <w:r>
-              <w:rPr>
-                <w:sz w:val="12"/>
-                <w:szCs w:val="12"/>
-              </w:rPr>
-              <w:t>Apr</w:t>
-            </w:r>
-            <w:proofErr w:type="spellEnd"/>
-            <w:r>
-              <w:rPr>
-                <w:sz w:val="12"/>
-                <w:szCs w:val="12"/>
-              </w:rPr>
-              <w:t xml:space="preserve"> 23</w:t>
+            <w:r>
+              <w:rPr>
+                <w:sz w:val="12"/>
+                <w:szCs w:val="12"/>
+              </w:rPr>
+              <w:t>Apr 23</w:t>
             </w:r>
           </w:p>
         </w:tc>
@@ -16629,7 +15082,6 @@
                 <w:szCs w:val="14"/>
               </w:rPr>
             </w:pPr>
-            <w:proofErr w:type="spellStart"/>
             <w:r>
               <w:rPr>
                 <w:sz w:val="12"/>
@@ -16637,7 +15089,6 @@
               </w:rPr>
               <w:t>FrontEnd</w:t>
             </w:r>
-            <w:proofErr w:type="spellEnd"/>
           </w:p>
         </w:tc>
         <w:tc>
@@ -16698,21 +15149,12 @@
                 <w:szCs w:val="14"/>
               </w:rPr>
             </w:pPr>
-            <w:proofErr w:type="spellStart"/>
-            <w:r>
-              <w:rPr>
-                <w:sz w:val="12"/>
-                <w:szCs w:val="12"/>
-              </w:rPr>
-              <w:t>thymeleaf</w:t>
-            </w:r>
-            <w:proofErr w:type="spellEnd"/>
-            <w:r>
-              <w:rPr>
-                <w:sz w:val="12"/>
-                <w:szCs w:val="12"/>
-              </w:rPr>
-              <w:t xml:space="preserve"> 3</w:t>
+            <w:r>
+              <w:rPr>
+                <w:sz w:val="12"/>
+                <w:szCs w:val="12"/>
+              </w:rPr>
+              <w:t>thymeleaf 3</w:t>
             </w:r>
           </w:p>
         </w:tc>
@@ -16748,21 +15190,12 @@
                 <w:szCs w:val="14"/>
               </w:rPr>
             </w:pPr>
-            <w:proofErr w:type="spellStart"/>
-            <w:r>
-              <w:rPr>
-                <w:sz w:val="12"/>
-                <w:szCs w:val="12"/>
-              </w:rPr>
-              <w:t>Apr</w:t>
-            </w:r>
-            <w:proofErr w:type="spellEnd"/>
-            <w:r>
-              <w:rPr>
-                <w:sz w:val="12"/>
-                <w:szCs w:val="12"/>
-              </w:rPr>
-              <w:t xml:space="preserve"> 23</w:t>
+            <w:r>
+              <w:rPr>
+                <w:sz w:val="12"/>
+                <w:szCs w:val="12"/>
+              </w:rPr>
+              <w:t>Apr 23</w:t>
             </w:r>
           </w:p>
         </w:tc>
@@ -16823,7 +15256,6 @@
                 <w:szCs w:val="14"/>
               </w:rPr>
             </w:pPr>
-            <w:proofErr w:type="spellStart"/>
             <w:r>
               <w:rPr>
                 <w:sz w:val="12"/>
@@ -16831,7 +15263,6 @@
               </w:rPr>
               <w:t>FrontEnd</w:t>
             </w:r>
-            <w:proofErr w:type="spellEnd"/>
           </w:p>
         </w:tc>
         <w:tc>
@@ -16892,21 +15323,12 @@
                 <w:szCs w:val="14"/>
               </w:rPr>
             </w:pPr>
-            <w:proofErr w:type="spellStart"/>
-            <w:r>
-              <w:rPr>
-                <w:sz w:val="12"/>
-                <w:szCs w:val="12"/>
-              </w:rPr>
-              <w:t>thymeleaf</w:t>
-            </w:r>
-            <w:proofErr w:type="spellEnd"/>
-            <w:r>
-              <w:rPr>
-                <w:sz w:val="12"/>
-                <w:szCs w:val="12"/>
-              </w:rPr>
-              <w:t xml:space="preserve"> 2-2</w:t>
+            <w:r>
+              <w:rPr>
+                <w:sz w:val="12"/>
+                <w:szCs w:val="12"/>
+              </w:rPr>
+              <w:t>thymeleaf 2-2</w:t>
             </w:r>
           </w:p>
         </w:tc>
@@ -16942,21 +15364,12 @@
                 <w:szCs w:val="14"/>
               </w:rPr>
             </w:pPr>
-            <w:proofErr w:type="spellStart"/>
-            <w:r>
-              <w:rPr>
-                <w:sz w:val="12"/>
-                <w:szCs w:val="12"/>
-              </w:rPr>
-              <w:t>Apr</w:t>
-            </w:r>
-            <w:proofErr w:type="spellEnd"/>
-            <w:r>
-              <w:rPr>
-                <w:sz w:val="12"/>
-                <w:szCs w:val="12"/>
-              </w:rPr>
-              <w:t xml:space="preserve"> 23</w:t>
+            <w:r>
+              <w:rPr>
+                <w:sz w:val="12"/>
+                <w:szCs w:val="12"/>
+              </w:rPr>
+              <w:t>Apr 23</w:t>
             </w:r>
           </w:p>
         </w:tc>
@@ -17017,7 +15430,6 @@
                 <w:szCs w:val="14"/>
               </w:rPr>
             </w:pPr>
-            <w:proofErr w:type="spellStart"/>
             <w:r>
               <w:rPr>
                 <w:sz w:val="12"/>
@@ -17025,7 +15437,6 @@
               </w:rPr>
               <w:t>FrontEnd</w:t>
             </w:r>
-            <w:proofErr w:type="spellEnd"/>
           </w:p>
         </w:tc>
         <w:tc>
@@ -17086,21 +15497,12 @@
                 <w:szCs w:val="14"/>
               </w:rPr>
             </w:pPr>
-            <w:proofErr w:type="spellStart"/>
-            <w:r>
-              <w:rPr>
-                <w:sz w:val="12"/>
-                <w:szCs w:val="12"/>
-              </w:rPr>
-              <w:t>thymeleaf</w:t>
-            </w:r>
-            <w:proofErr w:type="spellEnd"/>
-            <w:r>
-              <w:rPr>
-                <w:sz w:val="12"/>
-                <w:szCs w:val="12"/>
-              </w:rPr>
-              <w:t xml:space="preserve"> 2</w:t>
+            <w:r>
+              <w:rPr>
+                <w:sz w:val="12"/>
+                <w:szCs w:val="12"/>
+              </w:rPr>
+              <w:t>thymeleaf 2</w:t>
             </w:r>
           </w:p>
         </w:tc>
@@ -17136,21 +15538,12 @@
                 <w:szCs w:val="14"/>
               </w:rPr>
             </w:pPr>
-            <w:proofErr w:type="spellStart"/>
-            <w:r>
-              <w:rPr>
-                <w:sz w:val="12"/>
-                <w:szCs w:val="12"/>
-              </w:rPr>
-              <w:t>Apr</w:t>
-            </w:r>
-            <w:proofErr w:type="spellEnd"/>
-            <w:r>
-              <w:rPr>
-                <w:sz w:val="12"/>
-                <w:szCs w:val="12"/>
-              </w:rPr>
-              <w:t xml:space="preserve"> 23</w:t>
+            <w:r>
+              <w:rPr>
+                <w:sz w:val="12"/>
+                <w:szCs w:val="12"/>
+              </w:rPr>
+              <w:t>Apr 23</w:t>
             </w:r>
           </w:p>
         </w:tc>
@@ -17319,21 +15712,12 @@
                 <w:szCs w:val="14"/>
               </w:rPr>
             </w:pPr>
-            <w:proofErr w:type="spellStart"/>
-            <w:r>
-              <w:rPr>
-                <w:sz w:val="12"/>
-                <w:szCs w:val="12"/>
-              </w:rPr>
-              <w:t>Apr</w:t>
-            </w:r>
-            <w:proofErr w:type="spellEnd"/>
-            <w:r>
-              <w:rPr>
-                <w:sz w:val="12"/>
-                <w:szCs w:val="12"/>
-              </w:rPr>
-              <w:t xml:space="preserve"> 23</w:t>
+            <w:r>
+              <w:rPr>
+                <w:sz w:val="12"/>
+                <w:szCs w:val="12"/>
+              </w:rPr>
+              <w:t>Apr 23</w:t>
             </w:r>
           </w:p>
         </w:tc>
@@ -17394,7 +15778,6 @@
                 <w:szCs w:val="14"/>
               </w:rPr>
             </w:pPr>
-            <w:proofErr w:type="spellStart"/>
             <w:r>
               <w:rPr>
                 <w:sz w:val="12"/>
@@ -17402,7 +15785,6 @@
               </w:rPr>
               <w:t>FrontEnd</w:t>
             </w:r>
-            <w:proofErr w:type="spellEnd"/>
           </w:p>
         </w:tc>
         <w:tc>
@@ -17463,21 +15845,12 @@
                 <w:szCs w:val="14"/>
               </w:rPr>
             </w:pPr>
-            <w:proofErr w:type="spellStart"/>
-            <w:r>
-              <w:rPr>
-                <w:sz w:val="12"/>
-                <w:szCs w:val="12"/>
-              </w:rPr>
-              <w:t>thymeleaf</w:t>
-            </w:r>
-            <w:proofErr w:type="spellEnd"/>
-            <w:r>
-              <w:rPr>
-                <w:sz w:val="12"/>
-                <w:szCs w:val="12"/>
-              </w:rPr>
-              <w:t xml:space="preserve"> 1</w:t>
+            <w:r>
+              <w:rPr>
+                <w:sz w:val="12"/>
+                <w:szCs w:val="12"/>
+              </w:rPr>
+              <w:t>thymeleaf 1</w:t>
             </w:r>
           </w:p>
         </w:tc>
@@ -17513,21 +15886,12 @@
                 <w:szCs w:val="14"/>
               </w:rPr>
             </w:pPr>
-            <w:proofErr w:type="spellStart"/>
-            <w:r>
-              <w:rPr>
-                <w:sz w:val="12"/>
-                <w:szCs w:val="12"/>
-              </w:rPr>
-              <w:t>Apr</w:t>
-            </w:r>
-            <w:proofErr w:type="spellEnd"/>
-            <w:r>
-              <w:rPr>
-                <w:sz w:val="12"/>
-                <w:szCs w:val="12"/>
-              </w:rPr>
-              <w:t xml:space="preserve"> 23</w:t>
+            <w:r>
+              <w:rPr>
+                <w:sz w:val="12"/>
+                <w:szCs w:val="12"/>
+              </w:rPr>
+              <w:t>Apr 23</w:t>
             </w:r>
           </w:p>
         </w:tc>
@@ -17588,7 +15952,6 @@
                 <w:szCs w:val="14"/>
               </w:rPr>
             </w:pPr>
-            <w:proofErr w:type="spellStart"/>
             <w:r>
               <w:rPr>
                 <w:sz w:val="12"/>
@@ -17596,7 +15959,6 @@
               </w:rPr>
               <w:t>BackEnd</w:t>
             </w:r>
-            <w:proofErr w:type="spellEnd"/>
           </w:p>
         </w:tc>
         <w:tc>
@@ -17657,21 +16019,12 @@
                 <w:szCs w:val="14"/>
               </w:rPr>
             </w:pPr>
-            <w:proofErr w:type="spellStart"/>
-            <w:r>
-              <w:rPr>
-                <w:sz w:val="12"/>
-                <w:szCs w:val="12"/>
-              </w:rPr>
-              <w:t>controller</w:t>
-            </w:r>
-            <w:proofErr w:type="spellEnd"/>
-            <w:r>
-              <w:rPr>
-                <w:sz w:val="12"/>
-                <w:szCs w:val="12"/>
-              </w:rPr>
-              <w:t xml:space="preserve"> 3</w:t>
+            <w:r>
+              <w:rPr>
+                <w:sz w:val="12"/>
+                <w:szCs w:val="12"/>
+              </w:rPr>
+              <w:t>controller 3</w:t>
             </w:r>
           </w:p>
         </w:tc>
@@ -17707,21 +16060,12 @@
                 <w:szCs w:val="14"/>
               </w:rPr>
             </w:pPr>
-            <w:proofErr w:type="spellStart"/>
-            <w:r>
-              <w:rPr>
-                <w:sz w:val="12"/>
-                <w:szCs w:val="12"/>
-              </w:rPr>
-              <w:t>Apr</w:t>
-            </w:r>
-            <w:proofErr w:type="spellEnd"/>
-            <w:r>
-              <w:rPr>
-                <w:sz w:val="12"/>
-                <w:szCs w:val="12"/>
-              </w:rPr>
-              <w:t xml:space="preserve"> 23</w:t>
+            <w:r>
+              <w:rPr>
+                <w:sz w:val="12"/>
+                <w:szCs w:val="12"/>
+              </w:rPr>
+              <w:t>Apr 23</w:t>
             </w:r>
           </w:p>
         </w:tc>
@@ -17782,7 +16126,6 @@
                 <w:szCs w:val="14"/>
               </w:rPr>
             </w:pPr>
-            <w:proofErr w:type="spellStart"/>
             <w:r>
               <w:rPr>
                 <w:sz w:val="12"/>
@@ -17790,7 +16133,6 @@
               </w:rPr>
               <w:t>BackEnd</w:t>
             </w:r>
-            <w:proofErr w:type="spellEnd"/>
           </w:p>
         </w:tc>
         <w:tc>
@@ -17851,21 +16193,12 @@
                 <w:szCs w:val="14"/>
               </w:rPr>
             </w:pPr>
-            <w:proofErr w:type="spellStart"/>
-            <w:r>
-              <w:rPr>
-                <w:sz w:val="12"/>
-                <w:szCs w:val="12"/>
-              </w:rPr>
-              <w:t>controller</w:t>
-            </w:r>
-            <w:proofErr w:type="spellEnd"/>
-            <w:r>
-              <w:rPr>
-                <w:sz w:val="12"/>
-                <w:szCs w:val="12"/>
-              </w:rPr>
-              <w:t xml:space="preserve"> 2</w:t>
+            <w:r>
+              <w:rPr>
+                <w:sz w:val="12"/>
+                <w:szCs w:val="12"/>
+              </w:rPr>
+              <w:t>controller 2</w:t>
             </w:r>
           </w:p>
         </w:tc>
@@ -17901,21 +16234,12 @@
                 <w:szCs w:val="14"/>
               </w:rPr>
             </w:pPr>
-            <w:proofErr w:type="spellStart"/>
-            <w:r>
-              <w:rPr>
-                <w:sz w:val="12"/>
-                <w:szCs w:val="12"/>
-              </w:rPr>
-              <w:t>Apr</w:t>
-            </w:r>
-            <w:proofErr w:type="spellEnd"/>
-            <w:r>
-              <w:rPr>
-                <w:sz w:val="12"/>
-                <w:szCs w:val="12"/>
-              </w:rPr>
-              <w:t xml:space="preserve"> 23</w:t>
+            <w:r>
+              <w:rPr>
+                <w:sz w:val="12"/>
+                <w:szCs w:val="12"/>
+              </w:rPr>
+              <w:t>Apr 23</w:t>
             </w:r>
           </w:p>
         </w:tc>
@@ -17976,7 +16300,6 @@
                 <w:szCs w:val="14"/>
               </w:rPr>
             </w:pPr>
-            <w:proofErr w:type="spellStart"/>
             <w:r>
               <w:rPr>
                 <w:sz w:val="12"/>
@@ -17984,7 +16307,6 @@
               </w:rPr>
               <w:t>BackEnd</w:t>
             </w:r>
-            <w:proofErr w:type="spellEnd"/>
           </w:p>
         </w:tc>
         <w:tc>
@@ -18045,21 +16367,12 @@
                 <w:szCs w:val="14"/>
               </w:rPr>
             </w:pPr>
-            <w:proofErr w:type="spellStart"/>
-            <w:r>
-              <w:rPr>
-                <w:sz w:val="12"/>
-                <w:szCs w:val="12"/>
-              </w:rPr>
-              <w:t>controllers</w:t>
-            </w:r>
-            <w:proofErr w:type="spellEnd"/>
-            <w:r>
-              <w:rPr>
-                <w:sz w:val="12"/>
-                <w:szCs w:val="12"/>
-              </w:rPr>
-              <w:t xml:space="preserve"> 1</w:t>
+            <w:r>
+              <w:rPr>
+                <w:sz w:val="12"/>
+                <w:szCs w:val="12"/>
+              </w:rPr>
+              <w:t>controllers 1</w:t>
             </w:r>
           </w:p>
         </w:tc>
@@ -18095,21 +16408,12 @@
                 <w:szCs w:val="14"/>
               </w:rPr>
             </w:pPr>
-            <w:proofErr w:type="spellStart"/>
-            <w:r>
-              <w:rPr>
-                <w:sz w:val="12"/>
-                <w:szCs w:val="12"/>
-              </w:rPr>
-              <w:t>Apr</w:t>
-            </w:r>
-            <w:proofErr w:type="spellEnd"/>
-            <w:r>
-              <w:rPr>
-                <w:sz w:val="12"/>
-                <w:szCs w:val="12"/>
-              </w:rPr>
-              <w:t xml:space="preserve"> 22</w:t>
+            <w:r>
+              <w:rPr>
+                <w:sz w:val="12"/>
+                <w:szCs w:val="12"/>
+              </w:rPr>
+              <w:t>Apr 22</w:t>
             </w:r>
           </w:p>
         </w:tc>
@@ -18242,17 +16546,8 @@
                 <w:sz w:val="12"/>
                 <w:szCs w:val="12"/>
               </w:rPr>
-              <w:t xml:space="preserve">QA </w:t>
-            </w:r>
-            <w:proofErr w:type="spellStart"/>
-            <w:r>
-              <w:rPr>
-                <w:sz w:val="12"/>
-                <w:szCs w:val="12"/>
-              </w:rPr>
-              <w:t>Backend</w:t>
-            </w:r>
-            <w:proofErr w:type="spellEnd"/>
+              <w:t>QA Backend</w:t>
+            </w:r>
           </w:p>
         </w:tc>
       </w:tr>
@@ -18287,21 +16582,12 @@
                 <w:szCs w:val="14"/>
               </w:rPr>
             </w:pPr>
-            <w:proofErr w:type="spellStart"/>
-            <w:r>
-              <w:rPr>
-                <w:sz w:val="12"/>
-                <w:szCs w:val="12"/>
-              </w:rPr>
-              <w:t>Apr</w:t>
-            </w:r>
-            <w:proofErr w:type="spellEnd"/>
-            <w:r>
-              <w:rPr>
-                <w:sz w:val="12"/>
-                <w:szCs w:val="12"/>
-              </w:rPr>
-              <w:t xml:space="preserve"> 22</w:t>
+            <w:r>
+              <w:rPr>
+                <w:sz w:val="12"/>
+                <w:szCs w:val="12"/>
+              </w:rPr>
+              <w:t>Apr 22</w:t>
             </w:r>
           </w:p>
         </w:tc>
@@ -18470,21 +16756,12 @@
                 <w:szCs w:val="14"/>
               </w:rPr>
             </w:pPr>
-            <w:proofErr w:type="spellStart"/>
-            <w:r>
-              <w:rPr>
-                <w:sz w:val="12"/>
-                <w:szCs w:val="12"/>
-              </w:rPr>
-              <w:t>Apr</w:t>
-            </w:r>
-            <w:proofErr w:type="spellEnd"/>
-            <w:r>
-              <w:rPr>
-                <w:sz w:val="12"/>
-                <w:szCs w:val="12"/>
-              </w:rPr>
-              <w:t xml:space="preserve"> 22</w:t>
+            <w:r>
+              <w:rPr>
+                <w:sz w:val="12"/>
+                <w:szCs w:val="12"/>
+              </w:rPr>
+              <w:t>Apr 22</w:t>
             </w:r>
           </w:p>
         </w:tc>
@@ -18653,21 +16930,12 @@
                 <w:szCs w:val="14"/>
               </w:rPr>
             </w:pPr>
-            <w:proofErr w:type="spellStart"/>
-            <w:r>
-              <w:rPr>
-                <w:sz w:val="12"/>
-                <w:szCs w:val="12"/>
-              </w:rPr>
-              <w:t>Apr</w:t>
-            </w:r>
-            <w:proofErr w:type="spellEnd"/>
-            <w:r>
-              <w:rPr>
-                <w:sz w:val="12"/>
-                <w:szCs w:val="12"/>
-              </w:rPr>
-              <w:t xml:space="preserve"> 22</w:t>
+            <w:r>
+              <w:rPr>
+                <w:sz w:val="12"/>
+                <w:szCs w:val="12"/>
+              </w:rPr>
+              <w:t>Apr 22</w:t>
             </w:r>
           </w:p>
         </w:tc>
@@ -18728,7 +16996,6 @@
                 <w:szCs w:val="14"/>
               </w:rPr>
             </w:pPr>
-            <w:proofErr w:type="spellStart"/>
             <w:r>
               <w:rPr>
                 <w:sz w:val="12"/>
@@ -18736,7 +17003,6 @@
               </w:rPr>
               <w:t>BackEnd</w:t>
             </w:r>
-            <w:proofErr w:type="spellEnd"/>
           </w:p>
         </w:tc>
         <w:tc>
@@ -18838,21 +17104,12 @@
                 <w:szCs w:val="14"/>
               </w:rPr>
             </w:pPr>
-            <w:proofErr w:type="spellStart"/>
-            <w:r>
-              <w:rPr>
-                <w:sz w:val="12"/>
-                <w:szCs w:val="12"/>
-              </w:rPr>
-              <w:t>Apr</w:t>
-            </w:r>
-            <w:proofErr w:type="spellEnd"/>
-            <w:r>
-              <w:rPr>
-                <w:sz w:val="12"/>
-                <w:szCs w:val="12"/>
-              </w:rPr>
-              <w:t xml:space="preserve"> 22</w:t>
+            <w:r>
+              <w:rPr>
+                <w:sz w:val="12"/>
+                <w:szCs w:val="12"/>
+              </w:rPr>
+              <w:t>Apr 22</w:t>
             </w:r>
           </w:p>
         </w:tc>
@@ -18913,7 +17170,6 @@
                 <w:szCs w:val="14"/>
               </w:rPr>
             </w:pPr>
-            <w:proofErr w:type="spellStart"/>
             <w:r>
               <w:rPr>
                 <w:sz w:val="12"/>
@@ -18921,7 +17177,6 @@
               </w:rPr>
               <w:t>BackEnd</w:t>
             </w:r>
-            <w:proofErr w:type="spellEnd"/>
           </w:p>
         </w:tc>
         <w:tc>
@@ -19023,21 +17278,12 @@
                 <w:szCs w:val="14"/>
               </w:rPr>
             </w:pPr>
-            <w:proofErr w:type="spellStart"/>
-            <w:r>
-              <w:rPr>
-                <w:sz w:val="12"/>
-                <w:szCs w:val="12"/>
-              </w:rPr>
-              <w:t>Apr</w:t>
-            </w:r>
-            <w:proofErr w:type="spellEnd"/>
-            <w:r>
-              <w:rPr>
-                <w:sz w:val="12"/>
-                <w:szCs w:val="12"/>
-              </w:rPr>
-              <w:t xml:space="preserve"> 22</w:t>
+            <w:r>
+              <w:rPr>
+                <w:sz w:val="12"/>
+                <w:szCs w:val="12"/>
+              </w:rPr>
+              <w:t>Apr 22</w:t>
             </w:r>
           </w:p>
         </w:tc>
@@ -19098,7 +17344,6 @@
                 <w:szCs w:val="14"/>
               </w:rPr>
             </w:pPr>
-            <w:proofErr w:type="spellStart"/>
             <w:r>
               <w:rPr>
                 <w:sz w:val="12"/>
@@ -19106,7 +17351,6 @@
               </w:rPr>
               <w:t>BackEnd</w:t>
             </w:r>
-            <w:proofErr w:type="spellEnd"/>
           </w:p>
         </w:tc>
         <w:tc>
@@ -19172,17 +17416,8 @@
                 <w:sz w:val="12"/>
                 <w:szCs w:val="12"/>
               </w:rPr>
-              <w:t xml:space="preserve">api </w:t>
-            </w:r>
-            <w:proofErr w:type="spellStart"/>
-            <w:r>
-              <w:rPr>
-                <w:sz w:val="12"/>
-                <w:szCs w:val="12"/>
-              </w:rPr>
-              <w:t>googl</w:t>
-            </w:r>
-            <w:proofErr w:type="spellEnd"/>
+              <w:t>api googl</w:t>
+            </w:r>
           </w:p>
         </w:tc>
       </w:tr>
@@ -19217,21 +17452,12 @@
                 <w:szCs w:val="14"/>
               </w:rPr>
             </w:pPr>
-            <w:proofErr w:type="spellStart"/>
-            <w:r>
-              <w:rPr>
-                <w:sz w:val="12"/>
-                <w:szCs w:val="12"/>
-              </w:rPr>
-              <w:t>Apr</w:t>
-            </w:r>
-            <w:proofErr w:type="spellEnd"/>
-            <w:r>
-              <w:rPr>
-                <w:sz w:val="12"/>
-                <w:szCs w:val="12"/>
-              </w:rPr>
-              <w:t xml:space="preserve"> 21</w:t>
+            <w:r>
+              <w:rPr>
+                <w:sz w:val="12"/>
+                <w:szCs w:val="12"/>
+              </w:rPr>
+              <w:t>Apr 21</w:t>
             </w:r>
           </w:p>
         </w:tc>
@@ -19292,7 +17518,6 @@
                 <w:szCs w:val="14"/>
               </w:rPr>
             </w:pPr>
-            <w:proofErr w:type="spellStart"/>
             <w:r>
               <w:rPr>
                 <w:sz w:val="12"/>
@@ -19300,7 +17525,6 @@
               </w:rPr>
               <w:t>BackEnd</w:t>
             </w:r>
-            <w:proofErr w:type="spellEnd"/>
           </w:p>
         </w:tc>
         <w:tc>
@@ -19366,17 +17590,8 @@
                 <w:sz w:val="12"/>
                 <w:szCs w:val="12"/>
               </w:rPr>
-              <w:t xml:space="preserve">creamos el DTO de </w:t>
-            </w:r>
-            <w:proofErr w:type="spellStart"/>
-            <w:r>
-              <w:rPr>
-                <w:sz w:val="12"/>
-                <w:szCs w:val="12"/>
-              </w:rPr>
-              <w:t>google</w:t>
-            </w:r>
-            <w:proofErr w:type="spellEnd"/>
+              <w:t>creamos el DTO de google</w:t>
+            </w:r>
           </w:p>
         </w:tc>
       </w:tr>
@@ -19411,21 +17626,12 @@
                 <w:szCs w:val="14"/>
               </w:rPr>
             </w:pPr>
-            <w:proofErr w:type="spellStart"/>
-            <w:r>
-              <w:rPr>
-                <w:sz w:val="12"/>
-                <w:szCs w:val="12"/>
-              </w:rPr>
-              <w:t>Apr</w:t>
-            </w:r>
-            <w:proofErr w:type="spellEnd"/>
-            <w:r>
-              <w:rPr>
-                <w:sz w:val="12"/>
-                <w:szCs w:val="12"/>
-              </w:rPr>
-              <w:t xml:space="preserve"> 20</w:t>
+            <w:r>
+              <w:rPr>
+                <w:sz w:val="12"/>
+                <w:szCs w:val="12"/>
+              </w:rPr>
+              <w:t>Apr 20</w:t>
             </w:r>
           </w:p>
         </w:tc>
@@ -19553,31 +17759,13 @@
                 <w:szCs w:val="14"/>
               </w:rPr>
             </w:pPr>
-            <w:proofErr w:type="spellStart"/>
-            <w:r>
-              <w:rPr>
-                <w:sz w:val="12"/>
-                <w:szCs w:val="12"/>
-              </w:rPr>
-              <w:t>Documentacion</w:t>
-            </w:r>
-            <w:proofErr w:type="spellEnd"/>
-            <w:r>
-              <w:rPr>
-                <w:sz w:val="12"/>
-                <w:szCs w:val="12"/>
-              </w:rPr>
-              <w:t xml:space="preserve"> inicial + </w:t>
-            </w:r>
-            <w:proofErr w:type="spellStart"/>
-            <w:r>
-              <w:rPr>
-                <w:sz w:val="12"/>
-                <w:szCs w:val="12"/>
-              </w:rPr>
-              <w:t>Preproyecto</w:t>
-            </w:r>
-            <w:proofErr w:type="spellEnd"/>
+            <w:r>
+              <w:rPr>
+                <w:sz w:val="12"/>
+                <w:szCs w:val="12"/>
+              </w:rPr>
+              <w:t>Documentacion inicial + Preproyecto</w:t>
+            </w:r>
           </w:p>
         </w:tc>
       </w:tr>
@@ -19612,21 +17800,12 @@
                 <w:szCs w:val="14"/>
               </w:rPr>
             </w:pPr>
-            <w:proofErr w:type="spellStart"/>
-            <w:r>
-              <w:rPr>
-                <w:sz w:val="12"/>
-                <w:szCs w:val="12"/>
-              </w:rPr>
-              <w:t>Apr</w:t>
-            </w:r>
-            <w:proofErr w:type="spellEnd"/>
-            <w:r>
-              <w:rPr>
-                <w:sz w:val="12"/>
-                <w:szCs w:val="12"/>
-              </w:rPr>
-              <w:t xml:space="preserve"> 19</w:t>
+            <w:r>
+              <w:rPr>
+                <w:sz w:val="12"/>
+                <w:szCs w:val="12"/>
+              </w:rPr>
+              <w:t>Apr 19</w:t>
             </w:r>
           </w:p>
         </w:tc>
@@ -19754,7 +17933,6 @@
                 <w:szCs w:val="14"/>
               </w:rPr>
             </w:pPr>
-            <w:proofErr w:type="spellStart"/>
             <w:r>
               <w:rPr>
                 <w:sz w:val="12"/>
@@ -19762,7 +17940,6 @@
               </w:rPr>
               <w:t>Analisis</w:t>
             </w:r>
-            <w:proofErr w:type="spellEnd"/>
           </w:p>
         </w:tc>
       </w:tr>
@@ -19797,21 +17974,12 @@
                 <w:szCs w:val="14"/>
               </w:rPr>
             </w:pPr>
-            <w:proofErr w:type="spellStart"/>
-            <w:r>
-              <w:rPr>
-                <w:sz w:val="12"/>
-                <w:szCs w:val="12"/>
-              </w:rPr>
-              <w:t>Apr</w:t>
-            </w:r>
-            <w:proofErr w:type="spellEnd"/>
-            <w:r>
-              <w:rPr>
-                <w:sz w:val="12"/>
-                <w:szCs w:val="12"/>
-              </w:rPr>
-              <w:t xml:space="preserve"> 16</w:t>
+            <w:r>
+              <w:rPr>
+                <w:sz w:val="12"/>
+                <w:szCs w:val="12"/>
+              </w:rPr>
+              <w:t>Apr 16</w:t>
             </w:r>
           </w:p>
         </w:tc>
@@ -19939,21 +18107,12 @@
                 <w:szCs w:val="14"/>
               </w:rPr>
             </w:pPr>
-            <w:proofErr w:type="spellStart"/>
-            <w:r>
-              <w:rPr>
-                <w:sz w:val="12"/>
-                <w:szCs w:val="12"/>
-              </w:rPr>
-              <w:t>Analisis</w:t>
-            </w:r>
-            <w:proofErr w:type="spellEnd"/>
-            <w:r>
-              <w:rPr>
-                <w:sz w:val="12"/>
-                <w:szCs w:val="12"/>
-              </w:rPr>
-              <w:t xml:space="preserve"> previo</w:t>
+            <w:r>
+              <w:rPr>
+                <w:sz w:val="12"/>
+                <w:szCs w:val="12"/>
+              </w:rPr>
+              <w:t>Analisis previo</w:t>
             </w:r>
           </w:p>
         </w:tc>
@@ -19989,21 +18148,12 @@
                 <w:szCs w:val="14"/>
               </w:rPr>
             </w:pPr>
-            <w:proofErr w:type="spellStart"/>
-            <w:r>
-              <w:rPr>
-                <w:sz w:val="12"/>
-                <w:szCs w:val="12"/>
-              </w:rPr>
-              <w:t>Apr</w:t>
-            </w:r>
-            <w:proofErr w:type="spellEnd"/>
-            <w:r>
-              <w:rPr>
-                <w:sz w:val="12"/>
-                <w:szCs w:val="12"/>
-              </w:rPr>
-              <w:t xml:space="preserve"> 15</w:t>
+            <w:r>
+              <w:rPr>
+                <w:sz w:val="12"/>
+                <w:szCs w:val="12"/>
+              </w:rPr>
+              <w:t>Apr 15</w:t>
             </w:r>
           </w:p>
         </w:tc>
@@ -20131,21 +18281,12 @@
                 <w:szCs w:val="14"/>
               </w:rPr>
             </w:pPr>
-            <w:proofErr w:type="spellStart"/>
-            <w:r>
-              <w:rPr>
-                <w:sz w:val="12"/>
-                <w:szCs w:val="12"/>
-              </w:rPr>
-              <w:t>Analisis</w:t>
-            </w:r>
-            <w:proofErr w:type="spellEnd"/>
-            <w:r>
-              <w:rPr>
-                <w:sz w:val="12"/>
-                <w:szCs w:val="12"/>
-              </w:rPr>
-              <w:t xml:space="preserve"> previo</w:t>
+            <w:r>
+              <w:rPr>
+                <w:sz w:val="12"/>
+                <w:szCs w:val="12"/>
+              </w:rPr>
+              <w:t>Analisis previo</w:t>
             </w:r>
           </w:p>
         </w:tc>
@@ -20181,21 +18322,12 @@
                 <w:szCs w:val="14"/>
               </w:rPr>
             </w:pPr>
-            <w:proofErr w:type="spellStart"/>
-            <w:r>
-              <w:rPr>
-                <w:sz w:val="12"/>
-                <w:szCs w:val="12"/>
-              </w:rPr>
-              <w:t>Apr</w:t>
-            </w:r>
-            <w:proofErr w:type="spellEnd"/>
-            <w:r>
-              <w:rPr>
-                <w:sz w:val="12"/>
-                <w:szCs w:val="12"/>
-              </w:rPr>
-              <w:t xml:space="preserve"> 14</w:t>
+            <w:r>
+              <w:rPr>
+                <w:sz w:val="12"/>
+                <w:szCs w:val="12"/>
+              </w:rPr>
+              <w:t>Apr 14</w:t>
             </w:r>
           </w:p>
         </w:tc>
@@ -20323,21 +18455,12 @@
                 <w:szCs w:val="14"/>
               </w:rPr>
             </w:pPr>
-            <w:proofErr w:type="spellStart"/>
-            <w:r>
-              <w:rPr>
-                <w:sz w:val="12"/>
-                <w:szCs w:val="12"/>
-              </w:rPr>
-              <w:t>Analisis</w:t>
-            </w:r>
-            <w:proofErr w:type="spellEnd"/>
-            <w:r>
-              <w:rPr>
-                <w:sz w:val="12"/>
-                <w:szCs w:val="12"/>
-              </w:rPr>
-              <w:t xml:space="preserve"> previo</w:t>
+            <w:r>
+              <w:rPr>
+                <w:sz w:val="12"/>
+                <w:szCs w:val="12"/>
+              </w:rPr>
+              <w:t>Analisis previo</w:t>
             </w:r>
           </w:p>
         </w:tc>
@@ -21377,23 +19500,13 @@
               <w:color w:val="244061"/>
             </w:rPr>
           </w:pPr>
-          <w:proofErr w:type="gramStart"/>
           <w:r>
             <w:rPr>
               <w:b/>
               <w:bCs/>
               <w:color w:val="244061"/>
             </w:rPr>
-            <w:t>DAW  ABRIL</w:t>
-          </w:r>
-          <w:proofErr w:type="gramEnd"/>
-          <w:r>
-            <w:rPr>
-              <w:b/>
-              <w:bCs/>
-              <w:color w:val="244061"/>
-            </w:rPr>
-            <w:t>-JUNIO 2026</w:t>
+            <w:t>DAW  ABRIL-JUNIO 2026</w:t>
           </w:r>
         </w:p>
       </w:tc>
@@ -22015,23 +20128,13 @@
               <w:color w:val="244061"/>
             </w:rPr>
           </w:pPr>
-          <w:proofErr w:type="gramStart"/>
           <w:r>
             <w:rPr>
               <w:b/>
               <w:bCs/>
               <w:color w:val="244061"/>
             </w:rPr>
-            <w:t>DAW  ABRIL</w:t>
-          </w:r>
-          <w:proofErr w:type="gramEnd"/>
-          <w:r>
-            <w:rPr>
-              <w:b/>
-              <w:bCs/>
-              <w:color w:val="244061"/>
-            </w:rPr>
-            <w:t>-JUNIO 2026</w:t>
+            <w:t>DAW  ABRIL-JUNIO 2026</w:t>
           </w:r>
         </w:p>
       </w:tc>

--- a/PREPROYECTO DAW  ABRIL-JUNIO 2026 (1).docx
+++ b/PREPROYECTO DAW  ABRIL-JUNIO 2026 (1).docx
@@ -611,6 +611,7 @@
                 <w:szCs w:val="16"/>
               </w:rPr>
             </w:pPr>
+            <w:proofErr w:type="spellStart"/>
             <w:r>
               <w:rPr>
                 <w:rFonts w:ascii="Arial" w:eastAsia="Arial" w:hAnsi="Arial" w:cs="Arial"/>
@@ -622,6 +623,7 @@
               </w:rPr>
               <w:t>Réxime</w:t>
             </w:r>
+            <w:proofErr w:type="spellEnd"/>
           </w:p>
         </w:tc>
       </w:tr>
@@ -687,8 +689,18 @@
                 <w:sz w:val="16"/>
                 <w:szCs w:val="16"/>
               </w:rPr>
-              <w:t>Informática e comunicacións</w:t>
-            </w:r>
+              <w:t xml:space="preserve">Informática e </w:t>
+            </w:r>
+            <w:proofErr w:type="spellStart"/>
+            <w:r>
+              <w:rPr>
+                <w:rFonts w:ascii="Arial" w:eastAsia="Arial" w:hAnsi="Arial" w:cs="Arial"/>
+                <w:sz w:val="16"/>
+                <w:szCs w:val="16"/>
+              </w:rPr>
+              <w:t>comunicacións</w:t>
+            </w:r>
+            <w:proofErr w:type="spellEnd"/>
           </w:p>
         </w:tc>
         <w:tc>
@@ -742,13 +754,41 @@
                 <w:szCs w:val="16"/>
               </w:rPr>
             </w:pPr>
+            <w:proofErr w:type="spellStart"/>
             <w:r>
               <w:rPr>
                 <w:rFonts w:ascii="Arial" w:eastAsia="Arial" w:hAnsi="Arial" w:cs="Arial"/>
                 <w:sz w:val="16"/>
                 <w:szCs w:val="16"/>
               </w:rPr>
-              <w:t>Desenvolvemento Aplicacións Web</w:t>
+              <w:t>Desenvolvemento</w:t>
+            </w:r>
+            <w:proofErr w:type="spellEnd"/>
+            <w:r>
+              <w:rPr>
+                <w:rFonts w:ascii="Arial" w:eastAsia="Arial" w:hAnsi="Arial" w:cs="Arial"/>
+                <w:sz w:val="16"/>
+                <w:szCs w:val="16"/>
+              </w:rPr>
+              <w:t xml:space="preserve"> </w:t>
+            </w:r>
+            <w:proofErr w:type="spellStart"/>
+            <w:r>
+              <w:rPr>
+                <w:rFonts w:ascii="Arial" w:eastAsia="Arial" w:hAnsi="Arial" w:cs="Arial"/>
+                <w:sz w:val="16"/>
+                <w:szCs w:val="16"/>
+              </w:rPr>
+              <w:t>Aplicacións</w:t>
+            </w:r>
+            <w:proofErr w:type="spellEnd"/>
+            <w:r>
+              <w:rPr>
+                <w:rFonts w:ascii="Arial" w:eastAsia="Arial" w:hAnsi="Arial" w:cs="Arial"/>
+                <w:sz w:val="16"/>
+                <w:szCs w:val="16"/>
+              </w:rPr>
+              <w:t xml:space="preserve"> Web</w:t>
             </w:r>
           </w:p>
         </w:tc>
@@ -838,7 +878,31 @@
           <w:sz w:val="22"/>
           <w:szCs w:val="22"/>
         </w:rPr>
-        <w:t>Módulo profesional e unidades formativas de menor duración (*)</w:t>
+        <w:t xml:space="preserve">Módulo profesional </w:t>
+      </w:r>
+      <w:proofErr w:type="gramStart"/>
+      <w:r>
+        <w:rPr>
+          <w:rFonts w:ascii="Arial" w:eastAsia="Arial" w:hAnsi="Arial" w:cs="Arial"/>
+          <w:b/>
+          <w:bCs/>
+          <w:color w:val="365F91"/>
+          <w:sz w:val="22"/>
+          <w:szCs w:val="22"/>
+        </w:rPr>
+        <w:t>e</w:t>
+      </w:r>
+      <w:proofErr w:type="gramEnd"/>
+      <w:r>
+        <w:rPr>
+          <w:rFonts w:ascii="Arial" w:eastAsia="Arial" w:hAnsi="Arial" w:cs="Arial"/>
+          <w:b/>
+          <w:bCs/>
+          <w:color w:val="365F91"/>
+          <w:sz w:val="22"/>
+          <w:szCs w:val="22"/>
+        </w:rPr>
+        <w:t xml:space="preserve"> unidades formativas de menor duración (*)</w:t>
       </w:r>
     </w:p>
     <w:tbl>
@@ -1025,13 +1089,59 @@
                 <w:szCs w:val="16"/>
               </w:rPr>
             </w:pPr>
+            <w:proofErr w:type="spellStart"/>
             <w:r>
               <w:rPr>
                 <w:rFonts w:ascii="Arial" w:eastAsia="Arial" w:hAnsi="Arial" w:cs="Arial"/>
                 <w:sz w:val="16"/>
                 <w:szCs w:val="16"/>
               </w:rPr>
-              <w:t>Proxecto de Desenvolvemento Aplicacións Web</w:t>
+              <w:t>Proxecto</w:t>
+            </w:r>
+            <w:proofErr w:type="spellEnd"/>
+            <w:r>
+              <w:rPr>
+                <w:rFonts w:ascii="Arial" w:eastAsia="Arial" w:hAnsi="Arial" w:cs="Arial"/>
+                <w:sz w:val="16"/>
+                <w:szCs w:val="16"/>
+              </w:rPr>
+              <w:t xml:space="preserve"> de </w:t>
+            </w:r>
+            <w:proofErr w:type="spellStart"/>
+            <w:r>
+              <w:rPr>
+                <w:rFonts w:ascii="Arial" w:eastAsia="Arial" w:hAnsi="Arial" w:cs="Arial"/>
+                <w:sz w:val="16"/>
+                <w:szCs w:val="16"/>
+              </w:rPr>
+              <w:t>Desenvolvemento</w:t>
+            </w:r>
+            <w:proofErr w:type="spellEnd"/>
+            <w:r>
+              <w:rPr>
+                <w:rFonts w:ascii="Arial" w:eastAsia="Arial" w:hAnsi="Arial" w:cs="Arial"/>
+                <w:sz w:val="16"/>
+                <w:szCs w:val="16"/>
+              </w:rPr>
+              <w:t xml:space="preserve"> </w:t>
+            </w:r>
+            <w:proofErr w:type="spellStart"/>
+            <w:r>
+              <w:rPr>
+                <w:rFonts w:ascii="Arial" w:eastAsia="Arial" w:hAnsi="Arial" w:cs="Arial"/>
+                <w:sz w:val="16"/>
+                <w:szCs w:val="16"/>
+              </w:rPr>
+              <w:t>Aplicacións</w:t>
+            </w:r>
+            <w:proofErr w:type="spellEnd"/>
+            <w:r>
+              <w:rPr>
+                <w:rFonts w:ascii="Arial" w:eastAsia="Arial" w:hAnsi="Arial" w:cs="Arial"/>
+                <w:sz w:val="16"/>
+                <w:szCs w:val="16"/>
+              </w:rPr>
+              <w:t xml:space="preserve"> Web</w:t>
             </w:r>
           </w:p>
           <w:p>
@@ -1328,8 +1438,21 @@
           <w:sz w:val="22"/>
           <w:szCs w:val="22"/>
         </w:rPr>
-        <w:t>Datos do Proxecto</w:t>
-      </w:r>
+        <w:t xml:space="preserve">Datos do </w:t>
+      </w:r>
+      <w:proofErr w:type="spellStart"/>
+      <w:r>
+        <w:rPr>
+          <w:rFonts w:ascii="Arial" w:eastAsia="Arial" w:hAnsi="Arial" w:cs="Arial"/>
+          <w:b/>
+          <w:bCs/>
+          <w:color w:val="365F91"/>
+          <w:sz w:val="22"/>
+          <w:szCs w:val="22"/>
+        </w:rPr>
+        <w:t>Proxecto</w:t>
+      </w:r>
+      <w:proofErr w:type="spellEnd"/>
     </w:p>
     <w:tbl>
       <w:tblPr>
@@ -1776,12 +1899,21 @@
                 <w:bCs/>
               </w:rPr>
             </w:pPr>
+            <w:proofErr w:type="spellStart"/>
             <w:r>
               <w:rPr>
                 <w:b/>
                 <w:bCs/>
               </w:rPr>
-              <w:t>Preproyecto Inicial.</w:t>
+              <w:t>Preproyecto</w:t>
+            </w:r>
+            <w:proofErr w:type="spellEnd"/>
+            <w:r>
+              <w:rPr>
+                <w:b/>
+                <w:bCs/>
+              </w:rPr>
+              <w:t xml:space="preserve"> Inicial.</w:t>
             </w:r>
           </w:p>
         </w:tc>
@@ -2564,7 +2696,15 @@
         <w:pStyle w:val="normal1"/>
       </w:pPr>
       <w:r>
-        <w:t>La vista de inicio mostrará información relativa a la librería, localización, logo, opciones de contacto… , y los últimos 5 títulos añadidos además de un acceso a una vista de búsqueda y a la vista de administración protegida.</w:t>
+        <w:t>La vista de inicio mostrará información relativa a la librería, localización, logo, opciones de contacto</w:t>
+      </w:r>
+      <w:proofErr w:type="gramStart"/>
+      <w:r>
+        <w:t>… ,</w:t>
+      </w:r>
+      <w:proofErr w:type="gramEnd"/>
+      <w:r>
+        <w:t xml:space="preserve"> y los últimos 5 títulos añadidos además de un acceso a una vista de búsqueda y a la vista de administración protegida.</w:t>
       </w:r>
     </w:p>
     <w:p>
@@ -2587,8 +2727,13 @@
       <w:pPr>
         <w:pStyle w:val="normal1"/>
       </w:pPr>
-      <w:r>
-        <w:t>Los campos a recuperar de la biblioteca externa relativos a un libro añadido son:</w:t>
+      <w:proofErr w:type="gramStart"/>
+      <w:r>
+        <w:t>Los campos a recuperar</w:t>
+      </w:r>
+      <w:proofErr w:type="gramEnd"/>
+      <w:r>
+        <w:t xml:space="preserve"> de la biblioteca externa relativos a un libro añadido son:</w:t>
       </w:r>
     </w:p>
     <w:p>
@@ -2681,7 +2826,15 @@
         <w:pStyle w:val="normal1"/>
       </w:pPr>
       <w:r>
-        <w:t>Las tiendas que trabajan el sector literario, incluso Amazon, sufren de esta lacra al permitir dar de alta artículos por título y no por ISBN, si bien es cierto que otras mas específicas en el ámbito como “La casa del libro” no les pasa.</w:t>
+        <w:t xml:space="preserve">Las tiendas que trabajan el sector literario, incluso Amazon, sufren de esta lacra al permitir dar de alta artículos por título y no por ISBN, si bien es cierto que otras </w:t>
+      </w:r>
+      <w:proofErr w:type="spellStart"/>
+      <w:r>
+        <w:t>mas</w:t>
+      </w:r>
+      <w:proofErr w:type="spellEnd"/>
+      <w:r>
+        <w:t xml:space="preserve"> específicas en el ámbito como “La casa del libro” no les pasa.</w:t>
       </w:r>
     </w:p>
     <w:p>
@@ -2808,14 +2961,24 @@
         <w:ind w:left="644" w:firstLine="0"/>
       </w:pPr>
       <w:r>
-        <w:t xml:space="preserve">Para el control de tiempos se ha usado la app </w:t>
+        <w:t xml:space="preserve">Para el control de tiempos se ha usado la </w:t>
+      </w:r>
+      <w:proofErr w:type="gramStart"/>
+      <w:r>
+        <w:t>app</w:t>
+      </w:r>
+      <w:proofErr w:type="gramEnd"/>
+      <w:r>
+        <w:t xml:space="preserve"> </w:t>
       </w:r>
       <w:r>
         <w:t xml:space="preserve">gratuita </w:t>
       </w:r>
+      <w:proofErr w:type="spellStart"/>
       <w:r>
         <w:t>clocktopus</w:t>
       </w:r>
+      <w:proofErr w:type="spellEnd"/>
       <w:r>
         <w:t xml:space="preserve"> (BETA)</w:t>
       </w:r>
@@ -2849,7 +3012,23 @@
         <w:ind w:left="644" w:firstLine="0"/>
       </w:pPr>
       <w:r>
-        <w:t xml:space="preserve">Permite integración con github para que los commits hagan el fichaje de la persona. </w:t>
+        <w:t xml:space="preserve">Permite integración con </w:t>
+      </w:r>
+      <w:proofErr w:type="spellStart"/>
+      <w:r>
+        <w:t>github</w:t>
+      </w:r>
+      <w:proofErr w:type="spellEnd"/>
+      <w:r>
+        <w:t xml:space="preserve"> para que los </w:t>
+      </w:r>
+      <w:proofErr w:type="spellStart"/>
+      <w:r>
+        <w:t>commits</w:t>
+      </w:r>
+      <w:proofErr w:type="spellEnd"/>
+      <w:r>
+        <w:t xml:space="preserve"> hagan el fichaje de la persona. </w:t>
       </w:r>
     </w:p>
     <w:p>
@@ -2940,7 +3119,15 @@
         <w:pStyle w:val="normal1"/>
       </w:pPr>
       <w:r>
-        <w:t>Semana 2-4 Desarrollo del BackEnd:</w:t>
+        <w:t xml:space="preserve">Semana 2-4 Desarrollo del </w:t>
+      </w:r>
+      <w:proofErr w:type="spellStart"/>
+      <w:r>
+        <w:t>BackEnd</w:t>
+      </w:r>
+      <w:proofErr w:type="spellEnd"/>
+      <w:r>
+        <w:t>:</w:t>
       </w:r>
     </w:p>
     <w:p>
@@ -2984,7 +3171,15 @@
         <w:pStyle w:val="normal1"/>
       </w:pPr>
       <w:r>
-        <w:t>Semana 5-8 Desarrollo del FrontEnd:</w:t>
+        <w:t xml:space="preserve">Semana 5-8 Desarrollo del </w:t>
+      </w:r>
+      <w:proofErr w:type="spellStart"/>
+      <w:r>
+        <w:t>FrontEnd</w:t>
+      </w:r>
+      <w:proofErr w:type="spellEnd"/>
+      <w:r>
+        <w:t>:</w:t>
       </w:r>
     </w:p>
     <w:p>
@@ -3087,6 +3282,7 @@
       </w:pPr>
       <w:bookmarkStart w:id="4" w:name="_kft2jefxjupx"/>
       <w:bookmarkEnd w:id="4"/>
+      <w:proofErr w:type="gramStart"/>
       <w:r>
         <w:rPr>
           <w:sz w:val="18"/>
@@ -3095,6 +3291,7 @@
         <w:lastRenderedPageBreak/>
         <w:t>Medios a utilizar</w:t>
       </w:r>
+      <w:proofErr w:type="gramEnd"/>
     </w:p>
     <w:p>
       <w:pPr>
@@ -3263,12 +3460,14 @@
           <w:lang w:val="en-US"/>
         </w:rPr>
       </w:pPr>
+      <w:proofErr w:type="spellStart"/>
       <w:r>
         <w:rPr>
           <w:lang w:val="en-US"/>
         </w:rPr>
         <w:t>Javascript</w:t>
       </w:r>
+      <w:proofErr w:type="spellEnd"/>
     </w:p>
     <w:p>
       <w:pPr>
@@ -3278,9 +3477,11 @@
           <w:numId w:val="9"/>
         </w:numPr>
       </w:pPr>
+      <w:proofErr w:type="spellStart"/>
       <w:r>
         <w:t>Thymeleaf</w:t>
       </w:r>
+      <w:proofErr w:type="spellEnd"/>
     </w:p>
     <w:p>
       <w:pPr>
@@ -3303,8 +3504,13 @@
           <w:numId w:val="10"/>
         </w:numPr>
       </w:pPr>
-      <w:r>
-        <w:t>Intelij IDEA</w:t>
+      <w:proofErr w:type="spellStart"/>
+      <w:r>
+        <w:t>Intelij</w:t>
+      </w:r>
+      <w:proofErr w:type="spellEnd"/>
+      <w:r>
+        <w:t xml:space="preserve"> IDEA</w:t>
       </w:r>
       <w:r>
         <w:t xml:space="preserve"> </w:t>
@@ -3319,7 +3525,15 @@
         </w:numPr>
       </w:pPr>
       <w:r>
-        <w:t xml:space="preserve">MySQL Workbench </w:t>
+        <w:t xml:space="preserve">MySQL </w:t>
+      </w:r>
+      <w:proofErr w:type="spellStart"/>
+      <w:r>
+        <w:t>Workbench</w:t>
+      </w:r>
+      <w:proofErr w:type="spellEnd"/>
+      <w:r>
+        <w:t xml:space="preserve"> </w:t>
       </w:r>
     </w:p>
     <w:p>
@@ -3343,9 +3557,11 @@
           <w:numId w:val="11"/>
         </w:numPr>
       </w:pPr>
+      <w:proofErr w:type="spellStart"/>
       <w:r>
         <w:t>Github</w:t>
       </w:r>
+      <w:proofErr w:type="spellEnd"/>
     </w:p>
     <w:p>
       <w:pPr>
@@ -3630,9 +3846,11 @@
               <w:pStyle w:val="normal1"/>
               <w:ind w:left="0" w:firstLine="0"/>
             </w:pPr>
+            <w:proofErr w:type="spellStart"/>
             <w:r>
               <w:t>BackEnd</w:t>
             </w:r>
+            <w:proofErr w:type="spellEnd"/>
           </w:p>
         </w:tc>
         <w:tc>
@@ -3714,9 +3932,11 @@
               <w:pStyle w:val="normal1"/>
               <w:ind w:left="0" w:firstLine="0"/>
             </w:pPr>
+            <w:proofErr w:type="spellStart"/>
             <w:r>
               <w:t>FrontEnd</w:t>
             </w:r>
+            <w:proofErr w:type="spellEnd"/>
           </w:p>
         </w:tc>
         <w:tc>
@@ -3985,13 +4205,26 @@
         <w:ind w:left="0" w:firstLine="0"/>
       </w:pPr>
       <w:r>
-        <w:t>QA ha crecido porque he metido ahí toda la depuración de errores del back y el front</w:t>
-      </w:r>
-      <w:r>
-        <w:t xml:space="preserve"> que un principio se </w:t>
-      </w:r>
-      <w:r>
-        <w:t>contemparon en las fases de</w:t>
+        <w:t xml:space="preserve">QA ha crecido porque he metido ahí toda la depuración de errores del back y el </w:t>
+      </w:r>
+      <w:proofErr w:type="spellStart"/>
+      <w:r>
+        <w:t>front</w:t>
+      </w:r>
+      <w:proofErr w:type="spellEnd"/>
+      <w:r>
+        <w:t xml:space="preserve"> que </w:t>
+      </w:r>
+      <w:proofErr w:type="gramStart"/>
+      <w:r>
+        <w:t xml:space="preserve">un principio se </w:t>
+      </w:r>
+      <w:r>
+        <w:t>contemplaron</w:t>
+      </w:r>
+      <w:proofErr w:type="gramEnd"/>
+      <w:r>
+        <w:t xml:space="preserve"> en las fases de</w:t>
       </w:r>
       <w:r>
         <w:t xml:space="preserve"> </w:t>
@@ -3999,9 +4232,11 @@
       <w:r>
         <w:t>“</w:t>
       </w:r>
+      <w:proofErr w:type="spellStart"/>
       <w:r>
         <w:t>BackEnd</w:t>
       </w:r>
+      <w:proofErr w:type="spellEnd"/>
       <w:r>
         <w:t>”</w:t>
       </w:r>
@@ -4011,9 +4246,11 @@
       <w:r>
         <w:t>“</w:t>
       </w:r>
+      <w:proofErr w:type="spellStart"/>
       <w:r>
         <w:t>FrontEnd</w:t>
       </w:r>
+      <w:proofErr w:type="spellEnd"/>
       <w:r>
         <w:t>”</w:t>
       </w:r>
@@ -4157,8 +4394,21 @@
           <w:numId w:val="14"/>
         </w:numPr>
       </w:pPr>
-      <w:r>
-        <w:t>model - Entidades JPA que representan las tablas de la base de datos (Libro, Autor, Editorial, Categoria).</w:t>
+      <w:proofErr w:type="spellStart"/>
+      <w:r>
+        <w:t>model</w:t>
+      </w:r>
+      <w:proofErr w:type="spellEnd"/>
+      <w:r>
+        <w:t xml:space="preserve"> - Entidades JPA que representan las tablas de la base de datos (Libro, Autor, Editorial, </w:t>
+      </w:r>
+      <w:proofErr w:type="spellStart"/>
+      <w:r>
+        <w:t>Categoria</w:t>
+      </w:r>
+      <w:proofErr w:type="spellEnd"/>
+      <w:r>
+        <w:t>).</w:t>
       </w:r>
     </w:p>
     <w:p>
@@ -4169,8 +4419,21 @@
           <w:numId w:val="14"/>
         </w:numPr>
       </w:pPr>
-      <w:r>
-        <w:t>repository - Interfaces que extienden de JpaRepository para acceder a la base de datos. Spring Data genera automáticamente las consultas a partir del nombre del método.</w:t>
+      <w:proofErr w:type="spellStart"/>
+      <w:r>
+        <w:t>repository</w:t>
+      </w:r>
+      <w:proofErr w:type="spellEnd"/>
+      <w:r>
+        <w:t xml:space="preserve"> - Interfaces que extienden de </w:t>
+      </w:r>
+      <w:proofErr w:type="spellStart"/>
+      <w:r>
+        <w:t>JpaRepository</w:t>
+      </w:r>
+      <w:proofErr w:type="spellEnd"/>
+      <w:r>
+        <w:t xml:space="preserve"> para acceder a la base de datos. Spring Data genera automáticamente las consultas a partir del nombre del método.</w:t>
       </w:r>
     </w:p>
     <w:p>
@@ -4181,8 +4444,29 @@
           <w:numId w:val="14"/>
         </w:numPr>
       </w:pPr>
-      <w:r>
-        <w:t>service - Lógica de negocio. Aquí están las clases LibroService (gestiona altas, bajas y búsquedas) y GoogleBooksService (se encarga de llamar a la API externa).</w:t>
+      <w:proofErr w:type="spellStart"/>
+      <w:r>
+        <w:t>service</w:t>
+      </w:r>
+      <w:proofErr w:type="spellEnd"/>
+      <w:r>
+        <w:t xml:space="preserve"> - Lógica de negocio. Aquí están las clases </w:t>
+      </w:r>
+      <w:proofErr w:type="spellStart"/>
+      <w:r>
+        <w:t>LibroService</w:t>
+      </w:r>
+      <w:proofErr w:type="spellEnd"/>
+      <w:r>
+        <w:t xml:space="preserve"> (gestiona altas, bajas y búsquedas) y </w:t>
+      </w:r>
+      <w:proofErr w:type="spellStart"/>
+      <w:r>
+        <w:t>GoogleBooksService</w:t>
+      </w:r>
+      <w:proofErr w:type="spellEnd"/>
+      <w:r>
+        <w:t xml:space="preserve"> (se encarga de llamar a la API externa).</w:t>
       </w:r>
     </w:p>
     <w:p>
@@ -4193,8 +4477,13 @@
           <w:numId w:val="14"/>
         </w:numPr>
       </w:pPr>
-      <w:r>
-        <w:t>controller - Controladores que reciben las peticiones HTTP del navegador y devuelven las vistas correspondientes.</w:t>
+      <w:proofErr w:type="spellStart"/>
+      <w:r>
+        <w:t>controller</w:t>
+      </w:r>
+      <w:proofErr w:type="spellEnd"/>
+      <w:r>
+        <w:t xml:space="preserve"> - Controladores que reciben las peticiones HTTP del navegador y devuelven las vistas correspondientes.</w:t>
       </w:r>
     </w:p>
     <w:p>
@@ -4205,8 +4494,13 @@
           <w:numId w:val="14"/>
         </w:numPr>
       </w:pPr>
-      <w:r>
-        <w:t>config - Configuración de seguridad de la aplicación.</w:t>
+      <w:proofErr w:type="spellStart"/>
+      <w:r>
+        <w:t>config</w:t>
+      </w:r>
+      <w:proofErr w:type="spellEnd"/>
+      <w:r>
+        <w:t xml:space="preserve"> - Configuración de seguridad de la aplicación.</w:t>
       </w:r>
     </w:p>
     <w:p>
@@ -4217,8 +4511,13 @@
           <w:numId w:val="14"/>
         </w:numPr>
       </w:pPr>
-      <w:r>
-        <w:t>dto - Clases que representan la respuesta JSON de la API de Google Books.</w:t>
+      <w:proofErr w:type="spellStart"/>
+      <w:r>
+        <w:t>dto</w:t>
+      </w:r>
+      <w:proofErr w:type="spellEnd"/>
+      <w:r>
+        <w:t xml:space="preserve"> - Clases que representan la respuesta JSON de la API de Google Books.</w:t>
       </w:r>
     </w:p>
     <w:p>
@@ -4229,8 +4528,13 @@
           <w:numId w:val="14"/>
         </w:numPr>
       </w:pPr>
-      <w:r>
-        <w:t>util - Clase auxiliar para la conversión de ISBN-10 a ISBN-13.</w:t>
+      <w:proofErr w:type="spellStart"/>
+      <w:r>
+        <w:t>util</w:t>
+      </w:r>
+      <w:proofErr w:type="spellEnd"/>
+      <w:r>
+        <w:t xml:space="preserve"> - Clase auxiliar para la conversión de ISBN-10 a ISBN-13.</w:t>
       </w:r>
     </w:p>
     <w:p>
@@ -4301,7 +4605,15 @@
         <w:t>editorial</w:t>
       </w:r>
       <w:r>
-        <w:t xml:space="preserve"> - Cada libro tiene una única editorial. Relación 1:N entre editorial y libro.</w:t>
+        <w:t xml:space="preserve"> - Cada libro tiene una única editorial. Relación </w:t>
+      </w:r>
+      <w:proofErr w:type="gramStart"/>
+      <w:r>
+        <w:t>1:N</w:t>
+      </w:r>
+      <w:proofErr w:type="gramEnd"/>
+      <w:r>
+        <w:t xml:space="preserve"> entre editorial y libro.</w:t>
       </w:r>
     </w:p>
     <w:p>
@@ -4320,8 +4632,13 @@
         <w:t>autor</w:t>
       </w:r>
       <w:r>
-        <w:t xml:space="preserve"> - Un libro puede tener varios autores y un autor puede haber escrito varios libros. Relación N:M.</w:t>
-      </w:r>
+        <w:t xml:space="preserve"> - Un libro puede tener varios autores y un autor puede haber escrito varios libros. Relación </w:t>
+      </w:r>
+      <w:proofErr w:type="gramStart"/>
+      <w:r>
+        <w:t>N:M.</w:t>
+      </w:r>
+      <w:proofErr w:type="gramEnd"/>
     </w:p>
     <w:p>
       <w:pPr>
@@ -4331,6 +4648,7 @@
           <w:numId w:val="16"/>
         </w:numPr>
       </w:pPr>
+      <w:proofErr w:type="spellStart"/>
       <w:r>
         <w:rPr>
           <w:b/>
@@ -4338,9 +4656,15 @@
         </w:rPr>
         <w:t>categoria</w:t>
       </w:r>
-      <w:r>
-        <w:t xml:space="preserve"> - Un libro puede pertenecer a varias categorías. Relación N:M.</w:t>
-      </w:r>
+      <w:proofErr w:type="spellEnd"/>
+      <w:r>
+        <w:t xml:space="preserve"> - Un libro puede pertenecer a varias categorías. Relación </w:t>
+      </w:r>
+      <w:proofErr w:type="gramStart"/>
+      <w:r>
+        <w:t>N:M.</w:t>
+      </w:r>
+      <w:proofErr w:type="gramEnd"/>
     </w:p>
     <w:p>
       <w:pPr>
@@ -4350,6 +4674,7 @@
           <w:numId w:val="16"/>
         </w:numPr>
       </w:pPr>
+      <w:proofErr w:type="spellStart"/>
       <w:r>
         <w:rPr>
           <w:b/>
@@ -4357,9 +4682,11 @@
         </w:rPr>
         <w:t>libro_autor</w:t>
       </w:r>
+      <w:proofErr w:type="spellEnd"/>
       <w:r>
         <w:t xml:space="preserve"> y </w:t>
       </w:r>
+      <w:proofErr w:type="spellStart"/>
       <w:r>
         <w:rPr>
           <w:b/>
@@ -4367,6 +4694,7 @@
         </w:rPr>
         <w:t>libro_categoria</w:t>
       </w:r>
+      <w:proofErr w:type="spellEnd"/>
       <w:r>
         <w:t xml:space="preserve"> - Tablas intermedias para resolver las relaciones N:M anteriores.</w:t>
       </w:r>
@@ -4434,15 +4762,32 @@
           <w:sz w:val="24"/>
           <w:szCs w:val="24"/>
         </w:rPr>
-        <w:t>8.3. Backend</w:t>
-      </w:r>
+        <w:t xml:space="preserve">8.3. </w:t>
+      </w:r>
+      <w:proofErr w:type="spellStart"/>
+      <w:r>
+        <w:rPr>
+          <w:sz w:val="24"/>
+          <w:szCs w:val="24"/>
+        </w:rPr>
+        <w:t>Backend</w:t>
+      </w:r>
+      <w:proofErr w:type="spellEnd"/>
     </w:p>
     <w:p>
       <w:pPr>
         <w:pStyle w:val="normal1"/>
       </w:pPr>
       <w:r>
-        <w:t>El backend se ha desarrollado con Spring Boot 3.5.13 sobre Java 17. Las dependencias principales se gestionan mediante Maven a través del archivo pom.xml.</w:t>
+        <w:t xml:space="preserve">El </w:t>
+      </w:r>
+      <w:proofErr w:type="spellStart"/>
+      <w:r>
+        <w:t>backend</w:t>
+      </w:r>
+      <w:proofErr w:type="spellEnd"/>
+      <w:r>
+        <w:t xml:space="preserve"> se ha desarrollado con Spring Boot 3.5.13 sobre Java 17. Las dependencias principales se gestionan mediante Maven a través del archivo pom.xml.</w:t>
       </w:r>
     </w:p>
     <w:p>
@@ -4457,7 +4802,31 @@
         <w:t>Entidades JPA:</w:t>
       </w:r>
       <w:r>
-        <w:t xml:space="preserve"> cada tabla de la base de datos tiene su clase Java correspondiente en el paquete model, con anotaciones de JPA para mapear los campos y las relaciones. Se ha utilizado la librería Lombok para evitar escribir manualmente los getters, setters y constructores.</w:t>
+        <w:t xml:space="preserve"> cada tabla de la base de datos tiene su clase Java correspondiente en el paquete </w:t>
+      </w:r>
+      <w:proofErr w:type="spellStart"/>
+      <w:r>
+        <w:t>model</w:t>
+      </w:r>
+      <w:proofErr w:type="spellEnd"/>
+      <w:r>
+        <w:t xml:space="preserve">, con anotaciones de JPA para mapear los campos y las relaciones. Se ha utilizado la librería Lombok para evitar escribir manualmente los </w:t>
+      </w:r>
+      <w:proofErr w:type="spellStart"/>
+      <w:r>
+        <w:t>getters</w:t>
+      </w:r>
+      <w:proofErr w:type="spellEnd"/>
+      <w:r>
+        <w:t xml:space="preserve">, </w:t>
+      </w:r>
+      <w:proofErr w:type="spellStart"/>
+      <w:r>
+        <w:t>setters</w:t>
+      </w:r>
+      <w:proofErr w:type="spellEnd"/>
+      <w:r>
+        <w:t xml:space="preserve"> y constructores.</w:t>
       </w:r>
     </w:p>
     <w:p>
@@ -4472,7 +4841,39 @@
         <w:t>Repositorios:</w:t>
       </w:r>
       <w:r>
-        <w:t xml:space="preserve"> los cuatro repositorios extienden de JpaRepository, lo que proporciona automáticamente los métodos CRUD básicos (guardar, buscar por id, listar todos, borrar...). Para las búsquedas específicas se han añadido métodos personalizados aprovechando la generación automática de consultas a partir del nombre del método, por ejemplo findByTituloContainingIgnoreCase o findByAutoresNombreContainingIgnoreCase.</w:t>
+        <w:t xml:space="preserve"> los cuatro repositorios extienden de </w:t>
+      </w:r>
+      <w:proofErr w:type="spellStart"/>
+      <w:r>
+        <w:t>JpaRepository</w:t>
+      </w:r>
+      <w:proofErr w:type="spellEnd"/>
+      <w:r>
+        <w:t xml:space="preserve">, lo que proporciona automáticamente los métodos CRUD básicos (guardar, buscar por id, listar todos, borrar...). Para las búsquedas específicas se han añadido métodos personalizados aprovechando la generación automática de consultas a partir del nombre del método, por </w:t>
+      </w:r>
+      <w:proofErr w:type="gramStart"/>
+      <w:r>
+        <w:t>ejemplo</w:t>
+      </w:r>
+      <w:proofErr w:type="gramEnd"/>
+      <w:r>
+        <w:t xml:space="preserve"> </w:t>
+      </w:r>
+      <w:proofErr w:type="spellStart"/>
+      <w:r>
+        <w:t>findByTituloContainingIgnoreCase</w:t>
+      </w:r>
+      <w:proofErr w:type="spellEnd"/>
+      <w:r>
+        <w:t xml:space="preserve"> o </w:t>
+      </w:r>
+      <w:proofErr w:type="spellStart"/>
+      <w:r>
+        <w:t>findByAutoresNombreContainingIgnoreCase</w:t>
+      </w:r>
+      <w:proofErr w:type="spellEnd"/>
+      <w:r>
+        <w:t>.</w:t>
       </w:r>
     </w:p>
     <w:p>
@@ -4487,7 +4888,15 @@
         <w:t>Servicios:</w:t>
       </w:r>
       <w:r>
-        <w:t xml:space="preserve"> la clase LibroService centraliza toda la lógica de negocio relacionada con los libros. Sus principales responsabilidades son:</w:t>
+        <w:t xml:space="preserve"> la clase </w:t>
+      </w:r>
+      <w:proofErr w:type="spellStart"/>
+      <w:r>
+        <w:t>LibroService</w:t>
+      </w:r>
+      <w:proofErr w:type="spellEnd"/>
+      <w:r>
+        <w:t xml:space="preserve"> centraliza toda la lógica de negocio relacionada con los libros. Sus principales responsabilidades son:</w:t>
       </w:r>
     </w:p>
     <w:p>
@@ -4592,7 +5001,23 @@
         <w:t>Controladores:</w:t>
       </w:r>
       <w:r>
-        <w:t xml:space="preserve"> se han creado cuatro controladores, uno por cada vista principal de la web (inicio, búsqueda, administración y login). Reciben las peticiones HTTP, llaman a los servicios correspondientes y devuelven el nombre de la plantilla Thymeleaf que se debe renderizar.</w:t>
+        <w:t xml:space="preserve"> se han creado cuatro controladores, uno por cada vista principal de la web (inicio, búsqueda, administración y </w:t>
+      </w:r>
+      <w:proofErr w:type="spellStart"/>
+      <w:r>
+        <w:t>login</w:t>
+      </w:r>
+      <w:proofErr w:type="spellEnd"/>
+      <w:r>
+        <w:t xml:space="preserve">). Reciben las peticiones HTTP, llaman a los servicios correspondientes y devuelven el nombre de la plantilla </w:t>
+      </w:r>
+      <w:proofErr w:type="spellStart"/>
+      <w:r>
+        <w:t>Thymeleaf</w:t>
+      </w:r>
+      <w:proofErr w:type="spellEnd"/>
+      <w:r>
+        <w:t xml:space="preserve"> que se debe renderizar.</w:t>
       </w:r>
     </w:p>
     <w:p>
@@ -4656,7 +5081,15 @@
         <w:pStyle w:val="normal1"/>
       </w:pPr>
       <w:r>
-        <w:t>Durante el desarrollo se detectó que la API limita el número de peticiones diarias sin autenticación, por lo que se ha generado una clave de API en Google Cloud Console que se añade a la URL como parámetro key.</w:t>
+        <w:t xml:space="preserve">Durante el desarrollo se detectó que la API limita el número de peticiones diarias sin autenticación, por lo que se ha generado una clave de API en Google Cloud Console que se añade a la URL como parámetro </w:t>
+      </w:r>
+      <w:proofErr w:type="spellStart"/>
+      <w:r>
+        <w:t>key</w:t>
+      </w:r>
+      <w:proofErr w:type="spellEnd"/>
+      <w:r>
+        <w:t>.</w:t>
       </w:r>
     </w:p>
     <w:p>
@@ -4679,7 +5112,55 @@
         <w:pStyle w:val="normal1"/>
       </w:pPr>
       <w:r>
-        <w:t>La clase GoogleBooksService se encarga de hacer la petición HTTP mediante RestTemplate, que es el cliente HTTP que proporciona Spring. La respuesta se mapea automáticamente a la clase GoogleBooksResponse del paquete dto, que solo contiene los campos que interesan al proyecto (título, autores, descripción, editorial, fecha de publicación, categorías y URL de la portada). El resto de campos del JSON se ignoran gracias a la anotación @JsonIgnoreProperties(ignoreUnknown = true).</w:t>
+        <w:t xml:space="preserve">La clase </w:t>
+      </w:r>
+      <w:proofErr w:type="spellStart"/>
+      <w:r>
+        <w:t>GoogleBooksService</w:t>
+      </w:r>
+      <w:proofErr w:type="spellEnd"/>
+      <w:r>
+        <w:t xml:space="preserve"> se encarga de hacer la petición HTTP mediante </w:t>
+      </w:r>
+      <w:proofErr w:type="spellStart"/>
+      <w:r>
+        <w:t>RestTemplate</w:t>
+      </w:r>
+      <w:proofErr w:type="spellEnd"/>
+      <w:r>
+        <w:t xml:space="preserve">, que es el cliente HTTP que proporciona Spring. La respuesta se mapea automáticamente a la clase </w:t>
+      </w:r>
+      <w:proofErr w:type="spellStart"/>
+      <w:r>
+        <w:t>GoogleBooksResponse</w:t>
+      </w:r>
+      <w:proofErr w:type="spellEnd"/>
+      <w:r>
+        <w:t xml:space="preserve"> del paquete </w:t>
+      </w:r>
+      <w:proofErr w:type="spellStart"/>
+      <w:r>
+        <w:t>dto</w:t>
+      </w:r>
+      <w:proofErr w:type="spellEnd"/>
+      <w:r>
+        <w:t xml:space="preserve">, que solo contiene los campos que interesan al proyecto (título, autores, descripción, editorial, fecha de publicación, categorías y URL de la portada). El resto de </w:t>
+      </w:r>
+      <w:proofErr w:type="gramStart"/>
+      <w:r>
+        <w:t>campos</w:t>
+      </w:r>
+      <w:proofErr w:type="gramEnd"/>
+      <w:r>
+        <w:t xml:space="preserve"> del JSON se ignoran gracias a la anotación @</w:t>
+      </w:r>
+      <w:proofErr w:type="gramStart"/>
+      <w:r>
+        <w:t>JsonIgnoreProperties(</w:t>
+      </w:r>
+      <w:proofErr w:type="gramEnd"/>
+      <w:r>
+        <w:t>ignoreUnknown = true).</w:t>
       </w:r>
     </w:p>
     <w:p>
@@ -4706,7 +5187,15 @@
         <w:t>Título</w:t>
       </w:r>
       <w:r>
-        <w:t xml:space="preserve"> - viene en el campo title.</w:t>
+        <w:t xml:space="preserve"> - viene en el campo </w:t>
+      </w:r>
+      <w:proofErr w:type="spellStart"/>
+      <w:r>
+        <w:t>title</w:t>
+      </w:r>
+      <w:proofErr w:type="spellEnd"/>
+      <w:r>
+        <w:t>.</w:t>
       </w:r>
     </w:p>
     <w:p>
@@ -4725,7 +5214,15 @@
         <w:t>Autores</w:t>
       </w:r>
       <w:r>
-        <w:t xml:space="preserve"> - el JSON los devuelve como un array en authors.</w:t>
+        <w:t xml:space="preserve"> - el JSON los devuelve como un array en </w:t>
+      </w:r>
+      <w:proofErr w:type="spellStart"/>
+      <w:r>
+        <w:t>authors</w:t>
+      </w:r>
+      <w:proofErr w:type="spellEnd"/>
+      <w:r>
+        <w:t>.</w:t>
       </w:r>
     </w:p>
     <w:p>
@@ -4744,7 +5241,15 @@
         <w:t>Editorial</w:t>
       </w:r>
       <w:r>
-        <w:t xml:space="preserve"> - campo publisher.</w:t>
+        <w:t xml:space="preserve"> - campo </w:t>
+      </w:r>
+      <w:proofErr w:type="spellStart"/>
+      <w:r>
+        <w:t>publisher</w:t>
+      </w:r>
+      <w:proofErr w:type="spellEnd"/>
+      <w:r>
+        <w:t>.</w:t>
       </w:r>
     </w:p>
     <w:p>
@@ -4763,7 +5268,23 @@
         <w:t>Fecha de publicación</w:t>
       </w:r>
       <w:r>
-        <w:t xml:space="preserve"> - campo publishedDate. A veces viene como fecha completa (2025-11-18) y otras veces solo el año (2025), por lo que se controla con un try-catch para evitar errores de parseo.</w:t>
+        <w:t xml:space="preserve"> - campo </w:t>
+      </w:r>
+      <w:proofErr w:type="spellStart"/>
+      <w:r>
+        <w:t>publishedDate</w:t>
+      </w:r>
+      <w:proofErr w:type="spellEnd"/>
+      <w:r>
+        <w:t xml:space="preserve">. A veces viene como fecha completa (2025-11-18) y otras veces solo el año (2025), por lo que se controla con un try-catch para evitar errores de </w:t>
+      </w:r>
+      <w:proofErr w:type="spellStart"/>
+      <w:r>
+        <w:t>parseo</w:t>
+      </w:r>
+      <w:proofErr w:type="spellEnd"/>
+      <w:r>
+        <w:t>.</w:t>
       </w:r>
     </w:p>
     <w:p>
@@ -4782,7 +5303,15 @@
         <w:t>Descripción</w:t>
       </w:r>
       <w:r>
-        <w:t xml:space="preserve"> - campo description, se guarda como sinopsis.</w:t>
+        <w:t xml:space="preserve"> - campo </w:t>
+      </w:r>
+      <w:proofErr w:type="spellStart"/>
+      <w:r>
+        <w:t>description</w:t>
+      </w:r>
+      <w:proofErr w:type="spellEnd"/>
+      <w:r>
+        <w:t>, se guarda como sinopsis.</w:t>
       </w:r>
     </w:p>
     <w:p>
@@ -4801,7 +5330,15 @@
         <w:t>Categorías</w:t>
       </w:r>
       <w:r>
-        <w:t xml:space="preserve"> - array categories.</w:t>
+        <w:t xml:space="preserve"> - array </w:t>
+      </w:r>
+      <w:proofErr w:type="spellStart"/>
+      <w:r>
+        <w:t>categories</w:t>
+      </w:r>
+      <w:proofErr w:type="spellEnd"/>
+      <w:r>
+        <w:t>.</w:t>
       </w:r>
     </w:p>
     <w:p>
@@ -4820,7 +5357,15 @@
         <w:t>Portada</w:t>
       </w:r>
       <w:r>
-        <w:t xml:space="preserve"> - URL de la imagen pequeña, dentro de imageLinks.thumbnail.</w:t>
+        <w:t xml:space="preserve"> - URL de la imagen pequeña, dentro de </w:t>
+      </w:r>
+      <w:proofErr w:type="spellStart"/>
+      <w:r>
+        <w:t>imageLinks.thumbnail</w:t>
+      </w:r>
+      <w:proofErr w:type="spellEnd"/>
+      <w:r>
+        <w:t>.</w:t>
       </w:r>
     </w:p>
     <w:p>
@@ -4834,7 +5379,23 @@
         <w:pStyle w:val="normal1"/>
       </w:pPr>
       <w:r>
-        <w:t>Se ha implementado un manejo de errores que captura cualquier excepción al llamar a la API (timeouts, errores 500, problemas de red...) y devuelve null en lugar de propagar el error. De esta forma, si la API falla, la aplicación no se cae y el usuario administrador recibe un mensaje indicando que no se ha podido obtener la información del libro.</w:t>
+        <w:t>Se ha implementado un manejo de errores que captura cualquier excepción al llamar a la API (</w:t>
+      </w:r>
+      <w:proofErr w:type="spellStart"/>
+      <w:r>
+        <w:t>timeouts</w:t>
+      </w:r>
+      <w:proofErr w:type="spellEnd"/>
+      <w:r>
+        <w:t xml:space="preserve">, errores 500, problemas de red...) y devuelve </w:t>
+      </w:r>
+      <w:proofErr w:type="spellStart"/>
+      <w:r>
+        <w:t>null</w:t>
+      </w:r>
+      <w:proofErr w:type="spellEnd"/>
+      <w:r>
+        <w:t xml:space="preserve"> en lugar de propagar el error. De esta forma, si la API falla, la aplicación no se cae y el usuario administrador recibe un mensaje indicando que no se ha podido obtener la información del libro.</w:t>
       </w:r>
     </w:p>
     <w:p>
@@ -4854,7 +5415,15 @@
         <w:t>Conversión de ISBN:</w:t>
       </w:r>
       <w:r>
-        <w:t xml:space="preserve"> la API funciona mejor con ISBN-13, pero el administrador puede introducir tanto ISBN-10 como ISBN-13. La clase IsbnUtils se encarga de la conversión: detecta el formato de entrada, calcula el dígito de control correspondiente y devuelve siempre un ISBN-13 válido. Esto permite usar cualquier formato en la </w:t>
+        <w:t xml:space="preserve"> la API funciona mejor con ISBN-13, pero el administrador puede introducir tanto ISBN-10 como ISBN-13. La clase </w:t>
+      </w:r>
+      <w:proofErr w:type="spellStart"/>
+      <w:r>
+        <w:t>IsbnUtils</w:t>
+      </w:r>
+      <w:proofErr w:type="spellEnd"/>
+      <w:r>
+        <w:t xml:space="preserve"> se encarga de la conversión: detecta el formato de entrada, calcula el dígito de control correspondiente y devuelve siempre un ISBN-13 válido. Esto permite usar cualquier formato en la </w:t>
       </w:r>
       <w:r>
         <w:t>entrada,</w:t>
@@ -4863,7 +5432,15 @@
         <w:t xml:space="preserve"> pero mantener la consistencia en la base de datos guardando siempre ISBN-13.</w:t>
       </w:r>
       <w:r>
-        <w:t xml:space="preserve"> Esta conversión es una ecuación conocida y su código se ha obtenido de StackOverflow.</w:t>
+        <w:t xml:space="preserve"> Esta conversión es una ecuación conocida y su código se ha obtenido de </w:t>
+      </w:r>
+      <w:proofErr w:type="spellStart"/>
+      <w:r>
+        <w:t>StackOverflow</w:t>
+      </w:r>
+      <w:proofErr w:type="spellEnd"/>
+      <w:r>
+        <w:t>.</w:t>
       </w:r>
     </w:p>
     <w:p>
@@ -4885,15 +5462,86 @@
           <w:sz w:val="24"/>
           <w:szCs w:val="24"/>
         </w:rPr>
-        <w:t>8.5. Frontend</w:t>
-      </w:r>
+        <w:t xml:space="preserve">8.5. </w:t>
+      </w:r>
+      <w:proofErr w:type="spellStart"/>
+      <w:r>
+        <w:rPr>
+          <w:sz w:val="24"/>
+          <w:szCs w:val="24"/>
+        </w:rPr>
+        <w:t>Frontend</w:t>
+      </w:r>
+      <w:proofErr w:type="spellEnd"/>
     </w:p>
     <w:p>
       <w:pPr>
         <w:pStyle w:val="normal1"/>
       </w:pPr>
       <w:r>
-        <w:t>El frontend se ha desarrollado utilizando Thymeleaf como motor de plantillas, junto con Bootstrap 5 para los estilos y la maquetación. Thymeleaf permite generar HTML dinámico en el servidor, mezclando el código HTML con datos que vienen del controlador mediante atributos especiales como th:text, th:each, th:if o th:href.</w:t>
+        <w:t xml:space="preserve">El </w:t>
+      </w:r>
+      <w:proofErr w:type="spellStart"/>
+      <w:r>
+        <w:t>frontend</w:t>
+      </w:r>
+      <w:proofErr w:type="spellEnd"/>
+      <w:r>
+        <w:t xml:space="preserve"> se ha desarrollado utilizando </w:t>
+      </w:r>
+      <w:proofErr w:type="spellStart"/>
+      <w:r>
+        <w:t>Thymeleaf</w:t>
+      </w:r>
+      <w:proofErr w:type="spellEnd"/>
+      <w:r>
+        <w:t xml:space="preserve"> como motor de plantillas, junto con Bootstrap 5 para los estilos y la maquetación. </w:t>
+      </w:r>
+      <w:proofErr w:type="spellStart"/>
+      <w:r>
+        <w:t>Thymeleaf</w:t>
+      </w:r>
+      <w:proofErr w:type="spellEnd"/>
+      <w:r>
+        <w:t xml:space="preserve"> permite generar HTML dinámico en el servidor, mezclando el código HTML con datos que vienen del controlador mediante atributos especiales como </w:t>
+      </w:r>
+      <w:proofErr w:type="spellStart"/>
+      <w:r>
+        <w:t>th:text</w:t>
+      </w:r>
+      <w:proofErr w:type="spellEnd"/>
+      <w:r>
+        <w:t xml:space="preserve">, </w:t>
+      </w:r>
+      <w:proofErr w:type="spellStart"/>
+      <w:proofErr w:type="gramStart"/>
+      <w:r>
+        <w:t>th:each</w:t>
+      </w:r>
+      <w:proofErr w:type="spellEnd"/>
+      <w:proofErr w:type="gramEnd"/>
+      <w:r>
+        <w:t xml:space="preserve">, </w:t>
+      </w:r>
+      <w:proofErr w:type="spellStart"/>
+      <w:proofErr w:type="gramStart"/>
+      <w:r>
+        <w:t>th:if</w:t>
+      </w:r>
+      <w:proofErr w:type="spellEnd"/>
+      <w:proofErr w:type="gramEnd"/>
+      <w:r>
+        <w:t xml:space="preserve"> o </w:t>
+      </w:r>
+      <w:proofErr w:type="spellStart"/>
+      <w:proofErr w:type="gramStart"/>
+      <w:r>
+        <w:t>th:href</w:t>
+      </w:r>
+      <w:proofErr w:type="spellEnd"/>
+      <w:proofErr w:type="gramEnd"/>
+      <w:r>
+        <w:t>.</w:t>
       </w:r>
     </w:p>
     <w:p>
@@ -4925,7 +5573,15 @@
         <w:t>inicio.html</w:t>
       </w:r>
       <w:r>
-        <w:t xml:space="preserve"> - Página principal. Muestra una cabecera de bienvenida, las cinco últimas incorporaciones a la librería en formato de tarjetas y los datos de contacto (dirección con enlace a Google Maps y correo electrónico con mailto:).</w:t>
+        <w:t xml:space="preserve"> - Página principal. Muestra una cabecera de bienvenida, las cinco últimas incorporaciones a la librería en formato de tarjetas y los datos de contacto (dirección con enlace a Google </w:t>
+      </w:r>
+      <w:proofErr w:type="spellStart"/>
+      <w:r>
+        <w:t>Maps</w:t>
+      </w:r>
+      <w:proofErr w:type="spellEnd"/>
+      <w:r>
+        <w:t xml:space="preserve"> y correo electrónico con mailto:).</w:t>
       </w:r>
     </w:p>
     <w:p>
@@ -4985,7 +5641,23 @@
         <w:rPr>
           <w:highlight w:val="yellow"/>
         </w:rPr>
-        <w:t>El botón "Volver" utiliza history.back() de JavaScript para regresar a la página anterior, preservando los parámetros de búsqueda si los hubiera</w:t>
+        <w:t xml:space="preserve">El botón "Volver" utiliza </w:t>
+      </w:r>
+      <w:proofErr w:type="spellStart"/>
+      <w:proofErr w:type="gramStart"/>
+      <w:r>
+        <w:rPr>
+          <w:highlight w:val="yellow"/>
+        </w:rPr>
+        <w:t>history.back</w:t>
+      </w:r>
+      <w:proofErr w:type="spellEnd"/>
+      <w:proofErr w:type="gramEnd"/>
+      <w:r>
+        <w:rPr>
+          <w:highlight w:val="yellow"/>
+        </w:rPr>
+        <w:t>() de JavaScript para regresar a la página anterior, preservando los parámetros de búsqueda si los hubiera</w:t>
       </w:r>
       <w:r>
         <w:t>.</w:t>
@@ -5047,7 +5719,15 @@
         <w:t>Diseño visual:</w:t>
       </w:r>
       <w:r>
-        <w:t xml:space="preserve"> todas las páginas comparten una barra de navegación superior con el logo de la librería y enlaces a las distintas secciones. Como elemento decorativo se ha aplicado un patrón de fondo en CSS que simula sutilmente lomos de libros, dándole personalidad a la página sin distraer del contenido. El logo se ha diseñado como SVG y se muestra tanto en la barra de navegación como en el favicon del navegador.</w:t>
+        <w:t xml:space="preserve"> todas las páginas comparten una barra de navegación superior con el logo de la librería y enlaces a las distintas secciones. Como elemento decorativo se ha aplicado un patrón de fondo en CSS que simula sutilmente lomos de libros, dándole personalidad a la página sin distraer del contenido. El logo se ha diseñado como SVG y se muestra tanto en la barra de navegación como en el </w:t>
+      </w:r>
+      <w:proofErr w:type="spellStart"/>
+      <w:r>
+        <w:t>favicon</w:t>
+      </w:r>
+      <w:proofErr w:type="spellEnd"/>
+      <w:r>
+        <w:t xml:space="preserve"> del navegador.</w:t>
       </w:r>
     </w:p>
     <w:p>
@@ -5055,7 +5735,23 @@
         <w:pStyle w:val="normal1"/>
       </w:pPr>
       <w:r>
-        <w:t>Cuando un libro no tiene portada disponible en Google Books, se muestra una imagen genérica almacenada en la carpeta static/img/ del proyecto.</w:t>
+        <w:t xml:space="preserve">Cuando un libro no tiene portada disponible en Google Books, se muestra una imagen genérica almacenada en la carpeta </w:t>
+      </w:r>
+      <w:proofErr w:type="spellStart"/>
+      <w:r>
+        <w:t>static</w:t>
+      </w:r>
+      <w:proofErr w:type="spellEnd"/>
+      <w:r>
+        <w:t>/</w:t>
+      </w:r>
+      <w:proofErr w:type="spellStart"/>
+      <w:r>
+        <w:t>img</w:t>
+      </w:r>
+      <w:proofErr w:type="spellEnd"/>
+      <w:r>
+        <w:t>/ del proyecto.</w:t>
       </w:r>
     </w:p>
     <w:p>
@@ -5098,7 +5794,15 @@
         <w:pStyle w:val="normal1"/>
       </w:pPr>
       <w:r>
-        <w:t>La configuración se centraliza en la clase SecurityConfig, donde se definen tres aspectos principales:</w:t>
+        <w:t xml:space="preserve">La configuración se centraliza en la clase </w:t>
+      </w:r>
+      <w:proofErr w:type="spellStart"/>
+      <w:r>
+        <w:t>SecurityConfig</w:t>
+      </w:r>
+      <w:proofErr w:type="spellEnd"/>
+      <w:r>
+        <w:t>, donde se definen tres aspectos principales:</w:t>
       </w:r>
     </w:p>
     <w:p>
@@ -5113,7 +5817,23 @@
         <w:t>Rutas públicas y protegidas:</w:t>
       </w:r>
       <w:r>
-        <w:t xml:space="preserve"> se ha establecido que las páginas de inicio, búsqueda, detalle de libro y los recursos estáticos (imágenes, CSS, favicon) sean accesibles para cualquier visitante sin necesidad de autenticación. En cambio, cualquier ruta que empiece por /admin requiere que el usuario esté autenticado con el rol ADMIN.</w:t>
+        <w:t xml:space="preserve"> se ha establecido que las páginas de inicio, búsqueda, detalle de libro y los recursos estáticos (imágenes, CSS, </w:t>
+      </w:r>
+      <w:proofErr w:type="spellStart"/>
+      <w:r>
+        <w:t>favicon</w:t>
+      </w:r>
+      <w:proofErr w:type="spellEnd"/>
+      <w:r>
+        <w:t>) sean accesibles para cualquier visitante sin necesidad de autenticación. En cambio, cualquier ruta que empiece por /</w:t>
+      </w:r>
+      <w:proofErr w:type="spellStart"/>
+      <w:r>
+        <w:t>admin</w:t>
+      </w:r>
+      <w:proofErr w:type="spellEnd"/>
+      <w:r>
+        <w:t xml:space="preserve"> requiere que el usuario esté autenticado con el rol ADMIN.</w:t>
       </w:r>
     </w:p>
     <w:p>
@@ -5134,7 +5854,15 @@
         <w:t>r</w:t>
       </w:r>
       <w:r>
-        <w:t xml:space="preserve"> los credenciales en memoria al arrancar la aplicación. Esto evita tener que crear una tabla de usuarios en la base de datos para un único registro.</w:t>
+        <w:t xml:space="preserve"> </w:t>
+      </w:r>
+      <w:proofErr w:type="gramStart"/>
+      <w:r>
+        <w:t>los credenciales</w:t>
+      </w:r>
+      <w:proofErr w:type="gramEnd"/>
+      <w:r>
+        <w:t xml:space="preserve"> en memoria al arrancar la aplicación. Esto evita tener que crear una tabla de usuarios en la base de datos para un único registro.</w:t>
       </w:r>
     </w:p>
     <w:p>
@@ -5149,7 +5877,31 @@
         <w:t>Cifrado de contraseñas:</w:t>
       </w:r>
       <w:r>
-        <w:t xml:space="preserve"> Spring Security 6 no permite almacenar contraseñas en texto plano, por lo que se utiliza el algoritmo BCrypt mediante BCryptPasswordEncoder. La contraseña se cifra al inicializar el usuario y Spring se encarga automáticamente de comparar el hash al hacer login.</w:t>
+        <w:t xml:space="preserve"> Spring Security 6 no permite almacenar contraseñas en texto plano, por lo que se utiliza el algoritmo </w:t>
+      </w:r>
+      <w:proofErr w:type="spellStart"/>
+      <w:r>
+        <w:t>BCrypt</w:t>
+      </w:r>
+      <w:proofErr w:type="spellEnd"/>
+      <w:r>
+        <w:t xml:space="preserve"> mediante </w:t>
+      </w:r>
+      <w:proofErr w:type="spellStart"/>
+      <w:r>
+        <w:t>BCryptPasswordEncoder</w:t>
+      </w:r>
+      <w:proofErr w:type="spellEnd"/>
+      <w:r>
+        <w:t xml:space="preserve">. La contraseña se cifra al inicializar el usuario y Spring se encarga automáticamente de comparar el hash al hacer </w:t>
+      </w:r>
+      <w:proofErr w:type="spellStart"/>
+      <w:r>
+        <w:t>login</w:t>
+      </w:r>
+      <w:proofErr w:type="spellEnd"/>
+      <w:r>
+        <w:t>.</w:t>
       </w:r>
     </w:p>
     <w:p>
@@ -5164,7 +5916,39 @@
         <w:t>Flujo de autenticación:</w:t>
       </w:r>
       <w:r>
-        <w:t xml:space="preserve"> cuando un usuario intenta acceder a /admin sin estar autenticado, Spring Security lo redirige a la página personalizada de login (/login). Si las credenciales son correctas, accede al panel de administración. La página de login muestra un mensaje de error si los datos introducidos no son válidos. Desde el panel de administración hay un botón de cerrar sesión que invalida la sesión y redirige a la página de inicio.</w:t>
+        <w:t xml:space="preserve"> cuando un usuario intenta acceder a /</w:t>
+      </w:r>
+      <w:proofErr w:type="spellStart"/>
+      <w:r>
+        <w:t>admin</w:t>
+      </w:r>
+      <w:proofErr w:type="spellEnd"/>
+      <w:r>
+        <w:t xml:space="preserve"> sin estar autenticado, Spring Security lo redirige a la página personalizada de </w:t>
+      </w:r>
+      <w:proofErr w:type="spellStart"/>
+      <w:r>
+        <w:t>login</w:t>
+      </w:r>
+      <w:proofErr w:type="spellEnd"/>
+      <w:r>
+        <w:t xml:space="preserve"> (/</w:t>
+      </w:r>
+      <w:proofErr w:type="spellStart"/>
+      <w:r>
+        <w:t>login</w:t>
+      </w:r>
+      <w:proofErr w:type="spellEnd"/>
+      <w:r>
+        <w:t xml:space="preserve">). Si las credenciales son correctas, accede al panel de administración. La página de </w:t>
+      </w:r>
+      <w:proofErr w:type="spellStart"/>
+      <w:r>
+        <w:t>login</w:t>
+      </w:r>
+      <w:proofErr w:type="spellEnd"/>
+      <w:r>
+        <w:t xml:space="preserve"> muestra un mensaje de error si los datos introducidos no son válidos. Desde el panel de administración hay un botón de cerrar sesión que invalida la sesión y redirige a la página de inicio.</w:t>
       </w:r>
     </w:p>
     <w:p>
@@ -5206,13 +5990,58 @@
         <w:pStyle w:val="normal1"/>
       </w:pPr>
       <w:r>
-        <w:t>Aunque la mayoría de las pruebas se han hecho a mano desde la interfaz web del programa y con la consola de Intelij</w:t>
-      </w:r>
+        <w:t xml:space="preserve">Aunque la mayoría de las pruebas se han hecho a mano desde la interfaz web del programa y con la consola de </w:t>
+      </w:r>
+      <w:proofErr w:type="spellStart"/>
+      <w:r>
+        <w:t>Intelij</w:t>
+      </w:r>
+      <w:proofErr w:type="spellEnd"/>
       <w:r>
         <w:t xml:space="preserve"> IDEA, s</w:t>
       </w:r>
       <w:r>
-        <w:t>e han implementado pruebas unitarias utilizando JUnit 5 y Mockito, ambas librerías incluidas en la dependencia spring-boot-starter-test. Las pruebas se encuentran en la carpeta src/test/java siguiendo la misma estructura de paquetes que el código de producción.</w:t>
+        <w:t xml:space="preserve">e han implementado pruebas unitarias utilizando </w:t>
+      </w:r>
+      <w:proofErr w:type="spellStart"/>
+      <w:r>
+        <w:t>JUnit</w:t>
+      </w:r>
+      <w:proofErr w:type="spellEnd"/>
+      <w:r>
+        <w:t xml:space="preserve"> 5 y </w:t>
+      </w:r>
+      <w:proofErr w:type="spellStart"/>
+      <w:r>
+        <w:t>Mockito</w:t>
+      </w:r>
+      <w:proofErr w:type="spellEnd"/>
+      <w:r>
+        <w:t xml:space="preserve">, ambas librerías incluidas en la dependencia </w:t>
+      </w:r>
+      <w:proofErr w:type="spellStart"/>
+      <w:r>
+        <w:t>spring</w:t>
+      </w:r>
+      <w:proofErr w:type="spellEnd"/>
+      <w:r>
+        <w:t>-</w:t>
+      </w:r>
+      <w:proofErr w:type="spellStart"/>
+      <w:r>
+        <w:t>boot</w:t>
+      </w:r>
+      <w:proofErr w:type="spellEnd"/>
+      <w:r>
+        <w:t xml:space="preserve">-starter-test. Las pruebas se encuentran en la carpeta </w:t>
+      </w:r>
+      <w:proofErr w:type="spellStart"/>
+      <w:r>
+        <w:t>src</w:t>
+      </w:r>
+      <w:proofErr w:type="spellEnd"/>
+      <w:r>
+        <w:t>/test/java siguiendo la misma estructura de paquetes que el código de producción.</w:t>
       </w:r>
     </w:p>
     <w:p>
@@ -5229,7 +6058,23 @@
           <w:b/>
           <w:bCs/>
         </w:rPr>
-        <w:t>Pruebas de IsbnUtils:</w:t>
+        <w:t xml:space="preserve">Pruebas de </w:t>
+      </w:r>
+      <w:proofErr w:type="spellStart"/>
+      <w:r>
+        <w:rPr>
+          <w:b/>
+          <w:bCs/>
+        </w:rPr>
+        <w:t>IsbnUtils</w:t>
+      </w:r>
+      <w:proofErr w:type="spellEnd"/>
+      <w:r>
+        <w:rPr>
+          <w:b/>
+          <w:bCs/>
+        </w:rPr>
+        <w:t>:</w:t>
       </w:r>
       <w:r>
         <w:t xml:space="preserve"> </w:t>
@@ -5292,10 +6137,71 @@
           <w:b/>
           <w:bCs/>
         </w:rPr>
-        <w:t>Pruebas de LibroService:</w:t>
-      </w:r>
-      <w:r>
-        <w:t xml:space="preserve"> las pruebas del servicio principal son más complejas porque éste tiene dependencias inyectadas (los repositorios y el servicio de la API de Google). Para evitar tener que arrancar la base de datos o hacer llamadas reales a la API durante los tests, se ha utilizado Mockito para crear mocks de cada dependencia, simulando su comportamiento mediante when().thenReturn(). Los casos cubiertos son:</w:t>
+        <w:t xml:space="preserve">Pruebas de </w:t>
+      </w:r>
+      <w:proofErr w:type="spellStart"/>
+      <w:r>
+        <w:rPr>
+          <w:b/>
+          <w:bCs/>
+        </w:rPr>
+        <w:t>LibroService</w:t>
+      </w:r>
+      <w:proofErr w:type="spellEnd"/>
+      <w:r>
+        <w:rPr>
+          <w:b/>
+          <w:bCs/>
+        </w:rPr>
+        <w:t>:</w:t>
+      </w:r>
+      <w:r>
+        <w:t xml:space="preserve"> las pruebas del servicio principal son más complejas porque éste tiene dependencias inyectadas (los repositorios y el servicio de la API de Google). Para evitar tener que arrancar la base de datos o hacer llamadas reales a la API durante los </w:t>
+      </w:r>
+      <w:proofErr w:type="spellStart"/>
+      <w:r>
+        <w:t>tests</w:t>
+      </w:r>
+      <w:proofErr w:type="spellEnd"/>
+      <w:r>
+        <w:t xml:space="preserve">, se ha utilizado </w:t>
+      </w:r>
+      <w:proofErr w:type="spellStart"/>
+      <w:r>
+        <w:t>Mockito</w:t>
+      </w:r>
+      <w:proofErr w:type="spellEnd"/>
+      <w:r>
+        <w:t xml:space="preserve"> para crear </w:t>
+      </w:r>
+      <w:proofErr w:type="spellStart"/>
+      <w:r>
+        <w:t>mocks</w:t>
+      </w:r>
+      <w:proofErr w:type="spellEnd"/>
+      <w:r>
+        <w:t xml:space="preserve"> de cada dependencia, simulando su comportamiento mediante </w:t>
+      </w:r>
+      <w:proofErr w:type="spellStart"/>
+      <w:r>
+        <w:t>when</w:t>
+      </w:r>
+      <w:proofErr w:type="spellEnd"/>
+      <w:r>
+        <w:t>(</w:t>
+      </w:r>
+      <w:proofErr w:type="gramStart"/>
+      <w:r>
+        <w:t>).</w:t>
+      </w:r>
+      <w:proofErr w:type="spellStart"/>
+      <w:r>
+        <w:t>thenReturn</w:t>
+      </w:r>
+      <w:proofErr w:type="spellEnd"/>
+      <w:proofErr w:type="gramEnd"/>
+      <w:r>
+        <w:t>(). Los casos cubiertos son:</w:t>
       </w:r>
     </w:p>
     <w:p>
@@ -5467,7 +6373,15 @@
         <w:pStyle w:val="normal1"/>
       </w:pPr>
       <w:r>
-        <w:t>A continuación se muestra un ejemplo completo del uso de la aplicación desde el punto de vista del administrador, cubriendo el ciclo completo de un libro: alta, gestión de stock, consulta pública y eliminación.</w:t>
+        <w:t xml:space="preserve">A </w:t>
+      </w:r>
+      <w:proofErr w:type="gramStart"/>
+      <w:r>
+        <w:t>continuación</w:t>
+      </w:r>
+      <w:proofErr w:type="gramEnd"/>
+      <w:r>
+        <w:t xml:space="preserve"> se muestra un ejemplo completo del uso de la aplicación desde el punto de vista del administrador, cubriendo el ciclo completo de un libro: alta, gestión de stock, consulta pública y eliminación.</w:t>
       </w:r>
     </w:p>
     <w:p>
@@ -5583,7 +6497,23 @@
         <w:pStyle w:val="normal1"/>
       </w:pPr>
       <w:r>
-        <w:t>Al pulsar sobre el enlace "Admin" de la barra de navegación, el sistema detecta que el usuario no está autenticado y lo redirige automáticamente a la pantalla de login.</w:t>
+        <w:t>Al pulsar sobre el enlace "</w:t>
+      </w:r>
+      <w:proofErr w:type="spellStart"/>
+      <w:r>
+        <w:t>Admin</w:t>
+      </w:r>
+      <w:proofErr w:type="spellEnd"/>
+      <w:r>
+        <w:t xml:space="preserve">" de la barra de navegación, el sistema detecta que el usuario no está autenticado y lo redirige automáticamente a la pantalla de </w:t>
+      </w:r>
+      <w:proofErr w:type="spellStart"/>
+      <w:r>
+        <w:t>login</w:t>
+      </w:r>
+      <w:proofErr w:type="spellEnd"/>
+      <w:r>
+        <w:t>.</w:t>
       </w:r>
     </w:p>
     <w:p>
@@ -6496,8 +7426,17 @@
           <w:sz w:val="28"/>
           <w:szCs w:val="28"/>
         </w:rPr>
-        <w:t>Horas en Clocktopus</w:t>
-      </w:r>
+        <w:t xml:space="preserve">Horas en </w:t>
+      </w:r>
+      <w:proofErr w:type="spellStart"/>
+      <w:r>
+        <w:rPr>
+          <w:sz w:val="28"/>
+          <w:szCs w:val="28"/>
+        </w:rPr>
+        <w:t>Clocktopus</w:t>
+      </w:r>
+      <w:proofErr w:type="spellEnd"/>
       <w:r>
         <w:rPr>
           <w:sz w:val="28"/>
@@ -6972,7 +7911,23 @@
                 <w:sz w:val="12"/>
                 <w:szCs w:val="12"/>
               </w:rPr>
-              <w:t>Video + Presentacion.</w:t>
+              <w:t xml:space="preserve">Video + </w:t>
+            </w:r>
+            <w:proofErr w:type="spellStart"/>
+            <w:r>
+              <w:rPr>
+                <w:sz w:val="12"/>
+                <w:szCs w:val="12"/>
+              </w:rPr>
+              <w:t>Presentacion</w:t>
+            </w:r>
+            <w:proofErr w:type="spellEnd"/>
+            <w:r>
+              <w:rPr>
+                <w:sz w:val="12"/>
+                <w:szCs w:val="12"/>
+              </w:rPr>
+              <w:t>.</w:t>
             </w:r>
           </w:p>
         </w:tc>
@@ -7141,12 +8096,21 @@
                 <w:szCs w:val="14"/>
               </w:rPr>
             </w:pPr>
-            <w:r>
-              <w:rPr>
-                <w:sz w:val="12"/>
-                <w:szCs w:val="12"/>
-              </w:rPr>
-              <w:t>Documentacion final</w:t>
+            <w:proofErr w:type="spellStart"/>
+            <w:r>
+              <w:rPr>
+                <w:sz w:val="12"/>
+                <w:szCs w:val="12"/>
+              </w:rPr>
+              <w:t>Documentacion</w:t>
+            </w:r>
+            <w:proofErr w:type="spellEnd"/>
+            <w:r>
+              <w:rPr>
+                <w:sz w:val="12"/>
+                <w:szCs w:val="12"/>
+              </w:rPr>
+              <w:t xml:space="preserve"> final</w:t>
             </w:r>
           </w:p>
         </w:tc>
@@ -7315,6 +8279,7 @@
                 <w:szCs w:val="14"/>
               </w:rPr>
             </w:pPr>
+            <w:proofErr w:type="spellStart"/>
             <w:r>
               <w:rPr>
                 <w:sz w:val="12"/>
@@ -7322,6 +8287,7 @@
               </w:rPr>
               <w:t>documentacion</w:t>
             </w:r>
+            <w:proofErr w:type="spellEnd"/>
           </w:p>
         </w:tc>
       </w:tr>
@@ -7422,6 +8388,7 @@
                 <w:szCs w:val="14"/>
               </w:rPr>
             </w:pPr>
+            <w:proofErr w:type="spellStart"/>
             <w:r>
               <w:rPr>
                 <w:sz w:val="12"/>
@@ -7429,6 +8396,7 @@
               </w:rPr>
               <w:t>BackEnd</w:t>
             </w:r>
+            <w:proofErr w:type="spellEnd"/>
           </w:p>
         </w:tc>
         <w:tc>
@@ -7494,8 +8462,33 @@
                 <w:sz w:val="12"/>
                 <w:szCs w:val="12"/>
               </w:rPr>
-              <w:t>seguridad, login admin</w:t>
-            </w:r>
+              <w:t xml:space="preserve">seguridad, </w:t>
+            </w:r>
+            <w:proofErr w:type="spellStart"/>
+            <w:r>
+              <w:rPr>
+                <w:sz w:val="12"/>
+                <w:szCs w:val="12"/>
+              </w:rPr>
+              <w:t>login</w:t>
+            </w:r>
+            <w:proofErr w:type="spellEnd"/>
+            <w:r>
+              <w:rPr>
+                <w:sz w:val="12"/>
+                <w:szCs w:val="12"/>
+              </w:rPr>
+              <w:t xml:space="preserve"> </w:t>
+            </w:r>
+            <w:proofErr w:type="spellStart"/>
+            <w:r>
+              <w:rPr>
+                <w:sz w:val="12"/>
+                <w:szCs w:val="12"/>
+              </w:rPr>
+              <w:t>admin</w:t>
+            </w:r>
+            <w:proofErr w:type="spellEnd"/>
           </w:p>
         </w:tc>
       </w:tr>
@@ -7663,6 +8656,7 @@
                 <w:szCs w:val="14"/>
               </w:rPr>
             </w:pPr>
+            <w:proofErr w:type="spellStart"/>
             <w:r>
               <w:rPr>
                 <w:sz w:val="12"/>
@@ -7670,6 +8664,7 @@
               </w:rPr>
               <w:t>documentacion</w:t>
             </w:r>
+            <w:proofErr w:type="spellEnd"/>
           </w:p>
         </w:tc>
       </w:tr>
@@ -7837,13 +8832,47 @@
                 <w:szCs w:val="14"/>
               </w:rPr>
             </w:pPr>
-            <w:r>
-              <w:rPr>
-                <w:sz w:val="12"/>
-                <w:szCs w:val="12"/>
-              </w:rPr>
-              <w:t>tests 2 tests con mockito</w:t>
-            </w:r>
+            <w:proofErr w:type="spellStart"/>
+            <w:r>
+              <w:rPr>
+                <w:sz w:val="12"/>
+                <w:szCs w:val="12"/>
+              </w:rPr>
+              <w:t>tests</w:t>
+            </w:r>
+            <w:proofErr w:type="spellEnd"/>
+            <w:r>
+              <w:rPr>
+                <w:sz w:val="12"/>
+                <w:szCs w:val="12"/>
+              </w:rPr>
+              <w:t xml:space="preserve"> 2 </w:t>
+            </w:r>
+            <w:proofErr w:type="spellStart"/>
+            <w:r>
+              <w:rPr>
+                <w:sz w:val="12"/>
+                <w:szCs w:val="12"/>
+              </w:rPr>
+              <w:t>tests</w:t>
+            </w:r>
+            <w:proofErr w:type="spellEnd"/>
+            <w:r>
+              <w:rPr>
+                <w:sz w:val="12"/>
+                <w:szCs w:val="12"/>
+              </w:rPr>
+              <w:t xml:space="preserve"> con </w:t>
+            </w:r>
+            <w:proofErr w:type="spellStart"/>
+            <w:r>
+              <w:rPr>
+                <w:sz w:val="12"/>
+                <w:szCs w:val="12"/>
+              </w:rPr>
+              <w:t>mockito</w:t>
+            </w:r>
+            <w:proofErr w:type="spellEnd"/>
           </w:p>
         </w:tc>
       </w:tr>
@@ -8011,13 +9040,31 @@
                 <w:szCs w:val="14"/>
               </w:rPr>
             </w:pPr>
-            <w:r>
-              <w:rPr>
-                <w:sz w:val="12"/>
-                <w:szCs w:val="12"/>
-              </w:rPr>
-              <w:t>tests finales tests</w:t>
-            </w:r>
+            <w:proofErr w:type="spellStart"/>
+            <w:r>
+              <w:rPr>
+                <w:sz w:val="12"/>
+                <w:szCs w:val="12"/>
+              </w:rPr>
+              <w:t>tests</w:t>
+            </w:r>
+            <w:proofErr w:type="spellEnd"/>
+            <w:r>
+              <w:rPr>
+                <w:sz w:val="12"/>
+                <w:szCs w:val="12"/>
+              </w:rPr>
+              <w:t xml:space="preserve"> finales </w:t>
+            </w:r>
+            <w:proofErr w:type="spellStart"/>
+            <w:r>
+              <w:rPr>
+                <w:sz w:val="12"/>
+                <w:szCs w:val="12"/>
+              </w:rPr>
+              <w:t>tests</w:t>
+            </w:r>
+            <w:proofErr w:type="spellEnd"/>
           </w:p>
         </w:tc>
       </w:tr>
@@ -8118,6 +9165,7 @@
                 <w:szCs w:val="14"/>
               </w:rPr>
             </w:pPr>
+            <w:proofErr w:type="spellStart"/>
             <w:r>
               <w:rPr>
                 <w:sz w:val="12"/>
@@ -8125,6 +9173,7 @@
               </w:rPr>
               <w:t>FrontEnd</w:t>
             </w:r>
+            <w:proofErr w:type="spellEnd"/>
           </w:p>
         </w:tc>
         <w:tc>
@@ -8190,8 +9239,33 @@
                 <w:sz w:val="12"/>
                 <w:szCs w:val="12"/>
               </w:rPr>
-              <w:t>lio con favicon metido favicon</w:t>
-            </w:r>
+              <w:t xml:space="preserve">lio con </w:t>
+            </w:r>
+            <w:proofErr w:type="spellStart"/>
+            <w:r>
+              <w:rPr>
+                <w:sz w:val="12"/>
+                <w:szCs w:val="12"/>
+              </w:rPr>
+              <w:t>favicon</w:t>
+            </w:r>
+            <w:proofErr w:type="spellEnd"/>
+            <w:r>
+              <w:rPr>
+                <w:sz w:val="12"/>
+                <w:szCs w:val="12"/>
+              </w:rPr>
+              <w:t xml:space="preserve"> metido </w:t>
+            </w:r>
+            <w:proofErr w:type="spellStart"/>
+            <w:r>
+              <w:rPr>
+                <w:sz w:val="12"/>
+                <w:szCs w:val="12"/>
+              </w:rPr>
+              <w:t>favicon</w:t>
+            </w:r>
+            <w:proofErr w:type="spellEnd"/>
           </w:p>
         </w:tc>
       </w:tr>
@@ -8292,6 +9366,7 @@
                 <w:szCs w:val="14"/>
               </w:rPr>
             </w:pPr>
+            <w:proofErr w:type="spellStart"/>
             <w:r>
               <w:rPr>
                 <w:sz w:val="12"/>
@@ -8299,6 +9374,7 @@
               </w:rPr>
               <w:t>FrontEnd</w:t>
             </w:r>
+            <w:proofErr w:type="spellEnd"/>
           </w:p>
         </w:tc>
         <w:tc>
@@ -8364,8 +9440,33 @@
                 <w:sz w:val="12"/>
                 <w:szCs w:val="12"/>
               </w:rPr>
-              <w:t>lio con favicon metido favicon</w:t>
-            </w:r>
+              <w:t xml:space="preserve">lio con </w:t>
+            </w:r>
+            <w:proofErr w:type="spellStart"/>
+            <w:r>
+              <w:rPr>
+                <w:sz w:val="12"/>
+                <w:szCs w:val="12"/>
+              </w:rPr>
+              <w:t>favicon</w:t>
+            </w:r>
+            <w:proofErr w:type="spellEnd"/>
+            <w:r>
+              <w:rPr>
+                <w:sz w:val="12"/>
+                <w:szCs w:val="12"/>
+              </w:rPr>
+              <w:t xml:space="preserve"> metido </w:t>
+            </w:r>
+            <w:proofErr w:type="spellStart"/>
+            <w:r>
+              <w:rPr>
+                <w:sz w:val="12"/>
+                <w:szCs w:val="12"/>
+              </w:rPr>
+              <w:t>favicon</w:t>
+            </w:r>
+            <w:proofErr w:type="spellEnd"/>
           </w:p>
         </w:tc>
       </w:tr>
@@ -8466,6 +9567,7 @@
                 <w:szCs w:val="14"/>
               </w:rPr>
             </w:pPr>
+            <w:proofErr w:type="spellStart"/>
             <w:r>
               <w:rPr>
                 <w:sz w:val="12"/>
@@ -8473,6 +9575,7 @@
               </w:rPr>
               <w:t>FrontEnd</w:t>
             </w:r>
+            <w:proofErr w:type="spellEnd"/>
           </w:p>
         </w:tc>
         <w:tc>
@@ -8538,8 +9641,33 @@
                 <w:sz w:val="12"/>
                 <w:szCs w:val="12"/>
               </w:rPr>
-              <w:t>logo y background css</w:t>
-            </w:r>
+              <w:t xml:space="preserve">logo y </w:t>
+            </w:r>
+            <w:proofErr w:type="spellStart"/>
+            <w:r>
+              <w:rPr>
+                <w:sz w:val="12"/>
+                <w:szCs w:val="12"/>
+              </w:rPr>
+              <w:t>background</w:t>
+            </w:r>
+            <w:proofErr w:type="spellEnd"/>
+            <w:r>
+              <w:rPr>
+                <w:sz w:val="12"/>
+                <w:szCs w:val="12"/>
+              </w:rPr>
+              <w:t xml:space="preserve"> </w:t>
+            </w:r>
+            <w:proofErr w:type="spellStart"/>
+            <w:r>
+              <w:rPr>
+                <w:sz w:val="12"/>
+                <w:szCs w:val="12"/>
+              </w:rPr>
+              <w:t>css</w:t>
+            </w:r>
+            <w:proofErr w:type="spellEnd"/>
           </w:p>
         </w:tc>
       </w:tr>
@@ -8640,6 +9768,7 @@
                 <w:szCs w:val="14"/>
               </w:rPr>
             </w:pPr>
+            <w:proofErr w:type="spellStart"/>
             <w:r>
               <w:rPr>
                 <w:sz w:val="12"/>
@@ -8647,6 +9776,7 @@
               </w:rPr>
               <w:t>FrontEnd</w:t>
             </w:r>
+            <w:proofErr w:type="spellEnd"/>
           </w:p>
         </w:tc>
         <w:tc>
@@ -8814,6 +9944,7 @@
                 <w:szCs w:val="14"/>
               </w:rPr>
             </w:pPr>
+            <w:proofErr w:type="spellStart"/>
             <w:r>
               <w:rPr>
                 <w:sz w:val="12"/>
@@ -8821,6 +9952,7 @@
               </w:rPr>
               <w:t>FrontEnd</w:t>
             </w:r>
+            <w:proofErr w:type="spellEnd"/>
           </w:p>
         </w:tc>
         <w:tc>
@@ -9060,8 +10192,17 @@
                 <w:sz w:val="12"/>
                 <w:szCs w:val="12"/>
               </w:rPr>
-              <w:t>Documentación Avance documentacion</w:t>
-            </w:r>
+              <w:t xml:space="preserve">Documentación Avance </w:t>
+            </w:r>
+            <w:proofErr w:type="spellStart"/>
+            <w:r>
+              <w:rPr>
+                <w:sz w:val="12"/>
+                <w:szCs w:val="12"/>
+              </w:rPr>
+              <w:t>documentacion</w:t>
+            </w:r>
+            <w:proofErr w:type="spellEnd"/>
           </w:p>
         </w:tc>
       </w:tr>
@@ -9235,8 +10376,17 @@
                 <w:sz w:val="12"/>
                 <w:szCs w:val="12"/>
               </w:rPr>
-              <w:t>Documentación Avance documentacion</w:t>
-            </w:r>
+              <w:t xml:space="preserve">Documentación Avance </w:t>
+            </w:r>
+            <w:proofErr w:type="spellStart"/>
+            <w:r>
+              <w:rPr>
+                <w:sz w:val="12"/>
+                <w:szCs w:val="12"/>
+              </w:rPr>
+              <w:t>documentacion</w:t>
+            </w:r>
+            <w:proofErr w:type="spellEnd"/>
           </w:p>
         </w:tc>
       </w:tr>
@@ -9337,6 +10487,7 @@
                 <w:szCs w:val="14"/>
               </w:rPr>
             </w:pPr>
+            <w:proofErr w:type="spellStart"/>
             <w:r>
               <w:rPr>
                 <w:sz w:val="12"/>
@@ -9344,6 +10495,7 @@
               </w:rPr>
               <w:t>BackEnd</w:t>
             </w:r>
+            <w:proofErr w:type="spellEnd"/>
           </w:p>
         </w:tc>
         <w:tc>
@@ -9404,12 +10556,37 @@
                 <w:szCs w:val="14"/>
               </w:rPr>
             </w:pPr>
-            <w:r>
-              <w:rPr>
-                <w:sz w:val="12"/>
-                <w:szCs w:val="12"/>
-              </w:rPr>
-              <w:t>update sql base</w:t>
+            <w:proofErr w:type="spellStart"/>
+            <w:r>
+              <w:rPr>
+                <w:sz w:val="12"/>
+                <w:szCs w:val="12"/>
+              </w:rPr>
+              <w:t>update</w:t>
+            </w:r>
+            <w:proofErr w:type="spellEnd"/>
+            <w:r>
+              <w:rPr>
+                <w:sz w:val="12"/>
+                <w:szCs w:val="12"/>
+              </w:rPr>
+              <w:t xml:space="preserve"> </w:t>
+            </w:r>
+            <w:proofErr w:type="spellStart"/>
+            <w:r>
+              <w:rPr>
+                <w:sz w:val="12"/>
+                <w:szCs w:val="12"/>
+              </w:rPr>
+              <w:t>sql</w:t>
+            </w:r>
+            <w:proofErr w:type="spellEnd"/>
+            <w:r>
+              <w:rPr>
+                <w:sz w:val="12"/>
+                <w:szCs w:val="12"/>
+              </w:rPr>
+              <w:t xml:space="preserve"> base</w:t>
             </w:r>
           </w:p>
         </w:tc>
@@ -9511,6 +10688,7 @@
                 <w:szCs w:val="14"/>
               </w:rPr>
             </w:pPr>
+            <w:proofErr w:type="spellStart"/>
             <w:r>
               <w:rPr>
                 <w:sz w:val="12"/>
@@ -9518,6 +10696,7 @@
               </w:rPr>
               <w:t>BackEnd</w:t>
             </w:r>
+            <w:proofErr w:type="spellEnd"/>
           </w:p>
         </w:tc>
         <w:tc>
@@ -9578,12 +10757,21 @@
                 <w:szCs w:val="14"/>
               </w:rPr>
             </w:pPr>
-            <w:r>
-              <w:rPr>
-                <w:sz w:val="12"/>
-                <w:szCs w:val="12"/>
-              </w:rPr>
-              <w:t>busqueda default</w:t>
+            <w:proofErr w:type="spellStart"/>
+            <w:r>
+              <w:rPr>
+                <w:sz w:val="12"/>
+                <w:szCs w:val="12"/>
+              </w:rPr>
+              <w:t>busqueda</w:t>
+            </w:r>
+            <w:proofErr w:type="spellEnd"/>
+            <w:r>
+              <w:rPr>
+                <w:sz w:val="12"/>
+                <w:szCs w:val="12"/>
+              </w:rPr>
+              <w:t xml:space="preserve"> default</w:t>
             </w:r>
           </w:p>
         </w:tc>
@@ -9685,6 +10873,7 @@
                 <w:szCs w:val="14"/>
               </w:rPr>
             </w:pPr>
+            <w:proofErr w:type="spellStart"/>
             <w:r>
               <w:rPr>
                 <w:sz w:val="12"/>
@@ -9692,6 +10881,7 @@
               </w:rPr>
               <w:t>BackEnd</w:t>
             </w:r>
+            <w:proofErr w:type="spellEnd"/>
           </w:p>
         </w:tc>
         <w:tc>
@@ -9859,6 +11049,7 @@
                 <w:szCs w:val="14"/>
               </w:rPr>
             </w:pPr>
+            <w:proofErr w:type="spellStart"/>
             <w:r>
               <w:rPr>
                 <w:sz w:val="12"/>
@@ -9866,6 +11057,7 @@
               </w:rPr>
               <w:t>BackEnd</w:t>
             </w:r>
+            <w:proofErr w:type="spellEnd"/>
           </w:p>
         </w:tc>
         <w:tc>
@@ -9926,12 +11118,21 @@
                 <w:szCs w:val="14"/>
               </w:rPr>
             </w:pPr>
-            <w:r>
-              <w:rPr>
-                <w:sz w:val="12"/>
-                <w:szCs w:val="12"/>
-              </w:rPr>
-              <w:t>Ultimos 5 libros</w:t>
+            <w:proofErr w:type="spellStart"/>
+            <w:r>
+              <w:rPr>
+                <w:sz w:val="12"/>
+                <w:szCs w:val="12"/>
+              </w:rPr>
+              <w:t>Ultimos</w:t>
+            </w:r>
+            <w:proofErr w:type="spellEnd"/>
+            <w:r>
+              <w:rPr>
+                <w:sz w:val="12"/>
+                <w:szCs w:val="12"/>
+              </w:rPr>
+              <w:t xml:space="preserve"> 5 libros</w:t>
             </w:r>
           </w:p>
         </w:tc>
@@ -10100,12 +11301,21 @@
                 <w:szCs w:val="14"/>
               </w:rPr>
             </w:pPr>
-            <w:r>
-              <w:rPr>
-                <w:sz w:val="12"/>
-                <w:szCs w:val="12"/>
-              </w:rPr>
-              <w:t>clocktopus test</w:t>
+            <w:proofErr w:type="spellStart"/>
+            <w:r>
+              <w:rPr>
+                <w:sz w:val="12"/>
+                <w:szCs w:val="12"/>
+              </w:rPr>
+              <w:t>clocktopus</w:t>
+            </w:r>
+            <w:proofErr w:type="spellEnd"/>
+            <w:r>
+              <w:rPr>
+                <w:sz w:val="12"/>
+                <w:szCs w:val="12"/>
+              </w:rPr>
+              <w:t xml:space="preserve"> test</w:t>
             </w:r>
           </w:p>
         </w:tc>
@@ -10381,6 +11591,7 @@
                 <w:szCs w:val="14"/>
               </w:rPr>
             </w:pPr>
+            <w:proofErr w:type="spellStart"/>
             <w:r>
               <w:rPr>
                 <w:sz w:val="12"/>
@@ -10388,6 +11599,7 @@
               </w:rPr>
               <w:t>BackEnd</w:t>
             </w:r>
+            <w:proofErr w:type="spellEnd"/>
           </w:p>
         </w:tc>
         <w:tc>
@@ -10453,8 +11665,33 @@
                 <w:sz w:val="12"/>
                 <w:szCs w:val="12"/>
               </w:rPr>
-              <w:t>metida api key de google</w:t>
-            </w:r>
+              <w:t xml:space="preserve">metida api </w:t>
+            </w:r>
+            <w:proofErr w:type="spellStart"/>
+            <w:r>
+              <w:rPr>
+                <w:sz w:val="12"/>
+                <w:szCs w:val="12"/>
+              </w:rPr>
+              <w:t>key</w:t>
+            </w:r>
+            <w:proofErr w:type="spellEnd"/>
+            <w:r>
+              <w:rPr>
+                <w:sz w:val="12"/>
+                <w:szCs w:val="12"/>
+              </w:rPr>
+              <w:t xml:space="preserve"> de </w:t>
+            </w:r>
+            <w:proofErr w:type="spellStart"/>
+            <w:r>
+              <w:rPr>
+                <w:sz w:val="12"/>
+                <w:szCs w:val="12"/>
+              </w:rPr>
+              <w:t>google</w:t>
+            </w:r>
+            <w:proofErr w:type="spellEnd"/>
           </w:p>
         </w:tc>
       </w:tr>
@@ -10975,8 +12212,17 @@
                 <w:sz w:val="12"/>
                 <w:szCs w:val="12"/>
               </w:rPr>
-              <w:t>QA Frontend</w:t>
-            </w:r>
+              <w:t xml:space="preserve">QA </w:t>
+            </w:r>
+            <w:proofErr w:type="spellStart"/>
+            <w:r>
+              <w:rPr>
+                <w:sz w:val="12"/>
+                <w:szCs w:val="12"/>
+              </w:rPr>
+              <w:t>Frontend</w:t>
+            </w:r>
+            <w:proofErr w:type="spellEnd"/>
           </w:p>
         </w:tc>
       </w:tr>
@@ -11144,12 +12390,21 @@
                 <w:szCs w:val="14"/>
               </w:rPr>
             </w:pPr>
-            <w:r>
-              <w:rPr>
-                <w:sz w:val="12"/>
-                <w:szCs w:val="12"/>
-              </w:rPr>
-              <w:t>Analisis post</w:t>
+            <w:proofErr w:type="spellStart"/>
+            <w:r>
+              <w:rPr>
+                <w:sz w:val="12"/>
+                <w:szCs w:val="12"/>
+              </w:rPr>
+              <w:t>Analisis</w:t>
+            </w:r>
+            <w:proofErr w:type="spellEnd"/>
+            <w:r>
+              <w:rPr>
+                <w:sz w:val="12"/>
+                <w:szCs w:val="12"/>
+              </w:rPr>
+              <w:t xml:space="preserve"> post</w:t>
             </w:r>
           </w:p>
         </w:tc>
@@ -11323,8 +12578,17 @@
                 <w:sz w:val="12"/>
                 <w:szCs w:val="12"/>
               </w:rPr>
-              <w:t>QA Backend</w:t>
-            </w:r>
+              <w:t xml:space="preserve">QA </w:t>
+            </w:r>
+            <w:proofErr w:type="spellStart"/>
+            <w:r>
+              <w:rPr>
+                <w:sz w:val="12"/>
+                <w:szCs w:val="12"/>
+              </w:rPr>
+              <w:t>Backend</w:t>
+            </w:r>
+            <w:proofErr w:type="spellEnd"/>
           </w:p>
         </w:tc>
       </w:tr>
@@ -11492,12 +12756,21 @@
                 <w:szCs w:val="14"/>
               </w:rPr>
             </w:pPr>
-            <w:r>
-              <w:rPr>
-                <w:sz w:val="12"/>
-                <w:szCs w:val="12"/>
-              </w:rPr>
-              <w:t>Analisis post</w:t>
+            <w:proofErr w:type="spellStart"/>
+            <w:r>
+              <w:rPr>
+                <w:sz w:val="12"/>
+                <w:szCs w:val="12"/>
+              </w:rPr>
+              <w:t>Analisis</w:t>
+            </w:r>
+            <w:proofErr w:type="spellEnd"/>
+            <w:r>
+              <w:rPr>
+                <w:sz w:val="12"/>
+                <w:szCs w:val="12"/>
+              </w:rPr>
+              <w:t xml:space="preserve"> post</w:t>
             </w:r>
           </w:p>
         </w:tc>
@@ -11666,12 +12939,21 @@
                 <w:szCs w:val="14"/>
               </w:rPr>
             </w:pPr>
-            <w:r>
-              <w:rPr>
-                <w:sz w:val="12"/>
-                <w:szCs w:val="12"/>
-              </w:rPr>
-              <w:t>Analisis post</w:t>
+            <w:proofErr w:type="spellStart"/>
+            <w:r>
+              <w:rPr>
+                <w:sz w:val="12"/>
+                <w:szCs w:val="12"/>
+              </w:rPr>
+              <w:t>Analisis</w:t>
+            </w:r>
+            <w:proofErr w:type="spellEnd"/>
+            <w:r>
+              <w:rPr>
+                <w:sz w:val="12"/>
+                <w:szCs w:val="12"/>
+              </w:rPr>
+              <w:t xml:space="preserve"> post</w:t>
             </w:r>
           </w:p>
         </w:tc>
@@ -11707,12 +12989,21 @@
                 <w:szCs w:val="14"/>
               </w:rPr>
             </w:pPr>
-            <w:r>
-              <w:rPr>
-                <w:sz w:val="12"/>
-                <w:szCs w:val="12"/>
-              </w:rPr>
-              <w:t>Apr 29</w:t>
+            <w:proofErr w:type="spellStart"/>
+            <w:r>
+              <w:rPr>
+                <w:sz w:val="12"/>
+                <w:szCs w:val="12"/>
+              </w:rPr>
+              <w:t>Apr</w:t>
+            </w:r>
+            <w:proofErr w:type="spellEnd"/>
+            <w:r>
+              <w:rPr>
+                <w:sz w:val="12"/>
+                <w:szCs w:val="12"/>
+              </w:rPr>
+              <w:t xml:space="preserve"> 29</w:t>
             </w:r>
           </w:p>
         </w:tc>
@@ -11845,8 +13136,17 @@
                 <w:sz w:val="12"/>
                 <w:szCs w:val="12"/>
               </w:rPr>
-              <w:t>QA Frontend</w:t>
-            </w:r>
+              <w:t xml:space="preserve">QA </w:t>
+            </w:r>
+            <w:proofErr w:type="spellStart"/>
+            <w:r>
+              <w:rPr>
+                <w:sz w:val="12"/>
+                <w:szCs w:val="12"/>
+              </w:rPr>
+              <w:t>Frontend</w:t>
+            </w:r>
+            <w:proofErr w:type="spellEnd"/>
           </w:p>
         </w:tc>
       </w:tr>
@@ -11881,12 +13181,21 @@
                 <w:szCs w:val="14"/>
               </w:rPr>
             </w:pPr>
-            <w:r>
-              <w:rPr>
-                <w:sz w:val="12"/>
-                <w:szCs w:val="12"/>
-              </w:rPr>
-              <w:t>Apr 28</w:t>
+            <w:proofErr w:type="spellStart"/>
+            <w:r>
+              <w:rPr>
+                <w:sz w:val="12"/>
+                <w:szCs w:val="12"/>
+              </w:rPr>
+              <w:t>Apr</w:t>
+            </w:r>
+            <w:proofErr w:type="spellEnd"/>
+            <w:r>
+              <w:rPr>
+                <w:sz w:val="12"/>
+                <w:szCs w:val="12"/>
+              </w:rPr>
+              <w:t xml:space="preserve"> 28</w:t>
             </w:r>
           </w:p>
         </w:tc>
@@ -12019,8 +13328,17 @@
                 <w:sz w:val="12"/>
                 <w:szCs w:val="12"/>
               </w:rPr>
-              <w:t>QA Frontend</w:t>
-            </w:r>
+              <w:t xml:space="preserve">QA </w:t>
+            </w:r>
+            <w:proofErr w:type="spellStart"/>
+            <w:r>
+              <w:rPr>
+                <w:sz w:val="12"/>
+                <w:szCs w:val="12"/>
+              </w:rPr>
+              <w:t>Frontend</w:t>
+            </w:r>
+            <w:proofErr w:type="spellEnd"/>
           </w:p>
         </w:tc>
       </w:tr>
@@ -12055,12 +13373,21 @@
                 <w:szCs w:val="14"/>
               </w:rPr>
             </w:pPr>
-            <w:r>
-              <w:rPr>
-                <w:sz w:val="12"/>
-                <w:szCs w:val="12"/>
-              </w:rPr>
-              <w:t>Apr 28</w:t>
+            <w:proofErr w:type="spellStart"/>
+            <w:r>
+              <w:rPr>
+                <w:sz w:val="12"/>
+                <w:szCs w:val="12"/>
+              </w:rPr>
+              <w:t>Apr</w:t>
+            </w:r>
+            <w:proofErr w:type="spellEnd"/>
+            <w:r>
+              <w:rPr>
+                <w:sz w:val="12"/>
+                <w:szCs w:val="12"/>
+              </w:rPr>
+              <w:t xml:space="preserve"> 28</w:t>
             </w:r>
           </w:p>
         </w:tc>
@@ -12193,8 +13520,17 @@
                 <w:sz w:val="12"/>
                 <w:szCs w:val="12"/>
               </w:rPr>
-              <w:t>bug fix</w:t>
-            </w:r>
+              <w:t xml:space="preserve">bug </w:t>
+            </w:r>
+            <w:proofErr w:type="spellStart"/>
+            <w:r>
+              <w:rPr>
+                <w:sz w:val="12"/>
+                <w:szCs w:val="12"/>
+              </w:rPr>
+              <w:t>fix</w:t>
+            </w:r>
+            <w:proofErr w:type="spellEnd"/>
           </w:p>
         </w:tc>
       </w:tr>
@@ -12229,12 +13565,21 @@
                 <w:szCs w:val="14"/>
               </w:rPr>
             </w:pPr>
-            <w:r>
-              <w:rPr>
-                <w:sz w:val="12"/>
-                <w:szCs w:val="12"/>
-              </w:rPr>
-              <w:t>Apr 28</w:t>
+            <w:proofErr w:type="spellStart"/>
+            <w:r>
+              <w:rPr>
+                <w:sz w:val="12"/>
+                <w:szCs w:val="12"/>
+              </w:rPr>
+              <w:t>Apr</w:t>
+            </w:r>
+            <w:proofErr w:type="spellEnd"/>
+            <w:r>
+              <w:rPr>
+                <w:sz w:val="12"/>
+                <w:szCs w:val="12"/>
+              </w:rPr>
+              <w:t xml:space="preserve"> 28</w:t>
             </w:r>
           </w:p>
         </w:tc>
@@ -12367,8 +13712,17 @@
                 <w:sz w:val="12"/>
                 <w:szCs w:val="12"/>
               </w:rPr>
-              <w:t>bug fix</w:t>
-            </w:r>
+              <w:t xml:space="preserve">bug </w:t>
+            </w:r>
+            <w:proofErr w:type="spellStart"/>
+            <w:r>
+              <w:rPr>
+                <w:sz w:val="12"/>
+                <w:szCs w:val="12"/>
+              </w:rPr>
+              <w:t>fix</w:t>
+            </w:r>
+            <w:proofErr w:type="spellEnd"/>
           </w:p>
         </w:tc>
       </w:tr>
@@ -12403,12 +13757,21 @@
                 <w:szCs w:val="14"/>
               </w:rPr>
             </w:pPr>
-            <w:r>
-              <w:rPr>
-                <w:sz w:val="12"/>
-                <w:szCs w:val="12"/>
-              </w:rPr>
-              <w:t>Apr 28</w:t>
+            <w:proofErr w:type="spellStart"/>
+            <w:r>
+              <w:rPr>
+                <w:sz w:val="12"/>
+                <w:szCs w:val="12"/>
+              </w:rPr>
+              <w:t>Apr</w:t>
+            </w:r>
+            <w:proofErr w:type="spellEnd"/>
+            <w:r>
+              <w:rPr>
+                <w:sz w:val="12"/>
+                <w:szCs w:val="12"/>
+              </w:rPr>
+              <w:t xml:space="preserve"> 28</w:t>
             </w:r>
           </w:p>
         </w:tc>
@@ -12577,12 +13940,21 @@
                 <w:szCs w:val="14"/>
               </w:rPr>
             </w:pPr>
-            <w:r>
-              <w:rPr>
-                <w:sz w:val="12"/>
-                <w:szCs w:val="12"/>
-              </w:rPr>
-              <w:t>Apr 28</w:t>
+            <w:proofErr w:type="spellStart"/>
+            <w:r>
+              <w:rPr>
+                <w:sz w:val="12"/>
+                <w:szCs w:val="12"/>
+              </w:rPr>
+              <w:t>Apr</w:t>
+            </w:r>
+            <w:proofErr w:type="spellEnd"/>
+            <w:r>
+              <w:rPr>
+                <w:sz w:val="12"/>
+                <w:szCs w:val="12"/>
+              </w:rPr>
+              <w:t xml:space="preserve"> 28</w:t>
             </w:r>
           </w:p>
         </w:tc>
@@ -12710,12 +14082,21 @@
                 <w:szCs w:val="14"/>
               </w:rPr>
             </w:pPr>
-            <w:r>
-              <w:rPr>
-                <w:sz w:val="12"/>
-                <w:szCs w:val="12"/>
-              </w:rPr>
-              <w:t>Update PREPROYECTO DAW ABRIL-JUNIO 2026 (1).docx</w:t>
+            <w:proofErr w:type="spellStart"/>
+            <w:r>
+              <w:rPr>
+                <w:sz w:val="12"/>
+                <w:szCs w:val="12"/>
+              </w:rPr>
+              <w:t>Update</w:t>
+            </w:r>
+            <w:proofErr w:type="spellEnd"/>
+            <w:r>
+              <w:rPr>
+                <w:sz w:val="12"/>
+                <w:szCs w:val="12"/>
+              </w:rPr>
+              <w:t xml:space="preserve"> PREPROYECTO DAW ABRIL-JUNIO 2026 (1).docx</w:t>
             </w:r>
           </w:p>
         </w:tc>
@@ -12751,12 +14132,21 @@
                 <w:szCs w:val="14"/>
               </w:rPr>
             </w:pPr>
-            <w:r>
-              <w:rPr>
-                <w:sz w:val="12"/>
-                <w:szCs w:val="12"/>
-              </w:rPr>
-              <w:t>Apr 28</w:t>
+            <w:proofErr w:type="spellStart"/>
+            <w:r>
+              <w:rPr>
+                <w:sz w:val="12"/>
+                <w:szCs w:val="12"/>
+              </w:rPr>
+              <w:t>Apr</w:t>
+            </w:r>
+            <w:proofErr w:type="spellEnd"/>
+            <w:r>
+              <w:rPr>
+                <w:sz w:val="12"/>
+                <w:szCs w:val="12"/>
+              </w:rPr>
+              <w:t xml:space="preserve"> 28</w:t>
             </w:r>
           </w:p>
         </w:tc>
@@ -12927,12 +14317,21 @@
                 <w:szCs w:val="14"/>
               </w:rPr>
             </w:pPr>
-            <w:r>
-              <w:rPr>
-                <w:sz w:val="12"/>
-                <w:szCs w:val="12"/>
-              </w:rPr>
-              <w:t>Apr 28</w:t>
+            <w:proofErr w:type="spellStart"/>
+            <w:r>
+              <w:rPr>
+                <w:sz w:val="12"/>
+                <w:szCs w:val="12"/>
+              </w:rPr>
+              <w:t>Apr</w:t>
+            </w:r>
+            <w:proofErr w:type="spellEnd"/>
+            <w:r>
+              <w:rPr>
+                <w:sz w:val="12"/>
+                <w:szCs w:val="12"/>
+              </w:rPr>
+              <w:t xml:space="preserve"> 28</w:t>
             </w:r>
           </w:p>
         </w:tc>
@@ -13065,8 +14464,17 @@
                 <w:sz w:val="12"/>
                 <w:szCs w:val="12"/>
               </w:rPr>
-              <w:t>bug en librodetalle</w:t>
-            </w:r>
+              <w:t xml:space="preserve">bug en </w:t>
+            </w:r>
+            <w:proofErr w:type="spellStart"/>
+            <w:r>
+              <w:rPr>
+                <w:sz w:val="12"/>
+                <w:szCs w:val="12"/>
+              </w:rPr>
+              <w:t>librodetalle</w:t>
+            </w:r>
+            <w:proofErr w:type="spellEnd"/>
           </w:p>
         </w:tc>
       </w:tr>
@@ -13101,12 +14509,21 @@
                 <w:szCs w:val="14"/>
               </w:rPr>
             </w:pPr>
-            <w:r>
-              <w:rPr>
-                <w:sz w:val="12"/>
-                <w:szCs w:val="12"/>
-              </w:rPr>
-              <w:t>Apr 28</w:t>
+            <w:proofErr w:type="spellStart"/>
+            <w:r>
+              <w:rPr>
+                <w:sz w:val="12"/>
+                <w:szCs w:val="12"/>
+              </w:rPr>
+              <w:t>Apr</w:t>
+            </w:r>
+            <w:proofErr w:type="spellEnd"/>
+            <w:r>
+              <w:rPr>
+                <w:sz w:val="12"/>
+                <w:szCs w:val="12"/>
+              </w:rPr>
+              <w:t xml:space="preserve"> 28</w:t>
             </w:r>
           </w:p>
         </w:tc>
@@ -13167,6 +14584,7 @@
                 <w:szCs w:val="14"/>
               </w:rPr>
             </w:pPr>
+            <w:proofErr w:type="spellStart"/>
             <w:r>
               <w:rPr>
                 <w:sz w:val="12"/>
@@ -13174,6 +14592,7 @@
               </w:rPr>
               <w:t>FrontEnd</w:t>
             </w:r>
+            <w:proofErr w:type="spellEnd"/>
           </w:p>
         </w:tc>
         <w:tc>
@@ -13275,12 +14694,21 @@
                 <w:szCs w:val="14"/>
               </w:rPr>
             </w:pPr>
-            <w:r>
-              <w:rPr>
-                <w:sz w:val="12"/>
-                <w:szCs w:val="12"/>
-              </w:rPr>
-              <w:t>Apr 27</w:t>
+            <w:proofErr w:type="spellStart"/>
+            <w:r>
+              <w:rPr>
+                <w:sz w:val="12"/>
+                <w:szCs w:val="12"/>
+              </w:rPr>
+              <w:t>Apr</w:t>
+            </w:r>
+            <w:proofErr w:type="spellEnd"/>
+            <w:r>
+              <w:rPr>
+                <w:sz w:val="12"/>
+                <w:szCs w:val="12"/>
+              </w:rPr>
+              <w:t xml:space="preserve"> 27</w:t>
             </w:r>
           </w:p>
         </w:tc>
@@ -13413,8 +14841,17 @@
                 <w:sz w:val="12"/>
                 <w:szCs w:val="12"/>
               </w:rPr>
-              <w:t>QA Frontend</w:t>
-            </w:r>
+              <w:t xml:space="preserve">QA </w:t>
+            </w:r>
+            <w:proofErr w:type="spellStart"/>
+            <w:r>
+              <w:rPr>
+                <w:sz w:val="12"/>
+                <w:szCs w:val="12"/>
+              </w:rPr>
+              <w:t>Frontend</w:t>
+            </w:r>
+            <w:proofErr w:type="spellEnd"/>
           </w:p>
         </w:tc>
       </w:tr>
@@ -13449,12 +14886,21 @@
                 <w:szCs w:val="14"/>
               </w:rPr>
             </w:pPr>
-            <w:r>
-              <w:rPr>
-                <w:sz w:val="12"/>
-                <w:szCs w:val="12"/>
-              </w:rPr>
-              <w:t>Apr 27</w:t>
+            <w:proofErr w:type="spellStart"/>
+            <w:r>
+              <w:rPr>
+                <w:sz w:val="12"/>
+                <w:szCs w:val="12"/>
+              </w:rPr>
+              <w:t>Apr</w:t>
+            </w:r>
+            <w:proofErr w:type="spellEnd"/>
+            <w:r>
+              <w:rPr>
+                <w:sz w:val="12"/>
+                <w:szCs w:val="12"/>
+              </w:rPr>
+              <w:t xml:space="preserve"> 27</w:t>
             </w:r>
           </w:p>
         </w:tc>
@@ -13623,12 +15069,21 @@
                 <w:szCs w:val="14"/>
               </w:rPr>
             </w:pPr>
-            <w:r>
-              <w:rPr>
-                <w:sz w:val="12"/>
-                <w:szCs w:val="12"/>
-              </w:rPr>
-              <w:t>Apr 27</w:t>
+            <w:proofErr w:type="spellStart"/>
+            <w:r>
+              <w:rPr>
+                <w:sz w:val="12"/>
+                <w:szCs w:val="12"/>
+              </w:rPr>
+              <w:t>Apr</w:t>
+            </w:r>
+            <w:proofErr w:type="spellEnd"/>
+            <w:r>
+              <w:rPr>
+                <w:sz w:val="12"/>
+                <w:szCs w:val="12"/>
+              </w:rPr>
+              <w:t xml:space="preserve"> 27</w:t>
             </w:r>
           </w:p>
         </w:tc>
@@ -13689,6 +15144,7 @@
                 <w:szCs w:val="14"/>
               </w:rPr>
             </w:pPr>
+            <w:proofErr w:type="spellStart"/>
             <w:r>
               <w:rPr>
                 <w:sz w:val="12"/>
@@ -13696,6 +15152,7 @@
               </w:rPr>
               <w:t>BackEnd</w:t>
             </w:r>
+            <w:proofErr w:type="spellEnd"/>
           </w:p>
         </w:tc>
         <w:tc>
@@ -13761,8 +15218,17 @@
                 <w:sz w:val="12"/>
                 <w:szCs w:val="12"/>
               </w:rPr>
-              <w:t>unificar pass</w:t>
-            </w:r>
+              <w:t xml:space="preserve">unificar </w:t>
+            </w:r>
+            <w:proofErr w:type="spellStart"/>
+            <w:r>
+              <w:rPr>
+                <w:sz w:val="12"/>
+                <w:szCs w:val="12"/>
+              </w:rPr>
+              <w:t>pass</w:t>
+            </w:r>
+            <w:proofErr w:type="spellEnd"/>
           </w:p>
         </w:tc>
       </w:tr>
@@ -13797,12 +15263,21 @@
                 <w:szCs w:val="14"/>
               </w:rPr>
             </w:pPr>
-            <w:r>
-              <w:rPr>
-                <w:sz w:val="12"/>
-                <w:szCs w:val="12"/>
-              </w:rPr>
-              <w:t>Apr 27</w:t>
+            <w:proofErr w:type="spellStart"/>
+            <w:r>
+              <w:rPr>
+                <w:sz w:val="12"/>
+                <w:szCs w:val="12"/>
+              </w:rPr>
+              <w:t>Apr</w:t>
+            </w:r>
+            <w:proofErr w:type="spellEnd"/>
+            <w:r>
+              <w:rPr>
+                <w:sz w:val="12"/>
+                <w:szCs w:val="12"/>
+              </w:rPr>
+              <w:t xml:space="preserve"> 27</w:t>
             </w:r>
           </w:p>
         </w:tc>
@@ -13971,12 +15446,21 @@
                 <w:szCs w:val="14"/>
               </w:rPr>
             </w:pPr>
-            <w:r>
-              <w:rPr>
-                <w:sz w:val="12"/>
-                <w:szCs w:val="12"/>
-              </w:rPr>
-              <w:t>Apr 27</w:t>
+            <w:proofErr w:type="spellStart"/>
+            <w:r>
+              <w:rPr>
+                <w:sz w:val="12"/>
+                <w:szCs w:val="12"/>
+              </w:rPr>
+              <w:t>Apr</w:t>
+            </w:r>
+            <w:proofErr w:type="spellEnd"/>
+            <w:r>
+              <w:rPr>
+                <w:sz w:val="12"/>
+                <w:szCs w:val="12"/>
+              </w:rPr>
+              <w:t xml:space="preserve"> 27</w:t>
             </w:r>
           </w:p>
         </w:tc>
@@ -14145,12 +15629,21 @@
                 <w:szCs w:val="14"/>
               </w:rPr>
             </w:pPr>
-            <w:r>
-              <w:rPr>
-                <w:sz w:val="12"/>
-                <w:szCs w:val="12"/>
-              </w:rPr>
-              <w:t>Apr 27</w:t>
+            <w:proofErr w:type="spellStart"/>
+            <w:r>
+              <w:rPr>
+                <w:sz w:val="12"/>
+                <w:szCs w:val="12"/>
+              </w:rPr>
+              <w:t>Apr</w:t>
+            </w:r>
+            <w:proofErr w:type="spellEnd"/>
+            <w:r>
+              <w:rPr>
+                <w:sz w:val="12"/>
+                <w:szCs w:val="12"/>
+              </w:rPr>
+              <w:t xml:space="preserve"> 27</w:t>
             </w:r>
           </w:p>
         </w:tc>
@@ -14283,8 +15776,17 @@
                 <w:sz w:val="12"/>
                 <w:szCs w:val="12"/>
               </w:rPr>
-              <w:t>bug en admin</w:t>
-            </w:r>
+              <w:t xml:space="preserve">bug en </w:t>
+            </w:r>
+            <w:proofErr w:type="spellStart"/>
+            <w:r>
+              <w:rPr>
+                <w:sz w:val="12"/>
+                <w:szCs w:val="12"/>
+              </w:rPr>
+              <w:t>admin</w:t>
+            </w:r>
+            <w:proofErr w:type="spellEnd"/>
           </w:p>
         </w:tc>
       </w:tr>
@@ -14319,12 +15821,21 @@
                 <w:szCs w:val="14"/>
               </w:rPr>
             </w:pPr>
-            <w:r>
-              <w:rPr>
-                <w:sz w:val="12"/>
-                <w:szCs w:val="12"/>
-              </w:rPr>
-              <w:t>Apr 27</w:t>
+            <w:proofErr w:type="spellStart"/>
+            <w:r>
+              <w:rPr>
+                <w:sz w:val="12"/>
+                <w:szCs w:val="12"/>
+              </w:rPr>
+              <w:t>Apr</w:t>
+            </w:r>
+            <w:proofErr w:type="spellEnd"/>
+            <w:r>
+              <w:rPr>
+                <w:sz w:val="12"/>
+                <w:szCs w:val="12"/>
+              </w:rPr>
+              <w:t xml:space="preserve"> 27</w:t>
             </w:r>
           </w:p>
         </w:tc>
@@ -14385,6 +15896,7 @@
                 <w:szCs w:val="14"/>
               </w:rPr>
             </w:pPr>
+            <w:proofErr w:type="spellStart"/>
             <w:r>
               <w:rPr>
                 <w:sz w:val="12"/>
@@ -14392,6 +15904,7 @@
               </w:rPr>
               <w:t>FrontEnd</w:t>
             </w:r>
+            <w:proofErr w:type="spellEnd"/>
           </w:p>
         </w:tc>
         <w:tc>
@@ -14452,13 +15965,31 @@
                 <w:szCs w:val="14"/>
               </w:rPr>
             </w:pPr>
-            <w:r>
-              <w:rPr>
-                <w:sz w:val="12"/>
-                <w:szCs w:val="12"/>
-              </w:rPr>
-              <w:t>pagina de admin</w:t>
-            </w:r>
+            <w:proofErr w:type="spellStart"/>
+            <w:r>
+              <w:rPr>
+                <w:sz w:val="12"/>
+                <w:szCs w:val="12"/>
+              </w:rPr>
+              <w:t>pagina</w:t>
+            </w:r>
+            <w:proofErr w:type="spellEnd"/>
+            <w:r>
+              <w:rPr>
+                <w:sz w:val="12"/>
+                <w:szCs w:val="12"/>
+              </w:rPr>
+              <w:t xml:space="preserve"> de </w:t>
+            </w:r>
+            <w:proofErr w:type="spellStart"/>
+            <w:r>
+              <w:rPr>
+                <w:sz w:val="12"/>
+                <w:szCs w:val="12"/>
+              </w:rPr>
+              <w:t>admin</w:t>
+            </w:r>
+            <w:proofErr w:type="spellEnd"/>
           </w:p>
         </w:tc>
       </w:tr>
@@ -14493,12 +16024,21 @@
                 <w:szCs w:val="14"/>
               </w:rPr>
             </w:pPr>
-            <w:r>
-              <w:rPr>
-                <w:sz w:val="12"/>
-                <w:szCs w:val="12"/>
-              </w:rPr>
-              <w:t>Apr 27</w:t>
+            <w:proofErr w:type="spellStart"/>
+            <w:r>
+              <w:rPr>
+                <w:sz w:val="12"/>
+                <w:szCs w:val="12"/>
+              </w:rPr>
+              <w:t>Apr</w:t>
+            </w:r>
+            <w:proofErr w:type="spellEnd"/>
+            <w:r>
+              <w:rPr>
+                <w:sz w:val="12"/>
+                <w:szCs w:val="12"/>
+              </w:rPr>
+              <w:t xml:space="preserve"> 27</w:t>
             </w:r>
           </w:p>
         </w:tc>
@@ -14559,6 +16099,7 @@
                 <w:szCs w:val="14"/>
               </w:rPr>
             </w:pPr>
+            <w:proofErr w:type="spellStart"/>
             <w:r>
               <w:rPr>
                 <w:sz w:val="12"/>
@@ -14566,6 +16107,7 @@
               </w:rPr>
               <w:t>BackEnd</w:t>
             </w:r>
+            <w:proofErr w:type="spellEnd"/>
           </w:p>
         </w:tc>
         <w:tc>
@@ -14626,13 +16168,31 @@
                 <w:szCs w:val="14"/>
               </w:rPr>
             </w:pPr>
-            <w:r>
-              <w:rPr>
-                <w:sz w:val="12"/>
-                <w:szCs w:val="12"/>
-              </w:rPr>
-              <w:t>controler y pagina login</w:t>
-            </w:r>
+            <w:proofErr w:type="spellStart"/>
+            <w:r>
+              <w:rPr>
+                <w:sz w:val="12"/>
+                <w:szCs w:val="12"/>
+              </w:rPr>
+              <w:t>controler</w:t>
+            </w:r>
+            <w:proofErr w:type="spellEnd"/>
+            <w:r>
+              <w:rPr>
+                <w:sz w:val="12"/>
+                <w:szCs w:val="12"/>
+              </w:rPr>
+              <w:t xml:space="preserve"> y pagina </w:t>
+            </w:r>
+            <w:proofErr w:type="spellStart"/>
+            <w:r>
+              <w:rPr>
+                <w:sz w:val="12"/>
+                <w:szCs w:val="12"/>
+              </w:rPr>
+              <w:t>login</w:t>
+            </w:r>
+            <w:proofErr w:type="spellEnd"/>
           </w:p>
         </w:tc>
       </w:tr>
@@ -14667,12 +16227,21 @@
                 <w:szCs w:val="14"/>
               </w:rPr>
             </w:pPr>
-            <w:r>
-              <w:rPr>
-                <w:sz w:val="12"/>
-                <w:szCs w:val="12"/>
-              </w:rPr>
-              <w:t>Apr 24</w:t>
+            <w:proofErr w:type="spellStart"/>
+            <w:r>
+              <w:rPr>
+                <w:sz w:val="12"/>
+                <w:szCs w:val="12"/>
+              </w:rPr>
+              <w:t>Apr</w:t>
+            </w:r>
+            <w:proofErr w:type="spellEnd"/>
+            <w:r>
+              <w:rPr>
+                <w:sz w:val="12"/>
+                <w:szCs w:val="12"/>
+              </w:rPr>
+              <w:t xml:space="preserve"> 24</w:t>
             </w:r>
           </w:p>
         </w:tc>
@@ -14805,8 +16374,17 @@
                 <w:sz w:val="12"/>
                 <w:szCs w:val="12"/>
               </w:rPr>
-              <w:t>QA Backend</w:t>
-            </w:r>
+              <w:t xml:space="preserve">QA </w:t>
+            </w:r>
+            <w:proofErr w:type="spellStart"/>
+            <w:r>
+              <w:rPr>
+                <w:sz w:val="12"/>
+                <w:szCs w:val="12"/>
+              </w:rPr>
+              <w:t>Backend</w:t>
+            </w:r>
+            <w:proofErr w:type="spellEnd"/>
           </w:p>
         </w:tc>
       </w:tr>
@@ -14841,13 +16419,22 @@
                 <w:szCs w:val="14"/>
               </w:rPr>
             </w:pPr>
+            <w:proofErr w:type="spellStart"/>
             <w:r>
               <w:rPr>
                 <w:sz w:val="12"/>
                 <w:szCs w:val="12"/>
               </w:rPr>
               <w:lastRenderedPageBreak/>
-              <w:t>Apr 23</w:t>
+              <w:t>Apr</w:t>
+            </w:r>
+            <w:proofErr w:type="spellEnd"/>
+            <w:r>
+              <w:rPr>
+                <w:sz w:val="12"/>
+                <w:szCs w:val="12"/>
+              </w:rPr>
+              <w:t xml:space="preserve"> 23</w:t>
             </w:r>
           </w:p>
         </w:tc>
@@ -14980,8 +16567,17 @@
                 <w:sz w:val="12"/>
                 <w:szCs w:val="12"/>
               </w:rPr>
-              <w:t>QA Backend</w:t>
-            </w:r>
+              <w:t xml:space="preserve">QA </w:t>
+            </w:r>
+            <w:proofErr w:type="spellStart"/>
+            <w:r>
+              <w:rPr>
+                <w:sz w:val="12"/>
+                <w:szCs w:val="12"/>
+              </w:rPr>
+              <w:t>Backend</w:t>
+            </w:r>
+            <w:proofErr w:type="spellEnd"/>
           </w:p>
         </w:tc>
       </w:tr>
@@ -15016,12 +16612,21 @@
                 <w:szCs w:val="14"/>
               </w:rPr>
             </w:pPr>
-            <w:r>
-              <w:rPr>
-                <w:sz w:val="12"/>
-                <w:szCs w:val="12"/>
-              </w:rPr>
-              <w:t>Apr 23</w:t>
+            <w:proofErr w:type="spellStart"/>
+            <w:r>
+              <w:rPr>
+                <w:sz w:val="12"/>
+                <w:szCs w:val="12"/>
+              </w:rPr>
+              <w:t>Apr</w:t>
+            </w:r>
+            <w:proofErr w:type="spellEnd"/>
+            <w:r>
+              <w:rPr>
+                <w:sz w:val="12"/>
+                <w:szCs w:val="12"/>
+              </w:rPr>
+              <w:t xml:space="preserve"> 23</w:t>
             </w:r>
           </w:p>
         </w:tc>
@@ -15082,6 +16687,7 @@
                 <w:szCs w:val="14"/>
               </w:rPr>
             </w:pPr>
+            <w:proofErr w:type="spellStart"/>
             <w:r>
               <w:rPr>
                 <w:sz w:val="12"/>
@@ -15089,6 +16695,7 @@
               </w:rPr>
               <w:t>FrontEnd</w:t>
             </w:r>
+            <w:proofErr w:type="spellEnd"/>
           </w:p>
         </w:tc>
         <w:tc>
@@ -15149,12 +16756,21 @@
                 <w:szCs w:val="14"/>
               </w:rPr>
             </w:pPr>
-            <w:r>
-              <w:rPr>
-                <w:sz w:val="12"/>
-                <w:szCs w:val="12"/>
-              </w:rPr>
-              <w:t>thymeleaf 3</w:t>
+            <w:proofErr w:type="spellStart"/>
+            <w:r>
+              <w:rPr>
+                <w:sz w:val="12"/>
+                <w:szCs w:val="12"/>
+              </w:rPr>
+              <w:t>thymeleaf</w:t>
+            </w:r>
+            <w:proofErr w:type="spellEnd"/>
+            <w:r>
+              <w:rPr>
+                <w:sz w:val="12"/>
+                <w:szCs w:val="12"/>
+              </w:rPr>
+              <w:t xml:space="preserve"> 3</w:t>
             </w:r>
           </w:p>
         </w:tc>
@@ -15190,12 +16806,21 @@
                 <w:szCs w:val="14"/>
               </w:rPr>
             </w:pPr>
-            <w:r>
-              <w:rPr>
-                <w:sz w:val="12"/>
-                <w:szCs w:val="12"/>
-              </w:rPr>
-              <w:t>Apr 23</w:t>
+            <w:proofErr w:type="spellStart"/>
+            <w:r>
+              <w:rPr>
+                <w:sz w:val="12"/>
+                <w:szCs w:val="12"/>
+              </w:rPr>
+              <w:t>Apr</w:t>
+            </w:r>
+            <w:proofErr w:type="spellEnd"/>
+            <w:r>
+              <w:rPr>
+                <w:sz w:val="12"/>
+                <w:szCs w:val="12"/>
+              </w:rPr>
+              <w:t xml:space="preserve"> 23</w:t>
             </w:r>
           </w:p>
         </w:tc>
@@ -15256,6 +16881,7 @@
                 <w:szCs w:val="14"/>
               </w:rPr>
             </w:pPr>
+            <w:proofErr w:type="spellStart"/>
             <w:r>
               <w:rPr>
                 <w:sz w:val="12"/>
@@ -15263,6 +16889,7 @@
               </w:rPr>
               <w:t>FrontEnd</w:t>
             </w:r>
+            <w:proofErr w:type="spellEnd"/>
           </w:p>
         </w:tc>
         <w:tc>
@@ -15323,12 +16950,21 @@
                 <w:szCs w:val="14"/>
               </w:rPr>
             </w:pPr>
-            <w:r>
-              <w:rPr>
-                <w:sz w:val="12"/>
-                <w:szCs w:val="12"/>
-              </w:rPr>
-              <w:t>thymeleaf 2-2</w:t>
+            <w:proofErr w:type="spellStart"/>
+            <w:r>
+              <w:rPr>
+                <w:sz w:val="12"/>
+                <w:szCs w:val="12"/>
+              </w:rPr>
+              <w:t>thymeleaf</w:t>
+            </w:r>
+            <w:proofErr w:type="spellEnd"/>
+            <w:r>
+              <w:rPr>
+                <w:sz w:val="12"/>
+                <w:szCs w:val="12"/>
+              </w:rPr>
+              <w:t xml:space="preserve"> 2-2</w:t>
             </w:r>
           </w:p>
         </w:tc>
@@ -15364,12 +17000,21 @@
                 <w:szCs w:val="14"/>
               </w:rPr>
             </w:pPr>
-            <w:r>
-              <w:rPr>
-                <w:sz w:val="12"/>
-                <w:szCs w:val="12"/>
-              </w:rPr>
-              <w:t>Apr 23</w:t>
+            <w:proofErr w:type="spellStart"/>
+            <w:r>
+              <w:rPr>
+                <w:sz w:val="12"/>
+                <w:szCs w:val="12"/>
+              </w:rPr>
+              <w:t>Apr</w:t>
+            </w:r>
+            <w:proofErr w:type="spellEnd"/>
+            <w:r>
+              <w:rPr>
+                <w:sz w:val="12"/>
+                <w:szCs w:val="12"/>
+              </w:rPr>
+              <w:t xml:space="preserve"> 23</w:t>
             </w:r>
           </w:p>
         </w:tc>
@@ -15430,6 +17075,7 @@
                 <w:szCs w:val="14"/>
               </w:rPr>
             </w:pPr>
+            <w:proofErr w:type="spellStart"/>
             <w:r>
               <w:rPr>
                 <w:sz w:val="12"/>
@@ -15437,6 +17083,7 @@
               </w:rPr>
               <w:t>FrontEnd</w:t>
             </w:r>
+            <w:proofErr w:type="spellEnd"/>
           </w:p>
         </w:tc>
         <w:tc>
@@ -15497,12 +17144,21 @@
                 <w:szCs w:val="14"/>
               </w:rPr>
             </w:pPr>
-            <w:r>
-              <w:rPr>
-                <w:sz w:val="12"/>
-                <w:szCs w:val="12"/>
-              </w:rPr>
-              <w:t>thymeleaf 2</w:t>
+            <w:proofErr w:type="spellStart"/>
+            <w:r>
+              <w:rPr>
+                <w:sz w:val="12"/>
+                <w:szCs w:val="12"/>
+              </w:rPr>
+              <w:t>thymeleaf</w:t>
+            </w:r>
+            <w:proofErr w:type="spellEnd"/>
+            <w:r>
+              <w:rPr>
+                <w:sz w:val="12"/>
+                <w:szCs w:val="12"/>
+              </w:rPr>
+              <w:t xml:space="preserve"> 2</w:t>
             </w:r>
           </w:p>
         </w:tc>
@@ -15538,12 +17194,21 @@
                 <w:szCs w:val="14"/>
               </w:rPr>
             </w:pPr>
-            <w:r>
-              <w:rPr>
-                <w:sz w:val="12"/>
-                <w:szCs w:val="12"/>
-              </w:rPr>
-              <w:t>Apr 23</w:t>
+            <w:proofErr w:type="spellStart"/>
+            <w:r>
+              <w:rPr>
+                <w:sz w:val="12"/>
+                <w:szCs w:val="12"/>
+              </w:rPr>
+              <w:t>Apr</w:t>
+            </w:r>
+            <w:proofErr w:type="spellEnd"/>
+            <w:r>
+              <w:rPr>
+                <w:sz w:val="12"/>
+                <w:szCs w:val="12"/>
+              </w:rPr>
+              <w:t xml:space="preserve"> 23</w:t>
             </w:r>
           </w:p>
         </w:tc>
@@ -15712,12 +17377,21 @@
                 <w:szCs w:val="14"/>
               </w:rPr>
             </w:pPr>
-            <w:r>
-              <w:rPr>
-                <w:sz w:val="12"/>
-                <w:szCs w:val="12"/>
-              </w:rPr>
-              <w:t>Apr 23</w:t>
+            <w:proofErr w:type="spellStart"/>
+            <w:r>
+              <w:rPr>
+                <w:sz w:val="12"/>
+                <w:szCs w:val="12"/>
+              </w:rPr>
+              <w:t>Apr</w:t>
+            </w:r>
+            <w:proofErr w:type="spellEnd"/>
+            <w:r>
+              <w:rPr>
+                <w:sz w:val="12"/>
+                <w:szCs w:val="12"/>
+              </w:rPr>
+              <w:t xml:space="preserve"> 23</w:t>
             </w:r>
           </w:p>
         </w:tc>
@@ -15778,6 +17452,7 @@
                 <w:szCs w:val="14"/>
               </w:rPr>
             </w:pPr>
+            <w:proofErr w:type="spellStart"/>
             <w:r>
               <w:rPr>
                 <w:sz w:val="12"/>
@@ -15785,6 +17460,7 @@
               </w:rPr>
               <w:t>FrontEnd</w:t>
             </w:r>
+            <w:proofErr w:type="spellEnd"/>
           </w:p>
         </w:tc>
         <w:tc>
@@ -15845,12 +17521,21 @@
                 <w:szCs w:val="14"/>
               </w:rPr>
             </w:pPr>
-            <w:r>
-              <w:rPr>
-                <w:sz w:val="12"/>
-                <w:szCs w:val="12"/>
-              </w:rPr>
-              <w:t>thymeleaf 1</w:t>
+            <w:proofErr w:type="spellStart"/>
+            <w:r>
+              <w:rPr>
+                <w:sz w:val="12"/>
+                <w:szCs w:val="12"/>
+              </w:rPr>
+              <w:t>thymeleaf</w:t>
+            </w:r>
+            <w:proofErr w:type="spellEnd"/>
+            <w:r>
+              <w:rPr>
+                <w:sz w:val="12"/>
+                <w:szCs w:val="12"/>
+              </w:rPr>
+              <w:t xml:space="preserve"> 1</w:t>
             </w:r>
           </w:p>
         </w:tc>
@@ -15886,12 +17571,21 @@
                 <w:szCs w:val="14"/>
               </w:rPr>
             </w:pPr>
-            <w:r>
-              <w:rPr>
-                <w:sz w:val="12"/>
-                <w:szCs w:val="12"/>
-              </w:rPr>
-              <w:t>Apr 23</w:t>
+            <w:proofErr w:type="spellStart"/>
+            <w:r>
+              <w:rPr>
+                <w:sz w:val="12"/>
+                <w:szCs w:val="12"/>
+              </w:rPr>
+              <w:t>Apr</w:t>
+            </w:r>
+            <w:proofErr w:type="spellEnd"/>
+            <w:r>
+              <w:rPr>
+                <w:sz w:val="12"/>
+                <w:szCs w:val="12"/>
+              </w:rPr>
+              <w:t xml:space="preserve"> 23</w:t>
             </w:r>
           </w:p>
         </w:tc>
@@ -15952,6 +17646,7 @@
                 <w:szCs w:val="14"/>
               </w:rPr>
             </w:pPr>
+            <w:proofErr w:type="spellStart"/>
             <w:r>
               <w:rPr>
                 <w:sz w:val="12"/>
@@ -15959,6 +17654,7 @@
               </w:rPr>
               <w:t>BackEnd</w:t>
             </w:r>
+            <w:proofErr w:type="spellEnd"/>
           </w:p>
         </w:tc>
         <w:tc>
@@ -16019,12 +17715,21 @@
                 <w:szCs w:val="14"/>
               </w:rPr>
             </w:pPr>
-            <w:r>
-              <w:rPr>
-                <w:sz w:val="12"/>
-                <w:szCs w:val="12"/>
-              </w:rPr>
-              <w:t>controller 3</w:t>
+            <w:proofErr w:type="spellStart"/>
+            <w:r>
+              <w:rPr>
+                <w:sz w:val="12"/>
+                <w:szCs w:val="12"/>
+              </w:rPr>
+              <w:t>controller</w:t>
+            </w:r>
+            <w:proofErr w:type="spellEnd"/>
+            <w:r>
+              <w:rPr>
+                <w:sz w:val="12"/>
+                <w:szCs w:val="12"/>
+              </w:rPr>
+              <w:t xml:space="preserve"> 3</w:t>
             </w:r>
           </w:p>
         </w:tc>
@@ -16060,12 +17765,21 @@
                 <w:szCs w:val="14"/>
               </w:rPr>
             </w:pPr>
-            <w:r>
-              <w:rPr>
-                <w:sz w:val="12"/>
-                <w:szCs w:val="12"/>
-              </w:rPr>
-              <w:t>Apr 23</w:t>
+            <w:proofErr w:type="spellStart"/>
+            <w:r>
+              <w:rPr>
+                <w:sz w:val="12"/>
+                <w:szCs w:val="12"/>
+              </w:rPr>
+              <w:t>Apr</w:t>
+            </w:r>
+            <w:proofErr w:type="spellEnd"/>
+            <w:r>
+              <w:rPr>
+                <w:sz w:val="12"/>
+                <w:szCs w:val="12"/>
+              </w:rPr>
+              <w:t xml:space="preserve"> 23</w:t>
             </w:r>
           </w:p>
         </w:tc>
@@ -16126,6 +17840,7 @@
                 <w:szCs w:val="14"/>
               </w:rPr>
             </w:pPr>
+            <w:proofErr w:type="spellStart"/>
             <w:r>
               <w:rPr>
                 <w:sz w:val="12"/>
@@ -16133,6 +17848,7 @@
               </w:rPr>
               <w:t>BackEnd</w:t>
             </w:r>
+            <w:proofErr w:type="spellEnd"/>
           </w:p>
         </w:tc>
         <w:tc>
@@ -16193,12 +17909,21 @@
                 <w:szCs w:val="14"/>
               </w:rPr>
             </w:pPr>
-            <w:r>
-              <w:rPr>
-                <w:sz w:val="12"/>
-                <w:szCs w:val="12"/>
-              </w:rPr>
-              <w:t>controller 2</w:t>
+            <w:proofErr w:type="spellStart"/>
+            <w:r>
+              <w:rPr>
+                <w:sz w:val="12"/>
+                <w:szCs w:val="12"/>
+              </w:rPr>
+              <w:t>controller</w:t>
+            </w:r>
+            <w:proofErr w:type="spellEnd"/>
+            <w:r>
+              <w:rPr>
+                <w:sz w:val="12"/>
+                <w:szCs w:val="12"/>
+              </w:rPr>
+              <w:t xml:space="preserve"> 2</w:t>
             </w:r>
           </w:p>
         </w:tc>
@@ -16234,12 +17959,21 @@
                 <w:szCs w:val="14"/>
               </w:rPr>
             </w:pPr>
-            <w:r>
-              <w:rPr>
-                <w:sz w:val="12"/>
-                <w:szCs w:val="12"/>
-              </w:rPr>
-              <w:t>Apr 23</w:t>
+            <w:proofErr w:type="spellStart"/>
+            <w:r>
+              <w:rPr>
+                <w:sz w:val="12"/>
+                <w:szCs w:val="12"/>
+              </w:rPr>
+              <w:t>Apr</w:t>
+            </w:r>
+            <w:proofErr w:type="spellEnd"/>
+            <w:r>
+              <w:rPr>
+                <w:sz w:val="12"/>
+                <w:szCs w:val="12"/>
+              </w:rPr>
+              <w:t xml:space="preserve"> 23</w:t>
             </w:r>
           </w:p>
         </w:tc>
@@ -16300,6 +18034,7 @@
                 <w:szCs w:val="14"/>
               </w:rPr>
             </w:pPr>
+            <w:proofErr w:type="spellStart"/>
             <w:r>
               <w:rPr>
                 <w:sz w:val="12"/>
@@ -16307,6 +18042,7 @@
               </w:rPr>
               <w:t>BackEnd</w:t>
             </w:r>
+            <w:proofErr w:type="spellEnd"/>
           </w:p>
         </w:tc>
         <w:tc>
@@ -16367,12 +18103,21 @@
                 <w:szCs w:val="14"/>
               </w:rPr>
             </w:pPr>
-            <w:r>
-              <w:rPr>
-                <w:sz w:val="12"/>
-                <w:szCs w:val="12"/>
-              </w:rPr>
-              <w:t>controllers 1</w:t>
+            <w:proofErr w:type="spellStart"/>
+            <w:r>
+              <w:rPr>
+                <w:sz w:val="12"/>
+                <w:szCs w:val="12"/>
+              </w:rPr>
+              <w:t>controllers</w:t>
+            </w:r>
+            <w:proofErr w:type="spellEnd"/>
+            <w:r>
+              <w:rPr>
+                <w:sz w:val="12"/>
+                <w:szCs w:val="12"/>
+              </w:rPr>
+              <w:t xml:space="preserve"> 1</w:t>
             </w:r>
           </w:p>
         </w:tc>
@@ -16408,12 +18153,21 @@
                 <w:szCs w:val="14"/>
               </w:rPr>
             </w:pPr>
-            <w:r>
-              <w:rPr>
-                <w:sz w:val="12"/>
-                <w:szCs w:val="12"/>
-              </w:rPr>
-              <w:t>Apr 22</w:t>
+            <w:proofErr w:type="spellStart"/>
+            <w:r>
+              <w:rPr>
+                <w:sz w:val="12"/>
+                <w:szCs w:val="12"/>
+              </w:rPr>
+              <w:t>Apr</w:t>
+            </w:r>
+            <w:proofErr w:type="spellEnd"/>
+            <w:r>
+              <w:rPr>
+                <w:sz w:val="12"/>
+                <w:szCs w:val="12"/>
+              </w:rPr>
+              <w:t xml:space="preserve"> 22</w:t>
             </w:r>
           </w:p>
         </w:tc>
@@ -16546,8 +18300,17 @@
                 <w:sz w:val="12"/>
                 <w:szCs w:val="12"/>
               </w:rPr>
-              <w:t>QA Backend</w:t>
-            </w:r>
+              <w:t xml:space="preserve">QA </w:t>
+            </w:r>
+            <w:proofErr w:type="spellStart"/>
+            <w:r>
+              <w:rPr>
+                <w:sz w:val="12"/>
+                <w:szCs w:val="12"/>
+              </w:rPr>
+              <w:t>Backend</w:t>
+            </w:r>
+            <w:proofErr w:type="spellEnd"/>
           </w:p>
         </w:tc>
       </w:tr>
@@ -16582,12 +18345,21 @@
                 <w:szCs w:val="14"/>
               </w:rPr>
             </w:pPr>
-            <w:r>
-              <w:rPr>
-                <w:sz w:val="12"/>
-                <w:szCs w:val="12"/>
-              </w:rPr>
-              <w:t>Apr 22</w:t>
+            <w:proofErr w:type="spellStart"/>
+            <w:r>
+              <w:rPr>
+                <w:sz w:val="12"/>
+                <w:szCs w:val="12"/>
+              </w:rPr>
+              <w:t>Apr</w:t>
+            </w:r>
+            <w:proofErr w:type="spellEnd"/>
+            <w:r>
+              <w:rPr>
+                <w:sz w:val="12"/>
+                <w:szCs w:val="12"/>
+              </w:rPr>
+              <w:t xml:space="preserve"> 22</w:t>
             </w:r>
           </w:p>
         </w:tc>
@@ -16756,12 +18528,21 @@
                 <w:szCs w:val="14"/>
               </w:rPr>
             </w:pPr>
-            <w:r>
-              <w:rPr>
-                <w:sz w:val="12"/>
-                <w:szCs w:val="12"/>
-              </w:rPr>
-              <w:t>Apr 22</w:t>
+            <w:proofErr w:type="spellStart"/>
+            <w:r>
+              <w:rPr>
+                <w:sz w:val="12"/>
+                <w:szCs w:val="12"/>
+              </w:rPr>
+              <w:t>Apr</w:t>
+            </w:r>
+            <w:proofErr w:type="spellEnd"/>
+            <w:r>
+              <w:rPr>
+                <w:sz w:val="12"/>
+                <w:szCs w:val="12"/>
+              </w:rPr>
+              <w:t xml:space="preserve"> 22</w:t>
             </w:r>
           </w:p>
         </w:tc>
@@ -16930,12 +18711,21 @@
                 <w:szCs w:val="14"/>
               </w:rPr>
             </w:pPr>
-            <w:r>
-              <w:rPr>
-                <w:sz w:val="12"/>
-                <w:szCs w:val="12"/>
-              </w:rPr>
-              <w:t>Apr 22</w:t>
+            <w:proofErr w:type="spellStart"/>
+            <w:r>
+              <w:rPr>
+                <w:sz w:val="12"/>
+                <w:szCs w:val="12"/>
+              </w:rPr>
+              <w:t>Apr</w:t>
+            </w:r>
+            <w:proofErr w:type="spellEnd"/>
+            <w:r>
+              <w:rPr>
+                <w:sz w:val="12"/>
+                <w:szCs w:val="12"/>
+              </w:rPr>
+              <w:t xml:space="preserve"> 22</w:t>
             </w:r>
           </w:p>
         </w:tc>
@@ -16996,6 +18786,7 @@
                 <w:szCs w:val="14"/>
               </w:rPr>
             </w:pPr>
+            <w:proofErr w:type="spellStart"/>
             <w:r>
               <w:rPr>
                 <w:sz w:val="12"/>
@@ -17003,6 +18794,7 @@
               </w:rPr>
               <w:t>BackEnd</w:t>
             </w:r>
+            <w:proofErr w:type="spellEnd"/>
           </w:p>
         </w:tc>
         <w:tc>
@@ -17104,12 +18896,21 @@
                 <w:szCs w:val="14"/>
               </w:rPr>
             </w:pPr>
-            <w:r>
-              <w:rPr>
-                <w:sz w:val="12"/>
-                <w:szCs w:val="12"/>
-              </w:rPr>
-              <w:t>Apr 22</w:t>
+            <w:proofErr w:type="spellStart"/>
+            <w:r>
+              <w:rPr>
+                <w:sz w:val="12"/>
+                <w:szCs w:val="12"/>
+              </w:rPr>
+              <w:t>Apr</w:t>
+            </w:r>
+            <w:proofErr w:type="spellEnd"/>
+            <w:r>
+              <w:rPr>
+                <w:sz w:val="12"/>
+                <w:szCs w:val="12"/>
+              </w:rPr>
+              <w:t xml:space="preserve"> 22</w:t>
             </w:r>
           </w:p>
         </w:tc>
@@ -17170,6 +18971,7 @@
                 <w:szCs w:val="14"/>
               </w:rPr>
             </w:pPr>
+            <w:proofErr w:type="spellStart"/>
             <w:r>
               <w:rPr>
                 <w:sz w:val="12"/>
@@ -17177,6 +18979,7 @@
               </w:rPr>
               <w:t>BackEnd</w:t>
             </w:r>
+            <w:proofErr w:type="spellEnd"/>
           </w:p>
         </w:tc>
         <w:tc>
@@ -17278,12 +19081,21 @@
                 <w:szCs w:val="14"/>
               </w:rPr>
             </w:pPr>
-            <w:r>
-              <w:rPr>
-                <w:sz w:val="12"/>
-                <w:szCs w:val="12"/>
-              </w:rPr>
-              <w:t>Apr 22</w:t>
+            <w:proofErr w:type="spellStart"/>
+            <w:r>
+              <w:rPr>
+                <w:sz w:val="12"/>
+                <w:szCs w:val="12"/>
+              </w:rPr>
+              <w:t>Apr</w:t>
+            </w:r>
+            <w:proofErr w:type="spellEnd"/>
+            <w:r>
+              <w:rPr>
+                <w:sz w:val="12"/>
+                <w:szCs w:val="12"/>
+              </w:rPr>
+              <w:t xml:space="preserve"> 22</w:t>
             </w:r>
           </w:p>
         </w:tc>
@@ -17344,6 +19156,7 @@
                 <w:szCs w:val="14"/>
               </w:rPr>
             </w:pPr>
+            <w:proofErr w:type="spellStart"/>
             <w:r>
               <w:rPr>
                 <w:sz w:val="12"/>
@@ -17351,6 +19164,7 @@
               </w:rPr>
               <w:t>BackEnd</w:t>
             </w:r>
+            <w:proofErr w:type="spellEnd"/>
           </w:p>
         </w:tc>
         <w:tc>
@@ -17416,8 +19230,17 @@
                 <w:sz w:val="12"/>
                 <w:szCs w:val="12"/>
               </w:rPr>
-              <w:t>api googl</w:t>
-            </w:r>
+              <w:t xml:space="preserve">api </w:t>
+            </w:r>
+            <w:proofErr w:type="spellStart"/>
+            <w:r>
+              <w:rPr>
+                <w:sz w:val="12"/>
+                <w:szCs w:val="12"/>
+              </w:rPr>
+              <w:t>googl</w:t>
+            </w:r>
+            <w:proofErr w:type="spellEnd"/>
           </w:p>
         </w:tc>
       </w:tr>
@@ -17452,12 +19275,21 @@
                 <w:szCs w:val="14"/>
               </w:rPr>
             </w:pPr>
-            <w:r>
-              <w:rPr>
-                <w:sz w:val="12"/>
-                <w:szCs w:val="12"/>
-              </w:rPr>
-              <w:t>Apr 21</w:t>
+            <w:proofErr w:type="spellStart"/>
+            <w:r>
+              <w:rPr>
+                <w:sz w:val="12"/>
+                <w:szCs w:val="12"/>
+              </w:rPr>
+              <w:t>Apr</w:t>
+            </w:r>
+            <w:proofErr w:type="spellEnd"/>
+            <w:r>
+              <w:rPr>
+                <w:sz w:val="12"/>
+                <w:szCs w:val="12"/>
+              </w:rPr>
+              <w:t xml:space="preserve"> 21</w:t>
             </w:r>
           </w:p>
         </w:tc>
@@ -17518,6 +19350,7 @@
                 <w:szCs w:val="14"/>
               </w:rPr>
             </w:pPr>
+            <w:proofErr w:type="spellStart"/>
             <w:r>
               <w:rPr>
                 <w:sz w:val="12"/>
@@ -17525,6 +19358,7 @@
               </w:rPr>
               <w:t>BackEnd</w:t>
             </w:r>
+            <w:proofErr w:type="spellEnd"/>
           </w:p>
         </w:tc>
         <w:tc>
@@ -17590,8 +19424,17 @@
                 <w:sz w:val="12"/>
                 <w:szCs w:val="12"/>
               </w:rPr>
-              <w:t>creamos el DTO de google</w:t>
-            </w:r>
+              <w:t xml:space="preserve">creamos el DTO de </w:t>
+            </w:r>
+            <w:proofErr w:type="spellStart"/>
+            <w:r>
+              <w:rPr>
+                <w:sz w:val="12"/>
+                <w:szCs w:val="12"/>
+              </w:rPr>
+              <w:t>google</w:t>
+            </w:r>
+            <w:proofErr w:type="spellEnd"/>
           </w:p>
         </w:tc>
       </w:tr>
@@ -17626,12 +19469,21 @@
                 <w:szCs w:val="14"/>
               </w:rPr>
             </w:pPr>
-            <w:r>
-              <w:rPr>
-                <w:sz w:val="12"/>
-                <w:szCs w:val="12"/>
-              </w:rPr>
-              <w:t>Apr 20</w:t>
+            <w:proofErr w:type="spellStart"/>
+            <w:r>
+              <w:rPr>
+                <w:sz w:val="12"/>
+                <w:szCs w:val="12"/>
+              </w:rPr>
+              <w:t>Apr</w:t>
+            </w:r>
+            <w:proofErr w:type="spellEnd"/>
+            <w:r>
+              <w:rPr>
+                <w:sz w:val="12"/>
+                <w:szCs w:val="12"/>
+              </w:rPr>
+              <w:t xml:space="preserve"> 20</w:t>
             </w:r>
           </w:p>
         </w:tc>
@@ -17759,13 +19611,31 @@
                 <w:szCs w:val="14"/>
               </w:rPr>
             </w:pPr>
-            <w:r>
-              <w:rPr>
-                <w:sz w:val="12"/>
-                <w:szCs w:val="12"/>
-              </w:rPr>
-              <w:t>Documentacion inicial + Preproyecto</w:t>
-            </w:r>
+            <w:proofErr w:type="spellStart"/>
+            <w:r>
+              <w:rPr>
+                <w:sz w:val="12"/>
+                <w:szCs w:val="12"/>
+              </w:rPr>
+              <w:t>Documentacion</w:t>
+            </w:r>
+            <w:proofErr w:type="spellEnd"/>
+            <w:r>
+              <w:rPr>
+                <w:sz w:val="12"/>
+                <w:szCs w:val="12"/>
+              </w:rPr>
+              <w:t xml:space="preserve"> inicial + </w:t>
+            </w:r>
+            <w:proofErr w:type="spellStart"/>
+            <w:r>
+              <w:rPr>
+                <w:sz w:val="12"/>
+                <w:szCs w:val="12"/>
+              </w:rPr>
+              <w:t>Preproyecto</w:t>
+            </w:r>
+            <w:proofErr w:type="spellEnd"/>
           </w:p>
         </w:tc>
       </w:tr>
@@ -17800,12 +19670,21 @@
                 <w:szCs w:val="14"/>
               </w:rPr>
             </w:pPr>
-            <w:r>
-              <w:rPr>
-                <w:sz w:val="12"/>
-                <w:szCs w:val="12"/>
-              </w:rPr>
-              <w:t>Apr 19</w:t>
+            <w:proofErr w:type="spellStart"/>
+            <w:r>
+              <w:rPr>
+                <w:sz w:val="12"/>
+                <w:szCs w:val="12"/>
+              </w:rPr>
+              <w:t>Apr</w:t>
+            </w:r>
+            <w:proofErr w:type="spellEnd"/>
+            <w:r>
+              <w:rPr>
+                <w:sz w:val="12"/>
+                <w:szCs w:val="12"/>
+              </w:rPr>
+              <w:t xml:space="preserve"> 19</w:t>
             </w:r>
           </w:p>
         </w:tc>
@@ -17933,6 +19812,7 @@
                 <w:szCs w:val="14"/>
               </w:rPr>
             </w:pPr>
+            <w:proofErr w:type="spellStart"/>
             <w:r>
               <w:rPr>
                 <w:sz w:val="12"/>
@@ -17940,6 +19820,7 @@
               </w:rPr>
               <w:t>Analisis</w:t>
             </w:r>
+            <w:proofErr w:type="spellEnd"/>
           </w:p>
         </w:tc>
       </w:tr>
@@ -17974,12 +19855,21 @@
                 <w:szCs w:val="14"/>
               </w:rPr>
             </w:pPr>
-            <w:r>
-              <w:rPr>
-                <w:sz w:val="12"/>
-                <w:szCs w:val="12"/>
-              </w:rPr>
-              <w:t>Apr 16</w:t>
+            <w:proofErr w:type="spellStart"/>
+            <w:r>
+              <w:rPr>
+                <w:sz w:val="12"/>
+                <w:szCs w:val="12"/>
+              </w:rPr>
+              <w:t>Apr</w:t>
+            </w:r>
+            <w:proofErr w:type="spellEnd"/>
+            <w:r>
+              <w:rPr>
+                <w:sz w:val="12"/>
+                <w:szCs w:val="12"/>
+              </w:rPr>
+              <w:t xml:space="preserve"> 16</w:t>
             </w:r>
           </w:p>
         </w:tc>
@@ -18107,12 +19997,21 @@
                 <w:szCs w:val="14"/>
               </w:rPr>
             </w:pPr>
-            <w:r>
-              <w:rPr>
-                <w:sz w:val="12"/>
-                <w:szCs w:val="12"/>
-              </w:rPr>
-              <w:t>Analisis previo</w:t>
+            <w:proofErr w:type="spellStart"/>
+            <w:r>
+              <w:rPr>
+                <w:sz w:val="12"/>
+                <w:szCs w:val="12"/>
+              </w:rPr>
+              <w:t>Analisis</w:t>
+            </w:r>
+            <w:proofErr w:type="spellEnd"/>
+            <w:r>
+              <w:rPr>
+                <w:sz w:val="12"/>
+                <w:szCs w:val="12"/>
+              </w:rPr>
+              <w:t xml:space="preserve"> previo</w:t>
             </w:r>
           </w:p>
         </w:tc>
@@ -18148,12 +20047,21 @@
                 <w:szCs w:val="14"/>
               </w:rPr>
             </w:pPr>
-            <w:r>
-              <w:rPr>
-                <w:sz w:val="12"/>
-                <w:szCs w:val="12"/>
-              </w:rPr>
-              <w:t>Apr 15</w:t>
+            <w:proofErr w:type="spellStart"/>
+            <w:r>
+              <w:rPr>
+                <w:sz w:val="12"/>
+                <w:szCs w:val="12"/>
+              </w:rPr>
+              <w:t>Apr</w:t>
+            </w:r>
+            <w:proofErr w:type="spellEnd"/>
+            <w:r>
+              <w:rPr>
+                <w:sz w:val="12"/>
+                <w:szCs w:val="12"/>
+              </w:rPr>
+              <w:t xml:space="preserve"> 15</w:t>
             </w:r>
           </w:p>
         </w:tc>
@@ -18281,12 +20189,21 @@
                 <w:szCs w:val="14"/>
               </w:rPr>
             </w:pPr>
-            <w:r>
-              <w:rPr>
-                <w:sz w:val="12"/>
-                <w:szCs w:val="12"/>
-              </w:rPr>
-              <w:t>Analisis previo</w:t>
+            <w:proofErr w:type="spellStart"/>
+            <w:r>
+              <w:rPr>
+                <w:sz w:val="12"/>
+                <w:szCs w:val="12"/>
+              </w:rPr>
+              <w:t>Analisis</w:t>
+            </w:r>
+            <w:proofErr w:type="spellEnd"/>
+            <w:r>
+              <w:rPr>
+                <w:sz w:val="12"/>
+                <w:szCs w:val="12"/>
+              </w:rPr>
+              <w:t xml:space="preserve"> previo</w:t>
             </w:r>
           </w:p>
         </w:tc>
@@ -18322,12 +20239,21 @@
                 <w:szCs w:val="14"/>
               </w:rPr>
             </w:pPr>
-            <w:r>
-              <w:rPr>
-                <w:sz w:val="12"/>
-                <w:szCs w:val="12"/>
-              </w:rPr>
-              <w:t>Apr 14</w:t>
+            <w:proofErr w:type="spellStart"/>
+            <w:r>
+              <w:rPr>
+                <w:sz w:val="12"/>
+                <w:szCs w:val="12"/>
+              </w:rPr>
+              <w:t>Apr</w:t>
+            </w:r>
+            <w:proofErr w:type="spellEnd"/>
+            <w:r>
+              <w:rPr>
+                <w:sz w:val="12"/>
+                <w:szCs w:val="12"/>
+              </w:rPr>
+              <w:t xml:space="preserve"> 14</w:t>
             </w:r>
           </w:p>
         </w:tc>
@@ -18455,12 +20381,21 @@
                 <w:szCs w:val="14"/>
               </w:rPr>
             </w:pPr>
-            <w:r>
-              <w:rPr>
-                <w:sz w:val="12"/>
-                <w:szCs w:val="12"/>
-              </w:rPr>
-              <w:t>Analisis previo</w:t>
+            <w:proofErr w:type="spellStart"/>
+            <w:r>
+              <w:rPr>
+                <w:sz w:val="12"/>
+                <w:szCs w:val="12"/>
+              </w:rPr>
+              <w:t>Analisis</w:t>
+            </w:r>
+            <w:proofErr w:type="spellEnd"/>
+            <w:r>
+              <w:rPr>
+                <w:sz w:val="12"/>
+                <w:szCs w:val="12"/>
+              </w:rPr>
+              <w:t xml:space="preserve"> previo</w:t>
             </w:r>
           </w:p>
         </w:tc>
@@ -19500,13 +21435,23 @@
               <w:color w:val="244061"/>
             </w:rPr>
           </w:pPr>
+          <w:proofErr w:type="gramStart"/>
           <w:r>
             <w:rPr>
               <w:b/>
               <w:bCs/>
               <w:color w:val="244061"/>
             </w:rPr>
-            <w:t>DAW  ABRIL-JUNIO 2026</w:t>
+            <w:t>DAW  ABRIL</w:t>
+          </w:r>
+          <w:proofErr w:type="gramEnd"/>
+          <w:r>
+            <w:rPr>
+              <w:b/>
+              <w:bCs/>
+              <w:color w:val="244061"/>
+            </w:rPr>
+            <w:t>-JUNIO 2026</w:t>
           </w:r>
         </w:p>
       </w:tc>
@@ -20128,13 +22073,23 @@
               <w:color w:val="244061"/>
             </w:rPr>
           </w:pPr>
+          <w:proofErr w:type="gramStart"/>
           <w:r>
             <w:rPr>
               <w:b/>
               <w:bCs/>
               <w:color w:val="244061"/>
             </w:rPr>
-            <w:t>DAW  ABRIL-JUNIO 2026</w:t>
+            <w:t>DAW  ABRIL</w:t>
+          </w:r>
+          <w:proofErr w:type="gramEnd"/>
+          <w:r>
+            <w:rPr>
+              <w:b/>
+              <w:bCs/>
+              <w:color w:val="244061"/>
+            </w:rPr>
+            <w:t>-JUNIO 2026</w:t>
           </w:r>
         </w:p>
       </w:tc>

--- a/PREPROYECTO DAW  ABRIL-JUNIO 2026 (1).docx
+++ b/PREPROYECTO DAW  ABRIL-JUNIO 2026 (1).docx
@@ -4119,14 +4119,7 @@
           <w:b/>
           <w:bCs/>
         </w:rPr>
-        <w:t>270</w:t>
-      </w:r>
-      <w:r>
-        <w:rPr>
-          <w:b/>
-          <w:bCs/>
-        </w:rPr>
-        <w:t>h</w:t>
+        <w:t>270h</w:t>
       </w:r>
       <w:r>
         <w:t xml:space="preserve"> y </w:t>
@@ -6414,6 +6407,9 @@
         </w:rPr>
       </w:pPr>
       <w:r>
+        <w:rPr>
+          <w:noProof/>
+        </w:rPr>
         <w:drawing>
           <wp:inline distT="0" distB="0" distL="0" distR="0" wp14:anchorId="2A316A09" wp14:editId="2728AEA2">
             <wp:extent cx="6299835" cy="3974465"/>
@@ -6526,6 +6522,9 @@
         </w:rPr>
       </w:pPr>
       <w:r>
+        <w:rPr>
+          <w:noProof/>
+        </w:rPr>
         <w:drawing>
           <wp:inline distT="0" distB="0" distL="0" distR="0" wp14:anchorId="35980DB9" wp14:editId="3FDD651D">
             <wp:extent cx="6299835" cy="2966085"/>
@@ -6604,6 +6603,9 @@
         </w:rPr>
       </w:pPr>
       <w:r>
+        <w:rPr>
+          <w:noProof/>
+        </w:rPr>
         <w:drawing>
           <wp:inline distT="0" distB="0" distL="0" distR="0" wp14:anchorId="68C63002" wp14:editId="0777CBE7">
             <wp:extent cx="6299835" cy="3265805"/>
@@ -6691,6 +6693,9 @@
         </w:rPr>
       </w:pPr>
       <w:r>
+        <w:rPr>
+          <w:noProof/>
+        </w:rPr>
         <w:drawing>
           <wp:inline distT="0" distB="0" distL="0" distR="0" wp14:anchorId="7520E690" wp14:editId="63FFC851">
             <wp:extent cx="6299835" cy="3344545"/>
@@ -6789,6 +6794,9 @@
         <w:ind w:hanging="1049"/>
       </w:pPr>
       <w:r>
+        <w:rPr>
+          <w:noProof/>
+        </w:rPr>
         <w:drawing>
           <wp:inline distT="0" distB="0" distL="0" distR="0" wp14:anchorId="1404F71F" wp14:editId="43E8936A">
             <wp:extent cx="6299835" cy="4137025"/>
@@ -6881,6 +6889,9 @@
         </w:rPr>
       </w:pPr>
       <w:r>
+        <w:rPr>
+          <w:noProof/>
+        </w:rPr>
         <w:drawing>
           <wp:inline distT="0" distB="0" distL="0" distR="0" wp14:anchorId="5527FB31" wp14:editId="3E726263">
             <wp:extent cx="6299835" cy="607695"/>
@@ -6966,6 +6977,9 @@
         </w:rPr>
       </w:pPr>
       <w:r>
+        <w:rPr>
+          <w:noProof/>
+        </w:rPr>
         <w:drawing>
           <wp:inline distT="0" distB="0" distL="0" distR="0" wp14:anchorId="72A0D66A" wp14:editId="7A6F4651">
             <wp:extent cx="6299835" cy="2984500"/>
@@ -7022,6 +7036,7 @@
         <w:rPr>
           <w:b/>
           <w:bCs/>
+          <w:noProof/>
         </w:rPr>
         <w:drawing>
           <wp:inline distT="0" distB="0" distL="0" distR="0" wp14:anchorId="321906A2" wp14:editId="464FB6C1">
@@ -7119,6 +7134,9 @@
         <w:ind w:hanging="1049"/>
       </w:pPr>
       <w:r>
+        <w:rPr>
+          <w:noProof/>
+        </w:rPr>
         <w:drawing>
           <wp:inline distT="0" distB="0" distL="0" distR="0" wp14:anchorId="6351DB29" wp14:editId="1107C877">
             <wp:extent cx="6299835" cy="3820795"/>
@@ -7233,6 +7251,9 @@
         </w:rPr>
       </w:pPr>
       <w:r>
+        <w:rPr>
+          <w:noProof/>
+        </w:rPr>
         <w:drawing>
           <wp:inline distT="0" distB="0" distL="0" distR="0" wp14:anchorId="267E8BAD" wp14:editId="3EB777CF">
             <wp:extent cx="6299835" cy="720090"/>
@@ -7282,6 +7303,9 @@
         <w:ind w:hanging="1191"/>
       </w:pPr>
       <w:r>
+        <w:rPr>
+          <w:noProof/>
+        </w:rPr>
         <w:drawing>
           <wp:inline distT="0" distB="0" distL="0" distR="0" wp14:anchorId="5FED83EE" wp14:editId="0CDE8C77">
             <wp:extent cx="6299835" cy="3642995"/>
@@ -7345,6 +7369,9 @@
         <w:ind w:hanging="1191"/>
       </w:pPr>
       <w:r>
+        <w:rPr>
+          <w:noProof/>
+        </w:rPr>
         <w:drawing>
           <wp:inline distT="0" distB="0" distL="0" distR="0" wp14:anchorId="39687E87" wp14:editId="1C6BEFDA">
             <wp:extent cx="6299835" cy="1316355"/>
@@ -7453,6 +7480,7 @@
       </w:r>
       <w:r>
         <w:rPr>
+          <w:noProof/>
           <w:sz w:val="28"/>
           <w:szCs w:val="28"/>
         </w:rPr>
@@ -7551,12 +7579,6 @@
         <w:gridCol w:w="4260"/>
       </w:tblGrid>
       <w:tr>
-        <w:tblPrEx>
-          <w:tblCellMar>
-            <w:top w:w="0" w:type="dxa"/>
-            <w:bottom w:w="0" w:type="dxa"/>
-          </w:tblCellMar>
-        </w:tblPrEx>
         <w:trPr>
           <w:tblHeader/>
         </w:trPr>
@@ -7743,12 +7765,6 @@
         </w:tc>
       </w:tr>
       <w:tr>
-        <w:tblPrEx>
-          <w:tblCellMar>
-            <w:top w:w="0" w:type="dxa"/>
-            <w:bottom w:w="0" w:type="dxa"/>
-          </w:tblCellMar>
-        </w:tblPrEx>
         <w:tc>
           <w:tcPr>
             <w:tcW w:w="800" w:type="dxa"/>
@@ -7933,12 +7949,6 @@
         </w:tc>
       </w:tr>
       <w:tr>
-        <w:tblPrEx>
-          <w:tblCellMar>
-            <w:top w:w="0" w:type="dxa"/>
-            <w:bottom w:w="0" w:type="dxa"/>
-          </w:tblCellMar>
-        </w:tblPrEx>
         <w:tc>
           <w:tcPr>
             <w:tcW w:w="800" w:type="dxa"/>
@@ -8116,12 +8126,6 @@
         </w:tc>
       </w:tr>
       <w:tr>
-        <w:tblPrEx>
-          <w:tblCellMar>
-            <w:top w:w="0" w:type="dxa"/>
-            <w:bottom w:w="0" w:type="dxa"/>
-          </w:tblCellMar>
-        </w:tblPrEx>
         <w:tc>
           <w:tcPr>
             <w:tcW w:w="800" w:type="dxa"/>
@@ -8292,12 +8296,6 @@
         </w:tc>
       </w:tr>
       <w:tr>
-        <w:tblPrEx>
-          <w:tblCellMar>
-            <w:top w:w="0" w:type="dxa"/>
-            <w:bottom w:w="0" w:type="dxa"/>
-          </w:tblCellMar>
-        </w:tblPrEx>
         <w:tc>
           <w:tcPr>
             <w:tcW w:w="800" w:type="dxa"/>
@@ -8493,12 +8491,6 @@
         </w:tc>
       </w:tr>
       <w:tr>
-        <w:tblPrEx>
-          <w:tblCellMar>
-            <w:top w:w="0" w:type="dxa"/>
-            <w:bottom w:w="0" w:type="dxa"/>
-          </w:tblCellMar>
-        </w:tblPrEx>
         <w:tc>
           <w:tcPr>
             <w:tcW w:w="800" w:type="dxa"/>
@@ -8669,12 +8661,6 @@
         </w:tc>
       </w:tr>
       <w:tr>
-        <w:tblPrEx>
-          <w:tblCellMar>
-            <w:top w:w="0" w:type="dxa"/>
-            <w:bottom w:w="0" w:type="dxa"/>
-          </w:tblCellMar>
-        </w:tblPrEx>
         <w:tc>
           <w:tcPr>
             <w:tcW w:w="800" w:type="dxa"/>
@@ -8877,12 +8863,6 @@
         </w:tc>
       </w:tr>
       <w:tr>
-        <w:tblPrEx>
-          <w:tblCellMar>
-            <w:top w:w="0" w:type="dxa"/>
-            <w:bottom w:w="0" w:type="dxa"/>
-          </w:tblCellMar>
-        </w:tblPrEx>
         <w:tc>
           <w:tcPr>
             <w:tcW w:w="800" w:type="dxa"/>
@@ -9069,12 +9049,6 @@
         </w:tc>
       </w:tr>
       <w:tr>
-        <w:tblPrEx>
-          <w:tblCellMar>
-            <w:top w:w="0" w:type="dxa"/>
-            <w:bottom w:w="0" w:type="dxa"/>
-          </w:tblCellMar>
-        </w:tblPrEx>
         <w:tc>
           <w:tcPr>
             <w:tcW w:w="800" w:type="dxa"/>
@@ -9270,12 +9244,6 @@
         </w:tc>
       </w:tr>
       <w:tr>
-        <w:tblPrEx>
-          <w:tblCellMar>
-            <w:top w:w="0" w:type="dxa"/>
-            <w:bottom w:w="0" w:type="dxa"/>
-          </w:tblCellMar>
-        </w:tblPrEx>
         <w:tc>
           <w:tcPr>
             <w:tcW w:w="800" w:type="dxa"/>
@@ -9471,12 +9439,6 @@
         </w:tc>
       </w:tr>
       <w:tr>
-        <w:tblPrEx>
-          <w:tblCellMar>
-            <w:top w:w="0" w:type="dxa"/>
-            <w:bottom w:w="0" w:type="dxa"/>
-          </w:tblCellMar>
-        </w:tblPrEx>
         <w:tc>
           <w:tcPr>
             <w:tcW w:w="800" w:type="dxa"/>
@@ -9672,12 +9634,6 @@
         </w:tc>
       </w:tr>
       <w:tr>
-        <w:tblPrEx>
-          <w:tblCellMar>
-            <w:top w:w="0" w:type="dxa"/>
-            <w:bottom w:w="0" w:type="dxa"/>
-          </w:tblCellMar>
-        </w:tblPrEx>
         <w:tc>
           <w:tcPr>
             <w:tcW w:w="800" w:type="dxa"/>
@@ -9848,12 +9804,6 @@
         </w:tc>
       </w:tr>
       <w:tr>
-        <w:tblPrEx>
-          <w:tblCellMar>
-            <w:top w:w="0" w:type="dxa"/>
-            <w:bottom w:w="0" w:type="dxa"/>
-          </w:tblCellMar>
-        </w:tblPrEx>
         <w:tc>
           <w:tcPr>
             <w:tcW w:w="800" w:type="dxa"/>
@@ -10024,12 +9974,6 @@
         </w:tc>
       </w:tr>
       <w:tr>
-        <w:tblPrEx>
-          <w:tblCellMar>
-            <w:top w:w="0" w:type="dxa"/>
-            <w:bottom w:w="0" w:type="dxa"/>
-          </w:tblCellMar>
-        </w:tblPrEx>
         <w:tc>
           <w:tcPr>
             <w:tcW w:w="800" w:type="dxa"/>
@@ -10207,12 +10151,6 @@
         </w:tc>
       </w:tr>
       <w:tr>
-        <w:tblPrEx>
-          <w:tblCellMar>
-            <w:top w:w="0" w:type="dxa"/>
-            <w:bottom w:w="0" w:type="dxa"/>
-          </w:tblCellMar>
-        </w:tblPrEx>
         <w:tc>
           <w:tcPr>
             <w:tcW w:w="800" w:type="dxa"/>
@@ -10391,12 +10329,6 @@
         </w:tc>
       </w:tr>
       <w:tr>
-        <w:tblPrEx>
-          <w:tblCellMar>
-            <w:top w:w="0" w:type="dxa"/>
-            <w:bottom w:w="0" w:type="dxa"/>
-          </w:tblCellMar>
-        </w:tblPrEx>
         <w:tc>
           <w:tcPr>
             <w:tcW w:w="800" w:type="dxa"/>
@@ -10592,12 +10524,6 @@
         </w:tc>
       </w:tr>
       <w:tr>
-        <w:tblPrEx>
-          <w:tblCellMar>
-            <w:top w:w="0" w:type="dxa"/>
-            <w:bottom w:w="0" w:type="dxa"/>
-          </w:tblCellMar>
-        </w:tblPrEx>
         <w:tc>
           <w:tcPr>
             <w:tcW w:w="800" w:type="dxa"/>
@@ -10777,12 +10703,6 @@
         </w:tc>
       </w:tr>
       <w:tr>
-        <w:tblPrEx>
-          <w:tblCellMar>
-            <w:top w:w="0" w:type="dxa"/>
-            <w:bottom w:w="0" w:type="dxa"/>
-          </w:tblCellMar>
-        </w:tblPrEx>
         <w:tc>
           <w:tcPr>
             <w:tcW w:w="800" w:type="dxa"/>
@@ -10953,12 +10873,6 @@
         </w:tc>
       </w:tr>
       <w:tr>
-        <w:tblPrEx>
-          <w:tblCellMar>
-            <w:top w:w="0" w:type="dxa"/>
-            <w:bottom w:w="0" w:type="dxa"/>
-          </w:tblCellMar>
-        </w:tblPrEx>
         <w:tc>
           <w:tcPr>
             <w:tcW w:w="800" w:type="dxa"/>
@@ -11138,12 +11052,6 @@
         </w:tc>
       </w:tr>
       <w:tr>
-        <w:tblPrEx>
-          <w:tblCellMar>
-            <w:top w:w="0" w:type="dxa"/>
-            <w:bottom w:w="0" w:type="dxa"/>
-          </w:tblCellMar>
-        </w:tblPrEx>
         <w:tc>
           <w:tcPr>
             <w:tcW w:w="800" w:type="dxa"/>
@@ -11321,12 +11229,6 @@
         </w:tc>
       </w:tr>
       <w:tr>
-        <w:tblPrEx>
-          <w:tblCellMar>
-            <w:top w:w="0" w:type="dxa"/>
-            <w:bottom w:w="0" w:type="dxa"/>
-          </w:tblCellMar>
-        </w:tblPrEx>
         <w:tc>
           <w:tcPr>
             <w:tcW w:w="800" w:type="dxa"/>
@@ -11495,12 +11397,6 @@
         </w:tc>
       </w:tr>
       <w:tr>
-        <w:tblPrEx>
-          <w:tblCellMar>
-            <w:top w:w="0" w:type="dxa"/>
-            <w:bottom w:w="0" w:type="dxa"/>
-          </w:tblCellMar>
-        </w:tblPrEx>
         <w:tc>
           <w:tcPr>
             <w:tcW w:w="800" w:type="dxa"/>
@@ -11696,12 +11592,6 @@
         </w:tc>
       </w:tr>
       <w:tr>
-        <w:tblPrEx>
-          <w:tblCellMar>
-            <w:top w:w="0" w:type="dxa"/>
-            <w:bottom w:w="0" w:type="dxa"/>
-          </w:tblCellMar>
-        </w:tblPrEx>
         <w:tc>
           <w:tcPr>
             <w:tcW w:w="800" w:type="dxa"/>
@@ -11870,12 +11760,6 @@
         </w:tc>
       </w:tr>
       <w:tr>
-        <w:tblPrEx>
-          <w:tblCellMar>
-            <w:top w:w="0" w:type="dxa"/>
-            <w:bottom w:w="0" w:type="dxa"/>
-          </w:tblCellMar>
-        </w:tblPrEx>
         <w:tc>
           <w:tcPr>
             <w:tcW w:w="800" w:type="dxa"/>
@@ -12044,12 +11928,6 @@
         </w:tc>
       </w:tr>
       <w:tr>
-        <w:tblPrEx>
-          <w:tblCellMar>
-            <w:top w:w="0" w:type="dxa"/>
-            <w:bottom w:w="0" w:type="dxa"/>
-          </w:tblCellMar>
-        </w:tblPrEx>
         <w:tc>
           <w:tcPr>
             <w:tcW w:w="800" w:type="dxa"/>
@@ -12227,12 +12105,6 @@
         </w:tc>
       </w:tr>
       <w:tr>
-        <w:tblPrEx>
-          <w:tblCellMar>
-            <w:top w:w="0" w:type="dxa"/>
-            <w:bottom w:w="0" w:type="dxa"/>
-          </w:tblCellMar>
-        </w:tblPrEx>
         <w:tc>
           <w:tcPr>
             <w:tcW w:w="800" w:type="dxa"/>
@@ -12410,12 +12282,6 @@
         </w:tc>
       </w:tr>
       <w:tr>
-        <w:tblPrEx>
-          <w:tblCellMar>
-            <w:top w:w="0" w:type="dxa"/>
-            <w:bottom w:w="0" w:type="dxa"/>
-          </w:tblCellMar>
-        </w:tblPrEx>
         <w:tc>
           <w:tcPr>
             <w:tcW w:w="800" w:type="dxa"/>
@@ -12593,12 +12459,6 @@
         </w:tc>
       </w:tr>
       <w:tr>
-        <w:tblPrEx>
-          <w:tblCellMar>
-            <w:top w:w="0" w:type="dxa"/>
-            <w:bottom w:w="0" w:type="dxa"/>
-          </w:tblCellMar>
-        </w:tblPrEx>
         <w:tc>
           <w:tcPr>
             <w:tcW w:w="800" w:type="dxa"/>
@@ -12776,12 +12636,6 @@
         </w:tc>
       </w:tr>
       <w:tr>
-        <w:tblPrEx>
-          <w:tblCellMar>
-            <w:top w:w="0" w:type="dxa"/>
-            <w:bottom w:w="0" w:type="dxa"/>
-          </w:tblCellMar>
-        </w:tblPrEx>
         <w:tc>
           <w:tcPr>
             <w:tcW w:w="800" w:type="dxa"/>
@@ -12959,12 +12813,6 @@
         </w:tc>
       </w:tr>
       <w:tr>
-        <w:tblPrEx>
-          <w:tblCellMar>
-            <w:top w:w="0" w:type="dxa"/>
-            <w:bottom w:w="0" w:type="dxa"/>
-          </w:tblCellMar>
-        </w:tblPrEx>
         <w:tc>
           <w:tcPr>
             <w:tcW w:w="800" w:type="dxa"/>
@@ -13151,12 +12999,6 @@
         </w:tc>
       </w:tr>
       <w:tr>
-        <w:tblPrEx>
-          <w:tblCellMar>
-            <w:top w:w="0" w:type="dxa"/>
-            <w:bottom w:w="0" w:type="dxa"/>
-          </w:tblCellMar>
-        </w:tblPrEx>
         <w:tc>
           <w:tcPr>
             <w:tcW w:w="800" w:type="dxa"/>
@@ -13343,12 +13185,6 @@
         </w:tc>
       </w:tr>
       <w:tr>
-        <w:tblPrEx>
-          <w:tblCellMar>
-            <w:top w:w="0" w:type="dxa"/>
-            <w:bottom w:w="0" w:type="dxa"/>
-          </w:tblCellMar>
-        </w:tblPrEx>
         <w:tc>
           <w:tcPr>
             <w:tcW w:w="800" w:type="dxa"/>
@@ -13535,12 +13371,6 @@
         </w:tc>
       </w:tr>
       <w:tr>
-        <w:tblPrEx>
-          <w:tblCellMar>
-            <w:top w:w="0" w:type="dxa"/>
-            <w:bottom w:w="0" w:type="dxa"/>
-          </w:tblCellMar>
-        </w:tblPrEx>
         <w:tc>
           <w:tcPr>
             <w:tcW w:w="800" w:type="dxa"/>
@@ -13727,12 +13557,6 @@
         </w:tc>
       </w:tr>
       <w:tr>
-        <w:tblPrEx>
-          <w:tblCellMar>
-            <w:top w:w="0" w:type="dxa"/>
-            <w:bottom w:w="0" w:type="dxa"/>
-          </w:tblCellMar>
-        </w:tblPrEx>
         <w:tc>
           <w:tcPr>
             <w:tcW w:w="800" w:type="dxa"/>
@@ -13910,12 +13734,6 @@
         </w:tc>
       </w:tr>
       <w:tr>
-        <w:tblPrEx>
-          <w:tblCellMar>
-            <w:top w:w="0" w:type="dxa"/>
-            <w:bottom w:w="0" w:type="dxa"/>
-          </w:tblCellMar>
-        </w:tblPrEx>
         <w:tc>
           <w:tcPr>
             <w:tcW w:w="800" w:type="dxa"/>
@@ -14102,12 +13920,6 @@
         </w:tc>
       </w:tr>
       <w:tr>
-        <w:tblPrEx>
-          <w:tblCellMar>
-            <w:top w:w="0" w:type="dxa"/>
-            <w:bottom w:w="0" w:type="dxa"/>
-          </w:tblCellMar>
-        </w:tblPrEx>
         <w:tc>
           <w:tcPr>
             <w:tcW w:w="800" w:type="dxa"/>
@@ -14287,12 +14099,6 @@
         </w:tc>
       </w:tr>
       <w:tr>
-        <w:tblPrEx>
-          <w:tblCellMar>
-            <w:top w:w="0" w:type="dxa"/>
-            <w:bottom w:w="0" w:type="dxa"/>
-          </w:tblCellMar>
-        </w:tblPrEx>
         <w:tc>
           <w:tcPr>
             <w:tcW w:w="800" w:type="dxa"/>
@@ -14479,12 +14285,6 @@
         </w:tc>
       </w:tr>
       <w:tr>
-        <w:tblPrEx>
-          <w:tblCellMar>
-            <w:top w:w="0" w:type="dxa"/>
-            <w:bottom w:w="0" w:type="dxa"/>
-          </w:tblCellMar>
-        </w:tblPrEx>
         <w:tc>
           <w:tcPr>
             <w:tcW w:w="800" w:type="dxa"/>
@@ -14664,12 +14464,6 @@
         </w:tc>
       </w:tr>
       <w:tr>
-        <w:tblPrEx>
-          <w:tblCellMar>
-            <w:top w:w="0" w:type="dxa"/>
-            <w:bottom w:w="0" w:type="dxa"/>
-          </w:tblCellMar>
-        </w:tblPrEx>
         <w:tc>
           <w:tcPr>
             <w:tcW w:w="800" w:type="dxa"/>
@@ -14856,12 +14650,6 @@
         </w:tc>
       </w:tr>
       <w:tr>
-        <w:tblPrEx>
-          <w:tblCellMar>
-            <w:top w:w="0" w:type="dxa"/>
-            <w:bottom w:w="0" w:type="dxa"/>
-          </w:tblCellMar>
-        </w:tblPrEx>
         <w:tc>
           <w:tcPr>
             <w:tcW w:w="800" w:type="dxa"/>
@@ -15039,12 +14827,6 @@
         </w:tc>
       </w:tr>
       <w:tr>
-        <w:tblPrEx>
-          <w:tblCellMar>
-            <w:top w:w="0" w:type="dxa"/>
-            <w:bottom w:w="0" w:type="dxa"/>
-          </w:tblCellMar>
-        </w:tblPrEx>
         <w:tc>
           <w:tcPr>
             <w:tcW w:w="800" w:type="dxa"/>
@@ -15233,12 +15015,6 @@
         </w:tc>
       </w:tr>
       <w:tr>
-        <w:tblPrEx>
-          <w:tblCellMar>
-            <w:top w:w="0" w:type="dxa"/>
-            <w:bottom w:w="0" w:type="dxa"/>
-          </w:tblCellMar>
-        </w:tblPrEx>
         <w:tc>
           <w:tcPr>
             <w:tcW w:w="800" w:type="dxa"/>
@@ -15416,12 +15192,6 @@
         </w:tc>
       </w:tr>
       <w:tr>
-        <w:tblPrEx>
-          <w:tblCellMar>
-            <w:top w:w="0" w:type="dxa"/>
-            <w:bottom w:w="0" w:type="dxa"/>
-          </w:tblCellMar>
-        </w:tblPrEx>
         <w:tc>
           <w:tcPr>
             <w:tcW w:w="800" w:type="dxa"/>
@@ -15599,12 +15369,6 @@
         </w:tc>
       </w:tr>
       <w:tr>
-        <w:tblPrEx>
-          <w:tblCellMar>
-            <w:top w:w="0" w:type="dxa"/>
-            <w:bottom w:w="0" w:type="dxa"/>
-          </w:tblCellMar>
-        </w:tblPrEx>
         <w:tc>
           <w:tcPr>
             <w:tcW w:w="800" w:type="dxa"/>
@@ -15791,12 +15555,6 @@
         </w:tc>
       </w:tr>
       <w:tr>
-        <w:tblPrEx>
-          <w:tblCellMar>
-            <w:top w:w="0" w:type="dxa"/>
-            <w:bottom w:w="0" w:type="dxa"/>
-          </w:tblCellMar>
-        </w:tblPrEx>
         <w:tc>
           <w:tcPr>
             <w:tcW w:w="800" w:type="dxa"/>
@@ -15994,12 +15752,6 @@
         </w:tc>
       </w:tr>
       <w:tr>
-        <w:tblPrEx>
-          <w:tblCellMar>
-            <w:top w:w="0" w:type="dxa"/>
-            <w:bottom w:w="0" w:type="dxa"/>
-          </w:tblCellMar>
-        </w:tblPrEx>
         <w:tc>
           <w:tcPr>
             <w:tcW w:w="800" w:type="dxa"/>
@@ -16197,12 +15949,6 @@
         </w:tc>
       </w:tr>
       <w:tr>
-        <w:tblPrEx>
-          <w:tblCellMar>
-            <w:top w:w="0" w:type="dxa"/>
-            <w:bottom w:w="0" w:type="dxa"/>
-          </w:tblCellMar>
-        </w:tblPrEx>
         <w:tc>
           <w:tcPr>
             <w:tcW w:w="800" w:type="dxa"/>
@@ -16389,12 +16135,6 @@
         </w:tc>
       </w:tr>
       <w:tr>
-        <w:tblPrEx>
-          <w:tblCellMar>
-            <w:top w:w="0" w:type="dxa"/>
-            <w:bottom w:w="0" w:type="dxa"/>
-          </w:tblCellMar>
-        </w:tblPrEx>
         <w:tc>
           <w:tcPr>
             <w:tcW w:w="800" w:type="dxa"/>
@@ -16582,12 +16322,6 @@
         </w:tc>
       </w:tr>
       <w:tr>
-        <w:tblPrEx>
-          <w:tblCellMar>
-            <w:top w:w="0" w:type="dxa"/>
-            <w:bottom w:w="0" w:type="dxa"/>
-          </w:tblCellMar>
-        </w:tblPrEx>
         <w:tc>
           <w:tcPr>
             <w:tcW w:w="800" w:type="dxa"/>
@@ -16776,12 +16510,6 @@
         </w:tc>
       </w:tr>
       <w:tr>
-        <w:tblPrEx>
-          <w:tblCellMar>
-            <w:top w:w="0" w:type="dxa"/>
-            <w:bottom w:w="0" w:type="dxa"/>
-          </w:tblCellMar>
-        </w:tblPrEx>
         <w:tc>
           <w:tcPr>
             <w:tcW w:w="800" w:type="dxa"/>
@@ -16970,12 +16698,6 @@
         </w:tc>
       </w:tr>
       <w:tr>
-        <w:tblPrEx>
-          <w:tblCellMar>
-            <w:top w:w="0" w:type="dxa"/>
-            <w:bottom w:w="0" w:type="dxa"/>
-          </w:tblCellMar>
-        </w:tblPrEx>
         <w:tc>
           <w:tcPr>
             <w:tcW w:w="800" w:type="dxa"/>
@@ -17164,12 +16886,6 @@
         </w:tc>
       </w:tr>
       <w:tr>
-        <w:tblPrEx>
-          <w:tblCellMar>
-            <w:top w:w="0" w:type="dxa"/>
-            <w:bottom w:w="0" w:type="dxa"/>
-          </w:tblCellMar>
-        </w:tblPrEx>
         <w:tc>
           <w:tcPr>
             <w:tcW w:w="800" w:type="dxa"/>
@@ -17347,12 +17063,6 @@
         </w:tc>
       </w:tr>
       <w:tr>
-        <w:tblPrEx>
-          <w:tblCellMar>
-            <w:top w:w="0" w:type="dxa"/>
-            <w:bottom w:w="0" w:type="dxa"/>
-          </w:tblCellMar>
-        </w:tblPrEx>
         <w:tc>
           <w:tcPr>
             <w:tcW w:w="800" w:type="dxa"/>
@@ -17541,12 +17251,6 @@
         </w:tc>
       </w:tr>
       <w:tr>
-        <w:tblPrEx>
-          <w:tblCellMar>
-            <w:top w:w="0" w:type="dxa"/>
-            <w:bottom w:w="0" w:type="dxa"/>
-          </w:tblCellMar>
-        </w:tblPrEx>
         <w:tc>
           <w:tcPr>
             <w:tcW w:w="800" w:type="dxa"/>
@@ -17735,12 +17439,6 @@
         </w:tc>
       </w:tr>
       <w:tr>
-        <w:tblPrEx>
-          <w:tblCellMar>
-            <w:top w:w="0" w:type="dxa"/>
-            <w:bottom w:w="0" w:type="dxa"/>
-          </w:tblCellMar>
-        </w:tblPrEx>
         <w:tc>
           <w:tcPr>
             <w:tcW w:w="800" w:type="dxa"/>
@@ -17929,12 +17627,6 @@
         </w:tc>
       </w:tr>
       <w:tr>
-        <w:tblPrEx>
-          <w:tblCellMar>
-            <w:top w:w="0" w:type="dxa"/>
-            <w:bottom w:w="0" w:type="dxa"/>
-          </w:tblCellMar>
-        </w:tblPrEx>
         <w:tc>
           <w:tcPr>
             <w:tcW w:w="800" w:type="dxa"/>
@@ -18123,12 +17815,6 @@
         </w:tc>
       </w:tr>
       <w:tr>
-        <w:tblPrEx>
-          <w:tblCellMar>
-            <w:top w:w="0" w:type="dxa"/>
-            <w:bottom w:w="0" w:type="dxa"/>
-          </w:tblCellMar>
-        </w:tblPrEx>
         <w:tc>
           <w:tcPr>
             <w:tcW w:w="800" w:type="dxa"/>
@@ -18315,12 +18001,6 @@
         </w:tc>
       </w:tr>
       <w:tr>
-        <w:tblPrEx>
-          <w:tblCellMar>
-            <w:top w:w="0" w:type="dxa"/>
-            <w:bottom w:w="0" w:type="dxa"/>
-          </w:tblCellMar>
-        </w:tblPrEx>
         <w:tc>
           <w:tcPr>
             <w:tcW w:w="800" w:type="dxa"/>
@@ -18498,12 +18178,6 @@
         </w:tc>
       </w:tr>
       <w:tr>
-        <w:tblPrEx>
-          <w:tblCellMar>
-            <w:top w:w="0" w:type="dxa"/>
-            <w:bottom w:w="0" w:type="dxa"/>
-          </w:tblCellMar>
-        </w:tblPrEx>
         <w:tc>
           <w:tcPr>
             <w:tcW w:w="800" w:type="dxa"/>
@@ -18681,12 +18355,6 @@
         </w:tc>
       </w:tr>
       <w:tr>
-        <w:tblPrEx>
-          <w:tblCellMar>
-            <w:top w:w="0" w:type="dxa"/>
-            <w:bottom w:w="0" w:type="dxa"/>
-          </w:tblCellMar>
-        </w:tblPrEx>
         <w:tc>
           <w:tcPr>
             <w:tcW w:w="800" w:type="dxa"/>
@@ -18866,12 +18534,6 @@
         </w:tc>
       </w:tr>
       <w:tr>
-        <w:tblPrEx>
-          <w:tblCellMar>
-            <w:top w:w="0" w:type="dxa"/>
-            <w:bottom w:w="0" w:type="dxa"/>
-          </w:tblCellMar>
-        </w:tblPrEx>
         <w:tc>
           <w:tcPr>
             <w:tcW w:w="800" w:type="dxa"/>
@@ -19051,12 +18713,6 @@
         </w:tc>
       </w:tr>
       <w:tr>
-        <w:tblPrEx>
-          <w:tblCellMar>
-            <w:top w:w="0" w:type="dxa"/>
-            <w:bottom w:w="0" w:type="dxa"/>
-          </w:tblCellMar>
-        </w:tblPrEx>
         <w:tc>
           <w:tcPr>
             <w:tcW w:w="800" w:type="dxa"/>
@@ -19245,12 +18901,6 @@
         </w:tc>
       </w:tr>
       <w:tr>
-        <w:tblPrEx>
-          <w:tblCellMar>
-            <w:top w:w="0" w:type="dxa"/>
-            <w:bottom w:w="0" w:type="dxa"/>
-          </w:tblCellMar>
-        </w:tblPrEx>
         <w:tc>
           <w:tcPr>
             <w:tcW w:w="800" w:type="dxa"/>
@@ -19439,12 +19089,6 @@
         </w:tc>
       </w:tr>
       <w:tr>
-        <w:tblPrEx>
-          <w:tblCellMar>
-            <w:top w:w="0" w:type="dxa"/>
-            <w:bottom w:w="0" w:type="dxa"/>
-          </w:tblCellMar>
-        </w:tblPrEx>
         <w:tc>
           <w:tcPr>
             <w:tcW w:w="800" w:type="dxa"/>
@@ -19640,12 +19284,6 @@
         </w:tc>
       </w:tr>
       <w:tr>
-        <w:tblPrEx>
-          <w:tblCellMar>
-            <w:top w:w="0" w:type="dxa"/>
-            <w:bottom w:w="0" w:type="dxa"/>
-          </w:tblCellMar>
-        </w:tblPrEx>
         <w:tc>
           <w:tcPr>
             <w:tcW w:w="800" w:type="dxa"/>
@@ -19825,12 +19463,6 @@
         </w:tc>
       </w:tr>
       <w:tr>
-        <w:tblPrEx>
-          <w:tblCellMar>
-            <w:top w:w="0" w:type="dxa"/>
-            <w:bottom w:w="0" w:type="dxa"/>
-          </w:tblCellMar>
-        </w:tblPrEx>
         <w:tc>
           <w:tcPr>
             <w:tcW w:w="800" w:type="dxa"/>
@@ -20017,12 +19649,6 @@
         </w:tc>
       </w:tr>
       <w:tr>
-        <w:tblPrEx>
-          <w:tblCellMar>
-            <w:top w:w="0" w:type="dxa"/>
-            <w:bottom w:w="0" w:type="dxa"/>
-          </w:tblCellMar>
-        </w:tblPrEx>
         <w:tc>
           <w:tcPr>
             <w:tcW w:w="800" w:type="dxa"/>
@@ -20209,12 +19835,6 @@
         </w:tc>
       </w:tr>
       <w:tr>
-        <w:tblPrEx>
-          <w:tblCellMar>
-            <w:top w:w="0" w:type="dxa"/>
-            <w:bottom w:w="0" w:type="dxa"/>
-          </w:tblCellMar>
-        </w:tblPrEx>
         <w:tc>
           <w:tcPr>
             <w:tcW w:w="800" w:type="dxa"/>
@@ -20401,12 +20021,6 @@
         </w:tc>
       </w:tr>
       <w:tr>
-        <w:tblPrEx>
-          <w:tblCellMar>
-            <w:top w:w="0" w:type="dxa"/>
-            <w:bottom w:w="0" w:type="dxa"/>
-          </w:tblCellMar>
-        </w:tblPrEx>
         <w:tc>
           <w:tcPr>
             <w:tcW w:w="800" w:type="dxa"/>
@@ -20570,6 +20184,18 @@
           <w:sz w:val="14"/>
           <w:szCs w:val="14"/>
         </w:rPr>
+      </w:pPr>
+    </w:p>
+    <w:p>
+      <w:pPr>
+        <w:pStyle w:val="normal1"/>
+        <w:ind w:left="-426" w:firstLine="426"/>
+      </w:pPr>
+    </w:p>
+    <w:p>
+      <w:pPr>
+        <w:pStyle w:val="normal1"/>
+        <w:ind w:left="-426" w:firstLine="426"/>
       </w:pPr>
     </w:p>
     <w:p>
@@ -21146,21 +20772,11 @@
           <w:r>
             <w:t xml:space="preserve"> | </w:t>
           </w:r>
-          <w:r>
-            <w:fldChar w:fldCharType="begin"/>
-          </w:r>
-          <w:r>
-            <w:instrText xml:space="preserve"> NUMPAGES </w:instrText>
-          </w:r>
-          <w:r>
-            <w:fldChar w:fldCharType="separate"/>
-          </w:r>
-          <w:r>
-            <w:t>4</w:t>
-          </w:r>
-          <w:r>
-            <w:fldChar w:fldCharType="end"/>
-          </w:r>
+          <w:fldSimple w:instr=" NUMPAGES ">
+            <w:r>
+              <w:t>4</w:t>
+            </w:r>
+          </w:fldSimple>
         </w:p>
       </w:tc>
     </w:tr>
@@ -21792,21 +21408,11 @@
           <w:r>
             <w:t xml:space="preserve"> | </w:t>
           </w:r>
-          <w:r>
-            <w:fldChar w:fldCharType="begin"/>
-          </w:r>
-          <w:r>
-            <w:instrText xml:space="preserve"> NUMPAGES </w:instrText>
-          </w:r>
-          <w:r>
-            <w:fldChar w:fldCharType="separate"/>
-          </w:r>
-          <w:r>
-            <w:t>4</w:t>
-          </w:r>
-          <w:r>
-            <w:fldChar w:fldCharType="end"/>
-          </w:r>
+          <w:fldSimple w:instr=" NUMPAGES ">
+            <w:r>
+              <w:t>4</w:t>
+            </w:r>
+          </w:fldSimple>
         </w:p>
       </w:tc>
     </w:tr>
@@ -26976,6 +26582,7 @@
   <w:style w:type="character" w:default="1" w:styleId="Fuentedeprrafopredeter">
     <w:name w:val="Default Paragraph Font"/>
     <w:uiPriority w:val="1"/>
+    <w:semiHidden/>
     <w:unhideWhenUsed/>
   </w:style>
   <w:style w:type="table" w:default="1" w:styleId="Tablanormal">

--- a/PREPROYECTO DAW  ABRIL-JUNIO 2026 (1).docx
+++ b/PREPROYECTO DAW  ABRIL-JUNIO 2026 (1).docx
@@ -2696,15 +2696,7 @@
         <w:pStyle w:val="normal1"/>
       </w:pPr>
       <w:r>
-        <w:t>La vista de inicio mostrará información relativa a la librería, localización, logo, opciones de contacto</w:t>
-      </w:r>
-      <w:proofErr w:type="gramStart"/>
-      <w:r>
-        <w:t>… ,</w:t>
-      </w:r>
-      <w:proofErr w:type="gramEnd"/>
-      <w:r>
-        <w:t xml:space="preserve"> y los últimos 5 títulos añadidos además de un acceso a una vista de búsqueda y a la vista de administración protegida.</w:t>
+        <w:t>La vista de inicio mostrará información relativa a la librería, localización, logo, opciones de contacto… , y los últimos 5 títulos añadidos además de un acceso a una vista de búsqueda y a la vista de administración protegida.</w:t>
       </w:r>
     </w:p>
     <w:p>
@@ -4598,15 +4590,7 @@
         <w:t>editorial</w:t>
       </w:r>
       <w:r>
-        <w:t xml:space="preserve"> - Cada libro tiene una única editorial. Relación </w:t>
-      </w:r>
-      <w:proofErr w:type="gramStart"/>
-      <w:r>
-        <w:t>1:N</w:t>
-      </w:r>
-      <w:proofErr w:type="gramEnd"/>
-      <w:r>
-        <w:t xml:space="preserve"> entre editorial y libro.</w:t>
+        <w:t xml:space="preserve"> - Cada libro tiene una única editorial. Relación 1:N entre editorial y libro.</w:t>
       </w:r>
     </w:p>
     <w:p>
@@ -4625,13 +4609,8 @@
         <w:t>autor</w:t>
       </w:r>
       <w:r>
-        <w:t xml:space="preserve"> - Un libro puede tener varios autores y un autor puede haber escrito varios libros. Relación </w:t>
-      </w:r>
-      <w:proofErr w:type="gramStart"/>
-      <w:r>
-        <w:t>N:M.</w:t>
-      </w:r>
-      <w:proofErr w:type="gramEnd"/>
+        <w:t xml:space="preserve"> - Un libro puede tener varios autores y un autor puede haber escrito varios libros. Relación N:M.</w:t>
+      </w:r>
     </w:p>
     <w:p>
       <w:pPr>
@@ -4651,13 +4630,8 @@
       </w:r>
       <w:proofErr w:type="spellEnd"/>
       <w:r>
-        <w:t xml:space="preserve"> - Un libro puede pertenecer a varias categorías. Relación </w:t>
-      </w:r>
-      <w:proofErr w:type="gramStart"/>
-      <w:r>
-        <w:t>N:M.</w:t>
-      </w:r>
-      <w:proofErr w:type="gramEnd"/>
+        <w:t xml:space="preserve"> - Un libro puede pertenecer a varias categorías. Relación N:M.</w:t>
+      </w:r>
     </w:p>
     <w:p>
       <w:pPr>
@@ -5145,15 +5119,7 @@
       </w:r>
       <w:proofErr w:type="gramEnd"/>
       <w:r>
-        <w:t xml:space="preserve"> del JSON se ignoran gracias a la anotación @</w:t>
-      </w:r>
-      <w:proofErr w:type="gramStart"/>
-      <w:r>
-        <w:t>JsonIgnoreProperties(</w:t>
-      </w:r>
-      <w:proofErr w:type="gramEnd"/>
-      <w:r>
-        <w:t>ignoreUnknown = true).</w:t>
+        <w:t xml:space="preserve"> del JSON se ignoran gracias a la anotación @JsonIgnoreProperties(ignoreUnknown = true).</w:t>
       </w:r>
     </w:p>
     <w:p>
@@ -5507,32 +5473,26 @@
         <w:t xml:space="preserve">, </w:t>
       </w:r>
       <w:proofErr w:type="spellStart"/>
-      <w:proofErr w:type="gramStart"/>
       <w:r>
         <w:t>th:each</w:t>
       </w:r>
       <w:proofErr w:type="spellEnd"/>
-      <w:proofErr w:type="gramEnd"/>
       <w:r>
         <w:t xml:space="preserve">, </w:t>
       </w:r>
       <w:proofErr w:type="spellStart"/>
-      <w:proofErr w:type="gramStart"/>
       <w:r>
         <w:t>th:if</w:t>
       </w:r>
       <w:proofErr w:type="spellEnd"/>
-      <w:proofErr w:type="gramEnd"/>
       <w:r>
         <w:t xml:space="preserve"> o </w:t>
       </w:r>
       <w:proofErr w:type="spellStart"/>
-      <w:proofErr w:type="gramStart"/>
       <w:r>
         <w:t>th:href</w:t>
       </w:r>
       <w:proofErr w:type="spellEnd"/>
-      <w:proofErr w:type="gramEnd"/>
       <w:r>
         <w:t>.</w:t>
       </w:r>
@@ -5631,25 +5591,14 @@
         <w:t xml:space="preserve"> - Vista de detalle de un libro individual. Se muestra al hacer clic sobre cualquier tarjeta de libro desde la página de inicio o la de búsqueda. Incluye toda la información disponible: portada en tamaño grande, título, autores, editorial, fecha de publicación, ISBN, categorías y sinopsis. En la parte superior aparece un banner que indica si el libro está en stock (verde) o no (rojo). </w:t>
       </w:r>
       <w:r>
-        <w:rPr>
-          <w:highlight w:val="yellow"/>
-        </w:rPr>
         <w:t xml:space="preserve">El botón "Volver" utiliza </w:t>
       </w:r>
       <w:proofErr w:type="spellStart"/>
-      <w:proofErr w:type="gramStart"/>
-      <w:r>
-        <w:rPr>
-          <w:highlight w:val="yellow"/>
-        </w:rPr>
+      <w:r>
         <w:t>history.back</w:t>
       </w:r>
       <w:proofErr w:type="spellEnd"/>
-      <w:proofErr w:type="gramEnd"/>
-      <w:r>
-        <w:rPr>
-          <w:highlight w:val="yellow"/>
-        </w:rPr>
+      <w:r>
         <w:t>() de JavaScript para regresar a la página anterior, preservando los parámetros de búsqueda si los hubiera</w:t>
       </w:r>
       <w:r>
@@ -6181,18 +6130,13 @@
       </w:r>
       <w:proofErr w:type="spellEnd"/>
       <w:r>
-        <w:t>(</w:t>
-      </w:r>
-      <w:proofErr w:type="gramStart"/>
-      <w:r>
-        <w:t>).</w:t>
+        <w:t>().</w:t>
       </w:r>
       <w:proofErr w:type="spellStart"/>
       <w:r>
         <w:t>thenReturn</w:t>
       </w:r>
       <w:proofErr w:type="spellEnd"/>
-      <w:proofErr w:type="gramEnd"/>
       <w:r>
         <w:t>(). Los casos cubiertos son:</w:t>
       </w:r>
@@ -20215,7 +20159,7 @@
       <w:pgMar w:top="1134" w:right="851" w:bottom="1134" w:left="993" w:header="709" w:footer="709" w:gutter="0"/>
       <w:cols w:space="720"/>
       <w:formProt w:val="0"/>
-      <w:docGrid w:linePitch="100"/>
+      <w:docGrid w:linePitch="245"/>
     </w:sectPr>
   </w:body>
 </w:document>
@@ -20505,6 +20449,69 @@
       <w:spacing w:after="0" w:line="276" w:lineRule="auto"/>
       <w:ind w:left="0" w:firstLine="0"/>
     </w:pPr>
+    <w:r>
+      <w:rPr>
+        <w:noProof/>
+      </w:rPr>
+      <w:drawing>
+        <wp:anchor distT="0" distB="0" distL="114300" distR="114300" simplePos="0" relativeHeight="251659264" behindDoc="0" locked="0" layoutInCell="1" allowOverlap="1" wp14:anchorId="07C65240" wp14:editId="11E58DCC">
+          <wp:simplePos x="0" y="0"/>
+          <wp:positionH relativeFrom="column">
+            <wp:posOffset>137160</wp:posOffset>
+          </wp:positionH>
+          <wp:positionV relativeFrom="paragraph">
+            <wp:posOffset>168910</wp:posOffset>
+          </wp:positionV>
+          <wp:extent cx="1029335" cy="427990"/>
+          <wp:effectExtent l="0" t="0" r="0" b="0"/>
+          <wp:wrapNone/>
+          <wp:docPr id="1" name="image1.png"/>
+          <wp:cNvGraphicFramePr>
+            <a:graphicFrameLocks xmlns:a="http://schemas.openxmlformats.org/drawingml/2006/main" noChangeAspect="1"/>
+          </wp:cNvGraphicFramePr>
+          <a:graphic xmlns:a="http://schemas.openxmlformats.org/drawingml/2006/main">
+            <a:graphicData uri="http://schemas.openxmlformats.org/drawingml/2006/picture">
+              <pic:pic xmlns:pic="http://schemas.openxmlformats.org/drawingml/2006/picture">
+                <pic:nvPicPr>
+                  <pic:cNvPr id="1" name="image1.png"/>
+                  <pic:cNvPicPr>
+                    <a:picLocks noChangeAspect="1" noChangeArrowheads="1"/>
+                  </pic:cNvPicPr>
+                </pic:nvPicPr>
+                <pic:blipFill>
+                  <a:blip r:embed="rId1">
+                    <a:extLst>
+                      <a:ext uri="{28A0092B-C50C-407E-A947-70E740481C1C}">
+                        <a14:useLocalDpi xmlns:a14="http://schemas.microsoft.com/office/drawing/2010/main" val="0"/>
+                      </a:ext>
+                    </a:extLst>
+                  </a:blip>
+                  <a:stretch>
+                    <a:fillRect/>
+                  </a:stretch>
+                </pic:blipFill>
+                <pic:spPr bwMode="auto">
+                  <a:xfrm>
+                    <a:off x="0" y="0"/>
+                    <a:ext cx="1029335" cy="427990"/>
+                  </a:xfrm>
+                  <a:prstGeom prst="rect">
+                    <a:avLst/>
+                  </a:prstGeom>
+                  <a:noFill/>
+                </pic:spPr>
+              </pic:pic>
+            </a:graphicData>
+          </a:graphic>
+          <wp14:sizeRelH relativeFrom="margin">
+            <wp14:pctWidth>0</wp14:pctWidth>
+          </wp14:sizeRelH>
+          <wp14:sizeRelV relativeFrom="margin">
+            <wp14:pctHeight>0</wp14:pctHeight>
+          </wp14:sizeRelV>
+        </wp:anchor>
+      </w:drawing>
+    </w:r>
   </w:p>
   <w:tbl>
     <w:tblPr>
@@ -20548,49 +20555,6 @@
             <w:spacing w:after="0"/>
             <w:ind w:left="0" w:firstLine="0"/>
           </w:pPr>
-          <w:r>
-            <w:rPr>
-              <w:noProof/>
-            </w:rPr>
-            <w:drawing>
-              <wp:inline distT="0" distB="0" distL="0" distR="0" wp14:anchorId="07C65240" wp14:editId="5E4E20DD">
-                <wp:extent cx="1029335" cy="427990"/>
-                <wp:effectExtent l="0" t="0" r="0" b="0"/>
-                <wp:docPr id="1" name="image1.png"/>
-                <wp:cNvGraphicFramePr>
-                  <a:graphicFrameLocks xmlns:a="http://schemas.openxmlformats.org/drawingml/2006/main" noChangeAspect="1"/>
-                </wp:cNvGraphicFramePr>
-                <a:graphic xmlns:a="http://schemas.openxmlformats.org/drawingml/2006/main">
-                  <a:graphicData uri="http://schemas.openxmlformats.org/drawingml/2006/picture">
-                    <pic:pic xmlns:pic="http://schemas.openxmlformats.org/drawingml/2006/picture">
-                      <pic:nvPicPr>
-                        <pic:cNvPr id="1" name="image1.png"/>
-                        <pic:cNvPicPr>
-                          <a:picLocks noChangeAspect="1" noChangeArrowheads="1"/>
-                        </pic:cNvPicPr>
-                      </pic:nvPicPr>
-                      <pic:blipFill>
-                        <a:blip r:embed="rId1"/>
-                        <a:stretch>
-                          <a:fillRect/>
-                        </a:stretch>
-                      </pic:blipFill>
-                      <pic:spPr bwMode="auto">
-                        <a:xfrm>
-                          <a:off x="0" y="0"/>
-                          <a:ext cx="1029335" cy="427990"/>
-                        </a:xfrm>
-                        <a:prstGeom prst="rect">
-                          <a:avLst/>
-                        </a:prstGeom>
-                        <a:noFill/>
-                      </pic:spPr>
-                    </pic:pic>
-                  </a:graphicData>
-                </a:graphic>
-              </wp:inline>
-            </w:drawing>
-          </w:r>
         </w:p>
       </w:tc>
       <w:tc>
@@ -20772,11 +20736,21 @@
           <w:r>
             <w:t xml:space="preserve"> | </w:t>
           </w:r>
-          <w:fldSimple w:instr=" NUMPAGES ">
-            <w:r>
-              <w:t>4</w:t>
-            </w:r>
-          </w:fldSimple>
+          <w:r>
+            <w:fldChar w:fldCharType="begin"/>
+          </w:r>
+          <w:r>
+            <w:instrText xml:space="preserve"> NUMPAGES </w:instrText>
+          </w:r>
+          <w:r>
+            <w:fldChar w:fldCharType="separate"/>
+          </w:r>
+          <w:r>
+            <w:t>4</w:t>
+          </w:r>
+          <w:r>
+            <w:fldChar w:fldCharType="end"/>
+          </w:r>
         </w:p>
       </w:tc>
     </w:tr>
@@ -21408,11 +21382,21 @@
           <w:r>
             <w:t xml:space="preserve"> | </w:t>
           </w:r>
-          <w:fldSimple w:instr=" NUMPAGES ">
-            <w:r>
-              <w:t>4</w:t>
-            </w:r>
-          </w:fldSimple>
+          <w:r>
+            <w:fldChar w:fldCharType="begin"/>
+          </w:r>
+          <w:r>
+            <w:instrText xml:space="preserve"> NUMPAGES </w:instrText>
+          </w:r>
+          <w:r>
+            <w:fldChar w:fldCharType="separate"/>
+          </w:r>
+          <w:r>
+            <w:t>4</w:t>
+          </w:r>
+          <w:r>
+            <w:fldChar w:fldCharType="end"/>
+          </w:r>
         </w:p>
       </w:tc>
     </w:tr>
@@ -21787,6 +21771,69 @@
       <w:spacing w:after="0" w:line="276" w:lineRule="auto"/>
       <w:ind w:left="0" w:firstLine="0"/>
     </w:pPr>
+    <w:r>
+      <w:rPr>
+        <w:noProof/>
+      </w:rPr>
+      <w:drawing>
+        <wp:anchor distT="0" distB="0" distL="114300" distR="114300" simplePos="0" relativeHeight="251658240" behindDoc="0" locked="0" layoutInCell="1" allowOverlap="1" wp14:anchorId="117DB429" wp14:editId="58B4EE29">
+          <wp:simplePos x="0" y="0"/>
+          <wp:positionH relativeFrom="column">
+            <wp:posOffset>169545</wp:posOffset>
+          </wp:positionH>
+          <wp:positionV relativeFrom="paragraph">
+            <wp:posOffset>159385</wp:posOffset>
+          </wp:positionV>
+          <wp:extent cx="1029335" cy="427990"/>
+          <wp:effectExtent l="0" t="0" r="0" b="0"/>
+          <wp:wrapNone/>
+          <wp:docPr id="1633307022" name="Imagen2"/>
+          <wp:cNvGraphicFramePr>
+            <a:graphicFrameLocks xmlns:a="http://schemas.openxmlformats.org/drawingml/2006/main" noChangeAspect="1"/>
+          </wp:cNvGraphicFramePr>
+          <a:graphic xmlns:a="http://schemas.openxmlformats.org/drawingml/2006/main">
+            <a:graphicData uri="http://schemas.openxmlformats.org/drawingml/2006/picture">
+              <pic:pic xmlns:pic="http://schemas.openxmlformats.org/drawingml/2006/picture">
+                <pic:nvPicPr>
+                  <pic:cNvPr id="3" name="Imagen2"/>
+                  <pic:cNvPicPr>
+                    <a:picLocks noChangeAspect="1" noChangeArrowheads="1"/>
+                  </pic:cNvPicPr>
+                </pic:nvPicPr>
+                <pic:blipFill>
+                  <a:blip r:embed="rId1">
+                    <a:extLst>
+                      <a:ext uri="{28A0092B-C50C-407E-A947-70E740481C1C}">
+                        <a14:useLocalDpi xmlns:a14="http://schemas.microsoft.com/office/drawing/2010/main" val="0"/>
+                      </a:ext>
+                    </a:extLst>
+                  </a:blip>
+                  <a:stretch>
+                    <a:fillRect/>
+                  </a:stretch>
+                </pic:blipFill>
+                <pic:spPr bwMode="auto">
+                  <a:xfrm>
+                    <a:off x="0" y="0"/>
+                    <a:ext cx="1029335" cy="427990"/>
+                  </a:xfrm>
+                  <a:prstGeom prst="rect">
+                    <a:avLst/>
+                  </a:prstGeom>
+                  <a:noFill/>
+                </pic:spPr>
+              </pic:pic>
+            </a:graphicData>
+          </a:graphic>
+          <wp14:sizeRelH relativeFrom="margin">
+            <wp14:pctWidth>0</wp14:pctWidth>
+          </wp14:sizeRelH>
+          <wp14:sizeRelV relativeFrom="margin">
+            <wp14:pctHeight>0</wp14:pctHeight>
+          </wp14:sizeRelV>
+        </wp:anchor>
+      </w:drawing>
+    </w:r>
   </w:p>
   <w:tbl>
     <w:tblPr>
@@ -21828,51 +21875,8 @@
               <w:tab w:val="right" w:pos="10800"/>
             </w:tabs>
             <w:spacing w:after="0"/>
-            <w:ind w:left="0" w:firstLine="0"/>
+            <w:ind w:left="-1224" w:firstLine="0"/>
           </w:pPr>
-          <w:r>
-            <w:rPr>
-              <w:noProof/>
-            </w:rPr>
-            <w:drawing>
-              <wp:inline distT="0" distB="0" distL="0" distR="0" wp14:anchorId="117DB429" wp14:editId="1E753A33">
-                <wp:extent cx="1029335" cy="427990"/>
-                <wp:effectExtent l="0" t="0" r="0" b="0"/>
-                <wp:docPr id="1633307022" name="Imagen2"/>
-                <wp:cNvGraphicFramePr>
-                  <a:graphicFrameLocks xmlns:a="http://schemas.openxmlformats.org/drawingml/2006/main" noChangeAspect="1"/>
-                </wp:cNvGraphicFramePr>
-                <a:graphic xmlns:a="http://schemas.openxmlformats.org/drawingml/2006/main">
-                  <a:graphicData uri="http://schemas.openxmlformats.org/drawingml/2006/picture">
-                    <pic:pic xmlns:pic="http://schemas.openxmlformats.org/drawingml/2006/picture">
-                      <pic:nvPicPr>
-                        <pic:cNvPr id="3" name="Imagen2"/>
-                        <pic:cNvPicPr>
-                          <a:picLocks noChangeAspect="1" noChangeArrowheads="1"/>
-                        </pic:cNvPicPr>
-                      </pic:nvPicPr>
-                      <pic:blipFill>
-                        <a:blip r:embed="rId1"/>
-                        <a:stretch>
-                          <a:fillRect/>
-                        </a:stretch>
-                      </pic:blipFill>
-                      <pic:spPr bwMode="auto">
-                        <a:xfrm>
-                          <a:off x="0" y="0"/>
-                          <a:ext cx="1029335" cy="427990"/>
-                        </a:xfrm>
-                        <a:prstGeom prst="rect">
-                          <a:avLst/>
-                        </a:prstGeom>
-                        <a:noFill/>
-                      </pic:spPr>
-                    </pic:pic>
-                  </a:graphicData>
-                </a:graphic>
-              </wp:inline>
-            </w:drawing>
-          </w:r>
         </w:p>
       </w:tc>
       <w:tc>
